--- a/downloads/student/ai-2-week-01.docx
+++ b/downloads/student/ai-2-week-01.docx
@@ -2034,6 +2034,16 @@
     <w:p>
       <w:r>
         <w:t>These statements count supplied books; they do not validate input types or infer stock from measurements.</w:t>
+      </w:r>
+    </w:p>
+    <w:p>
+      <w:r>
+        <w:t>Read the labelled picture: If print(total) moves before total=total+2, what gets printed for the original input?</w:t>
+      </w:r>
+    </w:p>
+    <w:p>
+      <w:r>
+        <w:t>Change one thing: Set boxes=0, keeping the two loose books. Predict the result before checking the explanation. What remains the same?</w:t>
       </w:r>
     </w:p>
     <w:p>
@@ -4083,6 +4093,187 @@
     <w:p>
       <w:r>
         <w:t>Attempt the independent case before hints. Record whether you worked alone, used a hint or followed a model. After feedback, fix the first unsupported step and explain why it changed. A later check uses a changed case, not a copied answer.</w:t>
+      </w:r>
+    </w:p>
+    <w:p>
+      <w:pPr>
+        <w:pStyle w:val="Heading1"/>
+      </w:pPr>
+      <w:r>
+        <w:t>15. Your lesson route</w:t>
+      </w:r>
+    </w:p>
+    <w:p>
+      <w:r>
+        <w:t>Start with this question: A fictional book-box counter has three boxes with five books each and two loose books.</w:t>
+      </w:r>
+    </w:p>
+    <w:tbl>
+      <w:tblPr>
+        <w:tblStyle w:val="LightShading-Accent1"/>
+        <w:tblW w:type="auto" w:w="0"/>
+        <w:tblLook w:firstColumn="1" w:firstRow="1" w:lastColumn="0" w:lastRow="0" w:noHBand="0" w:noVBand="1" w:val="04A0"/>
+      </w:tblPr>
+      <w:tblGrid>
+        <w:gridCol w:w="5112"/>
+        <w:gridCol w:w="5112"/>
+      </w:tblGrid>
+      <w:tr>
+        <w:trPr>
+          <w:tblHeader/>
+        </w:trPr>
+        <w:tc>
+          <w:tcPr>
+            <w:tcW w:type="dxa" w:w="5112"/>
+          </w:tcPr>
+          <w:p>
+            <w:r>
+              <w:t>By the end, I can</w:t>
+            </w:r>
+          </w:p>
+        </w:tc>
+        <w:tc>
+          <w:tcPr>
+            <w:tcW w:type="dxa" w:w="5112"/>
+          </w:tcPr>
+          <w:p>
+            <w:r>
+              <w:t>How I will show it</w:t>
+            </w:r>
+          </w:p>
+        </w:tc>
+      </w:tr>
+      <w:tr>
+        <w:tc>
+          <w:tcPr>
+            <w:tcW w:type="dxa" w:w="5112"/>
+          </w:tcPr>
+          <w:p>
+            <w:r>
+              <w:t>Translate a short paper calculation into a Python script</w:t>
+            </w:r>
+          </w:p>
+        </w:tc>
+        <w:tc>
+          <w:tcPr>
+            <w:tcW w:type="dxa" w:w="5112"/>
+          </w:tcPr>
+          <w:p>
+            <w:r>
+              <w:t>Explain the deciding step, show a trace or test, and state one limit.</w:t>
+            </w:r>
+          </w:p>
+        </w:tc>
+      </w:tr>
+      <w:tr>
+        <w:tc>
+          <w:tcPr>
+            <w:tcW w:type="dxa" w:w="5112"/>
+          </w:tcPr>
+          <w:p>
+            <w:r>
+              <w:t>Predict and explain the order of executed statements</w:t>
+            </w:r>
+          </w:p>
+        </w:tc>
+        <w:tc>
+          <w:tcPr>
+            <w:tcW w:type="dxa" w:w="5112"/>
+          </w:tcPr>
+          <w:p>
+            <w:r>
+              <w:t>Explain the deciding step, show a trace or test, and state one limit.</w:t>
+            </w:r>
+          </w:p>
+        </w:tc>
+      </w:tr>
+      <w:tr>
+        <w:tc>
+          <w:tcPr>
+            <w:tcW w:type="dxa" w:w="5112"/>
+          </w:tcPr>
+          <w:p>
+            <w:r>
+              <w:t>Keep expected and observed output separate when checking a program</w:t>
+            </w:r>
+          </w:p>
+        </w:tc>
+        <w:tc>
+          <w:tcPr>
+            <w:tcW w:type="dxa" w:w="5112"/>
+          </w:tcPr>
+          <w:p>
+            <w:r>
+              <w:t>Explain the deciding step, show a trace or test, and state one limit.</w:t>
+            </w:r>
+          </w:p>
+        </w:tc>
+      </w:tr>
+    </w:tbl>
+    <w:p>
+      <w:r>
+        <w:t>Remember → watch and explain → try with help → investigate → try independently → keep project evidence. Your teacher may spread this lesson across several classes.</w:t>
+      </w:r>
+    </w:p>
+    <w:p>
+      <w:r>
+        <w:t>Keep your first prediction. Compare it with what the evidence shows and explain any change.</w:t>
+      </w:r>
+    </w:p>
+    <w:p>
+      <w:pPr>
+        <w:pStyle w:val="Heading1"/>
+      </w:pPr>
+      <w:r>
+        <w:t>16. Finish and return</w:t>
+      </w:r>
+    </w:p>
+    <w:p>
+      <w:r>
+        <w:t>Close your notes. Explain this goal in your own words: Translate a short paper calculation into a Python script</w:t>
+      </w:r>
+    </w:p>
+    <w:p>
+      <w:pPr>
+        <w:pStyle w:val="Heading3"/>
+      </w:pPr>
+      <w:r>
+        <w:t>My deciding step, evidence and one remaining question</w:t>
+      </w:r>
+    </w:p>
+    <w:p>
+      <w:r>
+        <w:t>________________________________________________________________</w:t>
+      </w:r>
+    </w:p>
+    <w:p>
+      <w:r>
+        <w:t>________________________________________________________________</w:t>
+      </w:r>
+    </w:p>
+    <w:p>
+      <w:r>
+        <w:t>________________________________________________________________</w:t>
+      </w:r>
+    </w:p>
+    <w:p>
+      <w:r>
+        <w:t>________________________________________________________________</w:t>
+      </w:r>
+    </w:p>
+    <w:p>
+      <w:r>
+        <w:t>________________________________________________________________</w:t>
+      </w:r>
+    </w:p>
+    <w:p>
+      <w:r>
+        <w:t>If you are unsure, return to the worked picture and explain one arrow. If you are ready, change an input or assumption and justify your prediction.</w:t>
+      </w:r>
+    </w:p>
+    <w:p>
+      <w:r>
+        <w:t>Save your workbook evidence. At the next review, try a different case before opening your old answer.</w:t>
       </w:r>
     </w:p>
     <w:sectPr>

--- a/downloads/student/ai-2-week-01.docx
+++ b/downloads/student/ai-2-week-01.docx
@@ -4274,6 +4274,210 @@
     <w:p>
       <w:r>
         <w:t>Save your workbook evidence. At the next review, try a different case before opening your old answer.</w:t>
+      </w:r>
+    </w:p>
+    <w:p>
+      <w:pPr>
+        <w:pStyle w:val="Heading1"/>
+      </w:pPr>
+      <w:r>
+        <w:t>17. Supported practice, repair and portfolio</w:t>
+      </w:r>
+    </w:p>
+    <w:p>
+      <w:r>
+        <w:t>Use this supported practice once, in the browser or on paper. Keep the reserved independent assessment for a separate first attempt before teacher feedback.</w:t>
+      </w:r>
+    </w:p>
+    <w:p>
+      <w:r>
+        <w:t>A fictional book-box counter has three boxes with five books each and two loose books.</w:t>
+      </w:r>
+    </w:p>
+    <w:p>
+      <w:pPr>
+        <w:pStyle w:val="Heading3"/>
+      </w:pPr>
+      <w:r>
+        <w:t>Practice 1: explain the deciding evidence</w:t>
+      </w:r>
+    </w:p>
+    <w:p>
+      <w:r>
+        <w:t>Which labelled step matches this detail? The program prints 17 once.</w:t>
+      </w:r>
+    </w:p>
+    <w:p>
+      <w:r>
+        <w:t>1. Read input</w:t>
+      </w:r>
+    </w:p>
+    <w:p>
+      <w:r>
+        <w:t>2. Print</w:t>
+      </w:r>
+    </w:p>
+    <w:p>
+      <w:r>
+        <w:t>3. Multiply</w:t>
+      </w:r>
+    </w:p>
+    <w:p>
+      <w:r>
+        <w:t>4. Update total</w:t>
+      </w:r>
+    </w:p>
+    <w:p>
+      <w:pPr>
+        <w:pStyle w:val="Heading3"/>
+      </w:pPr>
+      <w:r>
+        <w:t>My selected conclusion, deciding fact and explanation</w:t>
+      </w:r>
+    </w:p>
+    <w:p>
+      <w:r>
+        <w:t>________________________________________________________________</w:t>
+      </w:r>
+    </w:p>
+    <w:p>
+      <w:r>
+        <w:t>________________________________________________________________</w:t>
+      </w:r>
+    </w:p>
+    <w:p>
+      <w:r>
+        <w:t>________________________________________________________________</w:t>
+      </w:r>
+    </w:p>
+    <w:p>
+      <w:r>
+        <w:t>________________________________________________________________</w:t>
+      </w:r>
+    </w:p>
+    <w:p>
+      <w:r>
+        <w:t>________________________________________________________________</w:t>
+      </w:r>
+    </w:p>
+    <w:p>
+      <w:r>
+        <w:t>Hint if needed: Read the steps in the pictorial case. Match the supplied detail to the stage that performs or records it.</w:t>
+      </w:r>
+    </w:p>
+    <w:p>
+      <w:r>
+        <w:t>After your attempt, compare with the supported explanation: Print The program prints 17 once. Assignment replaces a variable’s stored value. In total=total+2, Python first reads the current total on the right, calculates 17, then assigns that result to total on the left. The equal sign is an instruction here, not a claim that 15 and 17 are mathematically equal. Predict output before running.</w:t>
+      </w:r>
+    </w:p>
+    <w:p>
+      <w:pPr>
+        <w:pStyle w:val="Heading3"/>
+      </w:pPr>
+      <w:r>
+        <w:t>Practice 2: explain the deciding evidence</w:t>
+      </w:r>
+    </w:p>
+    <w:p>
+      <w:r>
+        <w:t>Changed-case practice: Set boxes=0, keeping the two loose books. Which conclusion is supported by the supplied facts?</w:t>
+      </w:r>
+    </w:p>
+    <w:p>
+      <w:r>
+        <w:t>1. This one example guarantees correct results for every future input.</w:t>
+      </w:r>
+    </w:p>
+    <w:p>
+      <w:r>
+        <w:t>2. The printed result is 2.</w:t>
+      </w:r>
+    </w:p>
+    <w:p>
+      <w:r>
+        <w:t>3. We can decide the result without examining the changed input or the procedure.</w:t>
+      </w:r>
+    </w:p>
+    <w:p>
+      <w:pPr>
+        <w:pStyle w:val="Heading3"/>
+      </w:pPr>
+      <w:r>
+        <w:t>My selected conclusion, deciding fact and explanation</w:t>
+      </w:r>
+    </w:p>
+    <w:p>
+      <w:r>
+        <w:t>________________________________________________________________</w:t>
+      </w:r>
+    </w:p>
+    <w:p>
+      <w:r>
+        <w:t>________________________________________________________________</w:t>
+      </w:r>
+    </w:p>
+    <w:p>
+      <w:r>
+        <w:t>________________________________________________________________</w:t>
+      </w:r>
+    </w:p>
+    <w:p>
+      <w:r>
+        <w:t>________________________________________________________________</w:t>
+      </w:r>
+    </w:p>
+    <w:p>
+      <w:r>
+        <w:t>________________________________________________________________</w:t>
+      </w:r>
+    </w:p>
+    <w:p>
+      <w:r>
+        <w:t>Hint if needed: Use the changed condition and the deciding step in the pictorial trace. The answer must say what follows from those facts.</w:t>
+      </w:r>
+    </w:p>
+    <w:p>
+      <w:r>
+        <w:t>After your attempt, compare with the supported explanation: The printed result is 2. 0×5+2=2; there is no rule saying zero boxes means zero loose books.</w:t>
+      </w:r>
+    </w:p>
+    <w:p>
+      <w:pPr>
+        <w:pStyle w:val="Heading3"/>
+      </w:pPr>
+      <w:r>
+        <w:t>Repair a missing building block</w:t>
+      </w:r>
+    </w:p>
+    <w:p>
+      <w:r>
+        <w:t>Review Expo and Defense (ai-1/36). Goal: Evaluate a saved candidate and a manual baseline fairly. Short practice: Write one defensible success statement and one claim the evidence cannot support.. Return to this week and explain what you changed.</w:t>
+      </w:r>
+    </w:p>
+    <w:p>
+      <w:pPr>
+        <w:pStyle w:val="Heading3"/>
+      </w:pPr>
+      <w:r>
+        <w:t>Predict, run and debug</w:t>
+      </w:r>
+    </w:p>
+    <w:p>
+      <w:r>
+        <w:t>The browser lab lets you edit the supported Python examples already included in this lesson. Predict first, run, inspect the actual output or error, change one input, then run again. Keep code, predictions, actual results and a reasoned revision together. On paper, label your result as a trace rather than an execution.</w:t>
+      </w:r>
+    </w:p>
+    <w:p>
+      <w:pPr>
+        <w:pStyle w:val="Heading3"/>
+      </w:pPr>
+      <w:r>
+        <w:t>Keep your completed work</w:t>
+      </w:r>
+    </w:p>
+    <w:p>
+      <w:r>
+        <w:t>Use Download completed work in the hosted lesson to export your answers, reflections, practice feedback and code-run evidence. Open the HTML copy to read or print it. Drafts stay in this browser when storage is available; clear drafts on a shared device.</w:t>
       </w:r>
     </w:p>
     <w:sectPr>

--- a/downloads/student/ai-2-week-01.docx
+++ b/downloads/student/ai-2-week-01.docx
@@ -42,6 +42,11 @@
       </w:r>
     </w:p>
     <w:p>
+      <w:r>
+        <w:t>Start with the target: Translate a short paper calculation into a Python script. Try the recall before opening notes.</w:t>
+      </w:r>
+    </w:p>
+    <w:p>
       <w:pPr>
         <w:pStyle w:val="Heading3"/>
       </w:pPr>
@@ -50,18 +55,60 @@
       </w:r>
     </w:p>
     <w:p>
-      <w:r>
+      <w:pPr>
+        <w:spacing w:line="336" w:lineRule="auto" w:after="180"/>
+      </w:pPr>
+      <w:r>
+        <w:rPr>
+          <w:b w:val="0"/>
+        </w:rPr>
         <w:t>I can translate a short paper calculation into a Python script.</w:t>
       </w:r>
     </w:p>
     <w:p>
-      <w:r>
+      <w:pPr>
+        <w:spacing w:line="336" w:lineRule="auto" w:after="180"/>
+      </w:pPr>
+      <w:r>
+        <w:rPr>
+          <w:b w:val="0"/>
+        </w:rPr>
         <w:t>I can predict and explain the order of executed statements.</w:t>
       </w:r>
     </w:p>
     <w:p>
-      <w:r>
-        <w:t>I can keep expected and observed output separate when checking a program.</w:t>
+      <w:pPr>
+        <w:spacing w:line="336" w:lineRule="auto" w:after="180"/>
+      </w:pPr>
+      <w:r>
+        <w:rPr>
+          <w:b w:val="0"/>
+        </w:rPr>
+        <w:t xml:space="preserve">I can keep expected and observed </w:t>
+      </w:r>
+      <w:r>
+        <w:rPr>
+          <w:b/>
+        </w:rPr>
+        <w:t>output</w:t>
+      </w:r>
+      <w:r>
+        <w:rPr>
+          <w:b w:val="0"/>
+        </w:rPr>
+        <w:t xml:space="preserve"> separate when checking a </w:t>
+      </w:r>
+      <w:r>
+        <w:rPr>
+          <w:b/>
+        </w:rPr>
+        <w:t>program</w:t>
+      </w:r>
+      <w:r>
+        <w:rPr>
+          <w:b w:val="0"/>
+        </w:rPr>
+        <w:t>.</w:t>
       </w:r>
     </w:p>
     <w:p>
@@ -73,27 +120,81 @@
       </w:r>
     </w:p>
     <w:p>
-      <w:r>
+      <w:pPr>
+        <w:spacing w:line="336" w:lineRule="auto" w:after="180"/>
+      </w:pPr>
+      <w:r>
+        <w:rPr>
+          <w:b w:val="0"/>
+        </w:rPr>
         <w:t>Close your notes first. A rough first answer helps us choose the right starting point; it is not a score for your ability.</w:t>
       </w:r>
     </w:p>
     <w:p>
-      <w:r>
+      <w:pPr>
+        <w:spacing w:line="336" w:lineRule="auto" w:after="180"/>
+      </w:pPr>
+      <w:r>
+        <w:rPr>
+          <w:b w:val="0"/>
+        </w:rPr>
         <w:t>Without opening the old lesson, explain one key idea from Expo and Defense. Give an example and a mistake that the idea helps you avoid.</w:t>
       </w:r>
     </w:p>
     <w:p>
-      <w:r>
-        <w:t>After trying, check the relevant lesson or ask your teacher. Change the part of your explanation that the evidence shows was wrong.</w:t>
-      </w:r>
-    </w:p>
-    <w:p>
-      <w:r>
-        <w:t>Week 1: Precision in Algorithms</w:t>
-      </w:r>
-    </w:p>
-    <w:p>
-      <w:r>
+      <w:pPr>
+        <w:spacing w:line="336" w:lineRule="auto" w:after="180"/>
+      </w:pPr>
+      <w:r>
+        <w:rPr>
+          <w:b w:val="0"/>
+        </w:rPr>
+        <w:t xml:space="preserve">After trying, check the relevant lesson or ask your teacher. Change the part of your explanation that the </w:t>
+      </w:r>
+      <w:r>
+        <w:rPr>
+          <w:b/>
+        </w:rPr>
+        <w:t>evidence</w:t>
+      </w:r>
+      <w:r>
+        <w:rPr>
+          <w:b w:val="0"/>
+        </w:rPr>
+        <w:t xml:space="preserve"> shows was wrong.</w:t>
+      </w:r>
+    </w:p>
+    <w:p>
+      <w:pPr>
+        <w:spacing w:line="336" w:lineRule="auto" w:after="180"/>
+      </w:pPr>
+      <w:r>
+        <w:rPr>
+          <w:b w:val="0"/>
+        </w:rPr>
+        <w:t xml:space="preserve">Week 1: Precision in </w:t>
+      </w:r>
+      <w:r>
+        <w:rPr>
+          <w:b/>
+        </w:rPr>
+        <w:t>Algorithm</w:t>
+      </w:r>
+      <w:r>
+        <w:rPr>
+          <w:b w:val="0"/>
+        </w:rPr>
+        <w:t>s</w:t>
+      </w:r>
+    </w:p>
+    <w:p>
+      <w:pPr>
+        <w:spacing w:line="336" w:lineRule="auto" w:after="180"/>
+      </w:pPr>
+      <w:r>
+        <w:rPr>
+          <w:b w:val="0"/>
+        </w:rPr>
         <w:t>Computers follow stated steps, not intended meaning.</w:t>
       </w:r>
     </w:p>
@@ -134,17 +235,59 @@
       </w:r>
     </w:p>
     <w:p>
-      <w:r>
+      <w:pPr>
+        <w:spacing w:line="336" w:lineRule="auto" w:after="180"/>
+      </w:pPr>
+      <w:r>
+        <w:rPr>
+          <w:b/>
+        </w:rPr>
         <w:t>THINKER MISSION</w:t>
       </w:r>
     </w:p>
     <w:p>
-      <w:r>
-        <w:t>Write two sandwich algorithms; expose hidden assumptions.</w:t>
-      </w:r>
-    </w:p>
-    <w:p>
-      <w:r>
+      <w:pPr>
+        <w:spacing w:line="336" w:lineRule="auto" w:after="180"/>
+      </w:pPr>
+      <w:r>
+        <w:rPr>
+          <w:b w:val="0"/>
+        </w:rPr>
+        <w:t xml:space="preserve">Write two sandwich </w:t>
+      </w:r>
+      <w:r>
+        <w:rPr>
+          <w:b/>
+        </w:rPr>
+        <w:t>algorithm</w:t>
+      </w:r>
+      <w:r>
+        <w:rPr>
+          <w:b w:val="0"/>
+        </w:rPr>
+        <w:t xml:space="preserve">s; expose hidden </w:t>
+      </w:r>
+      <w:r>
+        <w:rPr>
+          <w:b/>
+        </w:rPr>
+        <w:t>assumption</w:t>
+      </w:r>
+      <w:r>
+        <w:rPr>
+          <w:b w:val="0"/>
+        </w:rPr>
+        <w:t>s.</w:t>
+      </w:r>
+    </w:p>
+    <w:p>
+      <w:pPr>
+        <w:spacing w:line="336" w:lineRule="auto" w:after="180"/>
+      </w:pPr>
+      <w:r>
+        <w:rPr>
+          <w:b w:val="0"/>
+        </w:rPr>
         <w:t>Thinker name and date:</w:t>
       </w:r>
     </w:p>
@@ -190,7 +333,14 @@
       </w:r>
     </w:p>
     <w:p>
-      <w:r>
+      <w:pPr>
+        <w:spacing w:line="336" w:lineRule="auto" w:after="180"/>
+        <w:shd w:fill="F5F1FB"/>
+      </w:pPr>
+      <w:r>
+        <w:rPr>
+          <w:b w:val="0"/>
+        </w:rPr>
         <w:t>Four packs contain six counters each. What steps find and show the total?</w:t>
       </w:r>
     </w:p>
@@ -203,8 +353,26 @@
       </w:r>
     </w:p>
     <w:p>
-      <w:r>
-        <w:t>By the end, I can translate an ordered algorithm into Python and check state after each line.</w:t>
+      <w:pPr>
+        <w:spacing w:line="336" w:lineRule="auto" w:after="180"/>
+      </w:pPr>
+      <w:r>
+        <w:rPr>
+          <w:b w:val="0"/>
+        </w:rPr>
+        <w:t xml:space="preserve">By the end, I can translate an ordered </w:t>
+      </w:r>
+      <w:r>
+        <w:rPr>
+          <w:b/>
+        </w:rPr>
+        <w:t>algorithm</w:t>
+      </w:r>
+      <w:r>
+        <w:rPr>
+          <w:b w:val="0"/>
+        </w:rPr>
+        <w:t xml:space="preserve"> into Python and check state after each line.</w:t>
       </w:r>
     </w:p>
     <w:p>
@@ -217,17 +385,52 @@
     </w:p>
     <w:p>
       <w:r>
+        <w:t>Investigate the supplied Precision in Algorithms case. Separate observations, given facts and assumptions before choosing an explanation.</w:t>
+      </w:r>
+    </w:p>
+    <w:p>
+      <w:pPr>
+        <w:spacing w:line="336" w:lineRule="auto" w:after="180"/>
+      </w:pPr>
+      <w:r>
+        <w:rPr>
+          <w:b/>
+        </w:rPr>
         <w:t>PICTURE STORY</w:t>
       </w:r>
     </w:p>
     <w:p>
-      <w:r>
+      <w:pPr>
+        <w:spacing w:line="336" w:lineRule="auto" w:after="180"/>
+      </w:pPr>
+      <w:r>
+        <w:rPr>
+          <w:b w:val="0"/>
+        </w:rPr>
         <w:t>Notice → Predict → Explain</w:t>
       </w:r>
     </w:p>
     <w:p>
-      <w:r>
-        <w:t>Begin with visible evidence. Do not explain more than the picture and information support.</w:t>
+      <w:pPr>
+        <w:spacing w:line="336" w:lineRule="auto" w:after="180"/>
+      </w:pPr>
+      <w:r>
+        <w:rPr>
+          <w:b w:val="0"/>
+        </w:rPr>
+        <w:t xml:space="preserve">Begin with visible </w:t>
+      </w:r>
+      <w:r>
+        <w:rPr>
+          <w:b/>
+        </w:rPr>
+        <w:t>evidence</w:t>
+      </w:r>
+      <w:r>
+        <w:rPr>
+          <w:b w:val="0"/>
+        </w:rPr>
+        <w:t>. Do not explain more than the picture and information support.</w:t>
       </w:r>
     </w:p>
     <w:p>
@@ -267,18 +470,82 @@
       </w:r>
     </w:p>
     <w:p>
-      <w:r>
+      <w:pPr>
+        <w:pStyle w:val="Heading3"/>
+      </w:pPr>
+      <w:r>
+        <w:t>Start with this puzzle</w:t>
+      </w:r>
+    </w:p>
+    <w:p>
+      <w:pPr>
+        <w:spacing w:line="336" w:lineRule="auto" w:after="180"/>
+        <w:shd w:fill="F1F6FC"/>
+      </w:pPr>
+      <w:r>
+        <w:rPr>
+          <w:b w:val="0"/>
+        </w:rPr>
         <w:t>MYSTERY</w:t>
       </w:r>
     </w:p>
     <w:p>
-      <w:r>
-        <w:t>The learners must use precision in algorithms to solve a problem. What information do they have? What decision or calculation do they make? What would count as evidence that it worked?</w:t>
-      </w:r>
-    </w:p>
-    <w:p>
-      <w:r>
-        <w:t>Three observations (what you can point to):</w:t>
+      <w:pPr>
+        <w:spacing w:line="336" w:lineRule="auto" w:after="180"/>
+        <w:shd w:fill="F5F1FB"/>
+      </w:pPr>
+      <w:r>
+        <w:rPr>
+          <w:b w:val="0"/>
+        </w:rPr>
+        <w:t xml:space="preserve">The learners must use precision in </w:t>
+      </w:r>
+      <w:r>
+        <w:rPr>
+          <w:b/>
+        </w:rPr>
+        <w:t>algorithm</w:t>
+      </w:r>
+      <w:r>
+        <w:rPr>
+          <w:b w:val="0"/>
+        </w:rPr>
+        <w:t xml:space="preserve">s to solve a problem. What information do they have? What decision or calculation do they make? What would count as </w:t>
+      </w:r>
+      <w:r>
+        <w:rPr>
+          <w:b/>
+        </w:rPr>
+        <w:t>evidence</w:t>
+      </w:r>
+      <w:r>
+        <w:rPr>
+          <w:b w:val="0"/>
+        </w:rPr>
+        <w:t xml:space="preserve"> that it worked?</w:t>
+      </w:r>
+    </w:p>
+    <w:p>
+      <w:pPr>
+        <w:spacing w:line="336" w:lineRule="auto" w:after="180"/>
+      </w:pPr>
+      <w:r>
+        <w:rPr>
+          <w:b w:val="0"/>
+        </w:rPr>
+        <w:t xml:space="preserve">Three </w:t>
+      </w:r>
+      <w:r>
+        <w:rPr>
+          <w:b/>
+        </w:rPr>
+        <w:t>observation</w:t>
+      </w:r>
+      <w:r>
+        <w:rPr>
+          <w:b w:val="0"/>
+        </w:rPr>
+        <w:t>s (what you can point to):</w:t>
       </w:r>
     </w:p>
     <w:p>
@@ -315,8 +582,26 @@
       </w:r>
     </w:p>
     <w:p>
-      <w:r>
-        <w:t>My prediction and the clue supporting it:</w:t>
+      <w:pPr>
+        <w:spacing w:line="336" w:lineRule="auto" w:after="180"/>
+      </w:pPr>
+      <w:r>
+        <w:rPr>
+          <w:b w:val="0"/>
+        </w:rPr>
+        <w:t xml:space="preserve">My </w:t>
+      </w:r>
+      <w:r>
+        <w:rPr>
+          <w:b/>
+        </w:rPr>
+        <w:t>prediction</w:t>
+      </w:r>
+      <w:r>
+        <w:rPr>
+          <w:b w:val="0"/>
+        </w:rPr>
+        <w:t xml:space="preserve"> and the clue supporting it:</w:t>
       </w:r>
     </w:p>
     <w:p>
@@ -361,13 +646,95 @@
       </w:r>
     </w:p>
     <w:p>
-      <w:r>
-        <w:t>In Grade 6 you traced rules on paper. Now you will write a small Python program and check what it actually does. Begin with a counter-packing calculation, not the whole activity adviser. The requirement is to find the total counters in equal packs and display that total. For this first program, the supplied quantities are whole, nonnegative numbers; it does not yet validate typed input.</w:t>
-      </w:r>
-    </w:p>
-    <w:p>
-      <w:r>
-        <w:t>Use a teacher-prepared Python 3 editor that can run a saved .py file. Open a new file called counters.py, type the code exactly as shown in the next section, save it, and use the editor’s Run command. Read the output area separately from the source editor. No account, AI tool, package installation or personal data is needed. If a device is unavailable, trace on paper and label the result predicted rather than executed.</w:t>
+      <w:pPr>
+        <w:spacing w:line="336" w:lineRule="auto" w:after="180"/>
+      </w:pPr>
+      <w:r>
+        <w:rPr>
+          <w:b w:val="0"/>
+        </w:rPr>
+        <w:t xml:space="preserve">In Grade 6 you traced rules on paper. Now you will write a small Python </w:t>
+      </w:r>
+      <w:r>
+        <w:rPr>
+          <w:b/>
+        </w:rPr>
+        <w:t>program</w:t>
+      </w:r>
+      <w:r>
+        <w:rPr>
+          <w:b w:val="0"/>
+        </w:rPr>
+        <w:t xml:space="preserve"> and check what it actually does. Begin with a counter-packing calculation, not the whole activity adviser.</w:t>
+      </w:r>
+    </w:p>
+    <w:p>
+      <w:pPr>
+        <w:spacing w:line="336" w:lineRule="auto" w:after="180"/>
+      </w:pPr>
+      <w:r>
+        <w:rPr>
+          <w:b w:val="0"/>
+        </w:rPr>
+        <w:t xml:space="preserve">The requirement is to find the total counters in equal packs and display that total. For this first </w:t>
+      </w:r>
+      <w:r>
+        <w:rPr>
+          <w:b/>
+        </w:rPr>
+        <w:t>program</w:t>
+      </w:r>
+      <w:r>
+        <w:rPr>
+          <w:b w:val="0"/>
+        </w:rPr>
+        <w:t xml:space="preserve">, the supplied quantities are whole, nonnegative numbers; it does not yet validate typed </w:t>
+      </w:r>
+      <w:r>
+        <w:rPr>
+          <w:b/>
+        </w:rPr>
+        <w:t>input</w:t>
+      </w:r>
+      <w:r>
+        <w:rPr>
+          <w:b w:val="0"/>
+        </w:rPr>
+        <w:t>.</w:t>
+      </w:r>
+    </w:p>
+    <w:p>
+      <w:pPr>
+        <w:spacing w:line="336" w:lineRule="auto" w:after="180"/>
+      </w:pPr>
+      <w:r>
+        <w:rPr>
+          <w:b w:val="0"/>
+        </w:rPr>
+        <w:t>Use a teacher-prepared Python 3 editor that can run a saved .py file. Open a new file called counters.py, type the code exactly as shown in the next section, save it, and use the editor’s Run command.</w:t>
+      </w:r>
+    </w:p>
+    <w:p>
+      <w:pPr>
+        <w:spacing w:line="336" w:lineRule="auto" w:after="180"/>
+      </w:pPr>
+      <w:r>
+        <w:rPr>
+          <w:b w:val="0"/>
+        </w:rPr>
+        <w:t xml:space="preserve">Read the </w:t>
+      </w:r>
+      <w:r>
+        <w:rPr>
+          <w:b/>
+        </w:rPr>
+        <w:t>output</w:t>
+      </w:r>
+      <w:r>
+        <w:rPr>
+          <w:b w:val="0"/>
+        </w:rPr>
+        <w:t xml:space="preserve"> area separately from the source editor. No account, AI tool, package installation or personal data is needed. If a device is unavailable, trace on paper and label the result predicted rather than executed.</w:t>
       </w:r>
     </w:p>
     <w:p>
@@ -380,16 +747,69 @@
     </w:p>
     <w:p>
       <w:r>
-        <w:t>VISUAL MECHANISM</w:t>
-      </w:r>
-    </w:p>
-    <w:p>
-      <w:r>
-        <w:t>Input → Process → Output</w:t>
-      </w:r>
-    </w:p>
-    <w:p>
-      <w:r>
+        <w:t>Follow the mechanism for Precision in Algorithms. Connect each labelled input, deciding step and result.</w:t>
+      </w:r>
+    </w:p>
+    <w:p>
+      <w:pPr>
+        <w:spacing w:line="336" w:lineRule="auto" w:after="180"/>
+      </w:pPr>
+      <w:r>
+        <w:rPr>
+          <w:b/>
+        </w:rPr>
+        <w:t xml:space="preserve">VISUAL </w:t>
+      </w:r>
+      <w:r>
+        <w:rPr>
+          <w:b/>
+        </w:rPr>
+        <w:t>MECHANISM</w:t>
+      </w:r>
+    </w:p>
+    <w:p>
+      <w:pPr>
+        <w:spacing w:line="336" w:lineRule="auto" w:after="180"/>
+      </w:pPr>
+      <w:r>
+        <w:rPr>
+          <w:b/>
+        </w:rPr>
+        <w:t>Input</w:t>
+      </w:r>
+      <w:r>
+        <w:rPr>
+          <w:b w:val="0"/>
+        </w:rPr>
+        <w:t xml:space="preserve"> → </w:t>
+      </w:r>
+      <w:r>
+        <w:rPr>
+          <w:b/>
+        </w:rPr>
+        <w:t>Process</w:t>
+      </w:r>
+      <w:r>
+        <w:rPr>
+          <w:b w:val="0"/>
+        </w:rPr>
+        <w:t xml:space="preserve"> → </w:t>
+      </w:r>
+      <w:r>
+        <w:rPr>
+          <w:b/>
+        </w:rPr>
+        <w:t>Output</w:t>
+      </w:r>
+    </w:p>
+    <w:p>
+      <w:pPr>
+        <w:spacing w:line="336" w:lineRule="auto" w:after="180"/>
+      </w:pPr>
+      <w:r>
+        <w:rPr>
+          <w:b w:val="0"/>
+        </w:rPr>
         <w:t>Trace the information. At each stage, ask what changed and how you could test it.</w:t>
       </w:r>
     </w:p>
@@ -430,7 +850,13 @@
       </w:r>
     </w:p>
     <w:p>
-      <w:r>
+      <w:pPr>
+        <w:spacing w:line="336" w:lineRule="auto" w:after="180"/>
+      </w:pPr>
+      <w:r>
+        <w:rPr>
+          <w:b w:val="0"/>
+        </w:rPr>
         <w:t>↓</w:t>
       </w:r>
     </w:p>
@@ -471,7 +897,13 @@
       </w:r>
     </w:p>
     <w:p>
-      <w:r>
+      <w:pPr>
+        <w:spacing w:line="336" w:lineRule="auto" w:after="180"/>
+      </w:pPr>
+      <w:r>
+        <w:rPr>
+          <w:b w:val="0"/>
+        </w:rPr>
         <w:t>↓</w:t>
       </w:r>
     </w:p>
@@ -512,7 +944,13 @@
       </w:r>
     </w:p>
     <w:p>
-      <w:r>
+      <w:pPr>
+        <w:spacing w:line="336" w:lineRule="auto" w:after="180"/>
+      </w:pPr>
+      <w:r>
+        <w:rPr>
+          <w:b w:val="0"/>
+        </w:rPr>
         <w:t>Which stage could fail even when the other two are correct? Explain:</w:t>
       </w:r>
     </w:p>
@@ -729,8 +1167,25 @@
       </w:r>
     </w:p>
     <w:p>
-      <w:r>
-        <w:t>Read the script from top to bottom. The equals sign assigns the value on its right to the name on its left. The star means multiplication. print(total) displays the value of total; it does not display the letters in the name. Type ordinary straight characters and keep the parentheses. The Python prompt symbols &gt;&gt;&gt; are not part of this saved script.</w:t>
+      <w:pPr>
+        <w:spacing w:line="336" w:lineRule="auto" w:after="180"/>
+      </w:pPr>
+      <w:r>
+        <w:rPr>
+          <w:b w:val="0"/>
+        </w:rPr>
+        <w:t>Read the script from top to bottom. The equals sign assigns the value on its right to the name on its left. The star means multiplication. print(total) displays the value of total; it does not display the letters in the name.</w:t>
+      </w:r>
+    </w:p>
+    <w:p>
+      <w:pPr>
+        <w:spacing w:line="336" w:lineRule="auto" w:after="180"/>
+      </w:pPr>
+      <w:r>
+        <w:rPr>
+          <w:b w:val="0"/>
+        </w:rPr>
+        <w:t>Type ordinary straight characters and keep the parentheses. The Python prompt symbols &gt;&gt;&gt; are not part of this saved script.</w:t>
       </w:r>
     </w:p>
     <w:p>
@@ -742,8 +1197,26 @@
       </w:r>
     </w:p>
     <w:p>
-      <w:r>
-        <w:t>Point to the input, the deciding step and the result in this week’s visual. Explain the same step in ordinary words. A picture helps when you can say what each part represents.</w:t>
+      <w:pPr>
+        <w:spacing w:line="336" w:lineRule="auto" w:after="180"/>
+      </w:pPr>
+      <w:r>
+        <w:rPr>
+          <w:b w:val="0"/>
+        </w:rPr>
+        <w:t xml:space="preserve">Point to the </w:t>
+      </w:r>
+      <w:r>
+        <w:rPr>
+          <w:b/>
+        </w:rPr>
+        <w:t>input</w:t>
+      </w:r>
+      <w:r>
+        <w:rPr>
+          <w:b w:val="0"/>
+        </w:rPr>
+        <w:t>, the deciding step and the result in this week’s visual. Explain the same step in ordinary words. A picture helps when you can say what each part represents.</w:t>
       </w:r>
     </w:p>
     <w:p>
@@ -756,16 +1229,54 @@
     </w:p>
     <w:p>
       <w:r>
+        <w:t>Compare the supplied cases for Precision in Algorithms. Identify the detail that changes the conclusion.</w:t>
+      </w:r>
+    </w:p>
+    <w:p>
+      <w:pPr>
+        <w:pStyle w:val="Heading3"/>
+      </w:pPr>
+      <w:r>
+        <w:t>The case to investigate</w:t>
+      </w:r>
+    </w:p>
+    <w:p>
+      <w:pPr>
+        <w:spacing w:line="336" w:lineRule="auto" w:after="180"/>
+        <w:shd w:fill="F1F6FC"/>
+      </w:pPr>
+      <w:r>
+        <w:rPr>
+          <w:b w:val="0"/>
+        </w:rPr>
         <w:t>CASE GALLERY</w:t>
       </w:r>
     </w:p>
     <w:p>
-      <w:r>
-        <w:t>Four Tests, Four Kinds of Evidence</w:t>
-      </w:r>
-    </w:p>
-    <w:p>
-      <w:r>
+      <w:pPr>
+        <w:spacing w:line="336" w:lineRule="auto" w:after="180"/>
+      </w:pPr>
+      <w:r>
+        <w:rPr>
+          <w:b w:val="0"/>
+        </w:rPr>
+        <w:t xml:space="preserve">Four Tests, Four Kinds of </w:t>
+      </w:r>
+      <w:r>
+        <w:rPr>
+          <w:b/>
+        </w:rPr>
+        <w:t>Evidence</w:t>
+      </w:r>
+    </w:p>
+    <w:p>
+      <w:pPr>
+        <w:spacing w:line="336" w:lineRule="auto" w:after="180"/>
+      </w:pPr>
+      <w:r>
+        <w:rPr>
+          <w:b w:val="0"/>
+        </w:rPr>
         <w:t>A system is not understood until it survives more than one comfortable example.</w:t>
       </w:r>
     </w:p>
@@ -842,8 +1353,47 @@
       </w:r>
     </w:p>
     <w:p>
-      <w:r>
-        <w:t>NORMAL CASE: predict and name evidence.     BOUNDARY CASE: predict and name evidence.</w:t>
+      <w:pPr>
+        <w:pStyle w:val="Heading3"/>
+      </w:pPr>
+      <w:r>
+        <w:t>The normal case</w:t>
+      </w:r>
+    </w:p>
+    <w:p>
+      <w:pPr>
+        <w:spacing w:line="336" w:lineRule="auto" w:after="180"/>
+        <w:shd w:fill="F1F6FC"/>
+      </w:pPr>
+      <w:r>
+        <w:rPr>
+          <w:b w:val="0"/>
+        </w:rPr>
+        <w:t xml:space="preserve">NORMAL CASE: predict and name </w:t>
+      </w:r>
+      <w:r>
+        <w:rPr>
+          <w:b/>
+        </w:rPr>
+        <w:t>evidence</w:t>
+      </w:r>
+      <w:r>
+        <w:rPr>
+          <w:b w:val="0"/>
+        </w:rPr>
+        <w:t xml:space="preserve">.     BOUNDARY CASE: predict and name </w:t>
+      </w:r>
+      <w:r>
+        <w:rPr>
+          <w:b/>
+        </w:rPr>
+        <w:t>evidence</w:t>
+      </w:r>
+      <w:r>
+        <w:rPr>
+          <w:b w:val="0"/>
+        </w:rPr>
+        <w:t>.</w:t>
       </w:r>
     </w:p>
     <w:p>
@@ -919,20 +1469,78 @@
       </w:r>
     </w:p>
     <w:p>
-      <w:r>
-        <w:t>MISSING INFORMATION: predict and name evidence.     TRANSFER CASE: predict and name evidence.</w:t>
-      </w:r>
-    </w:p>
-    <w:p>
-      <w:r>
-        <w:t>Which case is most likely to reveal a hidden assumption? Why?</w:t>
-      </w:r>
-    </w:p>
-    <w:p>
       <w:pPr>
         <w:pStyle w:val="Heading3"/>
       </w:pPr>
       <w:r>
+        <w:t>Check missing information</w:t>
+      </w:r>
+    </w:p>
+    <w:p>
+      <w:pPr>
+        <w:spacing w:line="336" w:lineRule="auto" w:after="180"/>
+        <w:shd w:fill="FFF5E6"/>
+      </w:pPr>
+      <w:r>
+        <w:rPr>
+          <w:b w:val="0"/>
+        </w:rPr>
+        <w:t xml:space="preserve">MISSING INFORMATION: predict and name </w:t>
+      </w:r>
+      <w:r>
+        <w:rPr>
+          <w:b/>
+        </w:rPr>
+        <w:t>evidence</w:t>
+      </w:r>
+      <w:r>
+        <w:rPr>
+          <w:b w:val="0"/>
+        </w:rPr>
+        <w:t xml:space="preserve">.     TRANSFER CASE: predict and name </w:t>
+      </w:r>
+      <w:r>
+        <w:rPr>
+          <w:b/>
+        </w:rPr>
+        <w:t>evidence</w:t>
+      </w:r>
+      <w:r>
+        <w:rPr>
+          <w:b w:val="0"/>
+        </w:rPr>
+        <w:t>.</w:t>
+      </w:r>
+    </w:p>
+    <w:p>
+      <w:pPr>
+        <w:spacing w:line="336" w:lineRule="auto" w:after="180"/>
+        <w:shd w:fill="F5F1FB"/>
+      </w:pPr>
+      <w:r>
+        <w:rPr>
+          <w:b w:val="0"/>
+        </w:rPr>
+        <w:t xml:space="preserve">Which case is most likely to reveal a hidden </w:t>
+      </w:r>
+      <w:r>
+        <w:rPr>
+          <w:b/>
+        </w:rPr>
+        <w:t>assumption</w:t>
+      </w:r>
+      <w:r>
+        <w:rPr>
+          <w:b w:val="0"/>
+        </w:rPr>
+        <w:t>? Why?</w:t>
+      </w:r>
+    </w:p>
+    <w:p>
+      <w:pPr>
+        <w:pStyle w:val="Heading3"/>
+      </w:pPr>
+      <w:r>
         <w:t>Write or draw your reasoning and evidence.</w:t>
       </w:r>
     </w:p>
@@ -970,17 +1578,68 @@
       </w:r>
     </w:p>
     <w:p>
-      <w:r>
+      <w:pPr>
+        <w:pStyle w:val="Heading3"/>
+      </w:pPr>
+      <w:r>
+        <w:t>Change one thing</w:t>
+      </w:r>
+    </w:p>
+    <w:p>
+      <w:pPr>
+        <w:spacing w:line="336" w:lineRule="auto" w:after="180"/>
+        <w:shd w:fill="F5F1FB"/>
+      </w:pPr>
+      <w:r>
+        <w:rPr>
+          <w:b w:val="0"/>
+        </w:rPr>
         <w:t>Change: Set boxes=0, keeping the two loose books.</w:t>
       </w:r>
     </w:p>
     <w:p>
-      <w:r>
-        <w:t>Prediction: The printed result is 2.</w:t>
-      </w:r>
-    </w:p>
-    <w:p>
-      <w:r>
+      <w:pPr>
+        <w:pStyle w:val="Heading3"/>
+      </w:pPr>
+      <w:r>
+        <w:t>Predicted result</w:t>
+      </w:r>
+    </w:p>
+    <w:p>
+      <w:pPr>
+        <w:spacing w:line="336" w:lineRule="auto" w:after="180"/>
+        <w:shd w:fill="F1F6FC"/>
+      </w:pPr>
+      <w:r>
+        <w:rPr>
+          <w:b/>
+        </w:rPr>
+        <w:t>Prediction</w:t>
+      </w:r>
+      <w:r>
+        <w:rPr>
+          <w:b w:val="0"/>
+        </w:rPr>
+        <w:t>: The printed result is 2.</w:t>
+      </w:r>
+    </w:p>
+    <w:p>
+      <w:pPr>
+        <w:pStyle w:val="Heading3"/>
+      </w:pPr>
+      <w:r>
+        <w:t>Why the result follows</w:t>
+      </w:r>
+    </w:p>
+    <w:p>
+      <w:pPr>
+        <w:spacing w:line="336" w:lineRule="auto" w:after="180"/>
+        <w:shd w:fill="F1F6FC"/>
+      </w:pPr>
+      <w:r>
+        <w:rPr>
+          <w:b w:val="0"/>
+        </w:rPr>
         <w:t>Reason: 0×5+2=2; there is no rule saying zero boxes means zero loose books.</w:t>
       </w:r>
     </w:p>
@@ -994,16 +1653,39 @@
     </w:p>
     <w:p>
       <w:r>
+        <w:t>Use the vocabulary of Precision in Algorithms to explain a concrete decision, rather than only memorising definitions.</w:t>
+      </w:r>
+    </w:p>
+    <w:p>
+      <w:pPr>
+        <w:spacing w:line="336" w:lineRule="auto" w:after="180"/>
+      </w:pPr>
+      <w:r>
+        <w:rPr>
+          <w:b/>
+        </w:rPr>
         <w:t>VOCABULARY LAB</w:t>
       </w:r>
     </w:p>
     <w:p>
-      <w:r>
+      <w:pPr>
+        <w:spacing w:line="336" w:lineRule="auto" w:after="180"/>
+      </w:pPr>
+      <w:r>
+        <w:rPr>
+          <w:b w:val="0"/>
+        </w:rPr>
         <w:t>Words You Can Use to Reason</w:t>
       </w:r>
     </w:p>
     <w:p>
-      <w:r>
+      <w:pPr>
+        <w:spacing w:line="336" w:lineRule="auto" w:after="180"/>
+      </w:pPr>
+      <w:r>
+        <w:rPr>
+          <w:b w:val="0"/>
+        </w:rPr>
         <w:t>A definition matters when you can recognize the idea, use it, and contrast it with a near-miss.</w:t>
       </w:r>
     </w:p>
@@ -1460,17 +2142,58 @@
     </w:p>
     <w:p>
       <w:r>
-        <w:t>WORKED EVIDENCE</w:t>
-      </w:r>
-    </w:p>
-    <w:p>
-      <w:r>
+        <w:t>Follow the worked trace for Precision in Algorithms, predict a step, then compare with its explanation.</w:t>
+      </w:r>
+    </w:p>
+    <w:p>
+      <w:pPr>
+        <w:spacing w:line="336" w:lineRule="auto" w:after="180"/>
+      </w:pPr>
+      <w:r>
+        <w:rPr>
+          <w:b/>
+        </w:rPr>
+        <w:t xml:space="preserve">WORKED </w:t>
+      </w:r>
+      <w:r>
+        <w:rPr>
+          <w:b/>
+        </w:rPr>
+        <w:t>EVIDENCE</w:t>
+      </w:r>
+    </w:p>
+    <w:p>
+      <w:pPr>
+        <w:spacing w:line="336" w:lineRule="auto" w:after="180"/>
+      </w:pPr>
+      <w:r>
+        <w:rPr>
+          <w:b w:val="0"/>
+        </w:rPr>
         <w:t>Reason Step by Step</w:t>
       </w:r>
     </w:p>
     <w:p>
-      <w:r>
-        <w:t>Predict first. Then check each step. A correct answer without visible reasoning is incomplete evidence.</w:t>
+      <w:pPr>
+        <w:spacing w:line="336" w:lineRule="auto" w:after="180"/>
+      </w:pPr>
+      <w:r>
+        <w:rPr>
+          <w:b w:val="0"/>
+        </w:rPr>
+        <w:t xml:space="preserve">Predict first. Then check each step. A correct answer without visible reasoning is incomplete </w:t>
+      </w:r>
+      <w:r>
+        <w:rPr>
+          <w:b/>
+        </w:rPr>
+        <w:t>evidence</w:t>
+      </w:r>
+      <w:r>
+        <w:rPr>
+          <w:b w:val="0"/>
+        </w:rPr>
+        <w:t>.</w:t>
       </w:r>
     </w:p>
     <w:p>
@@ -1510,27 +2233,85 @@
       </w:r>
     </w:p>
     <w:p>
-      <w:r>
+      <w:pPr>
+        <w:spacing w:line="336" w:lineRule="auto" w:after="180"/>
+        <w:shd w:fill="F4F9FC"/>
+      </w:pPr>
+      <w:r>
+        <w:rPr>
+          <w:b w:val="0"/>
+        </w:rPr>
         <w:t>1. Vague: ‘Add the filling.’</w:t>
       </w:r>
     </w:p>
     <w:p>
-      <w:r>
+      <w:pPr>
+        <w:spacing w:line="336" w:lineRule="auto" w:after="180"/>
+        <w:shd w:fill="F4F9FC"/>
+      </w:pPr>
+      <w:r>
+        <w:rPr>
+          <w:b w:val="0"/>
+        </w:rPr>
         <w:t>2. Question: Which filling? How much? Where?</w:t>
       </w:r>
     </w:p>
     <w:p>
-      <w:r>
-        <w:t>3. Precise: place 2 cucumber slices on the center of bread A.</w:t>
-      </w:r>
-    </w:p>
-    <w:p>
-      <w:r>
-        <w:t>4. Test with a new partner: identical results are evidence of precision.</w:t>
-      </w:r>
-    </w:p>
-    <w:p>
-      <w:r>
+      <w:pPr>
+        <w:spacing w:line="336" w:lineRule="auto" w:after="180"/>
+        <w:shd w:fill="F4F9FC"/>
+      </w:pPr>
+      <w:r>
+        <w:rPr>
+          <w:b w:val="0"/>
+        </w:rPr>
+        <w:t xml:space="preserve">3. </w:t>
+      </w:r>
+      <w:r>
+        <w:rPr>
+          <w:b/>
+        </w:rPr>
+        <w:t>Precise</w:t>
+      </w:r>
+      <w:r>
+        <w:rPr>
+          <w:b w:val="0"/>
+        </w:rPr>
+        <w:t>: place 2 cucumber slices on the center of bread A.</w:t>
+      </w:r>
+    </w:p>
+    <w:p>
+      <w:pPr>
+        <w:spacing w:line="336" w:lineRule="auto" w:after="180"/>
+        <w:shd w:fill="F4F9FC"/>
+      </w:pPr>
+      <w:r>
+        <w:rPr>
+          <w:b w:val="0"/>
+        </w:rPr>
+        <w:t xml:space="preserve">4. Test with a new partner: identical results are </w:t>
+      </w:r>
+      <w:r>
+        <w:rPr>
+          <w:b/>
+        </w:rPr>
+        <w:t>evidence</w:t>
+      </w:r>
+      <w:r>
+        <w:rPr>
+          <w:b w:val="0"/>
+        </w:rPr>
+        <w:t xml:space="preserve"> of precision.</w:t>
+      </w:r>
+    </w:p>
+    <w:p>
+      <w:pPr>
+        <w:spacing w:line="336" w:lineRule="auto" w:after="180"/>
+      </w:pPr>
+      <w:r>
+        <w:rPr>
+          <w:b w:val="0"/>
+        </w:rPr>
         <w:t>Recalculate, retrace, or restate the reasoning in your own representation:</w:t>
       </w:r>
     </w:p>
@@ -1568,8 +2349,27 @@
       </w:r>
     </w:p>
     <w:p>
-      <w:r>
-        <w:t>CHECK  Did the evidence answer the exact question? Did the total, path, or source record stay consistent?</w:t>
+      <w:pPr>
+        <w:spacing w:line="336" w:lineRule="auto" w:after="180"/>
+        <w:shd w:fill="F5F1FB"/>
+      </w:pPr>
+      <w:r>
+        <w:rPr>
+          <w:b w:val="0"/>
+        </w:rPr>
+        <w:t xml:space="preserve">CHECK  Did the </w:t>
+      </w:r>
+      <w:r>
+        <w:rPr>
+          <w:b/>
+        </w:rPr>
+        <w:t>evidence</w:t>
+      </w:r>
+      <w:r>
+        <w:rPr>
+          <w:b w:val="0"/>
+        </w:rPr>
+        <w:t xml:space="preserve"> answer the exact question? Did the total, path, or source record stay consistent?</w:t>
       </w:r>
     </w:p>
     <w:p>
@@ -1756,15 +2556,90 @@
       </w:tr>
     </w:tbl>
     <w:p>
-      <w:r>
-        <w:t>Write 24 as the expected output before running. Then copy the actual output into a separate column. A matching result supports this case, not every possible input. A saved file may contain an old edit: save again and rerun the whole script. Do not type the expected number into the output record without running.</w:t>
-      </w:r>
-    </w:p>
-    <w:p>
       <w:pPr>
         <w:pStyle w:val="Heading3"/>
       </w:pPr>
       <w:r>
+        <w:t>Worked explanation · Precision in Algorithms</w:t>
+      </w:r>
+    </w:p>
+    <w:p>
+      <w:pPr>
+        <w:spacing w:line="336" w:lineRule="auto" w:after="180"/>
+        <w:shd w:fill="F1F6FC"/>
+      </w:pPr>
+      <w:r>
+        <w:rPr>
+          <w:b w:val="0"/>
+        </w:rPr>
+        <w:t xml:space="preserve">Write 24 as the expected </w:t>
+      </w:r>
+      <w:r>
+        <w:rPr>
+          <w:b/>
+        </w:rPr>
+        <w:t>output</w:t>
+      </w:r>
+      <w:r>
+        <w:rPr>
+          <w:b w:val="0"/>
+        </w:rPr>
+        <w:t xml:space="preserve"> before running. Then copy the actual </w:t>
+      </w:r>
+      <w:r>
+        <w:rPr>
+          <w:b/>
+        </w:rPr>
+        <w:t>output</w:t>
+      </w:r>
+      <w:r>
+        <w:rPr>
+          <w:b w:val="0"/>
+        </w:rPr>
+        <w:t xml:space="preserve"> into a separate column. A matching result supports this case, not every possible </w:t>
+      </w:r>
+      <w:r>
+        <w:rPr>
+          <w:b/>
+        </w:rPr>
+        <w:t>input</w:t>
+      </w:r>
+      <w:r>
+        <w:rPr>
+          <w:b w:val="0"/>
+        </w:rPr>
+        <w:t>.</w:t>
+      </w:r>
+    </w:p>
+    <w:p>
+      <w:pPr>
+        <w:spacing w:line="336" w:lineRule="auto" w:after="180"/>
+        <w:shd w:fill="F1F6FC"/>
+      </w:pPr>
+      <w:r>
+        <w:rPr>
+          <w:b w:val="0"/>
+        </w:rPr>
+        <w:t xml:space="preserve">A saved file may contain an old edit: save again and rerun the whole script. Do not type the expected number into the </w:t>
+      </w:r>
+      <w:r>
+        <w:rPr>
+          <w:b/>
+        </w:rPr>
+        <w:t>output</w:t>
+      </w:r>
+      <w:r>
+        <w:rPr>
+          <w:b w:val="0"/>
+        </w:rPr>
+        <w:t xml:space="preserve"> record without running.</w:t>
+      </w:r>
+    </w:p>
+    <w:p>
+      <w:pPr>
+        <w:pStyle w:val="Heading3"/>
+      </w:pPr>
+      <w:r>
         <w:t>Why is there no displayed output after the third line? What changes if print(total) is placed first in a fresh run, before any assignment? Explain using which names exist.</w:t>
       </w:r>
     </w:p>
@@ -1802,7 +2677,13 @@
       </w:r>
     </w:p>
     <w:p>
-      <w:r>
+      <w:pPr>
+        <w:spacing w:line="336" w:lineRule="auto" w:after="180"/>
+      </w:pPr>
+      <w:r>
+        <w:rPr>
+          <w:b w:val="0"/>
+        </w:rPr>
         <w:t>Cover the result before checking it. Say what is given, choose the procedure, and follow one step at a time. Then uncover the result and explain your first mismatch. Ask why a step is allowed, not only what number it produces.</w:t>
       </w:r>
     </w:p>
@@ -1815,7 +2696,13 @@
       </w:r>
     </w:p>
     <w:p>
-      <w:r>
+      <w:pPr>
+        <w:spacing w:line="336" w:lineRule="auto" w:after="180"/>
+      </w:pPr>
+      <w:r>
+        <w:rPr>
+          <w:b w:val="0"/>
+        </w:rPr>
         <w:t>A fictional book-box counter has three boxes with five books each and two loose books.</w:t>
       </w:r>
     </w:p>
@@ -1828,12 +2715,42 @@
       </w:r>
     </w:p>
     <w:p>
-      <w:r>
+      <w:pPr>
+        <w:pStyle w:val="Heading3"/>
+      </w:pPr>
+      <w:r>
+        <w:t>Supplied facts</w:t>
+      </w:r>
+    </w:p>
+    <w:p>
+      <w:pPr>
+        <w:spacing w:line="336" w:lineRule="auto" w:after="180"/>
+        <w:shd w:fill="F1F6FC"/>
+      </w:pPr>
+      <w:r>
+        <w:rPr>
+          <w:b w:val="0"/>
+        </w:rPr>
         <w:t>Python instructions: boxes=3; total=boxes*5; total=total+2; print(total).</w:t>
       </w:r>
     </w:p>
     <w:p>
-      <w:r>
+      <w:pPr>
+        <w:pStyle w:val="Heading3"/>
+      </w:pPr>
+      <w:r>
+        <w:t>Supplied facts</w:t>
+      </w:r>
+    </w:p>
+    <w:p>
+      <w:pPr>
+        <w:spacing w:line="336" w:lineRule="auto" w:after="180"/>
+        <w:shd w:fill="F1F6FC"/>
+      </w:pPr>
+      <w:r>
+        <w:rPr>
+          <w:b w:val="0"/>
+        </w:rPr>
         <w:t>Run the instructions in this order with ordinary integer arithmetic.</w:t>
       </w:r>
     </w:p>
@@ -2019,30 +2936,144 @@
       </w:r>
     </w:p>
     <w:p>
-      <w:r>
-        <w:t>Assignment replaces a variable’s stored value. In total=total+2, Python first reads the current total on the right, calculates 17, then assigns that result to total on the left. The equal sign is an instruction here, not a claim that 15 and 17 are mathematically equal. Predict output before running.</w:t>
-      </w:r>
-    </w:p>
-    <w:p>
       <w:pPr>
         <w:pStyle w:val="Heading3"/>
       </w:pPr>
       <w:r>
+        <w:t>Why the result follows</w:t>
+      </w:r>
+    </w:p>
+    <w:p>
+      <w:pPr>
+        <w:spacing w:line="336" w:lineRule="auto" w:after="180"/>
+        <w:shd w:fill="F1F6FC"/>
+      </w:pPr>
+      <w:r>
+        <w:rPr>
+          <w:b/>
+        </w:rPr>
+        <w:t>Assignment</w:t>
+      </w:r>
+      <w:r>
+        <w:rPr>
+          <w:b w:val="0"/>
+        </w:rPr>
+        <w:t xml:space="preserve"> replaces a variable’s stored value. In total=total+2, Python first reads the current total on the right, calculates 17, then assigns that result to total on the left.</w:t>
+      </w:r>
+    </w:p>
+    <w:p>
+      <w:pPr>
+        <w:spacing w:line="336" w:lineRule="auto" w:after="180"/>
+        <w:shd w:fill="F1F6FC"/>
+      </w:pPr>
+      <w:r>
+        <w:rPr>
+          <w:b w:val="0"/>
+        </w:rPr>
+        <w:t xml:space="preserve">The equal sign is an instruction here, not a claim that 15 and 17 are mathematically equal. Predict </w:t>
+      </w:r>
+      <w:r>
+        <w:rPr>
+          <w:b/>
+        </w:rPr>
+        <w:t>output</w:t>
+      </w:r>
+      <w:r>
+        <w:rPr>
+          <w:b w:val="0"/>
+        </w:rPr>
+        <w:t xml:space="preserve"> before running.</w:t>
+      </w:r>
+    </w:p>
+    <w:p>
+      <w:pPr>
+        <w:pStyle w:val="Heading3"/>
+      </w:pPr>
+      <w:r>
         <w:t>What this example does not establish</w:t>
       </w:r>
     </w:p>
     <w:p>
-      <w:r>
-        <w:t>These statements count supplied books; they do not validate input types or infer stock from measurements.</w:t>
-      </w:r>
-    </w:p>
-    <w:p>
-      <w:r>
-        <w:t>Read the labelled picture: If print(total) moves before total=total+2, what gets printed for the original input?</w:t>
-      </w:r>
-    </w:p>
-    <w:p>
-      <w:r>
+      <w:pPr>
+        <w:pStyle w:val="Heading3"/>
+      </w:pPr>
+      <w:r>
+        <w:t>Keep the stated limit</w:t>
+      </w:r>
+    </w:p>
+    <w:p>
+      <w:pPr>
+        <w:spacing w:line="336" w:lineRule="auto" w:after="180"/>
+        <w:shd w:fill="FFF5E6"/>
+      </w:pPr>
+      <w:r>
+        <w:rPr>
+          <w:b w:val="0"/>
+        </w:rPr>
+        <w:t xml:space="preserve">These statements count supplied books; they do not validate </w:t>
+      </w:r>
+      <w:r>
+        <w:rPr>
+          <w:b/>
+        </w:rPr>
+        <w:t>input</w:t>
+      </w:r>
+      <w:r>
+        <w:rPr>
+          <w:b w:val="0"/>
+        </w:rPr>
+        <w:t xml:space="preserve"> types or infer stock from measurements.</w:t>
+      </w:r>
+    </w:p>
+    <w:p>
+      <w:pPr>
+        <w:pStyle w:val="Heading3"/>
+      </w:pPr>
+      <w:r>
+        <w:t>Keep the stated limit</w:t>
+      </w:r>
+    </w:p>
+    <w:p>
+      <w:pPr>
+        <w:spacing w:line="336" w:lineRule="auto" w:after="180"/>
+        <w:shd w:fill="FFF5E6"/>
+      </w:pPr>
+      <w:r>
+        <w:rPr>
+          <w:b w:val="0"/>
+        </w:rPr>
+        <w:t xml:space="preserve">Read the labelled picture: If print(total) moves before total=total+2, what gets printed for the original </w:t>
+      </w:r>
+      <w:r>
+        <w:rPr>
+          <w:b/>
+        </w:rPr>
+        <w:t>input</w:t>
+      </w:r>
+      <w:r>
+        <w:rPr>
+          <w:b w:val="0"/>
+        </w:rPr>
+        <w:t>?</w:t>
+      </w:r>
+    </w:p>
+    <w:p>
+      <w:pPr>
+        <w:pStyle w:val="Heading3"/>
+      </w:pPr>
+      <w:r>
+        <w:t>Keep the stated limit</w:t>
+      </w:r>
+    </w:p>
+    <w:p>
+      <w:pPr>
+        <w:spacing w:line="336" w:lineRule="auto" w:after="180"/>
+        <w:shd w:fill="FFF5E6"/>
+      </w:pPr>
+      <w:r>
+        <w:rPr>
+          <w:b w:val="0"/>
+        </w:rPr>
         <w:t>Change one thing: Set boxes=0, keeping the two loose books. Predict the result before checking the explanation. What remains the same?</w:t>
       </w:r>
     </w:p>
@@ -2056,17 +3087,73 @@
     </w:p>
     <w:p>
       <w:r>
+        <w:t>Find the unsupported step in the Precision in Algorithms claim and explain a repair using the supplied evidence.</w:t>
+      </w:r>
+    </w:p>
+    <w:p>
+      <w:pPr>
+        <w:pStyle w:val="Heading3"/>
+      </w:pPr>
+      <w:r>
+        <w:t>Find the first error</w:t>
+      </w:r>
+    </w:p>
+    <w:p>
+      <w:pPr>
+        <w:spacing w:line="336" w:lineRule="auto" w:after="180"/>
+        <w:shd w:fill="FFF5E6"/>
+      </w:pPr>
+      <w:r>
+        <w:rPr>
+          <w:b w:val="0"/>
+        </w:rPr>
         <w:t>ERROR DETECTIVE</w:t>
       </w:r>
     </w:p>
     <w:p>
-      <w:r>
+      <w:pPr>
+        <w:spacing w:line="336" w:lineRule="auto" w:after="180"/>
+      </w:pPr>
+      <w:r>
+        <w:rPr>
+          <w:b w:val="0"/>
+        </w:rPr>
         <w:t>Compare → Diagnose → Repair</w:t>
       </w:r>
     </w:p>
     <w:p>
-      <w:r>
-        <w:t>Do not patch the answer. Find the earliest unsupported assumption, wrong step, or weak evidence.</w:t>
+      <w:pPr>
+        <w:spacing w:line="336" w:lineRule="auto" w:after="180"/>
+      </w:pPr>
+      <w:r>
+        <w:rPr>
+          <w:b w:val="0"/>
+        </w:rPr>
+        <w:t xml:space="preserve">Do not patch the answer. Find the earliest unsupported </w:t>
+      </w:r>
+      <w:r>
+        <w:rPr>
+          <w:b/>
+        </w:rPr>
+        <w:t>assumption</w:t>
+      </w:r>
+      <w:r>
+        <w:rPr>
+          <w:b w:val="0"/>
+        </w:rPr>
+        <w:t xml:space="preserve">, wrong step, or weak </w:t>
+      </w:r>
+      <w:r>
+        <w:rPr>
+          <w:b/>
+        </w:rPr>
+        <w:t>evidence</w:t>
+      </w:r>
+      <w:r>
+        <w:rPr>
+          <w:b w:val="0"/>
+        </w:rPr>
+        <w:t>.</w:t>
       </w:r>
     </w:p>
     <w:p>
@@ -2316,7 +3403,14 @@
       </w:tr>
     </w:tbl>
     <w:p>
-      <w:r>
+      <w:pPr>
+        <w:spacing w:line="336" w:lineRule="auto" w:after="180"/>
+        <w:shd w:fill="F5F1FB"/>
+      </w:pPr>
+      <w:r>
+        <w:rPr>
+          <w:b w:val="0"/>
+        </w:rPr>
         <w:t>Repair one cause. Why is this repair better than changing several things?</w:t>
       </w:r>
     </w:p>
@@ -2362,15 +3456,78 @@
       </w:r>
     </w:p>
     <w:p>
-      <w:r>
-        <w:t>Save the file with the input values, expected and observed outputs, and a short explanation. This program follows a written multiplication rule. It has not trained a model, predicted somebody’s preferences or checked that real packs contain the stated number. Its conclusion depends on the supplied data. Week 2 examines the values and types behind these names.</w:t>
-      </w:r>
-    </w:p>
-    <w:p>
       <w:pPr>
         <w:pStyle w:val="Heading3"/>
       </w:pPr>
       <w:r>
+        <w:t>Check the claim against the facts</w:t>
+      </w:r>
+    </w:p>
+    <w:p>
+      <w:pPr>
+        <w:spacing w:line="336" w:lineRule="auto" w:after="180"/>
+        <w:shd w:fill="FFF5E6"/>
+      </w:pPr>
+      <w:r>
+        <w:rPr>
+          <w:b w:val="0"/>
+        </w:rPr>
+        <w:t xml:space="preserve">Save the file with the </w:t>
+      </w:r>
+      <w:r>
+        <w:rPr>
+          <w:b/>
+        </w:rPr>
+        <w:t>input</w:t>
+      </w:r>
+      <w:r>
+        <w:rPr>
+          <w:b w:val="0"/>
+        </w:rPr>
+        <w:t xml:space="preserve"> values, expected and observed </w:t>
+      </w:r>
+      <w:r>
+        <w:rPr>
+          <w:b/>
+        </w:rPr>
+        <w:t>output</w:t>
+      </w:r>
+      <w:r>
+        <w:rPr>
+          <w:b w:val="0"/>
+        </w:rPr>
+        <w:t xml:space="preserve">s, and a short explanation. This </w:t>
+      </w:r>
+      <w:r>
+        <w:rPr>
+          <w:b/>
+        </w:rPr>
+        <w:t>program</w:t>
+      </w:r>
+      <w:r>
+        <w:rPr>
+          <w:b w:val="0"/>
+        </w:rPr>
+        <w:t xml:space="preserve"> follows a written multiplication rule.</w:t>
+      </w:r>
+    </w:p>
+    <w:p>
+      <w:pPr>
+        <w:spacing w:line="336" w:lineRule="auto" w:after="180"/>
+        <w:shd w:fill="FFF5E6"/>
+      </w:pPr>
+      <w:r>
+        <w:rPr>
+          <w:b w:val="0"/>
+        </w:rPr>
+        <w:t>It has not trained a model, predicted somebody’s preferences or checked that real packs contain the stated number. Its conclusion depends on the supplied data. Week 2 examines the values and types behind these names.</w:t>
+      </w:r>
+    </w:p>
+    <w:p>
+      <w:pPr>
+        <w:pStyle w:val="Heading3"/>
+      </w:pPr>
+      <w:r>
         <w:t>A script runs without an error and displays 11 for five packs of six. Is it correct for the stated requirement? Give the required result, the likely wrong operation and one check after repair. State whether your evidence came from a device run or a paper trace.</w:t>
       </w:r>
     </w:p>
@@ -2409,16 +3566,39 @@
     </w:p>
     <w:p>
       <w:r>
+        <w:t>Practise Precision in Algorithms with support, then explain the deciding step in your own words.</w:t>
+      </w:r>
+    </w:p>
+    <w:p>
+      <w:pPr>
+        <w:spacing w:line="336" w:lineRule="auto" w:after="180"/>
+      </w:pPr>
+      <w:r>
+        <w:rPr>
+          <w:b/>
+        </w:rPr>
         <w:t>LOGIC STUDIO</w:t>
       </w:r>
     </w:p>
     <w:p>
-      <w:r>
+      <w:pPr>
+        <w:spacing w:line="336" w:lineRule="auto" w:after="180"/>
+      </w:pPr>
+      <w:r>
+        <w:rPr>
+          <w:b w:val="0"/>
+        </w:rPr>
         <w:t>Trace Before You Run</w:t>
       </w:r>
     </w:p>
     <w:p>
-      <w:r>
+      <w:pPr>
+        <w:spacing w:line="336" w:lineRule="auto" w:after="180"/>
+      </w:pPr>
+      <w:r>
+        <w:rPr>
+          <w:b w:val="0"/>
+        </w:rPr>
         <w:t>Block code, pseudocode, tables, and diagrams are different ways to expose the same reasoning.</w:t>
       </w:r>
     </w:p>
@@ -2459,8 +3639,26 @@
       </w:r>
     </w:p>
     <w:p>
-      <w:r>
-        <w:t>SET evidence_record</w:t>
+      <w:pPr>
+        <w:spacing w:line="336" w:lineRule="auto" w:after="180"/>
+      </w:pPr>
+      <w:r>
+        <w:rPr>
+          <w:b w:val="0"/>
+        </w:rPr>
+        <w:t xml:space="preserve">SET </w:t>
+      </w:r>
+      <w:r>
+        <w:rPr>
+          <w:b/>
+        </w:rPr>
+        <w:t>evidence</w:t>
+      </w:r>
+      <w:r>
+        <w:rPr>
+          <w:b w:val="0"/>
+        </w:rPr>
+        <w:t>_record</w:t>
         <w:br/>
         <w:t>PREDICT expected_result</w:t>
         <w:br/>
@@ -2474,8 +3672,27 @@
       </w:r>
     </w:p>
     <w:p>
-      <w:r>
-        <w:t>Trace one input. Which line changes the state or chooses a path?</w:t>
+      <w:pPr>
+        <w:spacing w:line="336" w:lineRule="auto" w:after="180"/>
+        <w:shd w:fill="F5F1FB"/>
+      </w:pPr>
+      <w:r>
+        <w:rPr>
+          <w:b w:val="0"/>
+        </w:rPr>
+        <w:t xml:space="preserve">Trace one </w:t>
+      </w:r>
+      <w:r>
+        <w:rPr>
+          <w:b/>
+        </w:rPr>
+        <w:t>input</w:t>
+      </w:r>
+      <w:r>
+        <w:rPr>
+          <w:b w:val="0"/>
+        </w:rPr>
+        <w:t>. Which line changes the state or chooses a path?</w:t>
       </w:r>
     </w:p>
     <w:p>
@@ -2520,8 +3737,49 @@
       </w:r>
     </w:p>
     <w:p>
-      <w:r>
-        <w:t>Change only packs to 5. Predict the result from five groups of six, save, then run the entire file again. The expected output is 30. Keep the original four-pack result beside the new one and label the changed input. A comment can explain an instruction: Python ignores text after # outside a string. A comment does not change the calculation.</w:t>
+      <w:pPr>
+        <w:spacing w:line="336" w:lineRule="auto" w:after="180"/>
+      </w:pPr>
+      <w:r>
+        <w:rPr>
+          <w:b w:val="0"/>
+        </w:rPr>
+        <w:t xml:space="preserve">Change only packs to 5. Predict the result from five groups of six, save, then run the entire file again. The expected </w:t>
+      </w:r>
+      <w:r>
+        <w:rPr>
+          <w:b/>
+        </w:rPr>
+        <w:t>output</w:t>
+      </w:r>
+      <w:r>
+        <w:rPr>
+          <w:b w:val="0"/>
+        </w:rPr>
+        <w:t xml:space="preserve"> is 30. Keep the original four-pack result beside the new one and label the changed </w:t>
+      </w:r>
+      <w:r>
+        <w:rPr>
+          <w:b/>
+        </w:rPr>
+        <w:t>input</w:t>
+      </w:r>
+      <w:r>
+        <w:rPr>
+          <w:b w:val="0"/>
+        </w:rPr>
+        <w:t>.</w:t>
+      </w:r>
+    </w:p>
+    <w:p>
+      <w:pPr>
+        <w:spacing w:line="336" w:lineRule="auto" w:after="180"/>
+      </w:pPr>
+      <w:r>
+        <w:rPr>
+          <w:b w:val="0"/>
+        </w:rPr>
+        <w:t>A comment can explain an instruction: Python ignores text after # outside a string. A comment does not change the calculation.</w:t>
       </w:r>
     </w:p>
     <w:p>
@@ -2540,8 +3798,49 @@
       </w:r>
     </w:p>
     <w:p>
-      <w:r>
-        <w:t>A program can run successfully and still solve the wrong problem. Replacing * with + would display 11 for this input, but addition does not count five groups of six. Use the requirement and a paper calculation to check meaning; the absence of an error message is not proof of correctness.</w:t>
+      <w:pPr>
+        <w:spacing w:line="336" w:lineRule="auto" w:after="180"/>
+      </w:pPr>
+      <w:r>
+        <w:rPr>
+          <w:b w:val="0"/>
+        </w:rPr>
+        <w:t xml:space="preserve">A </w:t>
+      </w:r>
+      <w:r>
+        <w:rPr>
+          <w:b/>
+        </w:rPr>
+        <w:t>program</w:t>
+      </w:r>
+      <w:r>
+        <w:rPr>
+          <w:b w:val="0"/>
+        </w:rPr>
+        <w:t xml:space="preserve"> can run successfully and still solve the wrong problem. Replacing * with + would display 11 for this </w:t>
+      </w:r>
+      <w:r>
+        <w:rPr>
+          <w:b/>
+        </w:rPr>
+        <w:t>input</w:t>
+      </w:r>
+      <w:r>
+        <w:rPr>
+          <w:b w:val="0"/>
+        </w:rPr>
+        <w:t>, but addition does not count five groups of six.</w:t>
+      </w:r>
+    </w:p>
+    <w:p>
+      <w:pPr>
+        <w:spacing w:line="336" w:lineRule="auto" w:after="180"/>
+      </w:pPr>
+      <w:r>
+        <w:rPr>
+          <w:b w:val="0"/>
+        </w:rPr>
+        <w:t>Use the requirement and a paper calculation to check meaning; the absence of an error message is not proof of correctness.</w:t>
       </w:r>
     </w:p>
     <w:p>
@@ -2553,8 +3852,38 @@
       </w:r>
     </w:p>
     <w:p>
-      <w:r>
-        <w:t>Use workbook W2 for the connected example “From a paper algorithm to Python”. First fill the input and rule boxes. Try the middle steps before asking for a hint. After a hint, try the next step yourself.</w:t>
+      <w:pPr>
+        <w:spacing w:line="336" w:lineRule="auto" w:after="180"/>
+      </w:pPr>
+      <w:r>
+        <w:rPr>
+          <w:b w:val="0"/>
+        </w:rPr>
+        <w:t xml:space="preserve">Use workbook W2 for the connected example “From a paper </w:t>
+      </w:r>
+      <w:r>
+        <w:rPr>
+          <w:b/>
+        </w:rPr>
+        <w:t>algorithm</w:t>
+      </w:r>
+      <w:r>
+        <w:rPr>
+          <w:b w:val="0"/>
+        </w:rPr>
+        <w:t xml:space="preserve"> to Python”. First fill the </w:t>
+      </w:r>
+      <w:r>
+        <w:rPr>
+          <w:b/>
+        </w:rPr>
+        <w:t>input</w:t>
+      </w:r>
+      <w:r>
+        <w:rPr>
+          <w:b w:val="0"/>
+        </w:rPr>
+        <w:t xml:space="preserve"> and rule boxes. Try the middle steps before asking for a hint. After a hint, try the next step yourself.</w:t>
       </w:r>
     </w:p>
     <w:tbl>
@@ -2637,7 +3966,13 @@
       </w:tr>
     </w:tbl>
     <w:p>
-      <w:r>
+      <w:pPr>
+        <w:spacing w:line="336" w:lineRule="auto" w:after="180"/>
+      </w:pPr>
+      <w:r>
+        <w:rPr>
+          <w:b w:val="0"/>
+        </w:rPr>
         <w:t>Explain your trace to a partner. Your partner points to one step to check. Swap roles on the next case. Each person writes their own explanation.</w:t>
       </w:r>
     </w:p>
@@ -2650,12 +3985,47 @@
       </w:r>
     </w:p>
     <w:p>
-      <w:r>
-        <w:t>Use the worked case for From a paper algorithm to Python. Proposed explanation: “An equals sign displays the answer”. Decide whether this explanation is supported. Point to the step or supplied fact that decides; explain your repair if needed.</w:t>
-      </w:r>
-    </w:p>
-    <w:p>
-      <w:r>
+      <w:pPr>
+        <w:spacing w:line="336" w:lineRule="auto" w:after="180"/>
+      </w:pPr>
+      <w:r>
+        <w:rPr>
+          <w:b w:val="0"/>
+        </w:rPr>
+        <w:t xml:space="preserve">Use the worked case for From a paper </w:t>
+      </w:r>
+      <w:r>
+        <w:rPr>
+          <w:b/>
+        </w:rPr>
+        <w:t>algorithm</w:t>
+      </w:r>
+      <w:r>
+        <w:rPr>
+          <w:b w:val="0"/>
+        </w:rPr>
+        <w:t xml:space="preserve"> to Python. Proposed explanation: “An equals sign displays the answer”. Decide whether this explanation is supported.</w:t>
+      </w:r>
+    </w:p>
+    <w:p>
+      <w:pPr>
+        <w:spacing w:line="336" w:lineRule="auto" w:after="180"/>
+      </w:pPr>
+      <w:r>
+        <w:rPr>
+          <w:b w:val="0"/>
+        </w:rPr>
+        <w:t>Point to the step or supplied fact that decides; explain your repair if needed.</w:t>
+      </w:r>
+    </w:p>
+    <w:p>
+      <w:pPr>
+        <w:spacing w:line="336" w:lineRule="auto" w:after="180"/>
+      </w:pPr>
+      <w:r>
+        <w:rPr>
+          <w:b w:val="0"/>
+        </w:rPr>
         <w:t>Answer on your own before discussion. If you are unsure, say which step you need help with.</w:t>
       </w:r>
     </w:p>
@@ -2668,8 +4038,27 @@
       </w:r>
     </w:p>
     <w:p>
-      <w:r>
-        <w:t>If print(total) moves before total=total+2, what gets printed for the original input?</w:t>
+      <w:pPr>
+        <w:spacing w:line="336" w:lineRule="auto" w:after="180"/>
+        <w:shd w:fill="F5F1FB"/>
+      </w:pPr>
+      <w:r>
+        <w:rPr>
+          <w:b w:val="0"/>
+        </w:rPr>
+        <w:t xml:space="preserve">If print(total) moves before total=total+2, what gets printed for the original </w:t>
+      </w:r>
+      <w:r>
+        <w:rPr>
+          <w:b/>
+        </w:rPr>
+        <w:t>input</w:t>
+      </w:r>
+      <w:r>
+        <w:rPr>
+          <w:b w:val="0"/>
+        </w:rPr>
+        <w:t>?</w:t>
       </w:r>
     </w:p>
     <w:p>
@@ -2701,7 +4090,13 @@
       </w:r>
     </w:p>
     <w:p>
-      <w:r>
+      <w:pPr>
+        <w:spacing w:line="336" w:lineRule="auto" w:after="180"/>
+      </w:pPr>
+      <w:r>
+        <w:rPr>
+          <w:b w:val="0"/>
+        </w:rPr>
         <w:t>This is supported practice. Keep the separately named independent case for an attempt before feedback.</w:t>
       </w:r>
     </w:p>
@@ -2715,16 +4110,45 @@
     </w:p>
     <w:p>
       <w:r>
-        <w:t>EVIDENCE LAB</w:t>
-      </w:r>
-    </w:p>
-    <w:p>
-      <w:r>
+        <w:t>Investigate Precision in Algorithms. Record the prediction, actual observation or labelled paper trace, explanation and next test separately.</w:t>
+      </w:r>
+    </w:p>
+    <w:p>
+      <w:pPr>
+        <w:spacing w:line="336" w:lineRule="auto" w:after="180"/>
+      </w:pPr>
+      <w:r>
+        <w:rPr>
+          <w:b/>
+        </w:rPr>
+        <w:t>EVIDENCE</w:t>
+      </w:r>
+      <w:r>
+        <w:rPr>
+          <w:b/>
+        </w:rPr>
+        <w:t xml:space="preserve"> LAB</w:t>
+      </w:r>
+    </w:p>
+    <w:p>
+      <w:pPr>
+        <w:spacing w:line="336" w:lineRule="auto" w:after="180"/>
+      </w:pPr>
+      <w:r>
+        <w:rPr>
+          <w:b w:val="0"/>
+        </w:rPr>
         <w:t>Predict → Test → Record → Explain</w:t>
       </w:r>
     </w:p>
     <w:p>
-      <w:r>
+      <w:pPr>
+        <w:spacing w:line="336" w:lineRule="auto" w:after="180"/>
+      </w:pPr>
+      <w:r>
+        <w:rPr>
+          <w:b w:val="0"/>
+        </w:rPr>
         <w:t>Keep expected and actual results separate. Surprises are useful data when recorded honestly.</w:t>
       </w:r>
     </w:p>
@@ -2765,7 +4189,13 @@
       </w:r>
     </w:p>
     <w:p>
-      <w:r>
+      <w:pPr>
+        <w:spacing w:line="336" w:lineRule="auto" w:after="180"/>
+      </w:pPr>
+      <w:r>
+        <w:rPr>
+          <w:b w:val="0"/>
+        </w:rPr>
         <w:t>Trade sandwich instructions, follow them literally, mark every place where two interpretations are possible, then repair one cause at a time.</w:t>
       </w:r>
     </w:p>
@@ -3015,7 +4445,14 @@
       </w:tr>
     </w:tbl>
     <w:p>
-      <w:r>
+      <w:pPr>
+        <w:spacing w:line="336" w:lineRule="auto" w:after="180"/>
+        <w:shd w:fill="F5F1FB"/>
+      </w:pPr>
+      <w:r>
+        <w:rPr>
+          <w:b w:val="0"/>
+        </w:rPr>
         <w:t>What did the hardest test teach you that the normal test did not?</w:t>
       </w:r>
     </w:p>
@@ -3061,7 +4498,13 @@
       </w:r>
     </w:p>
     <w:p>
-      <w:r>
+      <w:pPr>
+        <w:spacing w:line="336" w:lineRule="auto" w:after="180"/>
+      </w:pPr>
+      <w:r>
+        <w:rPr>
+          <w:b w:val="0"/>
+        </w:rPr>
         <w:t>Before trying: what do I expect, and why? While trying: which step could first go wrong? Afterwards: what did I actually observe, and what should change? Keep “not run” if you only traced the procedure.</w:t>
       </w:r>
     </w:p>
@@ -3075,17 +4518,52 @@
     </w:p>
     <w:p>
       <w:r>
+        <w:t>Move from recall to tracing, diagnosis and transfer in Precision in Algorithms. Explain why each step is justified.</w:t>
+      </w:r>
+    </w:p>
+    <w:p>
+      <w:pPr>
+        <w:spacing w:line="336" w:lineRule="auto" w:after="180"/>
+      </w:pPr>
+      <w:r>
+        <w:rPr>
+          <w:b/>
+        </w:rPr>
         <w:t>MASTERY</w:t>
       </w:r>
     </w:p>
     <w:p>
-      <w:r>
+      <w:pPr>
+        <w:spacing w:line="336" w:lineRule="auto" w:after="180"/>
+      </w:pPr>
+      <w:r>
+        <w:rPr>
+          <w:b w:val="0"/>
+        </w:rPr>
         <w:t>From Knowing the Word to Owning the Idea</w:t>
       </w:r>
     </w:p>
     <w:p>
-      <w:r>
-        <w:t>Move upward only when you can produce evidence without copying the worked example.</w:t>
+      <w:pPr>
+        <w:spacing w:line="336" w:lineRule="auto" w:after="180"/>
+      </w:pPr>
+      <w:r>
+        <w:rPr>
+          <w:b w:val="0"/>
+        </w:rPr>
+        <w:t xml:space="preserve">Move upward only when you can produce </w:t>
+      </w:r>
+      <w:r>
+        <w:rPr>
+          <w:b/>
+        </w:rPr>
+        <w:t>evidence</w:t>
+      </w:r>
+      <w:r>
+        <w:rPr>
+          <w:b w:val="0"/>
+        </w:rPr>
+        <w:t xml:space="preserve"> without copying the worked example.</w:t>
       </w:r>
     </w:p>
     <w:p>
@@ -3125,33 +4603,93 @@
       </w:r>
     </w:p>
     <w:p>
-      <w:r>
+      <w:pPr>
+        <w:spacing w:line="336" w:lineRule="auto" w:after="180"/>
+      </w:pPr>
+      <w:r>
+        <w:rPr>
+          <w:b w:val="0"/>
+        </w:rPr>
         <w:t>1 • NAME: Define the concept without repeating the textbook.</w:t>
       </w:r>
     </w:p>
     <w:p>
-      <w:r>
-        <w:t>2 • TRACE: Show the information, state, branch, calculation, or evidence path.</w:t>
-      </w:r>
-    </w:p>
-    <w:p>
-      <w:r>
+      <w:pPr>
+        <w:spacing w:line="336" w:lineRule="auto" w:after="180"/>
+      </w:pPr>
+      <w:r>
+        <w:rPr>
+          <w:b w:val="0"/>
+        </w:rPr>
+        <w:t xml:space="preserve">2 • TRACE: Show the information, state, branch, calculation, or </w:t>
+      </w:r>
+      <w:r>
+        <w:rPr>
+          <w:b/>
+        </w:rPr>
+        <w:t>evidence</w:t>
+      </w:r>
+      <w:r>
+        <w:rPr>
+          <w:b w:val="0"/>
+        </w:rPr>
+        <w:t xml:space="preserve"> path.</w:t>
+      </w:r>
+    </w:p>
+    <w:p>
+      <w:pPr>
+        <w:spacing w:line="336" w:lineRule="auto" w:after="180"/>
+      </w:pPr>
+      <w:r>
+        <w:rPr>
+          <w:b w:val="0"/>
+        </w:rPr>
         <w:t>3 • APPLY: Solve a different example independently.</w:t>
       </w:r>
     </w:p>
     <w:p>
-      <w:r>
+      <w:pPr>
+        <w:spacing w:line="336" w:lineRule="auto" w:after="180"/>
+      </w:pPr>
+      <w:r>
+        <w:rPr>
+          <w:b w:val="0"/>
+        </w:rPr>
         <w:t>4 • CHALLENGE: Find a boundary case, counterexample, or unfair outcome.</w:t>
       </w:r>
     </w:p>
     <w:p>
-      <w:r>
+      <w:pPr>
+        <w:spacing w:line="336" w:lineRule="auto" w:after="180"/>
+      </w:pPr>
+      <w:r>
+        <w:rPr>
+          <w:b w:val="0"/>
+        </w:rPr>
         <w:t>5 • EXPLAIN LIMITS: Say when the result should not be trusted or used alone.</w:t>
       </w:r>
     </w:p>
     <w:p>
-      <w:r>
-        <w:t>My strongest evidence of independent understanding:</w:t>
+      <w:pPr>
+        <w:spacing w:line="336" w:lineRule="auto" w:after="180"/>
+      </w:pPr>
+      <w:r>
+        <w:rPr>
+          <w:b w:val="0"/>
+        </w:rPr>
+        <w:t xml:space="preserve">My strongest </w:t>
+      </w:r>
+      <w:r>
+        <w:rPr>
+          <w:b/>
+        </w:rPr>
+        <w:t>evidence</w:t>
+      </w:r>
+      <w:r>
+        <w:rPr>
+          <w:b w:val="0"/>
+        </w:rPr>
+        <w:t xml:space="preserve"> of independent understanding:</w:t>
       </w:r>
     </w:p>
     <w:p>
@@ -3197,16 +4735,39 @@
     </w:p>
     <w:p>
       <w:r>
+        <w:t>Apply this week’s idea to Transparent Book Recommender. Keep an annotated decision and the evidence supporting it.</w:t>
+      </w:r>
+    </w:p>
+    <w:p>
+      <w:pPr>
+        <w:spacing w:line="336" w:lineRule="auto" w:after="180"/>
+      </w:pPr>
+      <w:r>
+        <w:rPr>
+          <w:b/>
+        </w:rPr>
         <w:t>CUMULATIVE PROJECT</w:t>
       </w:r>
     </w:p>
     <w:p>
-      <w:r>
+      <w:pPr>
+        <w:spacing w:line="336" w:lineRule="auto" w:after="180"/>
+      </w:pPr>
+      <w:r>
+        <w:rPr>
+          <w:b w:val="0"/>
+        </w:rPr>
         <w:t>Transparent Book Recommender</w:t>
       </w:r>
     </w:p>
     <w:p>
-      <w:r>
+      <w:pPr>
+        <w:spacing w:line="336" w:lineRule="auto" w:after="180"/>
+      </w:pPr>
+      <w:r>
+        <w:rPr>
+          <w:b w:val="0"/>
+        </w:rPr>
         <w:t>Every week adds one inspectable piece. The system must show how it reached a result.</w:t>
       </w:r>
     </w:p>
@@ -3247,17 +4808,63 @@
       </w:r>
     </w:p>
     <w:p>
-      <w:r>
+      <w:pPr>
+        <w:spacing w:line="336" w:lineRule="auto" w:after="180"/>
+      </w:pPr>
+      <w:r>
+        <w:rPr>
+          <w:b w:val="0"/>
+        </w:rPr>
         <w:t>THIS WEEK’S CHECKPOINT  Write exact scoring steps so two people rank the same book the same way.</w:t>
       </w:r>
     </w:p>
     <w:p>
-      <w:r>
-        <w:t>SYSTEM MAP  Reader need → allowed inputs → transparent rule or score → ranked candidates → explanation → test record → human decision</w:t>
-      </w:r>
-    </w:p>
-    <w:p>
-      <w:r>
+      <w:pPr>
+        <w:pStyle w:val="Heading3"/>
+      </w:pPr>
+      <w:r>
+        <w:t>Trace the system</w:t>
+      </w:r>
+    </w:p>
+    <w:p>
+      <w:pPr>
+        <w:spacing w:line="336" w:lineRule="auto" w:after="180"/>
+        <w:shd w:fill="EDF7F3"/>
+      </w:pPr>
+      <w:r>
+        <w:rPr>
+          <w:b w:val="0"/>
+        </w:rPr>
+        <w:t xml:space="preserve">SYSTEM MAP  Reader need → allowed </w:t>
+      </w:r>
+      <w:r>
+        <w:rPr>
+          <w:b/>
+        </w:rPr>
+        <w:t>input</w:t>
+      </w:r>
+      <w:r>
+        <w:rPr>
+          <w:b w:val="0"/>
+        </w:rPr>
+        <w:t xml:space="preserve">s → transparent rule or score → ranked candidates → explanation → test record → </w:t>
+      </w:r>
+      <w:r>
+        <w:rPr>
+          <w:b/>
+        </w:rPr>
+        <w:t>human decision</w:t>
+      </w:r>
+    </w:p>
+    <w:p>
+      <w:pPr>
+        <w:spacing w:line="336" w:lineRule="auto" w:after="180"/>
+        <w:shd w:fill="F5F1FB"/>
+      </w:pPr>
+      <w:r>
+        <w:rPr>
+          <w:b w:val="0"/>
+        </w:rPr>
         <w:t>What will you add, change, or verify in the project this week?</w:t>
       </w:r>
     </w:p>
@@ -3295,8 +4902,27 @@
       </w:r>
     </w:p>
     <w:p>
-      <w:r>
-        <w:t>What should remain under human control?</w:t>
+      <w:pPr>
+        <w:spacing w:line="336" w:lineRule="auto" w:after="180"/>
+        <w:shd w:fill="F5F1FB"/>
+      </w:pPr>
+      <w:r>
+        <w:rPr>
+          <w:b w:val="0"/>
+        </w:rPr>
+        <w:t xml:space="preserve">What should remain under </w:t>
+      </w:r>
+      <w:r>
+        <w:rPr>
+          <w:b/>
+        </w:rPr>
+        <w:t>human control</w:t>
+      </w:r>
+      <w:r>
+        <w:rPr>
+          <w:b w:val="0"/>
+        </w:rPr>
+        <w:t>?</w:t>
       </w:r>
     </w:p>
     <w:p>
@@ -3333,7 +4959,22 @@
       </w:r>
     </w:p>
     <w:p>
-      <w:r>
+      <w:pPr>
+        <w:pStyle w:val="Heading3"/>
+      </w:pPr>
+      <w:r>
+        <w:t>Responsible design</w:t>
+      </w:r>
+    </w:p>
+    <w:p>
+      <w:pPr>
+        <w:spacing w:line="336" w:lineRule="auto" w:after="180"/>
+        <w:shd w:fill="FFF5E6"/>
+      </w:pPr>
+      <w:r>
+        <w:rPr>
+          <w:b w:val="0"/>
+        </w:rPr>
         <w:t>RESPONSIBLE DESIGN  Collect only necessary information. Show uncertainty and limits. Never confuse a ranking with a fact about a person.</w:t>
       </w:r>
     </w:p>
@@ -3346,7 +4987,13 @@
       </w:r>
     </w:p>
     <w:p>
-      <w:r>
+      <w:pPr>
+        <w:spacing w:line="336" w:lineRule="auto" w:after="180"/>
+      </w:pPr>
+      <w:r>
+        <w:rPr>
+          <w:b w:val="0"/>
+        </w:rPr>
         <w:t>Use small predicted traces when translating the Transparent Book Recommender’s paper logic into code.</w:t>
       </w:r>
     </w:p>
@@ -3360,16 +5007,48 @@
     </w:p>
     <w:p>
       <w:r>
+        <w:t>Use a genuinely new case for independent evidence. Previously discussed examples remain practice; use the separately named independent case before feedback.</w:t>
+      </w:r>
+    </w:p>
+    <w:p>
+      <w:pPr>
+        <w:pStyle w:val="Heading3"/>
+      </w:pPr>
+      <w:r>
+        <w:t>Independent evidence</w:t>
+      </w:r>
+    </w:p>
+    <w:p>
+      <w:pPr>
+        <w:spacing w:line="336" w:lineRule="auto" w:after="180"/>
+        <w:shd w:fill="FFF5E6"/>
+      </w:pPr>
+      <w:r>
+        <w:rPr>
+          <w:b w:val="0"/>
+        </w:rPr>
         <w:t>INDEPENDENT MASTERY PROOF</w:t>
       </w:r>
     </w:p>
     <w:p>
-      <w:r>
+      <w:pPr>
+        <w:spacing w:line="336" w:lineRule="auto" w:after="180"/>
+      </w:pPr>
+      <w:r>
+        <w:rPr>
+          <w:b w:val="0"/>
+        </w:rPr>
         <w:t>Explain • Transfer • Test • Defend</w:t>
       </w:r>
     </w:p>
     <w:p>
-      <w:r>
+      <w:pPr>
+        <w:spacing w:line="336" w:lineRule="auto" w:after="180"/>
+      </w:pPr>
+      <w:r>
+        <w:rPr>
+          <w:b w:val="0"/>
+        </w:rPr>
         <w:t>Complete this page without copying the worked example. Your reasoning matters more than decoration.</w:t>
       </w:r>
     </w:p>
@@ -3410,12 +5089,58 @@
       </w:r>
     </w:p>
     <w:p>
-      <w:r>
-        <w:t>CHALLENGE  Write two sandwich algorithms; expose hidden assumptions.</w:t>
-      </w:r>
-    </w:p>
-    <w:p>
-      <w:r>
+      <w:pPr>
+        <w:pStyle w:val="Heading3"/>
+      </w:pPr>
+      <w:r>
+        <w:t>Try a more demanding case</w:t>
+      </w:r>
+    </w:p>
+    <w:p>
+      <w:pPr>
+        <w:spacing w:line="336" w:lineRule="auto" w:after="180"/>
+        <w:shd w:fill="F5F1FB"/>
+      </w:pPr>
+      <w:r>
+        <w:rPr>
+          <w:b w:val="0"/>
+        </w:rPr>
+        <w:t xml:space="preserve">CHALLENGE  Write two sandwich </w:t>
+      </w:r>
+      <w:r>
+        <w:rPr>
+          <w:b/>
+        </w:rPr>
+        <w:t>algorithm</w:t>
+      </w:r>
+      <w:r>
+        <w:rPr>
+          <w:b w:val="0"/>
+        </w:rPr>
+        <w:t xml:space="preserve">s; expose hidden </w:t>
+      </w:r>
+      <w:r>
+        <w:rPr>
+          <w:b/>
+        </w:rPr>
+        <w:t>assumption</w:t>
+      </w:r>
+      <w:r>
+        <w:rPr>
+          <w:b w:val="0"/>
+        </w:rPr>
+        <w:t>s.</w:t>
+      </w:r>
+    </w:p>
+    <w:p>
+      <w:pPr>
+        <w:spacing w:line="336" w:lineRule="auto" w:after="180"/>
+        <w:shd w:fill="F4F9FC"/>
+      </w:pPr>
+      <w:r>
+        <w:rPr>
+          <w:b w:val="0"/>
+        </w:rPr>
         <w:t>1. My fresh example, trace, calculation, or design:</w:t>
       </w:r>
     </w:p>
@@ -3453,8 +5178,27 @@
       </w:r>
     </w:p>
     <w:p>
-      <w:r>
-        <w:t>2. My evidence that it works (include a boundary or missing-data case):</w:t>
+      <w:pPr>
+        <w:spacing w:line="336" w:lineRule="auto" w:after="180"/>
+        <w:shd w:fill="F4F9FC"/>
+      </w:pPr>
+      <w:r>
+        <w:rPr>
+          <w:b w:val="0"/>
+        </w:rPr>
+        <w:t xml:space="preserve">2. My </w:t>
+      </w:r>
+      <w:r>
+        <w:rPr>
+          <w:b/>
+        </w:rPr>
+        <w:t>evidence</w:t>
+      </w:r>
+      <w:r>
+        <w:rPr>
+          <w:b w:val="0"/>
+        </w:rPr>
+        <w:t xml:space="preserve"> that it works (include a boundary or missing-data case):</w:t>
       </w:r>
     </w:p>
     <w:p>
@@ -3491,7 +5235,14 @@
       </w:r>
     </w:p>
     <w:p>
-      <w:r>
+      <w:pPr>
+        <w:spacing w:line="336" w:lineRule="auto" w:after="180"/>
+        <w:shd w:fill="F4F9FC"/>
+      </w:pPr>
+      <w:r>
+        <w:rPr>
+          <w:b w:val="0"/>
+        </w:rPr>
         <w:t>3. One limitation, fairness concern, or situation needing human review:</w:t>
       </w:r>
     </w:p>
@@ -3529,8 +5280,47 @@
       </w:r>
     </w:p>
     <w:p>
-      <w:r>
-        <w:t>SELF-CHECK  □ I explained the mechanism  □ I used evidence  □ I tested a fresh case  □ I named a limitation  □ I can answer ‘why?’</w:t>
+      <w:pPr>
+        <w:pStyle w:val="Heading3"/>
+      </w:pPr>
+      <w:r>
+        <w:t>Check your explanation</w:t>
+      </w:r>
+    </w:p>
+    <w:p>
+      <w:pPr>
+        <w:spacing w:line="336" w:lineRule="auto" w:after="180"/>
+        <w:shd w:fill="F5F1FB"/>
+      </w:pPr>
+      <w:r>
+        <w:rPr>
+          <w:b w:val="0"/>
+        </w:rPr>
+        <w:t xml:space="preserve">SELF-CHECK  □ I explained the </w:t>
+      </w:r>
+      <w:r>
+        <w:rPr>
+          <w:b/>
+        </w:rPr>
+        <w:t>mechanism</w:t>
+      </w:r>
+      <w:r>
+        <w:rPr>
+          <w:b w:val="0"/>
+        </w:rPr>
+        <w:t xml:space="preserve">  □ I used </w:t>
+      </w:r>
+      <w:r>
+        <w:rPr>
+          <w:b/>
+        </w:rPr>
+        <w:t>evidence</w:t>
+      </w:r>
+      <w:r>
+        <w:rPr>
+          <w:b w:val="0"/>
+        </w:rPr>
+        <w:t xml:space="preserve">  □ I tested a fresh case  □ I named a limitation  □ I can answer ‘why?’</w:t>
       </w:r>
     </w:p>
     <w:p>
@@ -3542,6 +5332,11 @@
       </w:r>
     </w:p>
     <w:p>
+      <w:r>
+        <w:t>Revisit the complete Precision in Algorithms case for supported practice. Repeated examples do not become fresh assessments.</w:t>
+      </w:r>
+    </w:p>
+    <w:p>
       <w:pPr>
         <w:pStyle w:val="Heading3"/>
       </w:pPr>
@@ -3550,7 +5345,13 @@
       </w:r>
     </w:p>
     <w:p>
-      <w:r>
+      <w:pPr>
+        <w:spacing w:line="336" w:lineRule="auto" w:after="180"/>
+      </w:pPr>
+      <w:r>
+        <w:rPr>
+          <w:b w:val="0"/>
+        </w:rPr>
         <w:t>Use the supplied details to practise the weekly concept before attempting the independent question. This case extends the illustrated lesson.</w:t>
       </w:r>
     </w:p>
@@ -3563,8 +5364,26 @@
       </w:r>
     </w:p>
     <w:p>
-      <w:r>
-        <w:t>A sandwich algorithm says add spread, close it, cut it, without stating materials or directions.</w:t>
+      <w:pPr>
+        <w:spacing w:line="336" w:lineRule="auto" w:after="180"/>
+      </w:pPr>
+      <w:r>
+        <w:rPr>
+          <w:b w:val="0"/>
+        </w:rPr>
+        <w:t xml:space="preserve">A sandwich </w:t>
+      </w:r>
+      <w:r>
+        <w:rPr>
+          <w:b/>
+        </w:rPr>
+        <w:t>algorithm</w:t>
+      </w:r>
+      <w:r>
+        <w:rPr>
+          <w:b w:val="0"/>
+        </w:rPr>
+        <w:t xml:space="preserve"> says add spread, close it, cut it, without stating materials or directions.</w:t>
       </w:r>
     </w:p>
     <w:p>
@@ -3576,8 +5395,38 @@
       </w:r>
     </w:p>
     <w:p>
-      <w:r>
-        <w:t>Expose assumptions and write a precise paper simulation.</w:t>
+      <w:pPr>
+        <w:spacing w:line="336" w:lineRule="auto" w:after="180"/>
+      </w:pPr>
+      <w:r>
+        <w:rPr>
+          <w:b w:val="0"/>
+        </w:rPr>
+        <w:t xml:space="preserve">Expose </w:t>
+      </w:r>
+      <w:r>
+        <w:rPr>
+          <w:b/>
+        </w:rPr>
+        <w:t>assumption</w:t>
+      </w:r>
+      <w:r>
+        <w:rPr>
+          <w:b w:val="0"/>
+        </w:rPr>
+        <w:t xml:space="preserve">s and write a </w:t>
+      </w:r>
+      <w:r>
+        <w:rPr>
+          <w:b/>
+        </w:rPr>
+        <w:t>precise</w:t>
+      </w:r>
+      <w:r>
+        <w:rPr>
+          <w:b w:val="0"/>
+        </w:rPr>
+        <w:t xml:space="preserve"> paper simulation.</w:t>
       </w:r>
     </w:p>
     <w:p>
@@ -3589,7 +5438,13 @@
       </w:r>
     </w:p>
     <w:p>
-      <w:r>
+      <w:pPr>
+        <w:spacing w:line="336" w:lineRule="auto" w:after="180"/>
+      </w:pPr>
+      <w:r>
+        <w:rPr>
+          <w:b w:val="0"/>
+        </w:rPr>
         <w:t>Use two paper bread squares, mark a spoon-sized spread area on one, place the second on top and draw a diagonal cut. State materials and order. No real food or sharp tools are needed.</w:t>
       </w:r>
     </w:p>
@@ -3602,7 +5457,14 @@
       </w:r>
     </w:p>
     <w:p>
-      <w:r>
+      <w:pPr>
+        <w:spacing w:line="336" w:lineRule="auto" w:after="180"/>
+        <w:shd w:fill="F5F1FB"/>
+      </w:pPr>
+      <w:r>
+        <w:rPr>
+          <w:b w:val="0"/>
+        </w:rPr>
         <w:t>Which detail supports the answer, and why does it matter?</w:t>
       </w:r>
     </w:p>
@@ -3780,17 +5642,71 @@
       </w:tr>
     </w:tbl>
     <w:p>
-      <w:r>
-        <w:t>A sandwich algorithm says add spread, close it, cut it, without stating materials or directions.</w:t>
-      </w:r>
-    </w:p>
-    <w:p>
-      <w:r>
-        <w:t>Expose assumptions and write a precise paper simulation.</w:t>
-      </w:r>
-    </w:p>
-    <w:p>
-      <w:r>
+      <w:pPr>
+        <w:spacing w:line="336" w:lineRule="auto" w:after="180"/>
+      </w:pPr>
+      <w:r>
+        <w:rPr>
+          <w:b w:val="0"/>
+        </w:rPr>
+        <w:t xml:space="preserve">A sandwich </w:t>
+      </w:r>
+      <w:r>
+        <w:rPr>
+          <w:b/>
+        </w:rPr>
+        <w:t>algorithm</w:t>
+      </w:r>
+      <w:r>
+        <w:rPr>
+          <w:b w:val="0"/>
+        </w:rPr>
+        <w:t xml:space="preserve"> says add spread, close it, cut it, without stating materials or directions.</w:t>
+      </w:r>
+    </w:p>
+    <w:p>
+      <w:pPr>
+        <w:spacing w:line="336" w:lineRule="auto" w:after="180"/>
+      </w:pPr>
+      <w:r>
+        <w:rPr>
+          <w:b w:val="0"/>
+        </w:rPr>
+        <w:t xml:space="preserve">Expose </w:t>
+      </w:r>
+      <w:r>
+        <w:rPr>
+          <w:b/>
+        </w:rPr>
+        <w:t>assumption</w:t>
+      </w:r>
+      <w:r>
+        <w:rPr>
+          <w:b w:val="0"/>
+        </w:rPr>
+        <w:t xml:space="preserve">s and write a </w:t>
+      </w:r>
+      <w:r>
+        <w:rPr>
+          <w:b/>
+        </w:rPr>
+        <w:t>precise</w:t>
+      </w:r>
+      <w:r>
+        <w:rPr>
+          <w:b w:val="0"/>
+        </w:rPr>
+        <w:t xml:space="preserve"> paper simulation.</w:t>
+      </w:r>
+    </w:p>
+    <w:p>
+      <w:pPr>
+        <w:spacing w:line="336" w:lineRule="auto" w:after="180"/>
+      </w:pPr>
+      <w:r>
+        <w:rPr>
+          <w:b w:val="0"/>
+        </w:rPr>
         <w:t>Use two paper bread squares, mark a spoon-sized spread area on one, place the second on top and draw a diagonal cut. State materials and order. No real food or sharp tools are needed.</w:t>
       </w:r>
     </w:p>
@@ -3803,6 +5719,11 @@
       </w:r>
     </w:p>
     <w:p>
+      <w:r>
+        <w:t>Attempt the reserved new case before feedback. Record support; the earlier examples below remain additional practice.</w:t>
+      </w:r>
+    </w:p>
+    <w:p>
       <w:pPr>
         <w:pStyle w:val="Heading3"/>
       </w:pPr>
@@ -3811,8 +5732,26 @@
       </w:r>
     </w:p>
     <w:p>
-      <w:r>
-        <w:t>A fictional shelf has 3 trays of 7 tiles each. Write a four-line Python script using trays, per_tray and tiles. Predict its output. Then change only trays to 0 and predict again. Explain why adding the two quantities is wrong.</w:t>
+      <w:pPr>
+        <w:spacing w:line="336" w:lineRule="auto" w:after="180"/>
+      </w:pPr>
+      <w:r>
+        <w:rPr>
+          <w:b w:val="0"/>
+        </w:rPr>
+        <w:t xml:space="preserve">A fictional shelf has 3 trays of 7 tiles each. Write a four-line Python script using trays, per_tray and tiles. Predict its </w:t>
+      </w:r>
+      <w:r>
+        <w:rPr>
+          <w:b/>
+        </w:rPr>
+        <w:t>output</w:t>
+      </w:r>
+      <w:r>
+        <w:rPr>
+          <w:b w:val="0"/>
+        </w:rPr>
+        <w:t>. Then change only trays to 0 and predict again. Explain why adding the two quantities is wrong.</w:t>
       </w:r>
     </w:p>
     <w:p>
@@ -3859,7 +5798,13 @@
       </w:r>
     </w:p>
     <w:p>
-      <w:r>
+      <w:pPr>
+        <w:spacing w:line="336" w:lineRule="auto" w:after="180"/>
+      </w:pPr>
+      <w:r>
+        <w:rPr>
+          <w:b w:val="0"/>
+        </w:rPr>
         <w:t>Attempt this case before feedback. Record any help. Earlier examples below are further practice; a case already practised with feedback cannot establish fresh transfer.</w:t>
       </w:r>
     </w:p>
@@ -3872,18 +5817,42 @@
       </w:r>
     </w:p>
     <w:p>
-      <w:r>
+      <w:pPr>
+        <w:spacing w:line="336" w:lineRule="auto" w:after="180"/>
+      </w:pPr>
+      <w:r>
+        <w:rPr>
+          <w:b w:val="0"/>
+        </w:rPr>
         <w:t>Close the worked explanation. Apply the idea to this different question without copying.</w:t>
       </w:r>
     </w:p>
     <w:p>
-      <w:r>
+      <w:pPr>
+        <w:spacing w:line="336" w:lineRule="auto" w:after="180"/>
+      </w:pPr>
+      <w:r>
+        <w:rPr>
+          <w:b w:val="0"/>
+        </w:rPr>
         <w:t>A robot starts at square 0. Replace move a bit and stop nearby with instructions that put it exactly on square 3 using steps of one square.</w:t>
       </w:r>
     </w:p>
     <w:p>
-      <w:r>
-        <w:t>My answer, with a trace, calculation or supporting evidence</w:t>
+      <w:pPr>
+        <w:spacing w:line="336" w:lineRule="auto" w:after="180"/>
+      </w:pPr>
+      <w:r>
+        <w:rPr>
+          <w:b w:val="0"/>
+        </w:rPr>
+        <w:t xml:space="preserve">My answer, with a trace, calculation or supporting </w:t>
+      </w:r>
+      <w:r>
+        <w:rPr>
+          <w:b/>
+        </w:rPr>
+        <w:t>evidence</w:t>
       </w:r>
     </w:p>
     <w:p>
@@ -3928,13 +5897,37 @@
       </w:r>
     </w:p>
     <w:p>
-      <w:r>
+      <w:pPr>
+        <w:spacing w:line="336" w:lineRule="auto" w:after="180"/>
+      </w:pPr>
+      <w:r>
+        <w:rPr>
+          <w:b w:val="0"/>
+        </w:rPr>
         <w:t>Change one relevant detail. Predict the result before testing. Include a boundary or missing-information case when it helps reveal a limit.</w:t>
       </w:r>
     </w:p>
     <w:p>
-      <w:r>
-        <w:t>My changed input and expected result</w:t>
+      <w:pPr>
+        <w:spacing w:line="336" w:lineRule="auto" w:after="180"/>
+      </w:pPr>
+      <w:r>
+        <w:rPr>
+          <w:b w:val="0"/>
+        </w:rPr>
+        <w:t xml:space="preserve">My changed </w:t>
+      </w:r>
+      <w:r>
+        <w:rPr>
+          <w:b/>
+        </w:rPr>
+        <w:t>input</w:t>
+      </w:r>
+      <w:r>
+        <w:rPr>
+          <w:b w:val="0"/>
+        </w:rPr>
+        <w:t xml:space="preserve"> and expected result</w:t>
       </w:r>
     </w:p>
     <w:p>
@@ -3979,13 +5972,37 @@
       </w:r>
     </w:p>
     <w:p>
-      <w:r>
+      <w:pPr>
+        <w:spacing w:line="336" w:lineRule="auto" w:after="180"/>
+      </w:pPr>
+      <w:r>
+        <w:rPr>
+          <w:b w:val="0"/>
+        </w:rPr>
         <w:t>Write exact scoring steps so two people rank the same book the same way.</w:t>
       </w:r>
     </w:p>
     <w:p>
-      <w:r>
-        <w:t>The evidence I will keep</w:t>
+      <w:pPr>
+        <w:spacing w:line="336" w:lineRule="auto" w:after="180"/>
+      </w:pPr>
+      <w:r>
+        <w:rPr>
+          <w:b w:val="0"/>
+        </w:rPr>
+        <w:t xml:space="preserve">The </w:t>
+      </w:r>
+      <w:r>
+        <w:rPr>
+          <w:b/>
+        </w:rPr>
+        <w:t>evidence</w:t>
+      </w:r>
+      <w:r>
+        <w:rPr>
+          <w:b w:val="0"/>
+        </w:rPr>
+        <w:t xml:space="preserve"> I will keep</w:t>
       </w:r>
     </w:p>
     <w:p>
@@ -4022,8 +6039,26 @@
       </w:r>
     </w:p>
     <w:p>
-      <w:r>
-        <w:t>Your teacher has the independent answer and scoring criteria. Complete the matching workbook week to keep your practice evidence together.</w:t>
+      <w:pPr>
+        <w:spacing w:line="336" w:lineRule="auto" w:after="180"/>
+      </w:pPr>
+      <w:r>
+        <w:rPr>
+          <w:b w:val="0"/>
+        </w:rPr>
+        <w:t xml:space="preserve">Your teacher has the independent answer and scoring criteria. Complete the matching workbook week to keep your practice </w:t>
+      </w:r>
+      <w:r>
+        <w:rPr>
+          <w:b/>
+        </w:rPr>
+        <w:t>evidence</w:t>
+      </w:r>
+      <w:r>
+        <w:rPr>
+          <w:b w:val="0"/>
+        </w:rPr>
+        <w:t xml:space="preserve"> together.</w:t>
       </w:r>
     </w:p>
     <w:p>
@@ -4035,8 +6070,38 @@
       </w:r>
     </w:p>
     <w:p>
-      <w:r>
-        <w:t>Write an algorithm for borrowing a classroom book when the book may already be on loan. Include inputs, a no-copy-available outcome and a check that prevents two borrowers receiving the same copy.</w:t>
+      <w:pPr>
+        <w:spacing w:line="336" w:lineRule="auto" w:after="180"/>
+      </w:pPr>
+      <w:r>
+        <w:rPr>
+          <w:b w:val="0"/>
+        </w:rPr>
+        <w:t xml:space="preserve">Write an </w:t>
+      </w:r>
+      <w:r>
+        <w:rPr>
+          <w:b/>
+        </w:rPr>
+        <w:t>algorithm</w:t>
+      </w:r>
+      <w:r>
+        <w:rPr>
+          <w:b w:val="0"/>
+        </w:rPr>
+        <w:t xml:space="preserve"> for borrowing a classroom book when the book may already be on loan. Include </w:t>
+      </w:r>
+      <w:r>
+        <w:rPr>
+          <w:b/>
+        </w:rPr>
+        <w:t>input</w:t>
+      </w:r>
+      <w:r>
+        <w:rPr>
+          <w:b w:val="0"/>
+        </w:rPr>
+        <w:t>s, a no-copy-available outcome and a check that prevents two borrowers receiving the same copy.</w:t>
       </w:r>
     </w:p>
     <w:p>
@@ -4091,8 +6156,25 @@
       </w:r>
     </w:p>
     <w:p>
-      <w:r>
-        <w:t>Attempt the independent case before hints. Record whether you worked alone, used a hint or followed a model. After feedback, fix the first unsupported step and explain why it changed. A later check uses a changed case, not a copied answer.</w:t>
+      <w:pPr>
+        <w:spacing w:line="336" w:lineRule="auto" w:after="180"/>
+      </w:pPr>
+      <w:r>
+        <w:rPr>
+          <w:b w:val="0"/>
+        </w:rPr>
+        <w:t>Attempt the independent case before hints. Record whether you worked alone, used a hint or followed a model. After feedback, fix the first unsupported step and explain why it changed.</w:t>
+      </w:r>
+    </w:p>
+    <w:p>
+      <w:pPr>
+        <w:spacing w:line="336" w:lineRule="auto" w:after="180"/>
+      </w:pPr>
+      <w:r>
+        <w:rPr>
+          <w:b w:val="0"/>
+        </w:rPr>
+        <w:t>A later check uses a changed case, not a copied answer.</w:t>
       </w:r>
     </w:p>
     <w:p>
@@ -4105,6 +6187,17 @@
     </w:p>
     <w:p>
       <w:r>
+        <w:t>Use this map to navigate Precision in Algorithms, connect the goals to tasks and keep one evidence record for each attempt.</w:t>
+      </w:r>
+    </w:p>
+    <w:p>
+      <w:pPr>
+        <w:spacing w:line="336" w:lineRule="auto" w:after="180"/>
+      </w:pPr>
+      <w:r>
+        <w:rPr>
+          <w:b w:val="0"/>
+        </w:rPr>
         <w:t>Start with this question: A fictional book-box counter has three boxes with five books each and two loose books.</w:t>
       </w:r>
     </w:p>
@@ -4211,13 +6304,61 @@
       </w:tr>
     </w:tbl>
     <w:p>
-      <w:r>
-        <w:t>Remember → watch and explain → try with help → investigate → try independently → keep project evidence. Your teacher may spread this lesson across several classes.</w:t>
-      </w:r>
-    </w:p>
-    <w:p>
-      <w:r>
-        <w:t>Keep your first prediction. Compare it with what the evidence shows and explain any change.</w:t>
+      <w:pPr>
+        <w:spacing w:line="336" w:lineRule="auto" w:after="180"/>
+      </w:pPr>
+      <w:r>
+        <w:rPr>
+          <w:b w:val="0"/>
+        </w:rPr>
+        <w:t xml:space="preserve">Remember → watch and explain → try with help → investigate → try independently → keep project </w:t>
+      </w:r>
+      <w:r>
+        <w:rPr>
+          <w:b/>
+        </w:rPr>
+        <w:t>evidence</w:t>
+      </w:r>
+      <w:r>
+        <w:rPr>
+          <w:b w:val="0"/>
+        </w:rPr>
+        <w:t>. Your teacher may spread this lesson across several classes.</w:t>
+      </w:r>
+    </w:p>
+    <w:p>
+      <w:pPr>
+        <w:spacing w:line="336" w:lineRule="auto" w:after="180"/>
+      </w:pPr>
+      <w:r>
+        <w:rPr>
+          <w:b w:val="0"/>
+        </w:rPr>
+        <w:t xml:space="preserve">Keep your first </w:t>
+      </w:r>
+      <w:r>
+        <w:rPr>
+          <w:b/>
+        </w:rPr>
+        <w:t>prediction</w:t>
+      </w:r>
+      <w:r>
+        <w:rPr>
+          <w:b w:val="0"/>
+        </w:rPr>
+        <w:t xml:space="preserve">. Compare it with what the </w:t>
+      </w:r>
+      <w:r>
+        <w:rPr>
+          <w:b/>
+        </w:rPr>
+        <w:t>evidence</w:t>
+      </w:r>
+      <w:r>
+        <w:rPr>
+          <w:b w:val="0"/>
+        </w:rPr>
+        <w:t xml:space="preserve"> shows and explain any change.</w:t>
       </w:r>
     </w:p>
     <w:p>
@@ -4230,6 +6371,17 @@
     </w:p>
     <w:p>
       <w:r>
+        <w:t>Explain Precision in Algorithms without notes, identify a remaining question and plan a later check with a changed case.</w:t>
+      </w:r>
+    </w:p>
+    <w:p>
+      <w:pPr>
+        <w:spacing w:line="336" w:lineRule="auto" w:after="180"/>
+      </w:pPr>
+      <w:r>
+        <w:rPr>
+          <w:b w:val="0"/>
+        </w:rPr>
         <w:t>Close your notes. Explain this goal in your own words: Translate a short paper calculation into a Python script</w:t>
       </w:r>
     </w:p>
@@ -4267,13 +6419,73 @@
       </w:r>
     </w:p>
     <w:p>
-      <w:r>
-        <w:t>If you are unsure, return to the worked picture and explain one arrow. If you are ready, change an input or assumption and justify your prediction.</w:t>
-      </w:r>
-    </w:p>
-    <w:p>
-      <w:r>
-        <w:t>Save your workbook evidence. At the next review, try a different case before opening your old answer.</w:t>
+      <w:pPr>
+        <w:spacing w:line="336" w:lineRule="auto" w:after="180"/>
+      </w:pPr>
+      <w:r>
+        <w:rPr>
+          <w:b w:val="0"/>
+        </w:rPr>
+        <w:t xml:space="preserve">If you are unsure, return to the worked picture and explain one arrow. If you are ready, change an </w:t>
+      </w:r>
+      <w:r>
+        <w:rPr>
+          <w:b/>
+        </w:rPr>
+        <w:t>input</w:t>
+      </w:r>
+      <w:r>
+        <w:rPr>
+          <w:b w:val="0"/>
+        </w:rPr>
+        <w:t xml:space="preserve"> or </w:t>
+      </w:r>
+      <w:r>
+        <w:rPr>
+          <w:b/>
+        </w:rPr>
+        <w:t>assumption</w:t>
+      </w:r>
+      <w:r>
+        <w:rPr>
+          <w:b w:val="0"/>
+        </w:rPr>
+        <w:t xml:space="preserve"> and justify your </w:t>
+      </w:r>
+      <w:r>
+        <w:rPr>
+          <w:b/>
+        </w:rPr>
+        <w:t>prediction</w:t>
+      </w:r>
+      <w:r>
+        <w:rPr>
+          <w:b w:val="0"/>
+        </w:rPr>
+        <w:t>.</w:t>
+      </w:r>
+    </w:p>
+    <w:p>
+      <w:pPr>
+        <w:spacing w:line="336" w:lineRule="auto" w:after="180"/>
+      </w:pPr>
+      <w:r>
+        <w:rPr>
+          <w:b w:val="0"/>
+        </w:rPr>
+        <w:t xml:space="preserve">Save your workbook </w:t>
+      </w:r>
+      <w:r>
+        <w:rPr>
+          <w:b/>
+        </w:rPr>
+        <w:t>evidence</w:t>
+      </w:r>
+      <w:r>
+        <w:rPr>
+          <w:b w:val="0"/>
+        </w:rPr>
+        <w:t>. At the next review, try a different case before opening your old answer.</w:t>
       </w:r>
     </w:p>
     <w:p>
@@ -4286,11 +6498,28 @@
     </w:p>
     <w:p>
       <w:r>
+        <w:t>Attempt supported questions before using hints or feedback. Review a missing building block, then keep the completed work.</w:t>
+      </w:r>
+    </w:p>
+    <w:p>
+      <w:pPr>
+        <w:spacing w:line="336" w:lineRule="auto" w:after="180"/>
+      </w:pPr>
+      <w:r>
+        <w:rPr>
+          <w:b w:val="0"/>
+        </w:rPr>
         <w:t>Use this supported practice once, in the browser or on paper. Keep the reserved independent assessment for a separate first attempt before teacher feedback.</w:t>
       </w:r>
     </w:p>
     <w:p>
-      <w:r>
+      <w:pPr>
+        <w:spacing w:line="336" w:lineRule="auto" w:after="180"/>
+      </w:pPr>
+      <w:r>
+        <w:rPr>
+          <w:b w:val="0"/>
+        </w:rPr>
         <w:t>A fictional book-box counter has three boxes with five books each and two loose books.</w:t>
       </w:r>
     </w:p>
@@ -4303,27 +6532,79 @@
       </w:r>
     </w:p>
     <w:p>
-      <w:r>
-        <w:t>Which labelled step matches this detail? The program prints 17 once.</w:t>
-      </w:r>
-    </w:p>
-    <w:p>
-      <w:r>
-        <w:t>1. Read input</w:t>
-      </w:r>
-    </w:p>
-    <w:p>
-      <w:r>
+      <w:pPr>
+        <w:spacing w:line="336" w:lineRule="auto" w:after="180"/>
+      </w:pPr>
+      <w:r>
+        <w:rPr>
+          <w:b w:val="0"/>
+        </w:rPr>
+        <w:t xml:space="preserve">Which labelled step matches this detail? The </w:t>
+      </w:r>
+      <w:r>
+        <w:rPr>
+          <w:b/>
+        </w:rPr>
+        <w:t>program</w:t>
+      </w:r>
+      <w:r>
+        <w:rPr>
+          <w:b w:val="0"/>
+        </w:rPr>
+        <w:t xml:space="preserve"> prints 17 once.</w:t>
+      </w:r>
+    </w:p>
+    <w:p>
+      <w:pPr>
+        <w:spacing w:line="336" w:lineRule="auto" w:after="180"/>
+        <w:shd w:fill="F4F9FC"/>
+      </w:pPr>
+      <w:r>
+        <w:rPr>
+          <w:b w:val="0"/>
+        </w:rPr>
+        <w:t xml:space="preserve">1. Read </w:t>
+      </w:r>
+      <w:r>
+        <w:rPr>
+          <w:b/>
+        </w:rPr>
+        <w:t>input</w:t>
+      </w:r>
+    </w:p>
+    <w:p>
+      <w:pPr>
+        <w:spacing w:line="336" w:lineRule="auto" w:after="180"/>
+        <w:shd w:fill="F4F9FC"/>
+      </w:pPr>
+      <w:r>
+        <w:rPr>
+          <w:b w:val="0"/>
+        </w:rPr>
         <w:t>2. Print</w:t>
       </w:r>
     </w:p>
     <w:p>
-      <w:r>
+      <w:pPr>
+        <w:spacing w:line="336" w:lineRule="auto" w:after="180"/>
+        <w:shd w:fill="F4F9FC"/>
+      </w:pPr>
+      <w:r>
+        <w:rPr>
+          <w:b w:val="0"/>
+        </w:rPr>
         <w:t>3. Multiply</w:t>
       </w:r>
     </w:p>
     <w:p>
-      <w:r>
+      <w:pPr>
+        <w:spacing w:line="336" w:lineRule="auto" w:after="180"/>
+        <w:shd w:fill="F4F9FC"/>
+      </w:pPr>
+      <w:r>
+        <w:rPr>
+          <w:b w:val="0"/>
+        </w:rPr>
         <w:t>4. Update total</w:t>
       </w:r>
     </w:p>
@@ -4361,41 +6642,191 @@
       </w:r>
     </w:p>
     <w:p>
-      <w:r>
+      <w:pPr>
+        <w:pStyle w:val="Heading3"/>
+      </w:pPr>
+      <w:r>
+        <w:t>Hint · try first</w:t>
+      </w:r>
+    </w:p>
+    <w:p>
+      <w:pPr>
+        <w:spacing w:line="336" w:lineRule="auto" w:after="180"/>
+        <w:shd w:fill="F1F6F8"/>
+      </w:pPr>
+      <w:r>
+        <w:rPr>
+          <w:b w:val="0"/>
+        </w:rPr>
         <w:t>Hint if needed: Read the steps in the pictorial case. Match the supplied detail to the stage that performs or records it.</w:t>
       </w:r>
     </w:p>
     <w:p>
-      <w:r>
-        <w:t>After your attempt, compare with the supported explanation: Print The program prints 17 once. Assignment replaces a variable’s stored value. In total=total+2, Python first reads the current total on the right, calculates 17, then assigns that result to total on the left. The equal sign is an instruction here, not a claim that 15 and 17 are mathematically equal. Predict output before running.</w:t>
-      </w:r>
-    </w:p>
-    <w:p>
       <w:pPr>
         <w:pStyle w:val="Heading3"/>
       </w:pPr>
       <w:r>
+        <w:t>Feedback · compare after trying</w:t>
+      </w:r>
+    </w:p>
+    <w:p>
+      <w:pPr>
+        <w:spacing w:line="336" w:lineRule="auto" w:after="180"/>
+        <w:shd w:fill="F1F6FC"/>
+      </w:pPr>
+      <w:r>
+        <w:rPr>
+          <w:b w:val="0"/>
+        </w:rPr>
+        <w:t xml:space="preserve">After your attempt, compare with the supported explanation: Print The </w:t>
+      </w:r>
+      <w:r>
+        <w:rPr>
+          <w:b/>
+        </w:rPr>
+        <w:t>program</w:t>
+      </w:r>
+      <w:r>
+        <w:rPr>
+          <w:b w:val="0"/>
+        </w:rPr>
+        <w:t xml:space="preserve"> prints 17 once. </w:t>
+      </w:r>
+      <w:r>
+        <w:rPr>
+          <w:b/>
+        </w:rPr>
+        <w:t>Assignment</w:t>
+      </w:r>
+      <w:r>
+        <w:rPr>
+          <w:b w:val="0"/>
+        </w:rPr>
+        <w:t xml:space="preserve"> replaces a variable’s stored value.</w:t>
+      </w:r>
+    </w:p>
+    <w:p>
+      <w:pPr>
+        <w:spacing w:line="336" w:lineRule="auto" w:after="180"/>
+        <w:shd w:fill="F1F6FC"/>
+      </w:pPr>
+      <w:r>
+        <w:rPr>
+          <w:b w:val="0"/>
+        </w:rPr>
+        <w:t>In total=total+2, Python first reads the current total on the right, calculates 17, then assigns that result to total on the left. The equal sign is an instruction here, not a claim that 15 and 17 are mathematically equal.</w:t>
+      </w:r>
+    </w:p>
+    <w:p>
+      <w:pPr>
+        <w:spacing w:line="336" w:lineRule="auto" w:after="180"/>
+        <w:shd w:fill="F1F6FC"/>
+      </w:pPr>
+      <w:r>
+        <w:rPr>
+          <w:b w:val="0"/>
+        </w:rPr>
+        <w:t xml:space="preserve">Predict </w:t>
+      </w:r>
+      <w:r>
+        <w:rPr>
+          <w:b/>
+        </w:rPr>
+        <w:t>output</w:t>
+      </w:r>
+      <w:r>
+        <w:rPr>
+          <w:b w:val="0"/>
+        </w:rPr>
+        <w:t xml:space="preserve"> before running.</w:t>
+      </w:r>
+    </w:p>
+    <w:p>
+      <w:pPr>
+        <w:pStyle w:val="Heading3"/>
+      </w:pPr>
+      <w:r>
         <w:t>Practice 2: explain the deciding evidence</w:t>
       </w:r>
     </w:p>
     <w:p>
-      <w:r>
+      <w:pPr>
+        <w:pStyle w:val="Heading3"/>
+      </w:pPr>
+      <w:r>
+        <w:t>Changed case · predict first</w:t>
+      </w:r>
+    </w:p>
+    <w:p>
+      <w:pPr>
+        <w:spacing w:line="336" w:lineRule="auto" w:after="180"/>
+        <w:shd w:fill="F5F1FB"/>
+      </w:pPr>
+      <w:r>
+        <w:rPr>
+          <w:b w:val="0"/>
+        </w:rPr>
         <w:t>Changed-case practice: Set boxes=0, keeping the two loose books. Which conclusion is supported by the supplied facts?</w:t>
       </w:r>
     </w:p>
     <w:p>
-      <w:r>
-        <w:t>1. This one example guarantees correct results for every future input.</w:t>
-      </w:r>
-    </w:p>
-    <w:p>
-      <w:r>
+      <w:pPr>
+        <w:spacing w:line="336" w:lineRule="auto" w:after="180"/>
+        <w:shd w:fill="F4F9FC"/>
+      </w:pPr>
+      <w:r>
+        <w:rPr>
+          <w:b w:val="0"/>
+        </w:rPr>
+        <w:t xml:space="preserve">1. This one example guarantees correct results for every future </w:t>
+      </w:r>
+      <w:r>
+        <w:rPr>
+          <w:b/>
+        </w:rPr>
+        <w:t>input</w:t>
+      </w:r>
+      <w:r>
+        <w:rPr>
+          <w:b w:val="0"/>
+        </w:rPr>
+        <w:t>.</w:t>
+      </w:r>
+    </w:p>
+    <w:p>
+      <w:pPr>
+        <w:spacing w:line="336" w:lineRule="auto" w:after="180"/>
+        <w:shd w:fill="F4F9FC"/>
+      </w:pPr>
+      <w:r>
+        <w:rPr>
+          <w:b w:val="0"/>
+        </w:rPr>
         <w:t>2. The printed result is 2.</w:t>
       </w:r>
     </w:p>
     <w:p>
-      <w:r>
-        <w:t>3. We can decide the result without examining the changed input or the procedure.</w:t>
+      <w:pPr>
+        <w:spacing w:line="336" w:lineRule="auto" w:after="180"/>
+        <w:shd w:fill="F4F9FC"/>
+      </w:pPr>
+      <w:r>
+        <w:rPr>
+          <w:b w:val="0"/>
+        </w:rPr>
+        <w:t xml:space="preserve">3. We can decide the result without examining the changed </w:t>
+      </w:r>
+      <w:r>
+        <w:rPr>
+          <w:b/>
+        </w:rPr>
+        <w:t>input</w:t>
+      </w:r>
+      <w:r>
+        <w:rPr>
+          <w:b w:val="0"/>
+        </w:rPr>
+        <w:t xml:space="preserve"> or the procedure.</w:t>
       </w:r>
     </w:p>
     <w:p>
@@ -4432,12 +6863,42 @@
       </w:r>
     </w:p>
     <w:p>
-      <w:r>
+      <w:pPr>
+        <w:pStyle w:val="Heading3"/>
+      </w:pPr>
+      <w:r>
+        <w:t>Hint · try first</w:t>
+      </w:r>
+    </w:p>
+    <w:p>
+      <w:pPr>
+        <w:spacing w:line="336" w:lineRule="auto" w:after="180"/>
+        <w:shd w:fill="F1F6F8"/>
+      </w:pPr>
+      <w:r>
+        <w:rPr>
+          <w:b w:val="0"/>
+        </w:rPr>
         <w:t>Hint if needed: Use the changed condition and the deciding step in the pictorial trace. The answer must say what follows from those facts.</w:t>
       </w:r>
     </w:p>
     <w:p>
-      <w:r>
+      <w:pPr>
+        <w:pStyle w:val="Heading3"/>
+      </w:pPr>
+      <w:r>
+        <w:t>Feedback · compare after trying</w:t>
+      </w:r>
+    </w:p>
+    <w:p>
+      <w:pPr>
+        <w:spacing w:line="336" w:lineRule="auto" w:after="180"/>
+        <w:shd w:fill="F1F6FC"/>
+      </w:pPr>
+      <w:r>
+        <w:rPr>
+          <w:b w:val="0"/>
+        </w:rPr>
         <w:t>After your attempt, compare with the supported explanation: The printed result is 2. 0×5+2=2; there is no rule saying zero boxes means zero loose books.</w:t>
       </w:r>
     </w:p>
@@ -4450,8 +6911,37 @@
       </w:r>
     </w:p>
     <w:p>
-      <w:r>
-        <w:t>Review Expo and Defense (ai-1/36). Goal: Evaluate a saved candidate and a manual baseline fairly. Short practice: Write one defensible success statement and one claim the evidence cannot support.. Return to this week and explain what you changed.</w:t>
+      <w:pPr>
+        <w:spacing w:line="336" w:lineRule="auto" w:after="180"/>
+      </w:pPr>
+      <w:r>
+        <w:rPr>
+          <w:b w:val="0"/>
+        </w:rPr>
+        <w:t xml:space="preserve">Review Expo and Defense (ai-1/36). Goal: Evaluate a saved candidate and a manual baseline fairly. Short practice: Write one defensible success statement and one claim the </w:t>
+      </w:r>
+      <w:r>
+        <w:rPr>
+          <w:b/>
+        </w:rPr>
+        <w:t>evidence</w:t>
+      </w:r>
+      <w:r>
+        <w:rPr>
+          <w:b w:val="0"/>
+        </w:rPr>
+        <w:t xml:space="preserve"> cannot support..</w:t>
+      </w:r>
+    </w:p>
+    <w:p>
+      <w:pPr>
+        <w:spacing w:line="336" w:lineRule="auto" w:after="180"/>
+      </w:pPr>
+      <w:r>
+        <w:rPr>
+          <w:b w:val="0"/>
+        </w:rPr>
+        <w:t>Return to this week and explain what you changed.</w:t>
       </w:r>
     </w:p>
     <w:p>
@@ -4463,8 +6953,61 @@
       </w:r>
     </w:p>
     <w:p>
-      <w:r>
-        <w:t>The browser lab lets you edit the supported Python examples already included in this lesson. Predict first, run, inspect the actual output or error, change one input, then run again. Keep code, predictions, actual results and a reasoned revision together. On paper, label your result as a trace rather than an execution.</w:t>
+      <w:pPr>
+        <w:spacing w:line="336" w:lineRule="auto" w:after="180"/>
+      </w:pPr>
+      <w:r>
+        <w:rPr>
+          <w:b w:val="0"/>
+        </w:rPr>
+        <w:t xml:space="preserve">The browser lab lets you edit the supported Python examples already included in this lesson. Predict first, run, inspect the actual </w:t>
+      </w:r>
+      <w:r>
+        <w:rPr>
+          <w:b/>
+        </w:rPr>
+        <w:t>output</w:t>
+      </w:r>
+      <w:r>
+        <w:rPr>
+          <w:b w:val="0"/>
+        </w:rPr>
+        <w:t xml:space="preserve"> or error, change one </w:t>
+      </w:r>
+      <w:r>
+        <w:rPr>
+          <w:b/>
+        </w:rPr>
+        <w:t>input</w:t>
+      </w:r>
+      <w:r>
+        <w:rPr>
+          <w:b w:val="0"/>
+        </w:rPr>
+        <w:t>, then run again.</w:t>
+      </w:r>
+    </w:p>
+    <w:p>
+      <w:pPr>
+        <w:spacing w:line="336" w:lineRule="auto" w:after="180"/>
+      </w:pPr>
+      <w:r>
+        <w:rPr>
+          <w:b w:val="0"/>
+        </w:rPr>
+        <w:t xml:space="preserve">Keep code, </w:t>
+      </w:r>
+      <w:r>
+        <w:rPr>
+          <w:b/>
+        </w:rPr>
+        <w:t>prediction</w:t>
+      </w:r>
+      <w:r>
+        <w:rPr>
+          <w:b w:val="0"/>
+        </w:rPr>
+        <w:t>s, actual results and a reasoned revision together. On paper, label your result as a trace rather than an execution.</w:t>
       </w:r>
     </w:p>
     <w:p>
@@ -4476,8 +7019,624 @@
       </w:r>
     </w:p>
     <w:p>
-      <w:r>
-        <w:t>Use Download completed work in the hosted lesson to export your answers, reflections, practice feedback and code-run evidence. Open the HTML copy to read or print it. Drafts stay in this browser when storage is available; clear drafts on a shared device.</w:t>
+      <w:pPr>
+        <w:spacing w:line="336" w:lineRule="auto" w:after="180"/>
+      </w:pPr>
+      <w:r>
+        <w:rPr>
+          <w:b w:val="0"/>
+        </w:rPr>
+        <w:t xml:space="preserve">Use Download completed work in the hosted lesson to export your answers, reflections, practice feedback and code-run </w:t>
+      </w:r>
+      <w:r>
+        <w:rPr>
+          <w:b/>
+        </w:rPr>
+        <w:t>evidence</w:t>
+      </w:r>
+      <w:r>
+        <w:rPr>
+          <w:b w:val="0"/>
+        </w:rPr>
+        <w:t>. Open the HTML copy to read or print it.</w:t>
+      </w:r>
+    </w:p>
+    <w:p>
+      <w:pPr>
+        <w:spacing w:line="336" w:lineRule="auto" w:after="180"/>
+      </w:pPr>
+      <w:r>
+        <w:rPr>
+          <w:b w:val="0"/>
+        </w:rPr>
+        <w:t>Drafts stay in this browser when storage is available; clear drafts on a shared device.</w:t>
+      </w:r>
+    </w:p>
+    <w:p>
+      <w:pPr>
+        <w:pStyle w:val="Heading1"/>
+      </w:pPr>
+      <w:r>
+        <w:t>18. Visual concept journey</w:t>
+      </w:r>
+    </w:p>
+    <w:p>
+      <w:r>
+        <w:t>Explain each Precision in Algorithms graphic using its labels, deciding evidence and relevant limitation.</w:t>
+      </w:r>
+    </w:p>
+    <w:p>
+      <w:pPr>
+        <w:pStyle w:val="Heading3"/>
+      </w:pPr>
+      <w:r>
+        <w:t>01. Precision in Algorithms: the case</w:t>
+      </w:r>
+    </w:p>
+    <w:p>
+      <w:r>
+        <w:drawing>
+          <wp:inline xmlns:a="http://schemas.openxmlformats.org/drawingml/2006/main" xmlns:pic="http://schemas.openxmlformats.org/drawingml/2006/picture">
+            <wp:extent cx="5486400" cy="2834640"/>
+            <wp:docPr id="22" name="Picture 22" descr="A fictional book-box counter has three boxes with five books each and two loose books. Supplied facts: Python instructions: boxes=3; total=boxes*5; total=total+2; print(total). Run the instructions in this order with ordinary integer arithmetic."/>
+            <wp:cNvGraphicFramePr>
+              <a:graphicFrameLocks noChangeAspect="1"/>
+            </wp:cNvGraphicFramePr>
+            <a:graphic>
+              <a:graphicData uri="http://schemas.openxmlformats.org/drawingml/2006/picture">
+                <pic:pic>
+                  <pic:nvPicPr>
+                    <pic:cNvPr id="0" name="academy-story-ai-2-1-01.png"/>
+                    <pic:cNvPicPr/>
+                  </pic:nvPicPr>
+                  <pic:blipFill>
+                    <a:blip r:embed="rId29"/>
+                    <a:stretch>
+                      <a:fillRect/>
+                    </a:stretch>
+                  </pic:blipFill>
+                  <pic:spPr>
+                    <a:xfrm>
+                      <a:off x="0" y="0"/>
+                      <a:ext cx="5486400" cy="2834640"/>
+                    </a:xfrm>
+                    <a:prstGeom prst="rect"/>
+                  </pic:spPr>
+                </pic:pic>
+              </a:graphicData>
+            </a:graphic>
+          </wp:inline>
+        </w:drawing>
+      </w:r>
+    </w:p>
+    <w:p>
+      <w:pPr>
+        <w:spacing w:line="336" w:lineRule="auto" w:after="180"/>
+      </w:pPr>
+      <w:r>
+        <w:rPr>
+          <w:b w:val="0"/>
+        </w:rPr>
+        <w:t>A fictional book-box counter has three boxes with five books each and two loose books. Supplied facts: Python instructions: boxes=3; total=boxes*5; total=total+2; print(total).</w:t>
+      </w:r>
+    </w:p>
+    <w:p>
+      <w:pPr>
+        <w:spacing w:line="336" w:lineRule="auto" w:after="180"/>
+      </w:pPr>
+      <w:r>
+        <w:rPr>
+          <w:b w:val="0"/>
+        </w:rPr>
+        <w:t>Run the instructions in this order with ordinary integer arithmetic.</w:t>
+      </w:r>
+    </w:p>
+    <w:p>
+      <w:pPr>
+        <w:spacing w:line="336" w:lineRule="auto" w:after="180"/>
+        <w:shd w:fill="F5F1FB"/>
+      </w:pPr>
+      <w:r>
+        <w:rPr>
+          <w:b w:val="0"/>
+        </w:rPr>
+        <w:t>Point to the given fact that matters most. Explain why it matters.</w:t>
+      </w:r>
+    </w:p>
+    <w:p>
+      <w:pPr>
+        <w:pStyle w:val="Heading3"/>
+      </w:pPr>
+      <w:r>
+        <w:t>02. Follow the deciding steps</w:t>
+      </w:r>
+    </w:p>
+    <w:p>
+      <w:r>
+        <w:drawing>
+          <wp:inline xmlns:a="http://schemas.openxmlformats.org/drawingml/2006/main" xmlns:pic="http://schemas.openxmlformats.org/drawingml/2006/picture">
+            <wp:extent cx="5486400" cy="4005072"/>
+            <wp:docPr id="23" name="Picture 23" descr="Read input: boxes is assigned 3. → Multiply: total becomes 3×5=15. → Update total: total becomes its current value 15 plus 2: 17. → Print: The program prints 17 once."/>
+            <wp:cNvGraphicFramePr>
+              <a:graphicFrameLocks noChangeAspect="1"/>
+            </wp:cNvGraphicFramePr>
+            <a:graphic>
+              <a:graphicData uri="http://schemas.openxmlformats.org/drawingml/2006/picture">
+                <pic:pic>
+                  <pic:nvPicPr>
+                    <pic:cNvPr id="0" name="academy-story-ai-2-1-02.png"/>
+                    <pic:cNvPicPr/>
+                  </pic:nvPicPr>
+                  <pic:blipFill>
+                    <a:blip r:embed="rId30"/>
+                    <a:stretch>
+                      <a:fillRect/>
+                    </a:stretch>
+                  </pic:blipFill>
+                  <pic:spPr>
+                    <a:xfrm>
+                      <a:off x="0" y="0"/>
+                      <a:ext cx="5486400" cy="4005072"/>
+                    </a:xfrm>
+                    <a:prstGeom prst="rect"/>
+                  </pic:spPr>
+                </pic:pic>
+              </a:graphicData>
+            </a:graphic>
+          </wp:inline>
+        </w:drawing>
+      </w:r>
+    </w:p>
+    <w:p>
+      <w:pPr>
+        <w:spacing w:line="336" w:lineRule="auto" w:after="180"/>
+      </w:pPr>
+      <w:r>
+        <w:rPr>
+          <w:b w:val="0"/>
+        </w:rPr>
+        <w:t xml:space="preserve">Read </w:t>
+      </w:r>
+      <w:r>
+        <w:rPr>
+          <w:b/>
+        </w:rPr>
+        <w:t>input</w:t>
+      </w:r>
+      <w:r>
+        <w:rPr>
+          <w:b w:val="0"/>
+        </w:rPr>
+        <w:t xml:space="preserve">: boxes is assigned 3. → Multiply: total becomes 3×5=15. → Update total: total becomes its current value 15 plus 2: 17. → Print: The </w:t>
+      </w:r>
+      <w:r>
+        <w:rPr>
+          <w:b/>
+        </w:rPr>
+        <w:t>program</w:t>
+      </w:r>
+      <w:r>
+        <w:rPr>
+          <w:b w:val="0"/>
+        </w:rPr>
+        <w:t xml:space="preserve"> prints 17 once.</w:t>
+      </w:r>
+    </w:p>
+    <w:p>
+      <w:pPr>
+        <w:spacing w:line="336" w:lineRule="auto" w:after="180"/>
+        <w:shd w:fill="F5F1FB"/>
+      </w:pPr>
+      <w:r>
+        <w:rPr>
+          <w:b w:val="0"/>
+        </w:rPr>
+        <w:t xml:space="preserve">Point to each numbered stage and explain which recorded </w:t>
+      </w:r>
+      <w:r>
+        <w:rPr>
+          <w:b/>
+        </w:rPr>
+        <w:t>input</w:t>
+      </w:r>
+      <w:r>
+        <w:rPr>
+          <w:b w:val="0"/>
+        </w:rPr>
+        <w:t xml:space="preserve"> it uses.</w:t>
+      </w:r>
+    </w:p>
+    <w:p>
+      <w:pPr>
+        <w:pStyle w:val="Heading3"/>
+      </w:pPr>
+      <w:r>
+        <w:t>03. A calculation from paper to output</w:t>
+      </w:r>
+    </w:p>
+    <w:p>
+      <w:r>
+        <w:drawing>
+          <wp:inline xmlns:a="http://schemas.openxmlformats.org/drawingml/2006/main" xmlns:pic="http://schemas.openxmlformats.org/drawingml/2006/picture">
+            <wp:extent cx="5486400" cy="2834640"/>
+            <wp:docPr id="24" name="Picture 24" descr="A calculation from paper to output. Record pack count | packs = 4 | Name holds 4. Multiply two quantities | total = packs * per_pack | Name holds product. Show the answer | print(total) | Displays the value"/>
+            <wp:cNvGraphicFramePr>
+              <a:graphicFrameLocks noChangeAspect="1"/>
+            </wp:cNvGraphicFramePr>
+            <a:graphic>
+              <a:graphicData uri="http://schemas.openxmlformats.org/drawingml/2006/picture">
+                <pic:pic>
+                  <pic:nvPicPr>
+                    <pic:cNvPr id="0" name="academy-story-ai-2-1-03.png"/>
+                    <pic:cNvPicPr/>
+                  </pic:nvPicPr>
+                  <pic:blipFill>
+                    <a:blip r:embed="rId31"/>
+                    <a:stretch>
+                      <a:fillRect/>
+                    </a:stretch>
+                  </pic:blipFill>
+                  <pic:spPr>
+                    <a:xfrm>
+                      <a:off x="0" y="0"/>
+                      <a:ext cx="5486400" cy="2834640"/>
+                    </a:xfrm>
+                    <a:prstGeom prst="rect"/>
+                  </pic:spPr>
+                </pic:pic>
+              </a:graphicData>
+            </a:graphic>
+          </wp:inline>
+        </w:drawing>
+      </w:r>
+    </w:p>
+    <w:p>
+      <w:pPr>
+        <w:spacing w:line="336" w:lineRule="auto" w:after="180"/>
+      </w:pPr>
+      <w:r>
+        <w:rPr>
+          <w:b w:val="0"/>
+        </w:rPr>
+        <w:t xml:space="preserve">A calculation from paper to </w:t>
+      </w:r>
+      <w:r>
+        <w:rPr>
+          <w:b/>
+        </w:rPr>
+        <w:t>output</w:t>
+      </w:r>
+      <w:r>
+        <w:rPr>
+          <w:b w:val="0"/>
+        </w:rPr>
+        <w:t>. Record pack count | packs = 4 | Name holds 4. Multiply two quantities | total = packs * per_pack | Name holds product. Show the answer | print(total) | Displays the value</w:t>
+      </w:r>
+    </w:p>
+    <w:p>
+      <w:pPr>
+        <w:spacing w:line="336" w:lineRule="auto" w:after="180"/>
+        <w:shd w:fill="F5F1FB"/>
+      </w:pPr>
+      <w:r>
+        <w:rPr>
+          <w:b w:val="0"/>
+        </w:rPr>
+        <w:t>Read the labels and values. Explain the relationship the model shows.</w:t>
+      </w:r>
+    </w:p>
+    <w:p>
+      <w:pPr>
+        <w:pStyle w:val="Heading3"/>
+      </w:pPr>
+      <w:r>
+        <w:t>04. Change one thing. Trace what follows.</w:t>
+      </w:r>
+    </w:p>
+    <w:p>
+      <w:r>
+        <w:drawing>
+          <wp:inline xmlns:a="http://schemas.openxmlformats.org/drawingml/2006/main" xmlns:pic="http://schemas.openxmlformats.org/drawingml/2006/picture">
+            <wp:extent cx="5486400" cy="3026664"/>
+            <wp:docPr id="25" name="Picture 25" descr="Original case: The program prints 17 once. Changed condition: Set boxes=0, keeping the two loose books. Expected result: The printed result is 2. Reason: 0×5+2=2; there is no rule saying zero boxes means zero loose books."/>
+            <wp:cNvGraphicFramePr>
+              <a:graphicFrameLocks noChangeAspect="1"/>
+            </wp:cNvGraphicFramePr>
+            <a:graphic>
+              <a:graphicData uri="http://schemas.openxmlformats.org/drawingml/2006/picture">
+                <pic:pic>
+                  <pic:nvPicPr>
+                    <pic:cNvPr id="0" name="academy-story-ai-2-1-04.png"/>
+                    <pic:cNvPicPr/>
+                  </pic:nvPicPr>
+                  <pic:blipFill>
+                    <a:blip r:embed="rId32"/>
+                    <a:stretch>
+                      <a:fillRect/>
+                    </a:stretch>
+                  </pic:blipFill>
+                  <pic:spPr>
+                    <a:xfrm>
+                      <a:off x="0" y="0"/>
+                      <a:ext cx="5486400" cy="3026664"/>
+                    </a:xfrm>
+                    <a:prstGeom prst="rect"/>
+                  </pic:spPr>
+                </pic:pic>
+              </a:graphicData>
+            </a:graphic>
+          </wp:inline>
+        </w:drawing>
+      </w:r>
+    </w:p>
+    <w:p>
+      <w:pPr>
+        <w:spacing w:line="336" w:lineRule="auto" w:after="180"/>
+      </w:pPr>
+      <w:r>
+        <w:rPr>
+          <w:b w:val="0"/>
+        </w:rPr>
+        <w:t xml:space="preserve">Original case: The </w:t>
+      </w:r>
+      <w:r>
+        <w:rPr>
+          <w:b/>
+        </w:rPr>
+        <w:t>program</w:t>
+      </w:r>
+      <w:r>
+        <w:rPr>
+          <w:b w:val="0"/>
+        </w:rPr>
+        <w:t xml:space="preserve"> prints 17 once. Changed condition: Set boxes=0, keeping the two loose books. Expected result: The printed result is 2. Reason: 0×5+2=2; there is no rule saying zero boxes means zero loose books.</w:t>
+      </w:r>
+    </w:p>
+    <w:p>
+      <w:pPr>
+        <w:spacing w:line="336" w:lineRule="auto" w:after="180"/>
+        <w:shd w:fill="F5F1FB"/>
+      </w:pPr>
+      <w:r>
+        <w:rPr>
+          <w:b w:val="0"/>
+        </w:rPr>
+        <w:t>Predict before checking the worked changed-case result. Name what changed and what the supplied facts allow you to conclude.</w:t>
+      </w:r>
+    </w:p>
+    <w:p>
+      <w:pPr>
+        <w:pStyle w:val="Heading3"/>
+      </w:pPr>
+      <w:r>
+        <w:t>05. Connect the explanation to its limit</w:t>
+      </w:r>
+    </w:p>
+    <w:p>
+      <w:r>
+        <w:drawing>
+          <wp:inline xmlns:a="http://schemas.openxmlformats.org/drawingml/2006/main" xmlns:pic="http://schemas.openxmlformats.org/drawingml/2006/picture">
+            <wp:extent cx="5486400" cy="2834640"/>
+            <wp:docPr id="26" name="Picture 26" descr="Assignment replaces a variable’s stored value. In total=total+2, Python first reads the current total on the right, calculates 17, then assigns that result to total on the left. The equal sign is an instruction here, not a claim that 15 and 17 are mathematically equal. Predict output before running. Limit: These statements count supplied books; they do not validate input types or infer stock from measurements."/>
+            <wp:cNvGraphicFramePr>
+              <a:graphicFrameLocks noChangeAspect="1"/>
+            </wp:cNvGraphicFramePr>
+            <a:graphic>
+              <a:graphicData uri="http://schemas.openxmlformats.org/drawingml/2006/picture">
+                <pic:pic>
+                  <pic:nvPicPr>
+                    <pic:cNvPr id="0" name="academy-story-ai-2-1-05.png"/>
+                    <pic:cNvPicPr/>
+                  </pic:nvPicPr>
+                  <pic:blipFill>
+                    <a:blip r:embed="rId33"/>
+                    <a:stretch>
+                      <a:fillRect/>
+                    </a:stretch>
+                  </pic:blipFill>
+                  <pic:spPr>
+                    <a:xfrm>
+                      <a:off x="0" y="0"/>
+                      <a:ext cx="5486400" cy="2834640"/>
+                    </a:xfrm>
+                    <a:prstGeom prst="rect"/>
+                  </pic:spPr>
+                </pic:pic>
+              </a:graphicData>
+            </a:graphic>
+          </wp:inline>
+        </w:drawing>
+      </w:r>
+    </w:p>
+    <w:p>
+      <w:pPr>
+        <w:spacing w:line="336" w:lineRule="auto" w:after="180"/>
+      </w:pPr>
+      <w:r>
+        <w:rPr>
+          <w:b/>
+        </w:rPr>
+        <w:t>Assignment</w:t>
+      </w:r>
+      <w:r>
+        <w:rPr>
+          <w:b w:val="0"/>
+        </w:rPr>
+        <w:t xml:space="preserve"> replaces a variable’s stored value. In total=total+2, Python first reads the current total on the right, calculates 17, then assigns that result to total on the left.</w:t>
+      </w:r>
+    </w:p>
+    <w:p>
+      <w:pPr>
+        <w:spacing w:line="336" w:lineRule="auto" w:after="180"/>
+      </w:pPr>
+      <w:r>
+        <w:rPr>
+          <w:b w:val="0"/>
+        </w:rPr>
+        <w:t xml:space="preserve">The equal sign is an instruction here, not a claim that 15 and 17 are mathematically equal. Predict </w:t>
+      </w:r>
+      <w:r>
+        <w:rPr>
+          <w:b/>
+        </w:rPr>
+        <w:t>output</w:t>
+      </w:r>
+      <w:r>
+        <w:rPr>
+          <w:b w:val="0"/>
+        </w:rPr>
+        <w:t xml:space="preserve"> before running.</w:t>
+      </w:r>
+    </w:p>
+    <w:p>
+      <w:pPr>
+        <w:spacing w:line="336" w:lineRule="auto" w:after="180"/>
+      </w:pPr>
+      <w:r>
+        <w:rPr>
+          <w:b w:val="0"/>
+        </w:rPr>
+        <w:t xml:space="preserve">Limit: These statements count supplied books; they do not validate </w:t>
+      </w:r>
+      <w:r>
+        <w:rPr>
+          <w:b/>
+        </w:rPr>
+        <w:t>input</w:t>
+      </w:r>
+      <w:r>
+        <w:rPr>
+          <w:b w:val="0"/>
+        </w:rPr>
+        <w:t xml:space="preserve"> types or infer stock from measurements.</w:t>
+      </w:r>
+    </w:p>
+    <w:p>
+      <w:pPr>
+        <w:spacing w:line="336" w:lineRule="auto" w:after="180"/>
+        <w:shd w:fill="F5F1FB"/>
+      </w:pPr>
+      <w:r>
+        <w:rPr>
+          <w:b w:val="0"/>
+        </w:rPr>
+        <w:t>Explain the case, then point to a limit on the claim.</w:t>
+      </w:r>
+    </w:p>
+    <w:p>
+      <w:pPr>
+        <w:pStyle w:val="Heading3"/>
+      </w:pPr>
+      <w:r>
+        <w:t>06. Make the idea visible in your project</w:t>
+      </w:r>
+    </w:p>
+    <w:p>
+      <w:r>
+        <w:drawing>
+          <wp:inline xmlns:a="http://schemas.openxmlformats.org/drawingml/2006/main" xmlns:pic="http://schemas.openxmlformats.org/drawingml/2006/picture">
+            <wp:extent cx="5486400" cy="3380232"/>
+            <wp:docPr id="27" name="Picture 27" descr="Use small predicted traces when translating the Transparent Book Recommender’s paper logic into code. Draw your input, deciding step, result and limit. Supported question: If print(total) moves before total=total+2, what gets printed for the original input?"/>
+            <wp:cNvGraphicFramePr>
+              <a:graphicFrameLocks noChangeAspect="1"/>
+            </wp:cNvGraphicFramePr>
+            <a:graphic>
+              <a:graphicData uri="http://schemas.openxmlformats.org/drawingml/2006/picture">
+                <pic:pic>
+                  <pic:nvPicPr>
+                    <pic:cNvPr id="0" name="academy-story-ai-2-1-06.png"/>
+                    <pic:cNvPicPr/>
+                  </pic:nvPicPr>
+                  <pic:blipFill>
+                    <a:blip r:embed="rId34"/>
+                    <a:stretch>
+                      <a:fillRect/>
+                    </a:stretch>
+                  </pic:blipFill>
+                  <pic:spPr>
+                    <a:xfrm>
+                      <a:off x="0" y="0"/>
+                      <a:ext cx="5486400" cy="3380232"/>
+                    </a:xfrm>
+                    <a:prstGeom prst="rect"/>
+                  </pic:spPr>
+                </pic:pic>
+              </a:graphicData>
+            </a:graphic>
+          </wp:inline>
+        </w:drawing>
+      </w:r>
+    </w:p>
+    <w:p>
+      <w:pPr>
+        <w:spacing w:line="336" w:lineRule="auto" w:after="180"/>
+        <w:shd w:fill="F5F1FB"/>
+      </w:pPr>
+      <w:r>
+        <w:rPr>
+          <w:b w:val="0"/>
+        </w:rPr>
+        <w:t xml:space="preserve">Use small predicted traces when translating the Transparent Book Recommender’s paper logic into code. Draw your </w:t>
+      </w:r>
+      <w:r>
+        <w:rPr>
+          <w:b/>
+        </w:rPr>
+        <w:t>input</w:t>
+      </w:r>
+      <w:r>
+        <w:rPr>
+          <w:b w:val="0"/>
+        </w:rPr>
+        <w:t>, deciding step, result and limit.</w:t>
+      </w:r>
+    </w:p>
+    <w:p>
+      <w:pPr>
+        <w:spacing w:line="336" w:lineRule="auto" w:after="180"/>
+        <w:shd w:fill="F5F1FB"/>
+      </w:pPr>
+      <w:r>
+        <w:rPr>
+          <w:b w:val="0"/>
+        </w:rPr>
+        <w:t xml:space="preserve">Supported question: If print(total) moves before total=total+2, what gets printed for the original </w:t>
+      </w:r>
+      <w:r>
+        <w:rPr>
+          <w:b/>
+        </w:rPr>
+        <w:t>input</w:t>
+      </w:r>
+      <w:r>
+        <w:rPr>
+          <w:b w:val="0"/>
+        </w:rPr>
+        <w:t>?</w:t>
+      </w:r>
+    </w:p>
+    <w:p>
+      <w:pPr>
+        <w:spacing w:line="336" w:lineRule="auto" w:after="180"/>
+        <w:shd w:fill="F5F1FB"/>
+      </w:pPr>
+      <w:r>
+        <w:rPr>
+          <w:b w:val="0"/>
+        </w:rPr>
+        <w:t xml:space="preserve">Draw your project trace and justify the deciding step using </w:t>
+      </w:r>
+      <w:r>
+        <w:rPr>
+          <w:b/>
+        </w:rPr>
+        <w:t>evidence</w:t>
+      </w:r>
+      <w:r>
+        <w:rPr>
+          <w:b w:val="0"/>
+        </w:rPr>
+        <w:t>.</w:t>
       </w:r>
     </w:p>
     <w:sectPr>

--- a/downloads/student/ai-2-week-01.docx
+++ b/downloads/student/ai-2-week-01.docx
@@ -25,12 +25,17 @@
         <w:pStyle w:val="Heading1"/>
       </w:pPr>
       <w:r>
-        <w:t>Before you start</w:t>
-      </w:r>
-    </w:p>
-    <w:p>
-      <w:r>
-        <w:t>AI-1 Weeks 9–12: trace ordered instructions and repair missing steps.</w:t>
+        <w:t>Predict the steps. Run the script. Explain the output.</w:t>
+      </w:r>
+    </w:p>
+    <w:p>
+      <w:r>
+        <w:t>Translate equal groups into Python, inspect assignment and print, and preserve an honest expected/actual record.</w:t>
+      </w:r>
+    </w:p>
+    <w:p>
+      <w:r>
+        <w:t>Read the requirement → trace values → run the saved code → explain the first mismatch.</w:t>
       </w:r>
     </w:p>
     <w:p>
@@ -38,12 +43,124 @@
         <w:pStyle w:val="Heading1"/>
       </w:pPr>
       <w:r>
-        <w:t>01. Your mission</w:t>
-      </w:r>
-    </w:p>
-    <w:p>
-      <w:r>
-        <w:t>Start with the target: Translate a short paper calculation into a Python script. Try the recall before opening notes.</w:t>
+        <w:t>01. From precise paper steps to a runnable script</w:t>
+      </w:r>
+    </w:p>
+    <w:p>
+      <w:r>
+        <w:t>Keep predictions and actual runs separate from the first program.</w:t>
+      </w:r>
+    </w:p>
+    <w:p>
+      <w:pPr>
+        <w:pStyle w:val="Heading2"/>
+      </w:pPr>
+      <w:r>
+        <w:t>Start with an ordered calculation</w:t>
+      </w:r>
+    </w:p>
+    <w:p>
+      <w:pPr>
+        <w:spacing w:line="336" w:lineRule="auto" w:after="180"/>
+      </w:pPr>
+      <w:r>
+        <w:rPr>
+          <w:b w:val="0"/>
+        </w:rPr>
+        <w:t>A computer follows the saved instructions in order. Start by predicting a small equal-packs calculation, then inspect how Python assigns values and displays output.</w:t>
+      </w:r>
+    </w:p>
+    <w:p>
+      <w:pPr>
+        <w:pStyle w:val="Heading2"/>
+      </w:pPr>
+      <w:r>
+        <w:t>Retrieve the evidence habit and equal-group readiness</w:t>
+      </w:r>
+    </w:p>
+    <w:p>
+      <w:pPr>
+        <w:spacing w:line="336" w:lineRule="auto" w:after="180"/>
+      </w:pPr>
+      <w:r>
+        <w:rPr>
+          <w:b w:val="0"/>
+        </w:rPr>
+        <w:t>Close your notes first. A rough first answer helps us choose the right starting point; it is not a score for your ability.</w:t>
+      </w:r>
+    </w:p>
+    <w:p>
+      <w:pPr>
+        <w:spacing w:line="336" w:lineRule="auto" w:after="180"/>
+      </w:pPr>
+      <w:r>
+        <w:rPr>
+          <w:b w:val="0"/>
+        </w:rPr>
+        <w:t xml:space="preserve">After trying, check the relevant lesson or ask your teacher. Change the part of your explanation that the </w:t>
+      </w:r>
+      <w:r>
+        <w:rPr>
+          <w:b/>
+        </w:rPr>
+        <w:t>evidence</w:t>
+      </w:r>
+      <w:r>
+        <w:rPr>
+          <w:b w:val="0"/>
+        </w:rPr>
+        <w:t xml:space="preserve"> shows was wrong.</w:t>
+      </w:r>
+    </w:p>
+    <w:p>
+      <w:pPr>
+        <w:spacing w:line="336" w:lineRule="auto" w:after="180"/>
+      </w:pPr>
+      <w:r>
+        <w:rPr>
+          <w:b w:val="0"/>
+        </w:rPr>
+        <w:t>Four packs contain six counters each. What steps find and show the total?</w:t>
+      </w:r>
+    </w:p>
+    <w:p>
+      <w:pPr>
+        <w:pStyle w:val="Heading2"/>
+      </w:pPr>
+      <w:r>
+        <w:t>Your learning goals</w:t>
+      </w:r>
+    </w:p>
+    <w:p>
+      <w:pPr>
+        <w:pStyle w:val="ListBullet"/>
+      </w:pPr>
+      <w:r>
+        <w:t>I can translate a short paper calculation into a Python script.</w:t>
+      </w:r>
+    </w:p>
+    <w:p>
+      <w:pPr>
+        <w:pStyle w:val="ListBullet"/>
+      </w:pPr>
+      <w:r>
+        <w:t>I can predict and explain the order of executed statements.</w:t>
+      </w:r>
+    </w:p>
+    <w:p>
+      <w:pPr>
+        <w:pStyle w:val="ListBullet"/>
+      </w:pPr>
+      <w:r>
+        <w:t>I can keep expected and observed output separate when checking a program.</w:t>
+      </w:r>
+    </w:p>
+    <w:p>
+      <w:pPr>
+        <w:pStyle w:val="Heading2"/>
+      </w:pPr>
+      <w:r>
+        <w:t>Earlier wording, alternatives and picture transcripts · reference / check after trying</w:t>
       </w:r>
     </w:p>
     <w:p>
@@ -56,112 +173,21 @@
     </w:p>
     <w:p>
       <w:pPr>
+        <w:pStyle w:val="Heading3"/>
+      </w:pPr>
+      <w:r>
+        <w:t>Remember before reading</w:t>
+      </w:r>
+    </w:p>
+    <w:p>
+      <w:pPr>
         <w:spacing w:line="336" w:lineRule="auto" w:after="180"/>
       </w:pPr>
       <w:r>
         <w:rPr>
           <w:b w:val="0"/>
         </w:rPr>
-        <w:t>I can translate a short paper calculation into a Python script.</w:t>
-      </w:r>
-    </w:p>
-    <w:p>
-      <w:pPr>
-        <w:spacing w:line="336" w:lineRule="auto" w:after="180"/>
-      </w:pPr>
-      <w:r>
-        <w:rPr>
-          <w:b w:val="0"/>
-        </w:rPr>
-        <w:t>I can predict and explain the order of executed statements.</w:t>
-      </w:r>
-    </w:p>
-    <w:p>
-      <w:pPr>
-        <w:spacing w:line="336" w:lineRule="auto" w:after="180"/>
-      </w:pPr>
-      <w:r>
-        <w:rPr>
-          <w:b w:val="0"/>
-        </w:rPr>
-        <w:t xml:space="preserve">I can keep expected and observed </w:t>
-      </w:r>
-      <w:r>
-        <w:rPr>
-          <w:b/>
-        </w:rPr>
-        <w:t>output</w:t>
-      </w:r>
-      <w:r>
-        <w:rPr>
-          <w:b w:val="0"/>
-        </w:rPr>
-        <w:t xml:space="preserve"> separate when checking a </w:t>
-      </w:r>
-      <w:r>
-        <w:rPr>
-          <w:b/>
-        </w:rPr>
-        <w:t>program</w:t>
-      </w:r>
-      <w:r>
-        <w:rPr>
-          <w:b w:val="0"/>
-        </w:rPr>
-        <w:t>.</w:t>
-      </w:r>
-    </w:p>
-    <w:p>
-      <w:pPr>
-        <w:pStyle w:val="Heading3"/>
-      </w:pPr>
-      <w:r>
-        <w:t>Remember before reading</w:t>
-      </w:r>
-    </w:p>
-    <w:p>
-      <w:pPr>
-        <w:spacing w:line="336" w:lineRule="auto" w:after="180"/>
-      </w:pPr>
-      <w:r>
-        <w:rPr>
-          <w:b w:val="0"/>
-        </w:rPr>
-        <w:t>Close your notes first. A rough first answer helps us choose the right starting point; it is not a score for your ability.</w:t>
-      </w:r>
-    </w:p>
-    <w:p>
-      <w:pPr>
-        <w:spacing w:line="336" w:lineRule="auto" w:after="180"/>
-      </w:pPr>
-      <w:r>
-        <w:rPr>
-          <w:b w:val="0"/>
-        </w:rPr>
         <w:t>Without opening the old lesson, explain one key idea from Expo and Defense. Give an example and a mistake that the idea helps you avoid.</w:t>
-      </w:r>
-    </w:p>
-    <w:p>
-      <w:pPr>
-        <w:spacing w:line="336" w:lineRule="auto" w:after="180"/>
-      </w:pPr>
-      <w:r>
-        <w:rPr>
-          <w:b w:val="0"/>
-        </w:rPr>
-        <w:t xml:space="preserve">After trying, check the relevant lesson or ask your teacher. Change the part of your explanation that the </w:t>
-      </w:r>
-      <w:r>
-        <w:rPr>
-          <w:b/>
-        </w:rPr>
-        <w:t>evidence</w:t>
-      </w:r>
-      <w:r>
-        <w:rPr>
-          <w:b w:val="0"/>
-        </w:rPr>
-        <w:t xml:space="preserve"> shows was wrong.</w:t>
       </w:r>
     </w:p>
     <w:p>
@@ -240,9 +266,44 @@
       </w:pPr>
       <w:r>
         <w:rPr>
+          <w:b w:val="0"/>
+        </w:rPr>
+        <w:t>THINKER MISSION</w:t>
+      </w:r>
+    </w:p>
+    <w:p>
+      <w:pPr>
+        <w:spacing w:line="336" w:lineRule="auto" w:after="180"/>
+      </w:pPr>
+      <w:r>
+        <w:rPr>
+          <w:b w:val="0"/>
+        </w:rPr>
+        <w:t xml:space="preserve">Write two sandwich </w:t>
+      </w:r>
+      <w:r>
+        <w:rPr>
           <w:b/>
         </w:rPr>
-        <w:t>THINKER MISSION</w:t>
+        <w:t>algorithm</w:t>
+      </w:r>
+      <w:r>
+        <w:rPr>
+          <w:b w:val="0"/>
+        </w:rPr>
+        <w:t xml:space="preserve">s; expose hidden </w:t>
+      </w:r>
+      <w:r>
+        <w:rPr>
+          <w:b/>
+        </w:rPr>
+        <w:t>assumption</w:t>
+      </w:r>
+      <w:r>
+        <w:rPr>
+          <w:b w:val="0"/>
+        </w:rPr>
+        <w:t>s.</w:t>
       </w:r>
     </w:p>
     <w:p>
@@ -253,7 +314,67 @@
         <w:rPr>
           <w:b w:val="0"/>
         </w:rPr>
-        <w:t xml:space="preserve">Write two sandwich </w:t>
+        <w:t>Thinker name and date:</w:t>
+      </w:r>
+    </w:p>
+    <w:p>
+      <w:pPr>
+        <w:pStyle w:val="Heading3"/>
+      </w:pPr>
+      <w:r>
+        <w:t>Write or draw your reasoning and evidence.</w:t>
+      </w:r>
+    </w:p>
+    <w:p>
+      <w:r>
+        <w:t>________________________________________________________________</w:t>
+      </w:r>
+    </w:p>
+    <w:p>
+      <w:r>
+        <w:t>________________________________________________________________</w:t>
+      </w:r>
+    </w:p>
+    <w:p>
+      <w:r>
+        <w:t>________________________________________________________________</w:t>
+      </w:r>
+    </w:p>
+    <w:p>
+      <w:r>
+        <w:t>________________________________________________________________</w:t>
+      </w:r>
+    </w:p>
+    <w:p>
+      <w:r>
+        <w:t>________________________________________________________________</w:t>
+      </w:r>
+    </w:p>
+    <w:p>
+      <w:pPr>
+        <w:pStyle w:val="Heading3"/>
+      </w:pPr>
+      <w:r>
+        <w:t>Readiness for the connected explanation</w:t>
+      </w:r>
+    </w:p>
+    <w:p>
+      <w:pPr>
+        <w:pStyle w:val="Heading3"/>
+      </w:pPr>
+      <w:r>
+        <w:t>This week’s end goal</w:t>
+      </w:r>
+    </w:p>
+    <w:p>
+      <w:pPr>
+        <w:spacing w:line="336" w:lineRule="auto" w:after="180"/>
+      </w:pPr>
+      <w:r>
+        <w:rPr>
+          <w:b w:val="0"/>
+        </w:rPr>
+        <w:t xml:space="preserve">By the end, I can translate an ordered </w:t>
       </w:r>
       <w:r>
         <w:rPr>
@@ -265,19 +386,51 @@
         <w:rPr>
           <w:b w:val="0"/>
         </w:rPr>
-        <w:t xml:space="preserve">s; expose hidden </w:t>
+        <w:t xml:space="preserve"> into Python and check state after each line.</w:t>
+      </w:r>
+    </w:p>
+    <w:p>
+      <w:pPr>
+        <w:pStyle w:val="Heading1"/>
+      </w:pPr>
+      <w:r>
+        <w:t>02. Prepare your first saved Python program</w:t>
+      </w:r>
+    </w:p>
+    <w:p>
+      <w:r>
+        <w:t>Use the browser Python lab or the teacher-prepared editor; a paper trace remains a prediction.</w:t>
+      </w:r>
+    </w:p>
+    <w:p>
+      <w:pPr>
+        <w:pStyle w:val="Heading2"/>
+      </w:pPr>
+      <w:r>
+        <w:t>State the counters requirement and scope</w:t>
+      </w:r>
+    </w:p>
+    <w:p>
+      <w:pPr>
+        <w:spacing w:line="336" w:lineRule="auto" w:after="180"/>
+      </w:pPr>
+      <w:r>
+        <w:rPr>
+          <w:b w:val="0"/>
+        </w:rPr>
+        <w:t xml:space="preserve">In Grade 6 you traced rules on paper. Now you will write a small Python </w:t>
       </w:r>
       <w:r>
         <w:rPr>
           <w:b/>
         </w:rPr>
-        <w:t>assumption</w:t>
+        <w:t>program</w:t>
       </w:r>
       <w:r>
         <w:rPr>
           <w:b w:val="0"/>
         </w:rPr>
-        <w:t>s.</w:t>
+        <w:t xml:space="preserve"> and check what it actually does. Begin with a counter-packing calculation, not the whole activity adviser.</w:t>
       </w:r>
     </w:p>
     <w:p>
@@ -288,113 +441,64 @@
         <w:rPr>
           <w:b w:val="0"/>
         </w:rPr>
-        <w:t>Thinker name and date:</w:t>
-      </w:r>
-    </w:p>
-    <w:p>
-      <w:pPr>
-        <w:pStyle w:val="Heading3"/>
-      </w:pPr>
-      <w:r>
-        <w:t>Write or draw your reasoning and evidence.</w:t>
-      </w:r>
-    </w:p>
-    <w:p>
-      <w:r>
-        <w:t>________________________________________________________________</w:t>
-      </w:r>
-    </w:p>
-    <w:p>
-      <w:r>
-        <w:t>________________________________________________________________</w:t>
-      </w:r>
-    </w:p>
-    <w:p>
-      <w:r>
-        <w:t>________________________________________________________________</w:t>
-      </w:r>
-    </w:p>
-    <w:p>
-      <w:r>
-        <w:t>________________________________________________________________</w:t>
-      </w:r>
-    </w:p>
-    <w:p>
-      <w:r>
-        <w:t>________________________________________________________________</w:t>
-      </w:r>
-    </w:p>
-    <w:p>
-      <w:pPr>
-        <w:pStyle w:val="Heading3"/>
-      </w:pPr>
-      <w:r>
-        <w:t>Readiness for the connected explanation</w:t>
+        <w:t xml:space="preserve">The requirement is to find the total counters in equal packs and display that total. For this first </w:t>
+      </w:r>
+      <w:r>
+        <w:rPr>
+          <w:b/>
+        </w:rPr>
+        <w:t>program</w:t>
+      </w:r>
+      <w:r>
+        <w:rPr>
+          <w:b w:val="0"/>
+        </w:rPr>
+        <w:t xml:space="preserve">, the supplied quantities are whole, nonnegative numbers; it does not yet validate typed </w:t>
+      </w:r>
+      <w:r>
+        <w:rPr>
+          <w:b/>
+        </w:rPr>
+        <w:t>input</w:t>
+      </w:r>
+      <w:r>
+        <w:rPr>
+          <w:b w:val="0"/>
+        </w:rPr>
+        <w:t>.</w:t>
+      </w:r>
+    </w:p>
+    <w:p>
+      <w:pPr>
+        <w:pStyle w:val="Heading2"/>
+      </w:pPr>
+      <w:r>
+        <w:t>Prepare source file, run control and output record</w:t>
+      </w:r>
+    </w:p>
+    <w:p>
+      <w:pPr>
+        <w:pStyle w:val="ListNumber"/>
+      </w:pPr>
+      <w:r>
+        <w:t>Use a teacher-prepared Python 3 editor that can run a saved .py file. Open a new file called counters.py, type the code exactly as shown in the next section, save it, and use the editor’s Run command. Read the output area separately from the source editor. No account, AI tool, package installation or personal data is needed. If a device is unavailable, trace on paper and label the result predicted rather than executed.</w:t>
+      </w:r>
+    </w:p>
+    <w:p>
+      <w:pPr>
+        <w:pStyle w:val="Heading2"/>
+      </w:pPr>
+      <w:r>
+        <w:t>Earlier wording, alternatives and picture transcripts · reference / check after trying</w:t>
       </w:r>
     </w:p>
     <w:p>
       <w:pPr>
         <w:spacing w:line="336" w:lineRule="auto" w:after="180"/>
-        <w:shd w:fill="F5F1FB"/>
       </w:pPr>
       <w:r>
         <w:rPr>
           <w:b w:val="0"/>
-        </w:rPr>
-        <w:t>Four packs contain six counters each. What steps find and show the total?</w:t>
-      </w:r>
-    </w:p>
-    <w:p>
-      <w:pPr>
-        <w:pStyle w:val="Heading3"/>
-      </w:pPr>
-      <w:r>
-        <w:t>This week’s end goal</w:t>
-      </w:r>
-    </w:p>
-    <w:p>
-      <w:pPr>
-        <w:spacing w:line="336" w:lineRule="auto" w:after="180"/>
-      </w:pPr>
-      <w:r>
-        <w:rPr>
-          <w:b w:val="0"/>
-        </w:rPr>
-        <w:t xml:space="preserve">By the end, I can translate an ordered </w:t>
-      </w:r>
-      <w:r>
-        <w:rPr>
-          <w:b/>
-        </w:rPr>
-        <w:t>algorithm</w:t>
-      </w:r>
-      <w:r>
-        <w:rPr>
-          <w:b w:val="0"/>
-        </w:rPr>
-        <w:t xml:space="preserve"> into Python and check state after each line.</w:t>
-      </w:r>
-    </w:p>
-    <w:p>
-      <w:pPr>
-        <w:pStyle w:val="Heading1"/>
-      </w:pPr>
-      <w:r>
-        <w:t>02. Notice the evidence</w:t>
-      </w:r>
-    </w:p>
-    <w:p>
-      <w:r>
-        <w:t>Investigate the supplied Precision in Algorithms case. Separate observations, given facts and assumptions before choosing an explanation.</w:t>
-      </w:r>
-    </w:p>
-    <w:p>
-      <w:pPr>
-        <w:spacing w:line="336" w:lineRule="auto" w:after="180"/>
-      </w:pPr>
-      <w:r>
-        <w:rPr>
-          <w:b/>
         </w:rPr>
         <w:t>PICTURE STORY</w:t>
       </w:r>
@@ -471,81 +575,127 @@
     </w:p>
     <w:p>
       <w:pPr>
+        <w:spacing w:line="336" w:lineRule="auto" w:after="180"/>
+      </w:pPr>
+      <w:r>
+        <w:rPr>
+          <w:b w:val="0"/>
+        </w:rPr>
+        <w:t>MYSTERY</w:t>
+      </w:r>
+    </w:p>
+    <w:p>
+      <w:pPr>
+        <w:spacing w:line="336" w:lineRule="auto" w:after="180"/>
+      </w:pPr>
+      <w:r>
+        <w:rPr>
+          <w:b w:val="0"/>
+        </w:rPr>
+        <w:t xml:space="preserve">The learners must use precision in </w:t>
+      </w:r>
+      <w:r>
+        <w:rPr>
+          <w:b/>
+        </w:rPr>
+        <w:t>algorithm</w:t>
+      </w:r>
+      <w:r>
+        <w:rPr>
+          <w:b w:val="0"/>
+        </w:rPr>
+        <w:t xml:space="preserve">s to solve a problem. What information do they have? What decision or calculation do they make? What would count as </w:t>
+      </w:r>
+      <w:r>
+        <w:rPr>
+          <w:b/>
+        </w:rPr>
+        <w:t>evidence</w:t>
+      </w:r>
+      <w:r>
+        <w:rPr>
+          <w:b w:val="0"/>
+        </w:rPr>
+        <w:t xml:space="preserve"> that it worked?</w:t>
+      </w:r>
+    </w:p>
+    <w:p>
+      <w:pPr>
+        <w:spacing w:line="336" w:lineRule="auto" w:after="180"/>
+      </w:pPr>
+      <w:r>
+        <w:rPr>
+          <w:b w:val="0"/>
+        </w:rPr>
+        <w:t xml:space="preserve">Three </w:t>
+      </w:r>
+      <w:r>
+        <w:rPr>
+          <w:b/>
+        </w:rPr>
+        <w:t>observation</w:t>
+      </w:r>
+      <w:r>
+        <w:rPr>
+          <w:b w:val="0"/>
+        </w:rPr>
+        <w:t>s (what you can point to):</w:t>
+      </w:r>
+    </w:p>
+    <w:p>
+      <w:pPr>
         <w:pStyle w:val="Heading3"/>
       </w:pPr>
       <w:r>
-        <w:t>Start with this puzzle</w:t>
+        <w:t>Write or draw your reasoning and evidence.</w:t>
+      </w:r>
+    </w:p>
+    <w:p>
+      <w:r>
+        <w:t>________________________________________________________________</w:t>
+      </w:r>
+    </w:p>
+    <w:p>
+      <w:r>
+        <w:t>________________________________________________________________</w:t>
+      </w:r>
+    </w:p>
+    <w:p>
+      <w:r>
+        <w:t>________________________________________________________________</w:t>
+      </w:r>
+    </w:p>
+    <w:p>
+      <w:r>
+        <w:t>________________________________________________________________</w:t>
+      </w:r>
+    </w:p>
+    <w:p>
+      <w:r>
+        <w:t>________________________________________________________________</w:t>
       </w:r>
     </w:p>
     <w:p>
       <w:pPr>
         <w:spacing w:line="336" w:lineRule="auto" w:after="180"/>
-        <w:shd w:fill="F1F6FC"/>
       </w:pPr>
       <w:r>
         <w:rPr>
           <w:b w:val="0"/>
         </w:rPr>
-        <w:t>MYSTERY</w:t>
-      </w:r>
-    </w:p>
-    <w:p>
-      <w:pPr>
-        <w:spacing w:line="336" w:lineRule="auto" w:after="180"/>
-        <w:shd w:fill="F5F1FB"/>
-      </w:pPr>
+        <w:t xml:space="preserve">My </w:t>
+      </w:r>
+      <w:r>
+        <w:rPr>
+          <w:b/>
+        </w:rPr>
+        <w:t>prediction</w:t>
+      </w:r>
       <w:r>
         <w:rPr>
           <w:b w:val="0"/>
         </w:rPr>
-        <w:t xml:space="preserve">The learners must use precision in </w:t>
-      </w:r>
-      <w:r>
-        <w:rPr>
-          <w:b/>
-        </w:rPr>
-        <w:t>algorithm</w:t>
-      </w:r>
-      <w:r>
-        <w:rPr>
-          <w:b w:val="0"/>
-        </w:rPr>
-        <w:t xml:space="preserve">s to solve a problem. What information do they have? What decision or calculation do they make? What would count as </w:t>
-      </w:r>
-      <w:r>
-        <w:rPr>
-          <w:b/>
-        </w:rPr>
-        <w:t>evidence</w:t>
-      </w:r>
-      <w:r>
-        <w:rPr>
-          <w:b w:val="0"/>
-        </w:rPr>
-        <w:t xml:space="preserve"> that it worked?</w:t>
-      </w:r>
-    </w:p>
-    <w:p>
-      <w:pPr>
-        <w:spacing w:line="336" w:lineRule="auto" w:after="180"/>
-      </w:pPr>
-      <w:r>
-        <w:rPr>
-          <w:b w:val="0"/>
-        </w:rPr>
-        <w:t xml:space="preserve">Three </w:t>
-      </w:r>
-      <w:r>
-        <w:rPr>
-          <w:b/>
-        </w:rPr>
-        <w:t>observation</w:t>
-      </w:r>
-      <w:r>
-        <w:rPr>
-          <w:b w:val="0"/>
-        </w:rPr>
-        <w:t>s (what you can point to):</w:t>
+        <w:t xml:space="preserve"> and the clue supporting it:</w:t>
       </w:r>
     </w:p>
     <w:p>
@@ -583,416 +733,31 @@
     </w:p>
     <w:p>
       <w:pPr>
-        <w:spacing w:line="336" w:lineRule="auto" w:after="180"/>
-      </w:pPr>
-      <w:r>
-        <w:rPr>
-          <w:b w:val="0"/>
-        </w:rPr>
-        <w:t xml:space="preserve">My </w:t>
-      </w:r>
-      <w:r>
-        <w:rPr>
-          <w:b/>
-        </w:rPr>
-        <w:t>prediction</w:t>
-      </w:r>
-      <w:r>
-        <w:rPr>
-          <w:b w:val="0"/>
-        </w:rPr>
-        <w:t xml:space="preserve"> and the clue supporting it:</w:t>
-      </w:r>
-    </w:p>
-    <w:p>
-      <w:pPr>
         <w:pStyle w:val="Heading3"/>
       </w:pPr>
       <w:r>
-        <w:t>Write or draw your reasoning and evidence.</w:t>
-      </w:r>
-    </w:p>
-    <w:p>
-      <w:r>
-        <w:t>________________________________________________________________</w:t>
-      </w:r>
-    </w:p>
-    <w:p>
-      <w:r>
-        <w:t>________________________________________________________________</w:t>
-      </w:r>
-    </w:p>
-    <w:p>
-      <w:r>
-        <w:t>________________________________________________________________</w:t>
-      </w:r>
-    </w:p>
-    <w:p>
-      <w:r>
-        <w:t>________________________________________________________________</w:t>
-      </w:r>
-    </w:p>
-    <w:p>
-      <w:r>
-        <w:t>________________________________________________________________</w:t>
-      </w:r>
-    </w:p>
-    <w:p>
-      <w:pPr>
-        <w:pStyle w:val="Heading3"/>
-      </w:pPr>
-      <w:r>
         <w:t>A closer explanation</w:t>
       </w:r>
     </w:p>
     <w:p>
       <w:pPr>
-        <w:spacing w:line="336" w:lineRule="auto" w:after="180"/>
-      </w:pPr>
-      <w:r>
-        <w:rPr>
-          <w:b w:val="0"/>
-        </w:rPr>
-        <w:t xml:space="preserve">In Grade 6 you traced rules on paper. Now you will write a small Python </w:t>
-      </w:r>
-      <w:r>
-        <w:rPr>
-          <w:b/>
-        </w:rPr>
-        <w:t>program</w:t>
-      </w:r>
-      <w:r>
-        <w:rPr>
-          <w:b w:val="0"/>
-        </w:rPr>
-        <w:t xml:space="preserve"> and check what it actually does. Begin with a counter-packing calculation, not the whole activity adviser.</w:t>
-      </w:r>
-    </w:p>
-    <w:p>
-      <w:pPr>
-        <w:spacing w:line="336" w:lineRule="auto" w:after="180"/>
-      </w:pPr>
-      <w:r>
-        <w:rPr>
-          <w:b w:val="0"/>
-        </w:rPr>
-        <w:t xml:space="preserve">The requirement is to find the total counters in equal packs and display that total. For this first </w:t>
-      </w:r>
-      <w:r>
-        <w:rPr>
-          <w:b/>
-        </w:rPr>
-        <w:t>program</w:t>
-      </w:r>
-      <w:r>
-        <w:rPr>
-          <w:b w:val="0"/>
-        </w:rPr>
-        <w:t xml:space="preserve">, the supplied quantities are whole, nonnegative numbers; it does not yet validate typed </w:t>
-      </w:r>
-      <w:r>
-        <w:rPr>
-          <w:b/>
-        </w:rPr>
-        <w:t>input</w:t>
-      </w:r>
-      <w:r>
-        <w:rPr>
-          <w:b w:val="0"/>
-        </w:rPr>
-        <w:t>.</w:t>
-      </w:r>
-    </w:p>
-    <w:p>
-      <w:pPr>
-        <w:spacing w:line="336" w:lineRule="auto" w:after="180"/>
-      </w:pPr>
-      <w:r>
-        <w:rPr>
-          <w:b w:val="0"/>
-        </w:rPr>
-        <w:t>Use a teacher-prepared Python 3 editor that can run a saved .py file. Open a new file called counters.py, type the code exactly as shown in the next section, save it, and use the editor’s Run command.</w:t>
-      </w:r>
-    </w:p>
-    <w:p>
-      <w:pPr>
-        <w:spacing w:line="336" w:lineRule="auto" w:after="180"/>
-      </w:pPr>
-      <w:r>
-        <w:rPr>
-          <w:b w:val="0"/>
-        </w:rPr>
-        <w:t xml:space="preserve">Read the </w:t>
-      </w:r>
-      <w:r>
-        <w:rPr>
-          <w:b/>
-        </w:rPr>
-        <w:t>output</w:t>
-      </w:r>
-      <w:r>
-        <w:rPr>
-          <w:b w:val="0"/>
-        </w:rPr>
-        <w:t xml:space="preserve"> area separately from the source editor. No account, AI tool, package installation or personal data is needed. If a device is unavailable, trace on paper and label the result predicted rather than executed.</w:t>
-      </w:r>
-    </w:p>
-    <w:p>
-      <w:pPr>
         <w:pStyle w:val="Heading1"/>
       </w:pPr>
       <w:r>
-        <w:t>03. See how it works</w:t>
-      </w:r>
-    </w:p>
-    <w:p>
-      <w:r>
-        <w:t>Follow the mechanism for Precision in Algorithms. Connect each labelled input, deciding step and result.</w:t>
-      </w:r>
-    </w:p>
-    <w:p>
-      <w:pPr>
-        <w:spacing w:line="336" w:lineRule="auto" w:after="180"/>
-      </w:pPr>
-      <w:r>
-        <w:rPr>
-          <w:b/>
-        </w:rPr>
-        <w:t xml:space="preserve">VISUAL </w:t>
-      </w:r>
-      <w:r>
-        <w:rPr>
-          <w:b/>
-        </w:rPr>
-        <w:t>MECHANISM</w:t>
-      </w:r>
-    </w:p>
-    <w:p>
-      <w:pPr>
-        <w:spacing w:line="336" w:lineRule="auto" w:after="180"/>
-      </w:pPr>
-      <w:r>
-        <w:rPr>
-          <w:b/>
-        </w:rPr>
-        <w:t>Input</w:t>
-      </w:r>
-      <w:r>
-        <w:rPr>
-          <w:b w:val="0"/>
-        </w:rPr>
-        <w:t xml:space="preserve"> → </w:t>
-      </w:r>
-      <w:r>
-        <w:rPr>
-          <w:b/>
-        </w:rPr>
-        <w:t>Process</w:t>
-      </w:r>
-      <w:r>
-        <w:rPr>
-          <w:b w:val="0"/>
-        </w:rPr>
-        <w:t xml:space="preserve"> → </w:t>
-      </w:r>
-      <w:r>
-        <w:rPr>
-          <w:b/>
-        </w:rPr>
-        <w:t>Output</w:t>
-      </w:r>
-    </w:p>
-    <w:p>
-      <w:pPr>
-        <w:spacing w:line="336" w:lineRule="auto" w:after="180"/>
-      </w:pPr>
-      <w:r>
-        <w:rPr>
-          <w:b w:val="0"/>
-        </w:rPr>
-        <w:t>Trace the information. At each stage, ask what changed and how you could test it.</w:t>
-      </w:r>
-    </w:p>
-    <w:p>
-      <w:r>
-        <w:drawing>
-          <wp:inline xmlns:a="http://schemas.openxmlformats.org/drawingml/2006/main" xmlns:pic="http://schemas.openxmlformats.org/drawingml/2006/picture">
-            <wp:extent cx="5486400" cy="3145536"/>
-            <wp:docPr id="3" name="Picture 3" descr="INPUT stage for Precision in Algorithms"/>
-            <wp:cNvGraphicFramePr>
-              <a:graphicFrameLocks noChangeAspect="1"/>
-            </wp:cNvGraphicFramePr>
-            <a:graphic>
-              <a:graphicData uri="http://schemas.openxmlformats.org/drawingml/2006/picture">
-                <pic:pic>
-                  <pic:nvPicPr>
-                    <pic:cNvPr id="0" name="b9063e592573c91f1f7eca500d7b1d3415dad2dc339e9fbb5429a6300a73e822.png"/>
-                    <pic:cNvPicPr/>
-                  </pic:nvPicPr>
-                  <pic:blipFill>
-                    <a:blip r:embed="rId10"/>
-                    <a:stretch>
-                      <a:fillRect/>
-                    </a:stretch>
-                  </pic:blipFill>
-                  <pic:spPr>
-                    <a:xfrm>
-                      <a:off x="0" y="0"/>
-                      <a:ext cx="5486400" cy="3145536"/>
-                    </a:xfrm>
-                    <a:prstGeom prst="rect"/>
-                  </pic:spPr>
-                </pic:pic>
-              </a:graphicData>
-            </a:graphic>
-          </wp:inline>
-        </w:drawing>
-      </w:r>
-    </w:p>
-    <w:p>
-      <w:pPr>
-        <w:spacing w:line="336" w:lineRule="auto" w:after="180"/>
-      </w:pPr>
-      <w:r>
-        <w:rPr>
-          <w:b w:val="0"/>
-        </w:rPr>
-        <w:t>↓</w:t>
-      </w:r>
-    </w:p>
-    <w:p>
-      <w:r>
-        <w:drawing>
-          <wp:inline xmlns:a="http://schemas.openxmlformats.org/drawingml/2006/main" xmlns:pic="http://schemas.openxmlformats.org/drawingml/2006/picture">
-            <wp:extent cx="5486400" cy="3145536"/>
-            <wp:docPr id="4" name="Picture 4" descr="PROCESS stage for Precision in Algorithms"/>
-            <wp:cNvGraphicFramePr>
-              <a:graphicFrameLocks noChangeAspect="1"/>
-            </wp:cNvGraphicFramePr>
-            <a:graphic>
-              <a:graphicData uri="http://schemas.openxmlformats.org/drawingml/2006/picture">
-                <pic:pic>
-                  <pic:nvPicPr>
-                    <pic:cNvPr id="0" name="9cc0b6756a2c018befa5ace66a0bf239af6e16215cee275fe607f953dc092194.png"/>
-                    <pic:cNvPicPr/>
-                  </pic:nvPicPr>
-                  <pic:blipFill>
-                    <a:blip r:embed="rId11"/>
-                    <a:stretch>
-                      <a:fillRect/>
-                    </a:stretch>
-                  </pic:blipFill>
-                  <pic:spPr>
-                    <a:xfrm>
-                      <a:off x="0" y="0"/>
-                      <a:ext cx="5486400" cy="3145536"/>
-                    </a:xfrm>
-                    <a:prstGeom prst="rect"/>
-                  </pic:spPr>
-                </pic:pic>
-              </a:graphicData>
-            </a:graphic>
-          </wp:inline>
-        </w:drawing>
-      </w:r>
-    </w:p>
-    <w:p>
-      <w:pPr>
-        <w:spacing w:line="336" w:lineRule="auto" w:after="180"/>
-      </w:pPr>
-      <w:r>
-        <w:rPr>
-          <w:b w:val="0"/>
-        </w:rPr>
-        <w:t>↓</w:t>
-      </w:r>
-    </w:p>
-    <w:p>
-      <w:r>
-        <w:drawing>
-          <wp:inline xmlns:a="http://schemas.openxmlformats.org/drawingml/2006/main" xmlns:pic="http://schemas.openxmlformats.org/drawingml/2006/picture">
-            <wp:extent cx="5486400" cy="3145536"/>
-            <wp:docPr id="5" name="Picture 5" descr="OUTPUT stage for Precision in Algorithms"/>
-            <wp:cNvGraphicFramePr>
-              <a:graphicFrameLocks noChangeAspect="1"/>
-            </wp:cNvGraphicFramePr>
-            <a:graphic>
-              <a:graphicData uri="http://schemas.openxmlformats.org/drawingml/2006/picture">
-                <pic:pic>
-                  <pic:nvPicPr>
-                    <pic:cNvPr id="0" name="c94527174fddf5627206e5cf11a6860f2dde73249a9f1784afcbccc49f3da44a.png"/>
-                    <pic:cNvPicPr/>
-                  </pic:nvPicPr>
-                  <pic:blipFill>
-                    <a:blip r:embed="rId12"/>
-                    <a:stretch>
-                      <a:fillRect/>
-                    </a:stretch>
-                  </pic:blipFill>
-                  <pic:spPr>
-                    <a:xfrm>
-                      <a:off x="0" y="0"/>
-                      <a:ext cx="5486400" cy="3145536"/>
-                    </a:xfrm>
-                    <a:prstGeom prst="rect"/>
-                  </pic:spPr>
-                </pic:pic>
-              </a:graphicData>
-            </a:graphic>
-          </wp:inline>
-        </w:drawing>
-      </w:r>
-    </w:p>
-    <w:p>
-      <w:pPr>
-        <w:spacing w:line="336" w:lineRule="auto" w:after="180"/>
-      </w:pPr>
-      <w:r>
-        <w:rPr>
-          <w:b w:val="0"/>
-        </w:rPr>
-        <w:t>Which stage could fail even when the other two are correct? Explain:</w:t>
-      </w:r>
-    </w:p>
-    <w:p>
-      <w:pPr>
-        <w:pStyle w:val="Heading3"/>
-      </w:pPr>
-      <w:r>
-        <w:t>Write or draw your reasoning and evidence.</w:t>
-      </w:r>
-    </w:p>
-    <w:p>
-      <w:r>
-        <w:t>________________________________________________________________</w:t>
-      </w:r>
-    </w:p>
-    <w:p>
-      <w:r>
-        <w:t>________________________________________________________________</w:t>
-      </w:r>
-    </w:p>
-    <w:p>
-      <w:r>
-        <w:t>________________________________________________________________</w:t>
-      </w:r>
-    </w:p>
-    <w:p>
-      <w:r>
-        <w:t>________________________________________________________________</w:t>
-      </w:r>
-    </w:p>
-    <w:p>
-      <w:r>
-        <w:t>________________________________________________________________</w:t>
-      </w:r>
-    </w:p>
-    <w:p>
-      <w:pPr>
-        <w:pStyle w:val="Heading3"/>
-      </w:pPr>
-      <w:r>
-        <w:t>A closer explanation</w:t>
+        <w:t>03. Read each Python statement in order</w:t>
+      </w:r>
+    </w:p>
+    <w:p>
+      <w:r>
+        <w:t>Assignment stores a value; print displays it.</w:t>
+      </w:r>
+    </w:p>
+    <w:p>
+      <w:pPr>
+        <w:pStyle w:val="Heading2"/>
+      </w:pPr>
+      <w:r>
+        <w:t>Connect paper steps to names and output</w:t>
       </w:r>
     </w:p>
     <w:p>
@@ -1152,6 +917,14 @@
       </w:r>
     </w:p>
     <w:p>
+      <w:pPr>
+        <w:pStyle w:val="Heading2"/>
+      </w:pPr>
+      <w:r>
+        <w:t>The complete counters.py script</w:t>
+      </w:r>
+    </w:p>
+    <w:p>
       <w:r>
         <w:rPr>
           <w:rFonts w:ascii="Courier New" w:hAnsi="Courier New"/>
@@ -1168,13 +941,51 @@
     </w:p>
     <w:p>
       <w:pPr>
+        <w:pStyle w:val="Heading2"/>
+      </w:pPr>
+      <w:r>
+        <w:t>Read assignment, multiplication and print</w:t>
+      </w:r>
+    </w:p>
+    <w:p>
+      <w:pPr>
+        <w:pStyle w:val="ListBullet"/>
+      </w:pPr>
+      <w:r>
+        <w:t>Read the script from top to bottom. The equals sign assigns the value on its right to the name on its left. The star means multiplication. print(total) displays the value of total; it does not display the letters in the name. Type ordinary straight characters and keep the parentheses. The Python prompt symbols &gt;&gt;&gt; are not part of this saved script.</w:t>
+      </w:r>
+    </w:p>
+    <w:p>
+      <w:pPr>
+        <w:pStyle w:val="ListBullet"/>
+      </w:pPr>
+      <w:r>
+        <w:t>Point to the input, the deciding step and the result in this week’s visual. Explain the same step in ordinary words. A picture helps when you can say what each part represents.</w:t>
+      </w:r>
+    </w:p>
+    <w:p>
+      <w:pPr>
+        <w:pStyle w:val="Heading2"/>
+      </w:pPr>
+      <w:r>
+        <w:t>Earlier wording, alternatives and picture transcripts · reference / check after trying</w:t>
+      </w:r>
+    </w:p>
+    <w:p>
+      <w:pPr>
         <w:spacing w:line="336" w:lineRule="auto" w:after="180"/>
       </w:pPr>
       <w:r>
         <w:rPr>
           <w:b w:val="0"/>
         </w:rPr>
-        <w:t>Read the script from top to bottom. The equals sign assigns the value on its right to the name on its left. The star means multiplication. print(total) displays the value of total; it does not display the letters in the name.</w:t>
+        <w:t xml:space="preserve">VISUAL </w:t>
+      </w:r>
+      <w:r>
+        <w:rPr>
+          <w:b/>
+        </w:rPr>
+        <w:t>MECHANISM</w:t>
       </w:r>
     </w:p>
     <w:p>
@@ -1183,9 +994,185 @@
       </w:pPr>
       <w:r>
         <w:rPr>
+          <w:b/>
+        </w:rPr>
+        <w:t>Input</w:t>
+      </w:r>
+      <w:r>
+        <w:rPr>
           <w:b w:val="0"/>
         </w:rPr>
-        <w:t>Type ordinary straight characters and keep the parentheses. The Python prompt symbols &gt;&gt;&gt; are not part of this saved script.</w:t>
+        <w:t xml:space="preserve"> → </w:t>
+      </w:r>
+      <w:r>
+        <w:rPr>
+          <w:b/>
+        </w:rPr>
+        <w:t>Process</w:t>
+      </w:r>
+      <w:r>
+        <w:rPr>
+          <w:b w:val="0"/>
+        </w:rPr>
+        <w:t xml:space="preserve"> → </w:t>
+      </w:r>
+      <w:r>
+        <w:rPr>
+          <w:b/>
+        </w:rPr>
+        <w:t>Output</w:t>
+      </w:r>
+    </w:p>
+    <w:p>
+      <w:pPr>
+        <w:spacing w:line="336" w:lineRule="auto" w:after="180"/>
+      </w:pPr>
+      <w:r>
+        <w:rPr>
+          <w:b w:val="0"/>
+        </w:rPr>
+        <w:t>Trace the information. At each stage, ask what changed and how you could test it.</w:t>
+      </w:r>
+    </w:p>
+    <w:p>
+      <w:r>
+        <w:drawing>
+          <wp:inline xmlns:a="http://schemas.openxmlformats.org/drawingml/2006/main" xmlns:pic="http://schemas.openxmlformats.org/drawingml/2006/picture">
+            <wp:extent cx="5486400" cy="3145536"/>
+            <wp:docPr id="3" name="Picture 3" descr="INPUT stage for Precision in Algorithms"/>
+            <wp:cNvGraphicFramePr>
+              <a:graphicFrameLocks noChangeAspect="1"/>
+            </wp:cNvGraphicFramePr>
+            <a:graphic>
+              <a:graphicData uri="http://schemas.openxmlformats.org/drawingml/2006/picture">
+                <pic:pic>
+                  <pic:nvPicPr>
+                    <pic:cNvPr id="0" name="b9063e592573c91f1f7eca500d7b1d3415dad2dc339e9fbb5429a6300a73e822.png"/>
+                    <pic:cNvPicPr/>
+                  </pic:nvPicPr>
+                  <pic:blipFill>
+                    <a:blip r:embed="rId10"/>
+                    <a:stretch>
+                      <a:fillRect/>
+                    </a:stretch>
+                  </pic:blipFill>
+                  <pic:spPr>
+                    <a:xfrm>
+                      <a:off x="0" y="0"/>
+                      <a:ext cx="5486400" cy="3145536"/>
+                    </a:xfrm>
+                    <a:prstGeom prst="rect"/>
+                  </pic:spPr>
+                </pic:pic>
+              </a:graphicData>
+            </a:graphic>
+          </wp:inline>
+        </w:drawing>
+      </w:r>
+    </w:p>
+    <w:p>
+      <w:pPr>
+        <w:spacing w:line="336" w:lineRule="auto" w:after="180"/>
+      </w:pPr>
+      <w:r>
+        <w:rPr>
+          <w:b w:val="0"/>
+        </w:rPr>
+        <w:t>↓</w:t>
+      </w:r>
+    </w:p>
+    <w:p>
+      <w:r>
+        <w:drawing>
+          <wp:inline xmlns:a="http://schemas.openxmlformats.org/drawingml/2006/main" xmlns:pic="http://schemas.openxmlformats.org/drawingml/2006/picture">
+            <wp:extent cx="5486400" cy="3145536"/>
+            <wp:docPr id="4" name="Picture 4" descr="PROCESS stage for Precision in Algorithms"/>
+            <wp:cNvGraphicFramePr>
+              <a:graphicFrameLocks noChangeAspect="1"/>
+            </wp:cNvGraphicFramePr>
+            <a:graphic>
+              <a:graphicData uri="http://schemas.openxmlformats.org/drawingml/2006/picture">
+                <pic:pic>
+                  <pic:nvPicPr>
+                    <pic:cNvPr id="0" name="9cc0b6756a2c018befa5ace66a0bf239af6e16215cee275fe607f953dc092194.png"/>
+                    <pic:cNvPicPr/>
+                  </pic:nvPicPr>
+                  <pic:blipFill>
+                    <a:blip r:embed="rId11"/>
+                    <a:stretch>
+                      <a:fillRect/>
+                    </a:stretch>
+                  </pic:blipFill>
+                  <pic:spPr>
+                    <a:xfrm>
+                      <a:off x="0" y="0"/>
+                      <a:ext cx="5486400" cy="3145536"/>
+                    </a:xfrm>
+                    <a:prstGeom prst="rect"/>
+                  </pic:spPr>
+                </pic:pic>
+              </a:graphicData>
+            </a:graphic>
+          </wp:inline>
+        </w:drawing>
+      </w:r>
+    </w:p>
+    <w:p>
+      <w:pPr>
+        <w:spacing w:line="336" w:lineRule="auto" w:after="180"/>
+      </w:pPr>
+      <w:r>
+        <w:rPr>
+          <w:b w:val="0"/>
+        </w:rPr>
+        <w:t>↓</w:t>
+      </w:r>
+    </w:p>
+    <w:p>
+      <w:r>
+        <w:drawing>
+          <wp:inline xmlns:a="http://schemas.openxmlformats.org/drawingml/2006/main" xmlns:pic="http://schemas.openxmlformats.org/drawingml/2006/picture">
+            <wp:extent cx="5486400" cy="3145536"/>
+            <wp:docPr id="5" name="Picture 5" descr="OUTPUT stage for Precision in Algorithms"/>
+            <wp:cNvGraphicFramePr>
+              <a:graphicFrameLocks noChangeAspect="1"/>
+            </wp:cNvGraphicFramePr>
+            <a:graphic>
+              <a:graphicData uri="http://schemas.openxmlformats.org/drawingml/2006/picture">
+                <pic:pic>
+                  <pic:nvPicPr>
+                    <pic:cNvPr id="0" name="c94527174fddf5627206e5cf11a6860f2dde73249a9f1784afcbccc49f3da44a.png"/>
+                    <pic:cNvPicPr/>
+                  </pic:nvPicPr>
+                  <pic:blipFill>
+                    <a:blip r:embed="rId12"/>
+                    <a:stretch>
+                      <a:fillRect/>
+                    </a:stretch>
+                  </pic:blipFill>
+                  <pic:spPr>
+                    <a:xfrm>
+                      <a:off x="0" y="0"/>
+                      <a:ext cx="5486400" cy="3145536"/>
+                    </a:xfrm>
+                    <a:prstGeom prst="rect"/>
+                  </pic:spPr>
+                </pic:pic>
+              </a:graphicData>
+            </a:graphic>
+          </wp:inline>
+        </w:drawing>
+      </w:r>
+    </w:p>
+    <w:p>
+      <w:pPr>
+        <w:spacing w:line="336" w:lineRule="auto" w:after="180"/>
+      </w:pPr>
+      <w:r>
+        <w:rPr>
+          <w:b w:val="0"/>
+        </w:rPr>
+        <w:t>Which stage could fail even when the other two are correct? Explain:</w:t>
       </w:r>
     </w:p>
     <w:p>
@@ -1193,91 +1180,69 @@
         <w:pStyle w:val="Heading3"/>
       </w:pPr>
       <w:r>
+        <w:t>Write or draw your reasoning and evidence.</w:t>
+      </w:r>
+    </w:p>
+    <w:p>
+      <w:r>
+        <w:t>________________________________________________________________</w:t>
+      </w:r>
+    </w:p>
+    <w:p>
+      <w:r>
+        <w:t>________________________________________________________________</w:t>
+      </w:r>
+    </w:p>
+    <w:p>
+      <w:r>
+        <w:t>________________________________________________________________</w:t>
+      </w:r>
+    </w:p>
+    <w:p>
+      <w:r>
+        <w:t>________________________________________________________________</w:t>
+      </w:r>
+    </w:p>
+    <w:p>
+      <w:r>
+        <w:t>________________________________________________________________</w:t>
+      </w:r>
+    </w:p>
+    <w:p>
+      <w:pPr>
+        <w:pStyle w:val="Heading3"/>
+      </w:pPr>
+      <w:r>
+        <w:t>A closer explanation</w:t>
+      </w:r>
+    </w:p>
+    <w:p>
+      <w:pPr>
+        <w:pStyle w:val="Heading3"/>
+      </w:pPr>
+      <w:r>
         <w:t>Connect the picture and the explanation</w:t>
       </w:r>
     </w:p>
     <w:p>
       <w:pPr>
-        <w:spacing w:line="336" w:lineRule="auto" w:after="180"/>
-      </w:pPr>
-      <w:r>
-        <w:rPr>
-          <w:b w:val="0"/>
-        </w:rPr>
-        <w:t xml:space="preserve">Point to the </w:t>
-      </w:r>
-      <w:r>
-        <w:rPr>
-          <w:b/>
-        </w:rPr>
-        <w:t>input</w:t>
-      </w:r>
-      <w:r>
-        <w:rPr>
-          <w:b w:val="0"/>
-        </w:rPr>
-        <w:t>, the deciding step and the result in this week’s visual. Explain the same step in ordinary words. A picture helps when you can say what each part represents.</w:t>
-      </w:r>
-    </w:p>
-    <w:p>
-      <w:pPr>
         <w:pStyle w:val="Heading1"/>
       </w:pPr>
       <w:r>
-        <w:t>04. Compare the cases</w:t>
-      </w:r>
-    </w:p>
-    <w:p>
-      <w:r>
-        <w:t>Compare the supplied cases for Precision in Algorithms. Identify the detail that changes the conclusion.</w:t>
-      </w:r>
-    </w:p>
-    <w:p>
-      <w:pPr>
-        <w:pStyle w:val="Heading3"/>
-      </w:pPr>
-      <w:r>
-        <w:t>The case to investigate</w:t>
-      </w:r>
-    </w:p>
-    <w:p>
-      <w:pPr>
-        <w:spacing w:line="336" w:lineRule="auto" w:after="180"/>
-        <w:shd w:fill="F1F6FC"/>
-      </w:pPr>
-      <w:r>
-        <w:rPr>
-          <w:b w:val="0"/>
-        </w:rPr>
-        <w:t>CASE GALLERY</w:t>
-      </w:r>
-    </w:p>
-    <w:p>
-      <w:pPr>
-        <w:spacing w:line="336" w:lineRule="auto" w:after="180"/>
-      </w:pPr>
-      <w:r>
-        <w:rPr>
-          <w:b w:val="0"/>
-        </w:rPr>
-        <w:t xml:space="preserve">Four Tests, Four Kinds of </w:t>
-      </w:r>
-      <w:r>
-        <w:rPr>
-          <w:b/>
-        </w:rPr>
-        <w:t>Evidence</w:t>
-      </w:r>
-    </w:p>
-    <w:p>
-      <w:pPr>
-        <w:spacing w:line="336" w:lineRule="auto" w:after="180"/>
-      </w:pPr>
-      <w:r>
-        <w:rPr>
-          <w:b w:val="0"/>
-        </w:rPr>
-        <w:t>A system is not understood until it survives more than one comfortable example.</w:t>
+        <w:t>04. Compare ordinary, boundary, missing and transfer cases</w:t>
+      </w:r>
+    </w:p>
+    <w:p>
+      <w:r>
+        <w:t>A clear procedure makes its assumptions and required inputs visible.</w:t>
+      </w:r>
+    </w:p>
+    <w:p>
+      <w:pPr>
+        <w:pStyle w:val="Heading2"/>
+      </w:pPr>
+      <w:r>
+        <w:t>Four pictures with a purpose</w:t>
       </w:r>
     </w:p>
     <w:p>
@@ -1318,6 +1283,11 @@
     </w:p>
     <w:p>
       <w:r>
+        <w:t>Normal case: predict the result and deciding evidence.</w:t>
+      </w:r>
+    </w:p>
+    <w:p>
+      <w:r>
         <w:drawing>
           <wp:inline xmlns:a="http://schemas.openxmlformats.org/drawingml/2006/main" xmlns:pic="http://schemas.openxmlformats.org/drawingml/2006/picture">
             <wp:extent cx="5486400" cy="3200400"/>
@@ -1353,47 +1323,8 @@
       </w:r>
     </w:p>
     <w:p>
-      <w:pPr>
-        <w:pStyle w:val="Heading3"/>
-      </w:pPr>
-      <w:r>
-        <w:t>The normal case</w:t>
-      </w:r>
-    </w:p>
-    <w:p>
-      <w:pPr>
-        <w:spacing w:line="336" w:lineRule="auto" w:after="180"/>
-        <w:shd w:fill="F1F6FC"/>
-      </w:pPr>
-      <w:r>
-        <w:rPr>
-          <w:b w:val="0"/>
-        </w:rPr>
-        <w:t xml:space="preserve">NORMAL CASE: predict and name </w:t>
-      </w:r>
-      <w:r>
-        <w:rPr>
-          <w:b/>
-        </w:rPr>
-        <w:t>evidence</w:t>
-      </w:r>
-      <w:r>
-        <w:rPr>
-          <w:b w:val="0"/>
-        </w:rPr>
-        <w:t xml:space="preserve">.     BOUNDARY CASE: predict and name </w:t>
-      </w:r>
-      <w:r>
-        <w:rPr>
-          <w:b/>
-        </w:rPr>
-        <w:t>evidence</w:t>
-      </w:r>
-      <w:r>
-        <w:rPr>
-          <w:b w:val="0"/>
-        </w:rPr>
-        <w:t>.</w:t>
+      <w:r>
+        <w:t>Boundary case: identify the exact limit.</w:t>
       </w:r>
     </w:p>
     <w:p>
@@ -1434,6 +1365,11 @@
     </w:p>
     <w:p>
       <w:r>
+        <w:t>Missing information: name what must be clarified.</w:t>
+      </w:r>
+    </w:p>
+    <w:p>
+      <w:r>
         <w:drawing>
           <wp:inline xmlns:a="http://schemas.openxmlformats.org/drawingml/2006/main" xmlns:pic="http://schemas.openxmlformats.org/drawingml/2006/picture">
             <wp:extent cx="5486400" cy="3200400"/>
@@ -1469,224 +1405,156 @@
       </w:r>
     </w:p>
     <w:p>
+      <w:r>
+        <w:t>Transfer case: explain which procedure still applies.</w:t>
+      </w:r>
+    </w:p>
+    <w:p>
+      <w:pPr>
+        <w:pStyle w:val="Heading2"/>
+      </w:pPr>
+      <w:r>
+        <w:t>Choose a revealing case</w:t>
+      </w:r>
+    </w:p>
+    <w:p>
+      <w:pPr>
+        <w:pStyle w:val="ListBullet"/>
+      </w:pPr>
+      <w:r>
+        <w:t>Which case is most likely to reveal a hidden assumption? Why?</w:t>
+      </w:r>
+    </w:p>
+    <w:p>
       <w:pPr>
         <w:pStyle w:val="Heading3"/>
       </w:pPr>
       <w:r>
-        <w:t>Check missing information</w:t>
+        <w:t>Write or draw your reasoning and evidence.</w:t>
+      </w:r>
+    </w:p>
+    <w:p>
+      <w:r>
+        <w:t>________________________________________________________________</w:t>
+      </w:r>
+    </w:p>
+    <w:p>
+      <w:r>
+        <w:t>________________________________________________________________</w:t>
+      </w:r>
+    </w:p>
+    <w:p>
+      <w:r>
+        <w:t>________________________________________________________________</w:t>
+      </w:r>
+    </w:p>
+    <w:p>
+      <w:r>
+        <w:t>________________________________________________________________</w:t>
+      </w:r>
+    </w:p>
+    <w:p>
+      <w:r>
+        <w:t>________________________________________________________________</w:t>
+      </w:r>
+    </w:p>
+    <w:p>
+      <w:pPr>
+        <w:pStyle w:val="Heading2"/>
+      </w:pPr>
+      <w:r>
+        <w:t>Predict the supplied changed case</w:t>
+      </w:r>
+    </w:p>
+    <w:p>
+      <w:pPr>
+        <w:pStyle w:val="ListBullet"/>
+      </w:pPr>
+      <w:r>
+        <w:t>Change: Set boxes=0, keeping the two loose books.</w:t>
+      </w:r>
+    </w:p>
+    <w:p>
+      <w:pPr>
+        <w:pStyle w:val="Heading2"/>
+      </w:pPr>
+      <w:r>
+        <w:t>Check after predicting · reference / check after trying</w:t>
       </w:r>
     </w:p>
     <w:p>
       <w:pPr>
         <w:spacing w:line="336" w:lineRule="auto" w:after="180"/>
-        <w:shd w:fill="FFF5E6"/>
-      </w:pPr>
+      </w:pPr>
+      <w:r>
+        <w:rPr>
+          <w:b/>
+        </w:rPr>
+        <w:t>Prediction</w:t>
+      </w:r>
       <w:r>
         <w:rPr>
           <w:b w:val="0"/>
         </w:rPr>
-        <w:t xml:space="preserve">MISSING INFORMATION: predict and name </w:t>
+        <w:t>: The printed result is 2.</w:t>
+      </w:r>
+    </w:p>
+    <w:p>
+      <w:pPr>
+        <w:spacing w:line="336" w:lineRule="auto" w:after="180"/>
+      </w:pPr>
+      <w:r>
+        <w:rPr>
+          <w:b w:val="0"/>
+        </w:rPr>
+        <w:t>Reason: 0×5+2=2; there is no rule saying zero boxes means zero loose books.</w:t>
+      </w:r>
+    </w:p>
+    <w:p>
+      <w:pPr>
+        <w:pStyle w:val="Heading2"/>
+      </w:pPr>
+      <w:r>
+        <w:t>Earlier wording, alternatives and picture transcripts · reference / check after trying</w:t>
+      </w:r>
+    </w:p>
+    <w:p>
+      <w:pPr>
+        <w:spacing w:line="336" w:lineRule="auto" w:after="180"/>
+      </w:pPr>
+      <w:r>
+        <w:rPr>
+          <w:b w:val="0"/>
+        </w:rPr>
+        <w:t>CASE GALLERY</w:t>
+      </w:r>
+    </w:p>
+    <w:p>
+      <w:pPr>
+        <w:spacing w:line="336" w:lineRule="auto" w:after="180"/>
+      </w:pPr>
+      <w:r>
+        <w:rPr>
+          <w:b w:val="0"/>
+        </w:rPr>
+        <w:t xml:space="preserve">Four Tests, Four Kinds of </w:t>
       </w:r>
       <w:r>
         <w:rPr>
           <w:b/>
         </w:rPr>
-        <w:t>evidence</w:t>
-      </w:r>
+        <w:t>Evidence</w:t>
+      </w:r>
+    </w:p>
+    <w:p>
+      <w:pPr>
+        <w:spacing w:line="336" w:lineRule="auto" w:after="180"/>
+      </w:pPr>
       <w:r>
         <w:rPr>
           <w:b w:val="0"/>
         </w:rPr>
-        <w:t xml:space="preserve">.     TRANSFER CASE: predict and name </w:t>
-      </w:r>
-      <w:r>
-        <w:rPr>
-          <w:b/>
-        </w:rPr>
-        <w:t>evidence</w:t>
-      </w:r>
-      <w:r>
-        <w:rPr>
-          <w:b w:val="0"/>
-        </w:rPr>
-        <w:t>.</w:t>
-      </w:r>
-    </w:p>
-    <w:p>
-      <w:pPr>
-        <w:spacing w:line="336" w:lineRule="auto" w:after="180"/>
-        <w:shd w:fill="F5F1FB"/>
-      </w:pPr>
-      <w:r>
-        <w:rPr>
-          <w:b w:val="0"/>
-        </w:rPr>
-        <w:t xml:space="preserve">Which case is most likely to reveal a hidden </w:t>
-      </w:r>
-      <w:r>
-        <w:rPr>
-          <w:b/>
-        </w:rPr>
-        <w:t>assumption</w:t>
-      </w:r>
-      <w:r>
-        <w:rPr>
-          <w:b w:val="0"/>
-        </w:rPr>
-        <w:t>? Why?</w:t>
-      </w:r>
-    </w:p>
-    <w:p>
-      <w:pPr>
-        <w:pStyle w:val="Heading3"/>
-      </w:pPr>
-      <w:r>
-        <w:t>Write or draw your reasoning and evidence.</w:t>
-      </w:r>
-    </w:p>
-    <w:p>
-      <w:r>
-        <w:t>________________________________________________________________</w:t>
-      </w:r>
-    </w:p>
-    <w:p>
-      <w:r>
-        <w:t>________________________________________________________________</w:t>
-      </w:r>
-    </w:p>
-    <w:p>
-      <w:r>
-        <w:t>________________________________________________________________</w:t>
-      </w:r>
-    </w:p>
-    <w:p>
-      <w:r>
-        <w:t>________________________________________________________________</w:t>
-      </w:r>
-    </w:p>
-    <w:p>
-      <w:r>
-        <w:t>________________________________________________________________</w:t>
-      </w:r>
-    </w:p>
-    <w:p>
-      <w:pPr>
-        <w:pStyle w:val="Heading3"/>
-      </w:pPr>
-      <w:r>
-        <w:t>Change one thing in the pictured case</w:t>
-      </w:r>
-    </w:p>
-    <w:p>
-      <w:pPr>
-        <w:pStyle w:val="Heading3"/>
-      </w:pPr>
-      <w:r>
-        <w:t>Change one thing</w:t>
-      </w:r>
-    </w:p>
-    <w:p>
-      <w:pPr>
-        <w:spacing w:line="336" w:lineRule="auto" w:after="180"/>
-        <w:shd w:fill="F5F1FB"/>
-      </w:pPr>
-      <w:r>
-        <w:rPr>
-          <w:b w:val="0"/>
-        </w:rPr>
-        <w:t>Change: Set boxes=0, keeping the two loose books.</w:t>
-      </w:r>
-    </w:p>
-    <w:p>
-      <w:pPr>
-        <w:pStyle w:val="Heading3"/>
-      </w:pPr>
-      <w:r>
-        <w:t>Predicted result</w:t>
-      </w:r>
-    </w:p>
-    <w:p>
-      <w:pPr>
-        <w:spacing w:line="336" w:lineRule="auto" w:after="180"/>
-        <w:shd w:fill="F1F6FC"/>
-      </w:pPr>
-      <w:r>
-        <w:rPr>
-          <w:b/>
-        </w:rPr>
-        <w:t>Prediction</w:t>
-      </w:r>
-      <w:r>
-        <w:rPr>
-          <w:b w:val="0"/>
-        </w:rPr>
-        <w:t>: The printed result is 2.</w:t>
-      </w:r>
-    </w:p>
-    <w:p>
-      <w:pPr>
-        <w:pStyle w:val="Heading3"/>
-      </w:pPr>
-      <w:r>
-        <w:t>Why the result follows</w:t>
-      </w:r>
-    </w:p>
-    <w:p>
-      <w:pPr>
-        <w:spacing w:line="336" w:lineRule="auto" w:after="180"/>
-        <w:shd w:fill="F1F6FC"/>
-      </w:pPr>
-      <w:r>
-        <w:rPr>
-          <w:b w:val="0"/>
-        </w:rPr>
-        <w:t>Reason: 0×5+2=2; there is no rule saying zero boxes means zero loose books.</w:t>
-      </w:r>
-    </w:p>
-    <w:p>
-      <w:pPr>
-        <w:pStyle w:val="Heading1"/>
-      </w:pPr>
-      <w:r>
-        <w:t>05. Words that unlock the idea</w:t>
-      </w:r>
-    </w:p>
-    <w:p>
-      <w:r>
-        <w:t>Use the vocabulary of Precision in Algorithms to explain a concrete decision, rather than only memorising definitions.</w:t>
-      </w:r>
-    </w:p>
-    <w:p>
-      <w:pPr>
-        <w:spacing w:line="336" w:lineRule="auto" w:after="180"/>
-      </w:pPr>
-      <w:r>
-        <w:rPr>
-          <w:b/>
-        </w:rPr>
-        <w:t>VOCABULARY LAB</w:t>
-      </w:r>
-    </w:p>
-    <w:p>
-      <w:pPr>
-        <w:spacing w:line="336" w:lineRule="auto" w:after="180"/>
-      </w:pPr>
-      <w:r>
-        <w:rPr>
-          <w:b w:val="0"/>
-        </w:rPr>
-        <w:t>Words You Can Use to Reason</w:t>
-      </w:r>
-    </w:p>
-    <w:p>
-      <w:pPr>
-        <w:spacing w:line="336" w:lineRule="auto" w:after="180"/>
-      </w:pPr>
-      <w:r>
-        <w:rPr>
-          <w:b w:val="0"/>
-        </w:rPr>
-        <w:t>A definition matters when you can recognize the idea, use it, and contrast it with a near-miss.</w:t>
+        <w:t>A system is not understood until it survives more than one comfortable example.</w:t>
       </w:r>
     </w:p>
     <w:p>
@@ -1694,7 +1562,7 @@
         <w:drawing>
           <wp:inline xmlns:a="http://schemas.openxmlformats.org/drawingml/2006/main" xmlns:pic="http://schemas.openxmlformats.org/drawingml/2006/picture">
             <wp:extent cx="5486400" cy="3200400"/>
-            <wp:docPr id="10" name="Picture 10" descr="Vocabulary badge: algorithm"/>
+            <wp:docPr id="10" name="Picture 10" descr="NORMAL CASE illustration"/>
             <wp:cNvGraphicFramePr>
               <a:graphicFrameLocks noChangeAspect="1"/>
             </wp:cNvGraphicFramePr>
@@ -1702,11 +1570,11 @@
               <a:graphicData uri="http://schemas.openxmlformats.org/drawingml/2006/picture">
                 <pic:pic>
                   <pic:nvPicPr>
-                    <pic:cNvPr id="0" name="84670f83e07a1a1f0133c906003e7909185f9897a51115345e82b9176d951db1.png"/>
+                    <pic:cNvPr id="0" name="1f18213ba3d74c99072fa04ad7520b53eee0b2e9e845b0d8a61ccdda1b41f3f1.png"/>
                     <pic:cNvPicPr/>
                   </pic:nvPicPr>
                   <pic:blipFill>
-                    <a:blip r:embed="rId17"/>
+                    <a:blip r:embed="rId13"/>
                     <a:stretch>
                       <a:fillRect/>
                     </a:stretch>
@@ -1730,7 +1598,7 @@
         <w:drawing>
           <wp:inline xmlns:a="http://schemas.openxmlformats.org/drawingml/2006/main" xmlns:pic="http://schemas.openxmlformats.org/drawingml/2006/picture">
             <wp:extent cx="5486400" cy="3200400"/>
-            <wp:docPr id="11" name="Picture 11" descr="Vocabulary badge: precise"/>
+            <wp:docPr id="11" name="Picture 11" descr="BOUNDARY CASE illustration"/>
             <wp:cNvGraphicFramePr>
               <a:graphicFrameLocks noChangeAspect="1"/>
             </wp:cNvGraphicFramePr>
@@ -1738,11 +1606,11 @@
               <a:graphicData uri="http://schemas.openxmlformats.org/drawingml/2006/picture">
                 <pic:pic>
                   <pic:nvPicPr>
-                    <pic:cNvPr id="0" name="8e0fbc3d3e0e8b48ff36406d745b2a52f4e6da25ce767fe318f49afd551a8bc6.png"/>
+                    <pic:cNvPr id="0" name="fed8318cf337134a2c31a8d2c90831db67a27a43d3c6f85b25079c53ec37ff9a.png"/>
                     <pic:cNvPicPr/>
                   </pic:nvPicPr>
                   <pic:blipFill>
-                    <a:blip r:embed="rId18"/>
+                    <a:blip r:embed="rId14"/>
                     <a:stretch>
                       <a:fillRect/>
                     </a:stretch>
@@ -1762,11 +1630,46 @@
       </w:r>
     </w:p>
     <w:p>
+      <w:pPr>
+        <w:spacing w:line="336" w:lineRule="auto" w:after="180"/>
+      </w:pPr>
+      <w:r>
+        <w:rPr>
+          <w:b w:val="0"/>
+        </w:rPr>
+        <w:t xml:space="preserve">NORMAL CASE: predict and name </w:t>
+      </w:r>
+      <w:r>
+        <w:rPr>
+          <w:b/>
+        </w:rPr>
+        <w:t>evidence</w:t>
+      </w:r>
+      <w:r>
+        <w:rPr>
+          <w:b w:val="0"/>
+        </w:rPr>
+        <w:t xml:space="preserve">.     BOUNDARY CASE: predict and name </w:t>
+      </w:r>
+      <w:r>
+        <w:rPr>
+          <w:b/>
+        </w:rPr>
+        <w:t>evidence</w:t>
+      </w:r>
+      <w:r>
+        <w:rPr>
+          <w:b w:val="0"/>
+        </w:rPr>
+        <w:t>.</w:t>
+      </w:r>
+    </w:p>
+    <w:p>
       <w:r>
         <w:drawing>
           <wp:inline xmlns:a="http://schemas.openxmlformats.org/drawingml/2006/main" xmlns:pic="http://schemas.openxmlformats.org/drawingml/2006/picture">
             <wp:extent cx="5486400" cy="3200400"/>
-            <wp:docPr id="12" name="Picture 12" descr="Vocabulary badge: assumption"/>
+            <wp:docPr id="12" name="Picture 12" descr="MISSING INFORMATION illustration"/>
             <wp:cNvGraphicFramePr>
               <a:graphicFrameLocks noChangeAspect="1"/>
             </wp:cNvGraphicFramePr>
@@ -1774,11 +1677,11 @@
               <a:graphicData uri="http://schemas.openxmlformats.org/drawingml/2006/picture">
                 <pic:pic>
                   <pic:nvPicPr>
-                    <pic:cNvPr id="0" name="683bcca947e0474ff604b04a56ee122cd546f4d277a560f01c8934ad72cbfd9f.png"/>
+                    <pic:cNvPr id="0" name="75f964dbe29000347e518a59e2717387d7109bd1f947abdafa07e931a61cf754.png"/>
                     <pic:cNvPicPr/>
                   </pic:nvPicPr>
                   <pic:blipFill>
-                    <a:blip r:embed="rId19"/>
+                    <a:blip r:embed="rId15"/>
                     <a:stretch>
                       <a:fillRect/>
                     </a:stretch>
@@ -1802,7 +1705,7 @@
         <w:drawing>
           <wp:inline xmlns:a="http://schemas.openxmlformats.org/drawingml/2006/main" xmlns:pic="http://schemas.openxmlformats.org/drawingml/2006/picture">
             <wp:extent cx="5486400" cy="3200400"/>
-            <wp:docPr id="13" name="Picture 13" descr="Vocabulary badge: test case"/>
+            <wp:docPr id="13" name="Picture 13" descr="TRANSFER CASE illustration"/>
             <wp:cNvGraphicFramePr>
               <a:graphicFrameLocks noChangeAspect="1"/>
             </wp:cNvGraphicFramePr>
@@ -1810,11 +1713,11 @@
               <a:graphicData uri="http://schemas.openxmlformats.org/drawingml/2006/picture">
                 <pic:pic>
                   <pic:nvPicPr>
-                    <pic:cNvPr id="0" name="1c23ebfa30024d47e3d69079939cfa89c471a603f4f03d9761d80e7ccd1af396.png"/>
+                    <pic:cNvPr id="0" name="4d936b6648b81ac897fc99370c2788f8e0b135d8fc31cfd77afceee66a92128c.png"/>
                     <pic:cNvPicPr/>
                   </pic:nvPicPr>
                   <pic:blipFill>
-                    <a:blip r:embed="rId20"/>
+                    <a:blip r:embed="rId16"/>
                     <a:stretch>
                       <a:fillRect/>
                     </a:stretch>
@@ -1833,551 +1736,68 @@
         </w:drawing>
       </w:r>
     </w:p>
-    <w:tbl>
-      <w:tblPr>
-        <w:tblStyle w:val="LightShading-Accent1"/>
-        <w:tblW w:type="auto" w:w="0"/>
-        <w:tblLook w:firstColumn="1" w:firstRow="1" w:lastColumn="0" w:lastRow="0" w:noHBand="0" w:noVBand="1" w:val="04A0"/>
-      </w:tblPr>
-      <w:tblGrid>
-        <w:gridCol w:w="3408"/>
-        <w:gridCol w:w="3408"/>
-        <w:gridCol w:w="3408"/>
-      </w:tblGrid>
-      <w:tr>
-        <w:trPr>
-          <w:tblHeader/>
-        </w:trPr>
-        <w:tc>
-          <w:tcPr>
-            <w:tcW w:type="dxa" w:w="3408"/>
-          </w:tcPr>
-          <w:p>
-            <w:r>
-              <w:t>Word</w:t>
-            </w:r>
-          </w:p>
-        </w:tc>
-        <w:tc>
-          <w:tcPr>
-            <w:tcW w:type="dxa" w:w="3408"/>
-          </w:tcPr>
-          <w:p>
-            <w:r>
-              <w:t>My own example</w:t>
-            </w:r>
-          </w:p>
-        </w:tc>
-        <w:tc>
-          <w:tcPr>
-            <w:tcW w:type="dxa" w:w="3408"/>
-          </w:tcPr>
-          <w:p>
-            <w:r>
-              <w:t>Not this / boundary</w:t>
-            </w:r>
-          </w:p>
-        </w:tc>
-      </w:tr>
-      <w:tr>
-        <w:tc>
-          <w:tcPr>
-            <w:tcW w:type="dxa" w:w="3408"/>
-          </w:tcPr>
-          <w:p>
-            <w:r>
-              <w:t>algorithm</w:t>
-            </w:r>
-          </w:p>
-        </w:tc>
-        <w:tc>
-          <w:tcPr>
-            <w:tcW w:type="dxa" w:w="3408"/>
-          </w:tcPr>
-          <w:p>
-            <w:r>
-              <w:t>A specified sequence of steps for performing a task or solving a class of problems.</w:t>
-            </w:r>
-          </w:p>
-        </w:tc>
-        <w:tc>
-          <w:tcPr>
-            <w:tcW w:type="dxa" w:w="3408"/>
-          </w:tcPr>
-          <w:p>
-            <w:r/>
-          </w:p>
-        </w:tc>
-      </w:tr>
-      <w:tr>
-        <w:tc>
-          <w:tcPr>
-            <w:tcW w:type="dxa" w:w="3408"/>
-          </w:tcPr>
-          <w:p>
-            <w:r>
-              <w:t>precise</w:t>
-            </w:r>
-          </w:p>
-        </w:tc>
-        <w:tc>
-          <w:tcPr>
-            <w:tcW w:type="dxa" w:w="3408"/>
-          </w:tcPr>
-          <w:p>
-            <w:r>
-              <w:t>Specific enough that a reader can distinguish the intended meaning or reproduce the action.</w:t>
-            </w:r>
-          </w:p>
-        </w:tc>
-        <w:tc>
-          <w:tcPr>
-            <w:tcW w:type="dxa" w:w="3408"/>
-          </w:tcPr>
-          <w:p>
-            <w:r/>
-          </w:p>
-        </w:tc>
-      </w:tr>
-      <w:tr>
-        <w:tc>
-          <w:tcPr>
-            <w:tcW w:type="dxa" w:w="3408"/>
-          </w:tcPr>
-          <w:p>
-            <w:r>
-              <w:t>assumption</w:t>
-            </w:r>
-          </w:p>
-        </w:tc>
-        <w:tc>
-          <w:tcPr>
-            <w:tcW w:type="dxa" w:w="3408"/>
-          </w:tcPr>
-          <w:p>
-            <w:r>
-              <w:t>Something treated as true for reasoning that has not been established by the supplied evidence.</w:t>
-            </w:r>
-          </w:p>
-        </w:tc>
-        <w:tc>
-          <w:tcPr>
-            <w:tcW w:type="dxa" w:w="3408"/>
-          </w:tcPr>
-          <w:p>
-            <w:r/>
-          </w:p>
-        </w:tc>
-      </w:tr>
-      <w:tr>
-        <w:tc>
-          <w:tcPr>
-            <w:tcW w:type="dxa" w:w="3408"/>
-          </w:tcPr>
-          <w:p>
-            <w:r>
-              <w:t>test case</w:t>
-            </w:r>
-          </w:p>
-        </w:tc>
-        <w:tc>
-          <w:tcPr>
-            <w:tcW w:type="dxa" w:w="3408"/>
-          </w:tcPr>
-          <w:p>
-            <w:r>
-              <w:t>A specified input and conditions with an expected result or measurement rule.</w:t>
-            </w:r>
-          </w:p>
-        </w:tc>
-        <w:tc>
-          <w:tcPr>
-            <w:tcW w:type="dxa" w:w="3408"/>
-          </w:tcPr>
-          <w:p>
-            <w:r/>
-          </w:p>
-        </w:tc>
-      </w:tr>
-    </w:tbl>
+    <w:p>
+      <w:pPr>
+        <w:spacing w:line="336" w:lineRule="auto" w:after="180"/>
+      </w:pPr>
+      <w:r>
+        <w:rPr>
+          <w:b w:val="0"/>
+        </w:rPr>
+        <w:t xml:space="preserve">MISSING INFORMATION: predict and name </w:t>
+      </w:r>
+      <w:r>
+        <w:rPr>
+          <w:b/>
+        </w:rPr>
+        <w:t>evidence</w:t>
+      </w:r>
+      <w:r>
+        <w:rPr>
+          <w:b w:val="0"/>
+        </w:rPr>
+        <w:t xml:space="preserve">.     TRANSFER CASE: predict and name </w:t>
+      </w:r>
+      <w:r>
+        <w:rPr>
+          <w:b/>
+        </w:rPr>
+        <w:t>evidence</w:t>
+      </w:r>
+      <w:r>
+        <w:rPr>
+          <w:b w:val="0"/>
+        </w:rPr>
+        <w:t>.</w:t>
+      </w:r>
+    </w:p>
     <w:p>
       <w:pPr>
         <w:pStyle w:val="Heading3"/>
       </w:pPr>
       <w:r>
-        <w:t>Words used in the closer explanation</w:t>
-      </w:r>
-    </w:p>
-    <w:tbl>
-      <w:tblPr>
-        <w:tblStyle w:val="LightShading-Accent1"/>
-        <w:tblW w:type="auto" w:w="0"/>
-        <w:tblLook w:firstColumn="1" w:firstRow="1" w:lastColumn="0" w:lastRow="0" w:noHBand="0" w:noVBand="1" w:val="04A0"/>
-      </w:tblPr>
-      <w:tblGrid>
-        <w:gridCol w:w="5112"/>
-        <w:gridCol w:w="5112"/>
-      </w:tblGrid>
-      <w:tr>
-        <w:trPr>
-          <w:tblHeader/>
-        </w:trPr>
-        <w:tc>
-          <w:tcPr>
-            <w:tcW w:type="dxa" w:w="5112"/>
-          </w:tcPr>
-          <w:p>
-            <w:r>
-              <w:t>Word</w:t>
-            </w:r>
-          </w:p>
-        </w:tc>
-        <w:tc>
-          <w:tcPr>
-            <w:tcW w:type="dxa" w:w="5112"/>
-          </w:tcPr>
-          <w:p>
-            <w:r>
-              <w:t>Meaning</w:t>
-            </w:r>
-          </w:p>
-        </w:tc>
-      </w:tr>
-      <w:tr>
-        <w:tc>
-          <w:tcPr>
-            <w:tcW w:type="dxa" w:w="5112"/>
-          </w:tcPr>
-          <w:p>
-            <w:r>
-              <w:t>Program</w:t>
-            </w:r>
-          </w:p>
-        </w:tc>
-        <w:tc>
-          <w:tcPr>
-            <w:tcW w:type="dxa" w:w="5112"/>
-          </w:tcPr>
-          <w:p>
-            <w:r>
-              <w:t>Instructions written in a language a computer can execute</w:t>
-            </w:r>
-          </w:p>
-        </w:tc>
-      </w:tr>
-      <w:tr>
-        <w:tc>
-          <w:tcPr>
-            <w:tcW w:type="dxa" w:w="5112"/>
-          </w:tcPr>
-          <w:p>
-            <w:r>
-              <w:t>Interpreter</w:t>
-            </w:r>
-          </w:p>
-        </w:tc>
-        <w:tc>
-          <w:tcPr>
-            <w:tcW w:type="dxa" w:w="5112"/>
-          </w:tcPr>
-          <w:p>
-            <w:r>
-              <w:t>Software that executes Python instructions</w:t>
-            </w:r>
-          </w:p>
-        </w:tc>
-      </w:tr>
-      <w:tr>
-        <w:tc>
-          <w:tcPr>
-            <w:tcW w:type="dxa" w:w="5112"/>
-          </w:tcPr>
-          <w:p>
-            <w:r>
-              <w:t>Assignment</w:t>
-            </w:r>
-          </w:p>
-        </w:tc>
-        <w:tc>
-          <w:tcPr>
-            <w:tcW w:type="dxa" w:w="5112"/>
-          </w:tcPr>
-          <w:p>
-            <w:r>
-              <w:t>Binding a name to the value of an expression</w:t>
-            </w:r>
-          </w:p>
-        </w:tc>
-      </w:tr>
-      <w:tr>
-        <w:tc>
-          <w:tcPr>
-            <w:tcW w:type="dxa" w:w="5112"/>
-          </w:tcPr>
-          <w:p>
-            <w:r>
-              <w:t>Output</w:t>
-            </w:r>
-          </w:p>
-        </w:tc>
-        <w:tc>
-          <w:tcPr>
-            <w:tcW w:type="dxa" w:w="5112"/>
-          </w:tcPr>
-          <w:p>
-            <w:r>
-              <w:t>Information a program displays or returns</w:t>
-            </w:r>
-          </w:p>
-        </w:tc>
-      </w:tr>
-    </w:tbl>
+        <w:t>Change one thing in the pictured case</w:t>
+      </w:r>
+    </w:p>
     <w:p>
       <w:pPr>
         <w:pStyle w:val="Heading1"/>
       </w:pPr>
       <w:r>
-        <w:t>06. Follow a worked example</w:t>
-      </w:r>
-    </w:p>
-    <w:p>
-      <w:r>
-        <w:t>Follow the worked trace for Precision in Algorithms, predict a step, then compare with its explanation.</w:t>
-      </w:r>
-    </w:p>
-    <w:p>
-      <w:pPr>
-        <w:spacing w:line="336" w:lineRule="auto" w:after="180"/>
-      </w:pPr>
-      <w:r>
-        <w:rPr>
-          <w:b/>
-        </w:rPr>
-        <w:t xml:space="preserve">WORKED </w:t>
-      </w:r>
-      <w:r>
-        <w:rPr>
-          <w:b/>
-        </w:rPr>
-        <w:t>EVIDENCE</w:t>
-      </w:r>
-    </w:p>
-    <w:p>
-      <w:pPr>
-        <w:spacing w:line="336" w:lineRule="auto" w:after="180"/>
-      </w:pPr>
-      <w:r>
-        <w:rPr>
-          <w:b w:val="0"/>
-        </w:rPr>
-        <w:t>Reason Step by Step</w:t>
-      </w:r>
-    </w:p>
-    <w:p>
-      <w:pPr>
-        <w:spacing w:line="336" w:lineRule="auto" w:after="180"/>
-      </w:pPr>
-      <w:r>
-        <w:rPr>
-          <w:b w:val="0"/>
-        </w:rPr>
-        <w:t xml:space="preserve">Predict first. Then check each step. A correct answer without visible reasoning is incomplete </w:t>
-      </w:r>
-      <w:r>
-        <w:rPr>
-          <w:b/>
-        </w:rPr>
-        <w:t>evidence</w:t>
-      </w:r>
-      <w:r>
-        <w:rPr>
-          <w:b w:val="0"/>
-        </w:rPr>
-        <w:t>.</w:t>
-      </w:r>
-    </w:p>
-    <w:p>
-      <w:r>
-        <w:drawing>
-          <wp:inline xmlns:a="http://schemas.openxmlformats.org/drawingml/2006/main" xmlns:pic="http://schemas.openxmlformats.org/drawingml/2006/picture">
-            <wp:extent cx="5486400" cy="2377440"/>
-            <wp:docPr id="14" name="Picture 14" descr="Worked evidence for Precision in Algorithms"/>
-            <wp:cNvGraphicFramePr>
-              <a:graphicFrameLocks noChangeAspect="1"/>
-            </wp:cNvGraphicFramePr>
-            <a:graphic>
-              <a:graphicData uri="http://schemas.openxmlformats.org/drawingml/2006/picture">
-                <pic:pic>
-                  <pic:nvPicPr>
-                    <pic:cNvPr id="0" name="3abad3b36a5adbbcc26ae8ff99ecf85060c7fec3e4d115c950c9bec1e2cc559f.png"/>
-                    <pic:cNvPicPr/>
-                  </pic:nvPicPr>
-                  <pic:blipFill>
-                    <a:blip r:embed="rId21"/>
-                    <a:stretch>
-                      <a:fillRect/>
-                    </a:stretch>
-                  </pic:blipFill>
-                  <pic:spPr>
-                    <a:xfrm>
-                      <a:off x="0" y="0"/>
-                      <a:ext cx="5486400" cy="2377440"/>
-                    </a:xfrm>
-                    <a:prstGeom prst="rect"/>
-                  </pic:spPr>
-                </pic:pic>
-              </a:graphicData>
-            </a:graphic>
-          </wp:inline>
-        </w:drawing>
-      </w:r>
-    </w:p>
-    <w:p>
-      <w:pPr>
-        <w:spacing w:line="336" w:lineRule="auto" w:after="180"/>
-        <w:shd w:fill="F4F9FC"/>
-      </w:pPr>
-      <w:r>
-        <w:rPr>
-          <w:b w:val="0"/>
-        </w:rPr>
-        <w:t>1. Vague: ‘Add the filling.’</w:t>
-      </w:r>
-    </w:p>
-    <w:p>
-      <w:pPr>
-        <w:spacing w:line="336" w:lineRule="auto" w:after="180"/>
-        <w:shd w:fill="F4F9FC"/>
-      </w:pPr>
-      <w:r>
-        <w:rPr>
-          <w:b w:val="0"/>
-        </w:rPr>
-        <w:t>2. Question: Which filling? How much? Where?</w:t>
-      </w:r>
-    </w:p>
-    <w:p>
-      <w:pPr>
-        <w:spacing w:line="336" w:lineRule="auto" w:after="180"/>
-        <w:shd w:fill="F4F9FC"/>
-      </w:pPr>
-      <w:r>
-        <w:rPr>
-          <w:b w:val="0"/>
-        </w:rPr>
-        <w:t xml:space="preserve">3. </w:t>
-      </w:r>
-      <w:r>
-        <w:rPr>
-          <w:b/>
-        </w:rPr>
-        <w:t>Precise</w:t>
-      </w:r>
-      <w:r>
-        <w:rPr>
-          <w:b w:val="0"/>
-        </w:rPr>
-        <w:t>: place 2 cucumber slices on the center of bread A.</w:t>
-      </w:r>
-    </w:p>
-    <w:p>
-      <w:pPr>
-        <w:spacing w:line="336" w:lineRule="auto" w:after="180"/>
-        <w:shd w:fill="F4F9FC"/>
-      </w:pPr>
-      <w:r>
-        <w:rPr>
-          <w:b w:val="0"/>
-        </w:rPr>
-        <w:t xml:space="preserve">4. Test with a new partner: identical results are </w:t>
-      </w:r>
-      <w:r>
-        <w:rPr>
-          <w:b/>
-        </w:rPr>
-        <w:t>evidence</w:t>
-      </w:r>
-      <w:r>
-        <w:rPr>
-          <w:b w:val="0"/>
-        </w:rPr>
-        <w:t xml:space="preserve"> of precision.</w:t>
-      </w:r>
-    </w:p>
-    <w:p>
-      <w:pPr>
-        <w:spacing w:line="336" w:lineRule="auto" w:after="180"/>
-      </w:pPr>
-      <w:r>
-        <w:rPr>
-          <w:b w:val="0"/>
-        </w:rPr>
-        <w:t>Recalculate, retrace, or restate the reasoning in your own representation:</w:t>
-      </w:r>
-    </w:p>
-    <w:p>
-      <w:pPr>
-        <w:pStyle w:val="Heading3"/>
-      </w:pPr>
-      <w:r>
-        <w:t>Write or draw your reasoning and evidence.</w:t>
-      </w:r>
-    </w:p>
-    <w:p>
-      <w:r>
-        <w:t>________________________________________________________________</w:t>
-      </w:r>
-    </w:p>
-    <w:p>
-      <w:r>
-        <w:t>________________________________________________________________</w:t>
-      </w:r>
-    </w:p>
-    <w:p>
-      <w:r>
-        <w:t>________________________________________________________________</w:t>
-      </w:r>
-    </w:p>
-    <w:p>
-      <w:r>
-        <w:t>________________________________________________________________</w:t>
-      </w:r>
-    </w:p>
-    <w:p>
-      <w:r>
-        <w:t>________________________________________________________________</w:t>
-      </w:r>
-    </w:p>
-    <w:p>
-      <w:pPr>
-        <w:spacing w:line="336" w:lineRule="auto" w:after="180"/>
-        <w:shd w:fill="F5F1FB"/>
-      </w:pPr>
-      <w:r>
-        <w:rPr>
-          <w:b w:val="0"/>
-        </w:rPr>
-        <w:t xml:space="preserve">CHECK  Did the </w:t>
-      </w:r>
-      <w:r>
-        <w:rPr>
-          <w:b/>
-        </w:rPr>
-        <w:t>evidence</w:t>
-      </w:r>
-      <w:r>
-        <w:rPr>
-          <w:b w:val="0"/>
-        </w:rPr>
-        <w:t xml:space="preserve"> answer the exact question? Did the total, path, or source record stay consistent?</w:t>
-      </w:r>
-    </w:p>
-    <w:p>
-      <w:pPr>
-        <w:pStyle w:val="Heading3"/>
-      </w:pPr>
-      <w:r>
-        <w:t>A closer explanation</w:t>
+        <w:t>06. Trace counters, then the separate book-box update</w:t>
+      </w:r>
+    </w:p>
+    <w:p>
+      <w:r>
+        <w:t>Follow names and displayed output without treating assignment as an equation.</w:t>
+      </w:r>
+    </w:p>
+    <w:p>
+      <w:pPr>
+        <w:pStyle w:val="Heading2"/>
+      </w:pPr>
+      <w:r>
+        <w:t>Trace the four-pack program line by line</w:t>
       </w:r>
     </w:p>
     <w:tbl>
@@ -2557,89 +1977,87 @@
     </w:tbl>
     <w:p>
       <w:pPr>
+        <w:spacing w:line="336" w:lineRule="auto" w:after="180"/>
+      </w:pPr>
+      <w:r>
+        <w:rPr>
+          <w:b w:val="0"/>
+        </w:rPr>
+        <w:t xml:space="preserve">Write 24 as the expected </w:t>
+      </w:r>
+      <w:r>
+        <w:rPr>
+          <w:b/>
+        </w:rPr>
+        <w:t>output</w:t>
+      </w:r>
+      <w:r>
+        <w:rPr>
+          <w:b w:val="0"/>
+        </w:rPr>
+        <w:t xml:space="preserve"> before running. Then copy the actual </w:t>
+      </w:r>
+      <w:r>
+        <w:rPr>
+          <w:b/>
+        </w:rPr>
+        <w:t>output</w:t>
+      </w:r>
+      <w:r>
+        <w:rPr>
+          <w:b w:val="0"/>
+        </w:rPr>
+        <w:t xml:space="preserve"> into a separate column. A matching result supports this case, not every possible </w:t>
+      </w:r>
+      <w:r>
+        <w:rPr>
+          <w:b/>
+        </w:rPr>
+        <w:t>input</w:t>
+      </w:r>
+      <w:r>
+        <w:rPr>
+          <w:b w:val="0"/>
+        </w:rPr>
+        <w:t>.</w:t>
+      </w:r>
+    </w:p>
+    <w:p>
+      <w:pPr>
+        <w:spacing w:line="336" w:lineRule="auto" w:after="180"/>
+      </w:pPr>
+      <w:r>
+        <w:rPr>
+          <w:b w:val="0"/>
+        </w:rPr>
+        <w:t xml:space="preserve">A saved file may contain an old edit: save again and rerun the whole script. Do not type the expected number into the </w:t>
+      </w:r>
+      <w:r>
+        <w:rPr>
+          <w:b/>
+        </w:rPr>
+        <w:t>output</w:t>
+      </w:r>
+      <w:r>
+        <w:rPr>
+          <w:b w:val="0"/>
+        </w:rPr>
+        <w:t xml:space="preserve"> record without running.</w:t>
+      </w:r>
+    </w:p>
+    <w:p>
+      <w:pPr>
+        <w:pStyle w:val="Heading2"/>
+      </w:pPr>
+      <w:r>
+        <w:t>Check whether a name exists before reading it</w:t>
+      </w:r>
+    </w:p>
+    <w:p>
+      <w:pPr>
         <w:pStyle w:val="Heading3"/>
       </w:pPr>
       <w:r>
-        <w:t>Worked explanation · Precision in Algorithms</w:t>
-      </w:r>
-    </w:p>
-    <w:p>
-      <w:pPr>
-        <w:spacing w:line="336" w:lineRule="auto" w:after="180"/>
-        <w:shd w:fill="F1F6FC"/>
-      </w:pPr>
-      <w:r>
-        <w:rPr>
-          <w:b w:val="0"/>
-        </w:rPr>
-        <w:t xml:space="preserve">Write 24 as the expected </w:t>
-      </w:r>
-      <w:r>
-        <w:rPr>
-          <w:b/>
-        </w:rPr>
-        <w:t>output</w:t>
-      </w:r>
-      <w:r>
-        <w:rPr>
-          <w:b w:val="0"/>
-        </w:rPr>
-        <w:t xml:space="preserve"> before running. Then copy the actual </w:t>
-      </w:r>
-      <w:r>
-        <w:rPr>
-          <w:b/>
-        </w:rPr>
-        <w:t>output</w:t>
-      </w:r>
-      <w:r>
-        <w:rPr>
-          <w:b w:val="0"/>
-        </w:rPr>
-        <w:t xml:space="preserve"> into a separate column. A matching result supports this case, not every possible </w:t>
-      </w:r>
-      <w:r>
-        <w:rPr>
-          <w:b/>
-        </w:rPr>
-        <w:t>input</w:t>
-      </w:r>
-      <w:r>
-        <w:rPr>
-          <w:b w:val="0"/>
-        </w:rPr>
-        <w:t>.</w:t>
-      </w:r>
-    </w:p>
-    <w:p>
-      <w:pPr>
-        <w:spacing w:line="336" w:lineRule="auto" w:after="180"/>
-        <w:shd w:fill="F1F6FC"/>
-      </w:pPr>
-      <w:r>
-        <w:rPr>
-          <w:b w:val="0"/>
-        </w:rPr>
-        <w:t xml:space="preserve">A saved file may contain an old edit: save again and rerun the whole script. Do not type the expected number into the </w:t>
-      </w:r>
-      <w:r>
-        <w:rPr>
-          <w:b/>
-        </w:rPr>
-        <w:t>output</w:t>
-      </w:r>
-      <w:r>
-        <w:rPr>
-          <w:b w:val="0"/>
-        </w:rPr>
-        <w:t xml:space="preserve"> record without running.</w:t>
-      </w:r>
-    </w:p>
-    <w:p>
-      <w:pPr>
-        <w:pStyle w:val="Heading3"/>
-      </w:pPr>
-      <w:r>
         <w:t>Why is there no displayed output after the third line? What changes if print(total) is placed first in a fresh run, before any assignment? Explain using which names exist.</w:t>
       </w:r>
     </w:p>
@@ -2670,96 +2088,18 @@
     </w:p>
     <w:p>
       <w:pPr>
-        <w:pStyle w:val="Heading3"/>
-      </w:pPr>
-      <w:r>
-        <w:t>Learn from the worked case</w:t>
-      </w:r>
-    </w:p>
-    <w:p>
-      <w:pPr>
-        <w:spacing w:line="336" w:lineRule="auto" w:after="180"/>
-      </w:pPr>
-      <w:r>
-        <w:rPr>
-          <w:b w:val="0"/>
-        </w:rPr>
-        <w:t>Cover the result before checking it. Say what is given, choose the procedure, and follow one step at a time. Then uncover the result and explain your first mismatch. Ask why a step is allowed, not only what number it produces.</w:t>
-      </w:r>
-    </w:p>
-    <w:p>
-      <w:pPr>
-        <w:pStyle w:val="Heading3"/>
-      </w:pPr>
-      <w:r>
-        <w:t>A pictorial worked case: Precision in Algorithms</w:t>
-      </w:r>
-    </w:p>
-    <w:p>
-      <w:pPr>
-        <w:spacing w:line="336" w:lineRule="auto" w:after="180"/>
-      </w:pPr>
-      <w:r>
-        <w:rPr>
-          <w:b w:val="0"/>
-        </w:rPr>
-        <w:t>A fictional book-box counter has three boxes with five books each and two loose books.</w:t>
-      </w:r>
-    </w:p>
-    <w:p>
-      <w:pPr>
-        <w:pStyle w:val="Heading3"/>
-      </w:pPr>
-      <w:r>
-        <w:t>The facts we will use</w:t>
-      </w:r>
-    </w:p>
-    <w:p>
-      <w:pPr>
-        <w:pStyle w:val="Heading3"/>
-      </w:pPr>
-      <w:r>
-        <w:t>Supplied facts</w:t>
-      </w:r>
-    </w:p>
-    <w:p>
-      <w:pPr>
-        <w:spacing w:line="336" w:lineRule="auto" w:after="180"/>
-        <w:shd w:fill="F1F6FC"/>
-      </w:pPr>
-      <w:r>
-        <w:rPr>
-          <w:b w:val="0"/>
-        </w:rPr>
-        <w:t>Python instructions: boxes=3; total=boxes*5; total=total+2; print(total).</w:t>
-      </w:r>
-    </w:p>
-    <w:p>
-      <w:pPr>
-        <w:pStyle w:val="Heading3"/>
-      </w:pPr>
-      <w:r>
-        <w:t>Supplied facts</w:t>
-      </w:r>
-    </w:p>
-    <w:p>
-      <w:pPr>
-        <w:spacing w:line="336" w:lineRule="auto" w:after="180"/>
-        <w:shd w:fill="F1F6FC"/>
-      </w:pPr>
-      <w:r>
-        <w:rPr>
-          <w:b w:val="0"/>
-        </w:rPr>
-        <w:t>Run the instructions in this order with ordinary integer arithmetic.</w:t>
+        <w:pStyle w:val="Heading2"/>
+      </w:pPr>
+      <w:r>
+        <w:t>Return to the pack-counting diagram</w:t>
       </w:r>
     </w:p>
     <w:p>
       <w:r>
         <w:drawing>
           <wp:inline xmlns:a="http://schemas.openxmlformats.org/drawingml/2006/main" xmlns:pic="http://schemas.openxmlformats.org/drawingml/2006/picture">
-            <wp:extent cx="5381271" cy="5943599"/>
-            <wp:docPr id="15" name="Picture 15" descr="Precision in Algorithms. Read input: boxes is assigned 3.. Multiply: total becomes 3×5=15.. Update total: total becomes its current value 15 plus 2: 17.. Print: The program prints 17 once."/>
+            <wp:extent cx="5486400" cy="2834640"/>
+            <wp:docPr id="14" name="Picture 14" descr="A calculation from paper to output. Record pack count | packs = 4 | Name holds 4. Multiply two quantities | total = packs * per_pack | Name holds product. Show the answer | print(total) | Displays the value"/>
             <wp:cNvGraphicFramePr>
               <a:graphicFrameLocks noChangeAspect="1"/>
             </wp:cNvGraphicFramePr>
@@ -2767,11 +2107,11 @@
               <a:graphicData uri="http://schemas.openxmlformats.org/drawingml/2006/picture">
                 <pic:pic>
                   <pic:nvPicPr>
-                    <pic:cNvPr id="0" name="academy-visual-ai-2-1.png"/>
+                    <pic:cNvPr id="0" name="academy-story-ai-2-1-03.png"/>
                     <pic:cNvPicPr/>
                   </pic:nvPicPr>
                   <pic:blipFill>
-                    <a:blip r:embed="rId22"/>
+                    <a:blip r:embed="rId17"/>
                     <a:stretch>
                       <a:fillRect/>
                     </a:stretch>
@@ -2779,7 +2119,92 @@
                   <pic:spPr>
                     <a:xfrm>
                       <a:off x="0" y="0"/>
-                      <a:ext cx="5381271" cy="5943599"/>
+                      <a:ext cx="5486400" cy="2834640"/>
+                    </a:xfrm>
+                    <a:prstGeom prst="rect"/>
+                  </pic:spPr>
+                </pic:pic>
+              </a:graphicData>
+            </a:graphic>
+          </wp:inline>
+        </w:drawing>
+      </w:r>
+    </w:p>
+    <w:p>
+      <w:pPr>
+        <w:pStyle w:val="Heading2"/>
+      </w:pPr>
+      <w:r>
+        <w:t>Read the separate book-box facts</w:t>
+      </w:r>
+    </w:p>
+    <w:p>
+      <w:pPr>
+        <w:spacing w:line="336" w:lineRule="auto" w:after="180"/>
+      </w:pPr>
+      <w:r>
+        <w:rPr>
+          <w:b w:val="0"/>
+        </w:rPr>
+        <w:t>A fictional book-box counter has three boxes with five books each and two loose books.</w:t>
+      </w:r>
+    </w:p>
+    <w:p>
+      <w:pPr>
+        <w:spacing w:line="336" w:lineRule="auto" w:after="180"/>
+      </w:pPr>
+      <w:r>
+        <w:rPr>
+          <w:b w:val="0"/>
+        </w:rPr>
+        <w:t>Python instructions: boxes=3; total=boxes*5; total=total+2; print(total).</w:t>
+      </w:r>
+    </w:p>
+    <w:p>
+      <w:pPr>
+        <w:spacing w:line="336" w:lineRule="auto" w:after="180"/>
+      </w:pPr>
+      <w:r>
+        <w:rPr>
+          <w:b w:val="0"/>
+        </w:rPr>
+        <w:t>Run the instructions in this order with ordinary integer arithmetic.</w:t>
+      </w:r>
+    </w:p>
+    <w:p>
+      <w:pPr>
+        <w:pStyle w:val="Heading2"/>
+      </w:pPr>
+      <w:r>
+        <w:t>Trace the book-box state changes</w:t>
+      </w:r>
+    </w:p>
+    <w:p>
+      <w:r>
+        <w:drawing>
+          <wp:inline xmlns:a="http://schemas.openxmlformats.org/drawingml/2006/main" xmlns:pic="http://schemas.openxmlformats.org/drawingml/2006/picture">
+            <wp:extent cx="5486400" cy="4005072"/>
+            <wp:docPr id="15" name="Picture 15" descr="Read input: boxes is assigned 3. → Multiply: total becomes 3×5=15. → Update total: total becomes its current value 15 plus 2: 17. → Print: The program prints 17 once."/>
+            <wp:cNvGraphicFramePr>
+              <a:graphicFrameLocks noChangeAspect="1"/>
+            </wp:cNvGraphicFramePr>
+            <a:graphic>
+              <a:graphicData uri="http://schemas.openxmlformats.org/drawingml/2006/picture">
+                <pic:pic>
+                  <pic:nvPicPr>
+                    <pic:cNvPr id="0" name="academy-story-ai-2-1-02.png"/>
+                    <pic:cNvPicPr/>
+                  </pic:nvPicPr>
+                  <pic:blipFill>
+                    <a:blip r:embed="rId18"/>
+                    <a:stretch>
+                      <a:fillRect/>
+                    </a:stretch>
+                  </pic:blipFill>
+                  <pic:spPr>
+                    <a:xfrm>
+                      <a:off x="0" y="0"/>
+                      <a:ext cx="5486400" cy="4005072"/>
                     </a:xfrm>
                     <a:prstGeom prst="rect"/>
                   </pic:spPr>
@@ -2929,9 +2354,442 @@
     </w:p>
     <w:p>
       <w:pPr>
+        <w:spacing w:line="336" w:lineRule="auto" w:after="180"/>
+      </w:pPr>
+      <w:r>
+        <w:rPr>
+          <w:b/>
+        </w:rPr>
+        <w:t>Assignment</w:t>
+      </w:r>
+      <w:r>
+        <w:rPr>
+          <w:b w:val="0"/>
+        </w:rPr>
+        <w:t xml:space="preserve"> replaces a variable’s stored value. In total=total+2, Python first reads the current total on the right, calculates 17, then assigns that result to total on the left.</w:t>
+      </w:r>
+    </w:p>
+    <w:p>
+      <w:pPr>
+        <w:spacing w:line="336" w:lineRule="auto" w:after="180"/>
+      </w:pPr>
+      <w:r>
+        <w:rPr>
+          <w:b w:val="0"/>
+        </w:rPr>
+        <w:t xml:space="preserve">The equal sign is an instruction here, not a claim that 15 and 17 are mathematically equal. Predict </w:t>
+      </w:r>
+      <w:r>
+        <w:rPr>
+          <w:b/>
+        </w:rPr>
+        <w:t>output</w:t>
+      </w:r>
+      <w:r>
+        <w:rPr>
+          <w:b w:val="0"/>
+        </w:rPr>
+        <w:t xml:space="preserve"> before running.</w:t>
+      </w:r>
+    </w:p>
+    <w:p>
+      <w:pPr>
+        <w:pStyle w:val="Heading2"/>
+      </w:pPr>
+      <w:r>
+        <w:t>Predict zero boxes and earlier printing</w:t>
+      </w:r>
+    </w:p>
+    <w:p>
+      <w:pPr>
+        <w:pStyle w:val="ListBullet"/>
+      </w:pPr>
+      <w:r>
+        <w:t>Before opening the changed-box picture, set boxes to zero but keep the two loose books. Predict the final output. Then move print before the addition and explain the different value displayed.</w:t>
+      </w:r>
+    </w:p>
+    <w:p>
+      <w:pPr>
+        <w:pStyle w:val="Heading2"/>
+      </w:pPr>
+      <w:r>
+        <w:t>Check the changed-box calculation · reference / check after trying</w:t>
+      </w:r>
+    </w:p>
+    <w:p>
+      <w:r>
+        <w:drawing>
+          <wp:inline xmlns:a="http://schemas.openxmlformats.org/drawingml/2006/main" xmlns:pic="http://schemas.openxmlformats.org/drawingml/2006/picture">
+            <wp:extent cx="5486400" cy="3026664"/>
+            <wp:docPr id="16" name="Picture 16" descr="Original case: The program prints 17 once. Changed condition: Set boxes=0, keeping the two loose books. Expected result: The printed result is 2. Reason: 0×5+2=2; there is no rule saying zero boxes means zero loose books."/>
+            <wp:cNvGraphicFramePr>
+              <a:graphicFrameLocks noChangeAspect="1"/>
+            </wp:cNvGraphicFramePr>
+            <a:graphic>
+              <a:graphicData uri="http://schemas.openxmlformats.org/drawingml/2006/picture">
+                <pic:pic>
+                  <pic:nvPicPr>
+                    <pic:cNvPr id="0" name="academy-story-ai-2-1-04.png"/>
+                    <pic:cNvPicPr/>
+                  </pic:nvPicPr>
+                  <pic:blipFill>
+                    <a:blip r:embed="rId19"/>
+                    <a:stretch>
+                      <a:fillRect/>
+                    </a:stretch>
+                  </pic:blipFill>
+                  <pic:spPr>
+                    <a:xfrm>
+                      <a:off x="0" y="0"/>
+                      <a:ext cx="5486400" cy="3026664"/>
+                    </a:xfrm>
+                    <a:prstGeom prst="rect"/>
+                  </pic:spPr>
+                </pic:pic>
+              </a:graphicData>
+            </a:graphic>
+          </wp:inline>
+        </w:drawing>
+      </w:r>
+    </w:p>
+    <w:p>
+      <w:pPr>
+        <w:pStyle w:val="Heading2"/>
+      </w:pPr>
+      <w:r>
+        <w:t>Explain earlier printing and the input limit</w:t>
+      </w:r>
+    </w:p>
+    <w:p>
+      <w:pPr>
+        <w:pStyle w:val="ListBullet"/>
+      </w:pPr>
+      <w:r>
+        <w:t>Read the labelled picture: If print(total) moves before total=total+2, what gets printed for the original input?</w:t>
+      </w:r>
+    </w:p>
+    <w:p>
+      <w:pPr>
+        <w:pStyle w:val="ListBullet"/>
+      </w:pPr>
+      <w:r>
+        <w:t>These statements count supplied books; they do not validate input types or infer stock from measurements.</w:t>
+      </w:r>
+    </w:p>
+    <w:p>
+      <w:pPr>
+        <w:pStyle w:val="Heading2"/>
+      </w:pPr>
+      <w:r>
+        <w:t>Earlier wording, alternatives and picture transcripts · reference / check after trying</w:t>
+      </w:r>
+    </w:p>
+    <w:p>
+      <w:pPr>
+        <w:spacing w:line="336" w:lineRule="auto" w:after="180"/>
+      </w:pPr>
+      <w:r>
+        <w:rPr>
+          <w:b w:val="0"/>
+        </w:rPr>
+        <w:t xml:space="preserve">WORKED </w:t>
+      </w:r>
+      <w:r>
+        <w:rPr>
+          <w:b/>
+        </w:rPr>
+        <w:t>EVIDENCE</w:t>
+      </w:r>
+    </w:p>
+    <w:p>
+      <w:pPr>
+        <w:spacing w:line="336" w:lineRule="auto" w:after="180"/>
+      </w:pPr>
+      <w:r>
+        <w:rPr>
+          <w:b w:val="0"/>
+        </w:rPr>
+        <w:t>Reason Step by Step</w:t>
+      </w:r>
+    </w:p>
+    <w:p>
+      <w:pPr>
+        <w:spacing w:line="336" w:lineRule="auto" w:after="180"/>
+      </w:pPr>
+      <w:r>
+        <w:rPr>
+          <w:b w:val="0"/>
+        </w:rPr>
+        <w:t xml:space="preserve">Predict first. Then check each step. A correct answer without visible reasoning is incomplete </w:t>
+      </w:r>
+      <w:r>
+        <w:rPr>
+          <w:b/>
+        </w:rPr>
+        <w:t>evidence</w:t>
+      </w:r>
+      <w:r>
+        <w:rPr>
+          <w:b w:val="0"/>
+        </w:rPr>
+        <w:t>.</w:t>
+      </w:r>
+    </w:p>
+    <w:p>
+      <w:r>
+        <w:drawing>
+          <wp:inline xmlns:a="http://schemas.openxmlformats.org/drawingml/2006/main" xmlns:pic="http://schemas.openxmlformats.org/drawingml/2006/picture">
+            <wp:extent cx="5486400" cy="2377440"/>
+            <wp:docPr id="17" name="Picture 17" descr="Worked evidence for Precision in Algorithms"/>
+            <wp:cNvGraphicFramePr>
+              <a:graphicFrameLocks noChangeAspect="1"/>
+            </wp:cNvGraphicFramePr>
+            <a:graphic>
+              <a:graphicData uri="http://schemas.openxmlformats.org/drawingml/2006/picture">
+                <pic:pic>
+                  <pic:nvPicPr>
+                    <pic:cNvPr id="0" name="3abad3b36a5adbbcc26ae8ff99ecf85060c7fec3e4d115c950c9bec1e2cc559f.png"/>
+                    <pic:cNvPicPr/>
+                  </pic:nvPicPr>
+                  <pic:blipFill>
+                    <a:blip r:embed="rId20"/>
+                    <a:stretch>
+                      <a:fillRect/>
+                    </a:stretch>
+                  </pic:blipFill>
+                  <pic:spPr>
+                    <a:xfrm>
+                      <a:off x="0" y="0"/>
+                      <a:ext cx="5486400" cy="2377440"/>
+                    </a:xfrm>
+                    <a:prstGeom prst="rect"/>
+                  </pic:spPr>
+                </pic:pic>
+              </a:graphicData>
+            </a:graphic>
+          </wp:inline>
+        </w:drawing>
+      </w:r>
+    </w:p>
+    <w:p>
+      <w:pPr>
+        <w:spacing w:line="336" w:lineRule="auto" w:after="180"/>
+      </w:pPr>
+      <w:r>
+        <w:rPr>
+          <w:b w:val="0"/>
+        </w:rPr>
+        <w:t>1. Vague: ‘Add the filling.’</w:t>
+      </w:r>
+    </w:p>
+    <w:p>
+      <w:pPr>
+        <w:spacing w:line="336" w:lineRule="auto" w:after="180"/>
+      </w:pPr>
+      <w:r>
+        <w:rPr>
+          <w:b w:val="0"/>
+        </w:rPr>
+        <w:t>2. Question: Which filling? How much? Where?</w:t>
+      </w:r>
+    </w:p>
+    <w:p>
+      <w:pPr>
+        <w:spacing w:line="336" w:lineRule="auto" w:after="180"/>
+      </w:pPr>
+      <w:r>
+        <w:rPr>
+          <w:b w:val="0"/>
+        </w:rPr>
+        <w:t xml:space="preserve">3. </w:t>
+      </w:r>
+      <w:r>
+        <w:rPr>
+          <w:b/>
+        </w:rPr>
+        <w:t>Precise</w:t>
+      </w:r>
+      <w:r>
+        <w:rPr>
+          <w:b w:val="0"/>
+        </w:rPr>
+        <w:t>: place 2 cucumber slices on the center of bread A.</w:t>
+      </w:r>
+    </w:p>
+    <w:p>
+      <w:pPr>
+        <w:spacing w:line="336" w:lineRule="auto" w:after="180"/>
+      </w:pPr>
+      <w:r>
+        <w:rPr>
+          <w:b w:val="0"/>
+        </w:rPr>
+        <w:t xml:space="preserve">4. Test with a new partner: identical results are </w:t>
+      </w:r>
+      <w:r>
+        <w:rPr>
+          <w:b/>
+        </w:rPr>
+        <w:t>evidence</w:t>
+      </w:r>
+      <w:r>
+        <w:rPr>
+          <w:b w:val="0"/>
+        </w:rPr>
+        <w:t xml:space="preserve"> of precision.</w:t>
+      </w:r>
+    </w:p>
+    <w:p>
+      <w:pPr>
+        <w:spacing w:line="336" w:lineRule="auto" w:after="180"/>
+      </w:pPr>
+      <w:r>
+        <w:rPr>
+          <w:b w:val="0"/>
+        </w:rPr>
+        <w:t>Recalculate, retrace, or restate the reasoning in your own representation:</w:t>
+      </w:r>
+    </w:p>
+    <w:p>
+      <w:pPr>
         <w:pStyle w:val="Heading3"/>
       </w:pPr>
       <w:r>
+        <w:t>Write or draw your reasoning and evidence.</w:t>
+      </w:r>
+    </w:p>
+    <w:p>
+      <w:r>
+        <w:t>________________________________________________________________</w:t>
+      </w:r>
+    </w:p>
+    <w:p>
+      <w:r>
+        <w:t>________________________________________________________________</w:t>
+      </w:r>
+    </w:p>
+    <w:p>
+      <w:r>
+        <w:t>________________________________________________________________</w:t>
+      </w:r>
+    </w:p>
+    <w:p>
+      <w:r>
+        <w:t>________________________________________________________________</w:t>
+      </w:r>
+    </w:p>
+    <w:p>
+      <w:r>
+        <w:t>________________________________________________________________</w:t>
+      </w:r>
+    </w:p>
+    <w:p>
+      <w:pPr>
+        <w:spacing w:line="336" w:lineRule="auto" w:after="180"/>
+      </w:pPr>
+      <w:r>
+        <w:rPr>
+          <w:b w:val="0"/>
+        </w:rPr>
+        <w:t xml:space="preserve">CHECK  Did the </w:t>
+      </w:r>
+      <w:r>
+        <w:rPr>
+          <w:b/>
+        </w:rPr>
+        <w:t>evidence</w:t>
+      </w:r>
+      <w:r>
+        <w:rPr>
+          <w:b w:val="0"/>
+        </w:rPr>
+        <w:t xml:space="preserve"> answer the exact question? Did the total, path, or source record stay consistent?</w:t>
+      </w:r>
+    </w:p>
+    <w:p>
+      <w:pPr>
+        <w:pStyle w:val="Heading3"/>
+      </w:pPr>
+      <w:r>
+        <w:t>A closer explanation</w:t>
+      </w:r>
+    </w:p>
+    <w:p>
+      <w:pPr>
+        <w:pStyle w:val="Heading3"/>
+      </w:pPr>
+      <w:r>
+        <w:t>Learn from the worked case</w:t>
+      </w:r>
+    </w:p>
+    <w:p>
+      <w:pPr>
+        <w:spacing w:line="336" w:lineRule="auto" w:after="180"/>
+      </w:pPr>
+      <w:r>
+        <w:rPr>
+          <w:b w:val="0"/>
+        </w:rPr>
+        <w:t>Cover the result before checking it. Say what is given, choose the procedure, and follow one step at a time. Then uncover the result and explain your first mismatch. Ask why a step is allowed, not only what number it produces.</w:t>
+      </w:r>
+    </w:p>
+    <w:p>
+      <w:pPr>
+        <w:pStyle w:val="Heading3"/>
+      </w:pPr>
+      <w:r>
+        <w:t>A pictorial worked case: Precision in Algorithms</w:t>
+      </w:r>
+    </w:p>
+    <w:p>
+      <w:pPr>
+        <w:pStyle w:val="Heading3"/>
+      </w:pPr>
+      <w:r>
+        <w:t>The facts we will use</w:t>
+      </w:r>
+    </w:p>
+    <w:p>
+      <w:r>
+        <w:drawing>
+          <wp:inline xmlns:a="http://schemas.openxmlformats.org/drawingml/2006/main" xmlns:pic="http://schemas.openxmlformats.org/drawingml/2006/picture">
+            <wp:extent cx="5381271" cy="5943599"/>
+            <wp:docPr id="18" name="Picture 18" descr="Precision in Algorithms. Read input: boxes is assigned 3.. Multiply: total becomes 3×5=15.. Update total: total becomes its current value 15 plus 2: 17.. Print: The program prints 17 once."/>
+            <wp:cNvGraphicFramePr>
+              <a:graphicFrameLocks noChangeAspect="1"/>
+            </wp:cNvGraphicFramePr>
+            <a:graphic>
+              <a:graphicData uri="http://schemas.openxmlformats.org/drawingml/2006/picture">
+                <pic:pic>
+                  <pic:nvPicPr>
+                    <pic:cNvPr id="0" name="academy-visual-ai-2-1.png"/>
+                    <pic:cNvPicPr/>
+                  </pic:nvPicPr>
+                  <pic:blipFill>
+                    <a:blip r:embed="rId21"/>
+                    <a:stretch>
+                      <a:fillRect/>
+                    </a:stretch>
+                  </pic:blipFill>
+                  <pic:spPr>
+                    <a:xfrm>
+                      <a:off x="0" y="0"/>
+                      <a:ext cx="5381271" cy="5943599"/>
+                    </a:xfrm>
+                    <a:prstGeom prst="rect"/>
+                  </pic:spPr>
+                </pic:pic>
+              </a:graphicData>
+            </a:graphic>
+          </wp:inline>
+        </w:drawing>
+      </w:r>
+    </w:p>
+    <w:p>
+      <w:pPr>
+        <w:pStyle w:val="Heading3"/>
+      </w:pPr>
+      <w:r>
         <w:t>Why this result follows</w:t>
       </w:r>
     </w:p>
@@ -2940,49 +2798,105 @@
         <w:pStyle w:val="Heading3"/>
       </w:pPr>
       <w:r>
-        <w:t>Why the result follows</w:t>
+        <w:t>What this example does not establish</w:t>
       </w:r>
     </w:p>
     <w:p>
       <w:pPr>
         <w:spacing w:line="336" w:lineRule="auto" w:after="180"/>
-        <w:shd w:fill="F1F6FC"/>
-      </w:pPr>
+      </w:pPr>
+      <w:r>
+        <w:rPr>
+          <w:b w:val="0"/>
+        </w:rPr>
+        <w:t>Change one thing: Set boxes=0, keeping the two loose books. Predict the result before checking the explanation. What remains the same?</w:t>
+      </w:r>
+    </w:p>
+    <w:p>
+      <w:pPr>
+        <w:pStyle w:val="Heading1"/>
+      </w:pPr>
+      <w:r>
+        <w:t>07. Debug against the requirement, not just the error message</w:t>
+      </w:r>
+    </w:p>
+    <w:p>
+      <w:r>
+        <w:t>An error-free run can compute the wrong operation.</w:t>
+      </w:r>
+    </w:p>
+    <w:p>
+      <w:pPr>
+        <w:pStyle w:val="Heading2"/>
+      </w:pPr>
+      <w:r>
+        <w:t>Keep the saved version and evidence limits</w:t>
+      </w:r>
+    </w:p>
+    <w:p>
+      <w:pPr>
+        <w:spacing w:line="336" w:lineRule="auto" w:after="180"/>
+      </w:pPr>
+      <w:r>
+        <w:rPr>
+          <w:b w:val="0"/>
+        </w:rPr>
+        <w:t xml:space="preserve">Save the file with the </w:t>
+      </w:r>
       <w:r>
         <w:rPr>
           <w:b/>
         </w:rPr>
-        <w:t>Assignment</w:t>
+        <w:t>input</w:t>
       </w:r>
       <w:r>
         <w:rPr>
           <w:b w:val="0"/>
         </w:rPr>
-        <w:t xml:space="preserve"> replaces a variable’s stored value. In total=total+2, Python first reads the current total on the right, calculates 17, then assigns that result to total on the left.</w:t>
+        <w:t xml:space="preserve"> values, expected and observed </w:t>
+      </w:r>
+      <w:r>
+        <w:rPr>
+          <w:b/>
+        </w:rPr>
+        <w:t>output</w:t>
+      </w:r>
+      <w:r>
+        <w:rPr>
+          <w:b w:val="0"/>
+        </w:rPr>
+        <w:t xml:space="preserve">s, and a short explanation. This </w:t>
+      </w:r>
+      <w:r>
+        <w:rPr>
+          <w:b/>
+        </w:rPr>
+        <w:t>program</w:t>
+      </w:r>
+      <w:r>
+        <w:rPr>
+          <w:b w:val="0"/>
+        </w:rPr>
+        <w:t xml:space="preserve"> follows a written multiplication rule.</w:t>
       </w:r>
     </w:p>
     <w:p>
       <w:pPr>
         <w:spacing w:line="336" w:lineRule="auto" w:after="180"/>
-        <w:shd w:fill="F1F6FC"/>
       </w:pPr>
       <w:r>
         <w:rPr>
           <w:b w:val="0"/>
         </w:rPr>
-        <w:t xml:space="preserve">The equal sign is an instruction here, not a claim that 15 and 17 are mathematically equal. Predict </w:t>
-      </w:r>
-      <w:r>
-        <w:rPr>
-          <w:b/>
-        </w:rPr>
-        <w:t>output</w:t>
-      </w:r>
-      <w:r>
-        <w:rPr>
-          <w:b w:val="0"/>
-        </w:rPr>
-        <w:t xml:space="preserve"> before running.</w:t>
+        <w:t>It has not trained a model, predicted somebody’s preferences or checked that real packs contain the stated number. Its conclusion depends on the supplied data. Week 2 decomposes a calculation into a reusable function with explicit arguments.</w:t>
+      </w:r>
+    </w:p>
+    <w:p>
+      <w:pPr>
+        <w:pStyle w:val="Heading2"/>
+      </w:pPr>
+      <w:r>
+        <w:t>Diagnose five packs incorrectly added to six</w:t>
       </w:r>
     </w:p>
     <w:p>
@@ -2990,118 +2904,45 @@
         <w:pStyle w:val="Heading3"/>
       </w:pPr>
       <w:r>
-        <w:t>What this example does not establish</w:t>
-      </w:r>
-    </w:p>
-    <w:p>
-      <w:pPr>
-        <w:pStyle w:val="Heading3"/>
-      </w:pPr>
-      <w:r>
-        <w:t>Keep the stated limit</w:t>
+        <w:t>A script runs without an error and displays 11 for five packs of six. Is it correct for the stated requirement? Give the required result, the likely wrong operation and one check after repair. State whether your evidence came from a device run or a paper trace.</w:t>
+      </w:r>
+    </w:p>
+    <w:p>
+      <w:r>
+        <w:t>________________________________________________________________</w:t>
+      </w:r>
+    </w:p>
+    <w:p>
+      <w:r>
+        <w:t>________________________________________________________________</w:t>
+      </w:r>
+    </w:p>
+    <w:p>
+      <w:r>
+        <w:t>________________________________________________________________</w:t>
+      </w:r>
+    </w:p>
+    <w:p>
+      <w:r>
+        <w:t>________________________________________________________________</w:t>
+      </w:r>
+    </w:p>
+    <w:p>
+      <w:r>
+        <w:t>________________________________________________________________</w:t>
+      </w:r>
+    </w:p>
+    <w:p>
+      <w:pPr>
+        <w:pStyle w:val="Heading2"/>
+      </w:pPr>
+      <w:r>
+        <w:t>Earlier wording, alternatives and picture transcripts · reference / check after trying</w:t>
       </w:r>
     </w:p>
     <w:p>
       <w:pPr>
         <w:spacing w:line="336" w:lineRule="auto" w:after="180"/>
-        <w:shd w:fill="FFF5E6"/>
-      </w:pPr>
-      <w:r>
-        <w:rPr>
-          <w:b w:val="0"/>
-        </w:rPr>
-        <w:t xml:space="preserve">These statements count supplied books; they do not validate </w:t>
-      </w:r>
-      <w:r>
-        <w:rPr>
-          <w:b/>
-        </w:rPr>
-        <w:t>input</w:t>
-      </w:r>
-      <w:r>
-        <w:rPr>
-          <w:b w:val="0"/>
-        </w:rPr>
-        <w:t xml:space="preserve"> types or infer stock from measurements.</w:t>
-      </w:r>
-    </w:p>
-    <w:p>
-      <w:pPr>
-        <w:pStyle w:val="Heading3"/>
-      </w:pPr>
-      <w:r>
-        <w:t>Keep the stated limit</w:t>
-      </w:r>
-    </w:p>
-    <w:p>
-      <w:pPr>
-        <w:spacing w:line="336" w:lineRule="auto" w:after="180"/>
-        <w:shd w:fill="FFF5E6"/>
-      </w:pPr>
-      <w:r>
-        <w:rPr>
-          <w:b w:val="0"/>
-        </w:rPr>
-        <w:t xml:space="preserve">Read the labelled picture: If print(total) moves before total=total+2, what gets printed for the original </w:t>
-      </w:r>
-      <w:r>
-        <w:rPr>
-          <w:b/>
-        </w:rPr>
-        <w:t>input</w:t>
-      </w:r>
-      <w:r>
-        <w:rPr>
-          <w:b w:val="0"/>
-        </w:rPr>
-        <w:t>?</w:t>
-      </w:r>
-    </w:p>
-    <w:p>
-      <w:pPr>
-        <w:pStyle w:val="Heading3"/>
-      </w:pPr>
-      <w:r>
-        <w:t>Keep the stated limit</w:t>
-      </w:r>
-    </w:p>
-    <w:p>
-      <w:pPr>
-        <w:spacing w:line="336" w:lineRule="auto" w:after="180"/>
-        <w:shd w:fill="FFF5E6"/>
-      </w:pPr>
-      <w:r>
-        <w:rPr>
-          <w:b w:val="0"/>
-        </w:rPr>
-        <w:t>Change one thing: Set boxes=0, keeping the two loose books. Predict the result before checking the explanation. What remains the same?</w:t>
-      </w:r>
-    </w:p>
-    <w:p>
-      <w:pPr>
-        <w:pStyle w:val="Heading1"/>
-      </w:pPr>
-      <w:r>
-        <w:t>07. Find and repair a mistake</w:t>
-      </w:r>
-    </w:p>
-    <w:p>
-      <w:r>
-        <w:t>Find the unsupported step in the Precision in Algorithms claim and explain a repair using the supplied evidence.</w:t>
-      </w:r>
-    </w:p>
-    <w:p>
-      <w:pPr>
-        <w:pStyle w:val="Heading3"/>
-      </w:pPr>
-      <w:r>
-        <w:t>Find the first error</w:t>
-      </w:r>
-    </w:p>
-    <w:p>
-      <w:pPr>
-        <w:spacing w:line="336" w:lineRule="auto" w:after="180"/>
-        <w:shd w:fill="FFF5E6"/>
       </w:pPr>
       <w:r>
         <w:rPr>
@@ -3161,7 +3002,7 @@
         <w:drawing>
           <wp:inline xmlns:a="http://schemas.openxmlformats.org/drawingml/2006/main" xmlns:pic="http://schemas.openxmlformats.org/drawingml/2006/picture">
             <wp:extent cx="5486400" cy="1901952"/>
-            <wp:docPr id="16" name="Picture 16" descr="Misconception diagnosis for Precision in Algorithms"/>
+            <wp:docPr id="19" name="Picture 19" descr="Misconception diagnosis for Precision in Algorithms"/>
             <wp:cNvGraphicFramePr>
               <a:graphicFrameLocks noChangeAspect="1"/>
             </wp:cNvGraphicFramePr>
@@ -3173,7 +3014,7 @@
                     <pic:cNvPicPr/>
                   </pic:nvPicPr>
                   <pic:blipFill>
-                    <a:blip r:embed="rId23"/>
+                    <a:blip r:embed="rId22"/>
                     <a:stretch>
                       <a:fillRect/>
                     </a:stretch>
@@ -3405,7 +3246,6 @@
     <w:p>
       <w:pPr>
         <w:spacing w:line="336" w:lineRule="auto" w:after="180"/>
-        <w:shd w:fill="F5F1FB"/>
       </w:pPr>
       <w:r>
         <w:rPr>
@@ -3457,329 +3297,77 @@
     </w:p>
     <w:p>
       <w:pPr>
-        <w:pStyle w:val="Heading3"/>
-      </w:pPr>
-      <w:r>
-        <w:t>Check the claim against the facts</w:t>
+        <w:pStyle w:val="Heading1"/>
+      </w:pPr>
+      <w:r>
+        <w:t>08. Practise: predict, save, run and compare</w:t>
+      </w:r>
+    </w:p>
+    <w:p>
+      <w:r>
+        <w:t>Change one input, preserve the earlier result and explain what each line does.</w:t>
+      </w:r>
+    </w:p>
+    <w:p>
+      <w:pPr>
+        <w:pStyle w:val="Heading2"/>
+      </w:pPr>
+      <w:r>
+        <w:t>Change only the number of packs</w:t>
       </w:r>
     </w:p>
     <w:p>
       <w:pPr>
         <w:spacing w:line="336" w:lineRule="auto" w:after="180"/>
-        <w:shd w:fill="FFF5E6"/>
       </w:pPr>
       <w:r>
         <w:rPr>
           <w:b w:val="0"/>
         </w:rPr>
-        <w:t xml:space="preserve">Save the file with the </w:t>
+        <w:t xml:space="preserve">Change only packs to 5. Predict the result from five groups of six, save, then run the entire file again. The expected </w:t>
       </w:r>
       <w:r>
         <w:rPr>
           <w:b/>
         </w:rPr>
+        <w:t>output</w:t>
+      </w:r>
+      <w:r>
+        <w:rPr>
+          <w:b w:val="0"/>
+        </w:rPr>
+        <w:t xml:space="preserve"> is 30. Keep the original four-pack result beside the new one and label the changed </w:t>
+      </w:r>
+      <w:r>
+        <w:rPr>
+          <w:b/>
+        </w:rPr>
         <w:t>input</w:t>
       </w:r>
       <w:r>
         <w:rPr>
           <w:b w:val="0"/>
         </w:rPr>
-        <w:t xml:space="preserve"> values, expected and observed </w:t>
-      </w:r>
-      <w:r>
-        <w:rPr>
-          <w:b/>
-        </w:rPr>
-        <w:t>output</w:t>
-      </w:r>
+        <w:t>.</w:t>
+      </w:r>
+    </w:p>
+    <w:p>
+      <w:pPr>
+        <w:spacing w:line="336" w:lineRule="auto" w:after="180"/>
+      </w:pPr>
       <w:r>
         <w:rPr>
           <w:b w:val="0"/>
         </w:rPr>
-        <w:t xml:space="preserve">s, and a short explanation. This </w:t>
-      </w:r>
-      <w:r>
-        <w:rPr>
-          <w:b/>
-        </w:rPr>
-        <w:t>program</w:t>
-      </w:r>
-      <w:r>
-        <w:rPr>
-          <w:b w:val="0"/>
-        </w:rPr>
-        <w:t xml:space="preserve"> follows a written multiplication rule.</w:t>
-      </w:r>
-    </w:p>
-    <w:p>
-      <w:pPr>
-        <w:spacing w:line="336" w:lineRule="auto" w:after="180"/>
-        <w:shd w:fill="FFF5E6"/>
-      </w:pPr>
-      <w:r>
-        <w:rPr>
-          <w:b w:val="0"/>
-        </w:rPr>
-        <w:t>It has not trained a model, predicted somebody’s preferences or checked that real packs contain the stated number. Its conclusion depends on the supplied data. Week 2 examines the values and types behind these names.</w:t>
-      </w:r>
-    </w:p>
-    <w:p>
-      <w:pPr>
-        <w:pStyle w:val="Heading3"/>
-      </w:pPr>
-      <w:r>
-        <w:t>A script runs without an error and displays 11 for five packs of six. Is it correct for the stated requirement? Give the required result, the likely wrong operation and one check after repair. State whether your evidence came from a device run or a paper trace.</w:t>
-      </w:r>
-    </w:p>
-    <w:p>
-      <w:r>
-        <w:t>________________________________________________________________</w:t>
-      </w:r>
-    </w:p>
-    <w:p>
-      <w:r>
-        <w:t>________________________________________________________________</w:t>
-      </w:r>
-    </w:p>
-    <w:p>
-      <w:r>
-        <w:t>________________________________________________________________</w:t>
-      </w:r>
-    </w:p>
-    <w:p>
-      <w:r>
-        <w:t>________________________________________________________________</w:t>
-      </w:r>
-    </w:p>
-    <w:p>
-      <w:r>
-        <w:t>________________________________________________________________</w:t>
-      </w:r>
-    </w:p>
-    <w:p>
-      <w:pPr>
-        <w:pStyle w:val="Heading1"/>
-      </w:pPr>
-      <w:r>
-        <w:t>08. Practise together</w:t>
-      </w:r>
-    </w:p>
-    <w:p>
-      <w:r>
-        <w:t>Practise Precision in Algorithms with support, then explain the deciding step in your own words.</w:t>
-      </w:r>
-    </w:p>
-    <w:p>
-      <w:pPr>
-        <w:spacing w:line="336" w:lineRule="auto" w:after="180"/>
-      </w:pPr>
-      <w:r>
-        <w:rPr>
-          <w:b/>
-        </w:rPr>
-        <w:t>LOGIC STUDIO</w:t>
-      </w:r>
-    </w:p>
-    <w:p>
-      <w:pPr>
-        <w:spacing w:line="336" w:lineRule="auto" w:after="180"/>
-      </w:pPr>
-      <w:r>
-        <w:rPr>
-          <w:b w:val="0"/>
-        </w:rPr>
-        <w:t>Trace Before You Run</w:t>
-      </w:r>
-    </w:p>
-    <w:p>
-      <w:pPr>
-        <w:spacing w:line="336" w:lineRule="auto" w:after="180"/>
-      </w:pPr>
-      <w:r>
-        <w:rPr>
-          <w:b w:val="0"/>
-        </w:rPr>
-        <w:t>Block code, pseudocode, tables, and diagrams are different ways to expose the same reasoning.</w:t>
-      </w:r>
-    </w:p>
-    <w:p>
-      <w:r>
-        <w:drawing>
-          <wp:inline xmlns:a="http://schemas.openxmlformats.org/drawingml/2006/main" xmlns:pic="http://schemas.openxmlformats.org/drawingml/2006/picture">
-            <wp:extent cx="5486400" cy="1901952"/>
-            <wp:docPr id="17" name="Picture 17" descr="Logic tracing graphic for Precision in Algorithms"/>
-            <wp:cNvGraphicFramePr>
-              <a:graphicFrameLocks noChangeAspect="1"/>
-            </wp:cNvGraphicFramePr>
-            <a:graphic>
-              <a:graphicData uri="http://schemas.openxmlformats.org/drawingml/2006/picture">
-                <pic:pic>
-                  <pic:nvPicPr>
-                    <pic:cNvPr id="0" name="eea505167ffbbb10362ff86f5f17a806cbfff2dadf444f92883587fa6eb375a7.png"/>
-                    <pic:cNvPicPr/>
-                  </pic:nvPicPr>
-                  <pic:blipFill>
-                    <a:blip r:embed="rId24"/>
-                    <a:stretch>
-                      <a:fillRect/>
-                    </a:stretch>
-                  </pic:blipFill>
-                  <pic:spPr>
-                    <a:xfrm>
-                      <a:off x="0" y="0"/>
-                      <a:ext cx="5486400" cy="1901952"/>
-                    </a:xfrm>
-                    <a:prstGeom prst="rect"/>
-                  </pic:spPr>
-                </pic:pic>
-              </a:graphicData>
-            </a:graphic>
-          </wp:inline>
-        </w:drawing>
-      </w:r>
-    </w:p>
-    <w:p>
-      <w:pPr>
-        <w:spacing w:line="336" w:lineRule="auto" w:after="180"/>
-      </w:pPr>
-      <w:r>
-        <w:rPr>
-          <w:b w:val="0"/>
-        </w:rPr>
-        <w:t xml:space="preserve">SET </w:t>
-      </w:r>
-      <w:r>
-        <w:rPr>
-          <w:b/>
-        </w:rPr>
-        <w:t>evidence</w:t>
-      </w:r>
-      <w:r>
-        <w:rPr>
-          <w:b w:val="0"/>
-        </w:rPr>
-        <w:t>_record</w:t>
-        <w:br/>
-        <w:t>PREDICT expected_result</w:t>
-        <w:br/>
-        <w:t>RUN one normal case and one boundary case</w:t>
-        <w:br/>
-        <w:t>COMPARE actual_result with expected_result</w:t>
-        <w:br/>
-        <w:t>IF different: locate first cause; change one factor; RETEST</w:t>
-        <w:br/>
-        <w:t>EXPLAIN result, limitation, and next safe step</w:t>
-      </w:r>
-    </w:p>
-    <w:p>
-      <w:pPr>
-        <w:spacing w:line="336" w:lineRule="auto" w:after="180"/>
-        <w:shd w:fill="F5F1FB"/>
-      </w:pPr>
-      <w:r>
-        <w:rPr>
-          <w:b w:val="0"/>
-        </w:rPr>
-        <w:t xml:space="preserve">Trace one </w:t>
-      </w:r>
-      <w:r>
-        <w:rPr>
-          <w:b/>
-        </w:rPr>
-        <w:t>input</w:t>
-      </w:r>
-      <w:r>
-        <w:rPr>
-          <w:b w:val="0"/>
-        </w:rPr>
-        <w:t>. Which line changes the state or chooses a path?</w:t>
-      </w:r>
-    </w:p>
-    <w:p>
-      <w:pPr>
-        <w:pStyle w:val="Heading3"/>
-      </w:pPr>
-      <w:r>
-        <w:t>Write or draw your reasoning and evidence.</w:t>
-      </w:r>
-    </w:p>
-    <w:p>
-      <w:r>
-        <w:t>________________________________________________________________</w:t>
-      </w:r>
-    </w:p>
-    <w:p>
-      <w:r>
-        <w:t>________________________________________________________________</w:t>
-      </w:r>
-    </w:p>
-    <w:p>
-      <w:r>
-        <w:t>________________________________________________________________</w:t>
-      </w:r>
-    </w:p>
-    <w:p>
-      <w:r>
-        <w:t>________________________________________________________________</w:t>
-      </w:r>
-    </w:p>
-    <w:p>
-      <w:r>
-        <w:t>________________________________________________________________</w:t>
-      </w:r>
-    </w:p>
-    <w:p>
-      <w:pPr>
-        <w:pStyle w:val="Heading3"/>
-      </w:pPr>
-      <w:r>
-        <w:t>A closer explanation</w:t>
-      </w:r>
-    </w:p>
-    <w:p>
-      <w:pPr>
-        <w:spacing w:line="336" w:lineRule="auto" w:after="180"/>
-      </w:pPr>
-      <w:r>
-        <w:rPr>
-          <w:b w:val="0"/>
-        </w:rPr>
-        <w:t xml:space="preserve">Change only packs to 5. Predict the result from five groups of six, save, then run the entire file again. The expected </w:t>
-      </w:r>
-      <w:r>
-        <w:rPr>
-          <w:b/>
-        </w:rPr>
-        <w:t>output</w:t>
-      </w:r>
-      <w:r>
-        <w:rPr>
-          <w:b w:val="0"/>
-        </w:rPr>
-        <w:t xml:space="preserve"> is 30. Keep the original four-pack result beside the new one and label the changed </w:t>
-      </w:r>
-      <w:r>
-        <w:rPr>
-          <w:b/>
-        </w:rPr>
-        <w:t>input</w:t>
-      </w:r>
-      <w:r>
-        <w:rPr>
-          <w:b w:val="0"/>
-        </w:rPr>
-        <w:t>.</w:t>
-      </w:r>
-    </w:p>
-    <w:p>
-      <w:pPr>
-        <w:spacing w:line="336" w:lineRule="auto" w:after="180"/>
-      </w:pPr>
-      <w:r>
-        <w:rPr>
-          <w:b w:val="0"/>
-        </w:rPr>
         <w:t>A comment can explain an instruction: Python ignores text after # outside a string. A comment does not change the calculation.</w:t>
+      </w:r>
+    </w:p>
+    <w:p>
+      <w:pPr>
+        <w:pStyle w:val="Heading2"/>
+      </w:pPr>
+      <w:r>
+        <w:t>Run the complete five-pack script</w:t>
       </w:r>
     </w:p>
     <w:p>
@@ -3799,6 +3387,14 @@
     </w:p>
     <w:p>
       <w:pPr>
+        <w:pStyle w:val="Heading2"/>
+      </w:pPr>
+      <w:r>
+        <w:t>Distinguish addition from equal-group multiplication</w:t>
+      </w:r>
+    </w:p>
+    <w:p>
+      <w:pPr>
         <w:spacing w:line="336" w:lineRule="auto" w:after="180"/>
       </w:pPr>
       <w:r>
@@ -3845,10 +3441,10 @@
     </w:p>
     <w:p>
       <w:pPr>
-        <w:pStyle w:val="Heading3"/>
-      </w:pPr>
-      <w:r>
-        <w:t>Practise with less help: Predict then observe</w:t>
+        <w:pStyle w:val="Heading2"/>
+      </w:pPr>
+      <w:r>
+        <w:t>Record W2 before checking</w:t>
       </w:r>
     </w:p>
     <w:p>
@@ -3978,10 +3574,34 @@
     </w:p>
     <w:p>
       <w:pPr>
-        <w:pStyle w:val="Heading3"/>
-      </w:pPr>
-      <w:r>
-        <w:t>Check your reasoning</w:t>
+        <w:pStyle w:val="Heading2"/>
+      </w:pPr>
+      <w:r>
+        <w:t>Repair the assignment-displays claim</w:t>
+      </w:r>
+    </w:p>
+    <w:p>
+      <w:pPr>
+        <w:pStyle w:val="ListBullet"/>
+      </w:pPr>
+      <w:r>
+        <w:t>Use the worked case for From a paper algorithm to Python. Proposed explanation: “An equals sign displays the answer”. Decide whether this explanation is supported. Point to the step or supplied fact that decides; explain your repair if needed.</w:t>
+      </w:r>
+    </w:p>
+    <w:p>
+      <w:pPr>
+        <w:pStyle w:val="ListBullet"/>
+      </w:pPr>
+      <w:r>
+        <w:t>Answer on your own before discussion. If you are unsure, say which step you need help with.</w:t>
+      </w:r>
+    </w:p>
+    <w:p>
+      <w:pPr>
+        <w:pStyle w:val="Heading2"/>
+      </w:pPr>
+      <w:r>
+        <w:t>Explain the book-box print location</w:t>
       </w:r>
     </w:p>
     <w:p>
@@ -3992,19 +3612,19 @@
         <w:rPr>
           <w:b w:val="0"/>
         </w:rPr>
-        <w:t xml:space="preserve">Use the worked case for From a paper </w:t>
+        <w:t xml:space="preserve">If print(total) moves before total=total+2, what gets printed for the original </w:t>
       </w:r>
       <w:r>
         <w:rPr>
           <w:b/>
         </w:rPr>
-        <w:t>algorithm</w:t>
+        <w:t>input</w:t>
       </w:r>
       <w:r>
         <w:rPr>
           <w:b w:val="0"/>
         </w:rPr>
-        <w:t xml:space="preserve"> to Python. Proposed explanation: “An equals sign displays the answer”. Decide whether this explanation is supported.</w:t>
+        <w:t>?</w:t>
       </w:r>
     </w:p>
     <w:p>
@@ -4015,7 +3635,15 @@
         <w:rPr>
           <w:b w:val="0"/>
         </w:rPr>
-        <w:t>Point to the step or supplied fact that decides; explain your repair if needed.</w:t>
+        <w:t>This is supported practice. Keep the separately named independent case for an attempt before feedback.</w:t>
+      </w:r>
+    </w:p>
+    <w:p>
+      <w:pPr>
+        <w:pStyle w:val="Heading2"/>
+      </w:pPr>
+      <w:r>
+        <w:t>Earlier wording, alternatives and picture transcripts · reference / check after trying</w:t>
       </w:r>
     </w:p>
     <w:p>
@@ -4026,130 +3654,29 @@
         <w:rPr>
           <w:b w:val="0"/>
         </w:rPr>
-        <w:t>Answer on your own before discussion. If you are unsure, say which step you need help with.</w:t>
-      </w:r>
-    </w:p>
-    <w:p>
-      <w:pPr>
-        <w:pStyle w:val="Heading3"/>
-      </w:pPr>
-      <w:r>
-        <w:t>Explain the picture</w:t>
+        <w:t>LOGIC STUDIO</w:t>
       </w:r>
     </w:p>
     <w:p>
       <w:pPr>
         <w:spacing w:line="336" w:lineRule="auto" w:after="180"/>
-        <w:shd w:fill="F5F1FB"/>
       </w:pPr>
       <w:r>
         <w:rPr>
           <w:b w:val="0"/>
         </w:rPr>
-        <w:t xml:space="preserve">If print(total) moves before total=total+2, what gets printed for the original </w:t>
-      </w:r>
-      <w:r>
-        <w:rPr>
-          <w:b/>
-        </w:rPr>
-        <w:t>input</w:t>
-      </w:r>
+        <w:t>Trace Before You Run</w:t>
+      </w:r>
+    </w:p>
+    <w:p>
+      <w:pPr>
+        <w:spacing w:line="336" w:lineRule="auto" w:after="180"/>
+      </w:pPr>
       <w:r>
         <w:rPr>
           <w:b w:val="0"/>
         </w:rPr>
-        <w:t>?</w:t>
-      </w:r>
-    </w:p>
-    <w:p>
-      <w:pPr>
-        <w:pStyle w:val="Heading3"/>
-      </w:pPr>
-      <w:r>
-        <w:t>My explanation using a pictured step and the given facts</w:t>
-      </w:r>
-    </w:p>
-    <w:p>
-      <w:r>
-        <w:t>________________________________________________________________</w:t>
-      </w:r>
-    </w:p>
-    <w:p>
-      <w:r>
-        <w:t>________________________________________________________________</w:t>
-      </w:r>
-    </w:p>
-    <w:p>
-      <w:r>
-        <w:t>________________________________________________________________</w:t>
-      </w:r>
-    </w:p>
-    <w:p>
-      <w:r>
-        <w:t>________________________________________________________________</w:t>
-      </w:r>
-    </w:p>
-    <w:p>
-      <w:pPr>
-        <w:spacing w:line="336" w:lineRule="auto" w:after="180"/>
-      </w:pPr>
-      <w:r>
-        <w:rPr>
-          <w:b w:val="0"/>
-        </w:rPr>
-        <w:t>This is supported practice. Keep the separately named independent case for an attempt before feedback.</w:t>
-      </w:r>
-    </w:p>
-    <w:p>
-      <w:pPr>
-        <w:pStyle w:val="Heading1"/>
-      </w:pPr>
-      <w:r>
-        <w:t>09. Run the investigation</w:t>
-      </w:r>
-    </w:p>
-    <w:p>
-      <w:r>
-        <w:t>Investigate Precision in Algorithms. Record the prediction, actual observation or labelled paper trace, explanation and next test separately.</w:t>
-      </w:r>
-    </w:p>
-    <w:p>
-      <w:pPr>
-        <w:spacing w:line="336" w:lineRule="auto" w:after="180"/>
-      </w:pPr>
-      <w:r>
-        <w:rPr>
-          <w:b/>
-        </w:rPr>
-        <w:t>EVIDENCE</w:t>
-      </w:r>
-      <w:r>
-        <w:rPr>
-          <w:b/>
-        </w:rPr>
-        <w:t xml:space="preserve"> LAB</w:t>
-      </w:r>
-    </w:p>
-    <w:p>
-      <w:pPr>
-        <w:spacing w:line="336" w:lineRule="auto" w:after="180"/>
-      </w:pPr>
-      <w:r>
-        <w:rPr>
-          <w:b w:val="0"/>
-        </w:rPr>
-        <w:t>Predict → Test → Record → Explain</w:t>
-      </w:r>
-    </w:p>
-    <w:p>
-      <w:pPr>
-        <w:spacing w:line="336" w:lineRule="auto" w:after="180"/>
-      </w:pPr>
-      <w:r>
-        <w:rPr>
-          <w:b w:val="0"/>
-        </w:rPr>
-        <w:t>Keep expected and actual results separate. Surprises are useful data when recorded honestly.</w:t>
+        <w:t>Block code, pseudocode, tables, and diagrams are different ways to expose the same reasoning.</w:t>
       </w:r>
     </w:p>
     <w:p>
@@ -4157,7 +3684,7 @@
         <w:drawing>
           <wp:inline xmlns:a="http://schemas.openxmlformats.org/drawingml/2006/main" xmlns:pic="http://schemas.openxmlformats.org/drawingml/2006/picture">
             <wp:extent cx="5486400" cy="1901952"/>
-            <wp:docPr id="18" name="Picture 18" descr="Evidence lab graphic for Precision in Algorithms"/>
+            <wp:docPr id="20" name="Picture 20" descr="Logic tracing graphic for Precision in Algorithms"/>
             <wp:cNvGraphicFramePr>
               <a:graphicFrameLocks noChangeAspect="1"/>
             </wp:cNvGraphicFramePr>
@@ -4165,11 +3692,11 @@
               <a:graphicData uri="http://schemas.openxmlformats.org/drawingml/2006/picture">
                 <pic:pic>
                   <pic:nvPicPr>
-                    <pic:cNvPr id="0" name="f08dac0367fef1a6037e9881f9a5230eba0df4c99e0d727bb7819c861abd6e96.png"/>
+                    <pic:cNvPr id="0" name="eea505167ffbbb10362ff86f5f17a806cbfff2dadf444f92883587fa6eb375a7.png"/>
                     <pic:cNvPicPr/>
                   </pic:nvPicPr>
                   <pic:blipFill>
-                    <a:blip r:embed="rId25"/>
+                    <a:blip r:embed="rId23"/>
                     <a:stretch>
                       <a:fillRect/>
                     </a:stretch>
@@ -4196,7 +3723,201 @@
         <w:rPr>
           <w:b w:val="0"/>
         </w:rPr>
-        <w:t>Trade sandwich instructions, follow them literally, mark every place where two interpretations are possible, then repair one cause at a time.</w:t>
+        <w:t xml:space="preserve">SET </w:t>
+      </w:r>
+      <w:r>
+        <w:rPr>
+          <w:b/>
+        </w:rPr>
+        <w:t>evidence</w:t>
+      </w:r>
+      <w:r>
+        <w:rPr>
+          <w:b w:val="0"/>
+        </w:rPr>
+        <w:t>_record</w:t>
+        <w:br/>
+        <w:t>PREDICT expected_result</w:t>
+        <w:br/>
+        <w:t>RUN one normal case and one boundary case</w:t>
+        <w:br/>
+        <w:t>COMPARE actual_result with expected_result</w:t>
+        <w:br/>
+        <w:t>IF different: locate first cause; change one factor; RETEST</w:t>
+        <w:br/>
+        <w:t>EXPLAIN result, limitation, and next safe step</w:t>
+      </w:r>
+    </w:p>
+    <w:p>
+      <w:pPr>
+        <w:spacing w:line="336" w:lineRule="auto" w:after="180"/>
+      </w:pPr>
+      <w:r>
+        <w:rPr>
+          <w:b w:val="0"/>
+        </w:rPr>
+        <w:t xml:space="preserve">Trace one </w:t>
+      </w:r>
+      <w:r>
+        <w:rPr>
+          <w:b/>
+        </w:rPr>
+        <w:t>input</w:t>
+      </w:r>
+      <w:r>
+        <w:rPr>
+          <w:b w:val="0"/>
+        </w:rPr>
+        <w:t>. Which line changes the state or chooses a path?</w:t>
+      </w:r>
+    </w:p>
+    <w:p>
+      <w:pPr>
+        <w:pStyle w:val="Heading3"/>
+      </w:pPr>
+      <w:r>
+        <w:t>Write or draw your reasoning and evidence.</w:t>
+      </w:r>
+    </w:p>
+    <w:p>
+      <w:r>
+        <w:t>________________________________________________________________</w:t>
+      </w:r>
+    </w:p>
+    <w:p>
+      <w:r>
+        <w:t>________________________________________________________________</w:t>
+      </w:r>
+    </w:p>
+    <w:p>
+      <w:r>
+        <w:t>________________________________________________________________</w:t>
+      </w:r>
+    </w:p>
+    <w:p>
+      <w:r>
+        <w:t>________________________________________________________________</w:t>
+      </w:r>
+    </w:p>
+    <w:p>
+      <w:r>
+        <w:t>________________________________________________________________</w:t>
+      </w:r>
+    </w:p>
+    <w:p>
+      <w:pPr>
+        <w:pStyle w:val="Heading3"/>
+      </w:pPr>
+      <w:r>
+        <w:t>A closer explanation</w:t>
+      </w:r>
+    </w:p>
+    <w:p>
+      <w:pPr>
+        <w:pStyle w:val="Heading3"/>
+      </w:pPr>
+      <w:r>
+        <w:t>Practise with less help: Predict then observe</w:t>
+      </w:r>
+    </w:p>
+    <w:p>
+      <w:pPr>
+        <w:pStyle w:val="Heading3"/>
+      </w:pPr>
+      <w:r>
+        <w:t>Check your reasoning</w:t>
+      </w:r>
+    </w:p>
+    <w:p>
+      <w:pPr>
+        <w:pStyle w:val="Heading3"/>
+      </w:pPr>
+      <w:r>
+        <w:t>Explain the picture</w:t>
+      </w:r>
+    </w:p>
+    <w:p>
+      <w:pPr>
+        <w:pStyle w:val="Heading3"/>
+      </w:pPr>
+      <w:r>
+        <w:t>My explanation using a pictured step and the given facts</w:t>
+      </w:r>
+    </w:p>
+    <w:p>
+      <w:r>
+        <w:t>________________________________________________________________</w:t>
+      </w:r>
+    </w:p>
+    <w:p>
+      <w:r>
+        <w:t>________________________________________________________________</w:t>
+      </w:r>
+    </w:p>
+    <w:p>
+      <w:r>
+        <w:t>________________________________________________________________</w:t>
+      </w:r>
+    </w:p>
+    <w:p>
+      <w:r>
+        <w:t>________________________________________________________________</w:t>
+      </w:r>
+    </w:p>
+    <w:p>
+      <w:pPr>
+        <w:pStyle w:val="Heading1"/>
+      </w:pPr>
+      <w:r>
+        <w:t>09. Investigate precise instructions and runnable calculations</w:t>
+      </w:r>
+    </w:p>
+    <w:p>
+      <w:r>
+        <w:t>Use paper first, then check the explicit arithmetic program.</w:t>
+      </w:r>
+    </w:p>
+    <w:p>
+      <w:pPr>
+        <w:pStyle w:val="Heading2"/>
+      </w:pPr>
+      <w:r>
+        <w:t>Prepare the two supplied stations</w:t>
+      </w:r>
+    </w:p>
+    <w:p>
+      <w:pPr>
+        <w:spacing w:line="336" w:lineRule="auto" w:after="180"/>
+      </w:pPr>
+      <w:r>
+        <w:rPr>
+          <w:b w:val="0"/>
+        </w:rPr>
+        <w:t>Two connected paper-and-code stations. First use two paper bread squares and a drawn filling to write precise sandwich instructions; a partner follows only what is written and marks ambiguities. Keep this a paper simulation. Then run the supplied counters.py script with packs=4, per_pack=6, and repeat with packs=5 and packs=0, changing only packs. Before each run predict the total using equal groups.</w:t>
+      </w:r>
+    </w:p>
+    <w:p>
+      <w:pPr>
+        <w:pStyle w:val="Heading2"/>
+      </w:pPr>
+      <w:r>
+        <w:t>Predict, operate, record and repair</w:t>
+      </w:r>
+    </w:p>
+    <w:p>
+      <w:pPr>
+        <w:pStyle w:val="ListNumber"/>
+      </w:pPr>
+      <w:r>
+        <w:t>For each code run retain the saved script, expected output, actual output/error and explanation. Run the whole saved file in a fresh execution, not selected lines with leftover state. Compare a version using + instead of * for five packs of six; locate and repair the operation, then recheck the original and zero-pack cases. If no device is used, label all results paper traces. Keep the independent tile/tray task for a separate attempt.</w:t>
+      </w:r>
+    </w:p>
+    <w:p>
+      <w:pPr>
+        <w:pStyle w:val="Heading2"/>
+      </w:pPr>
+      <w:r>
+        <w:t>Keep a traceable test table</w:t>
       </w:r>
     </w:p>
     <w:tbl>
@@ -4446,14 +4167,153 @@
     </w:tbl>
     <w:p>
       <w:pPr>
+        <w:pStyle w:val="Heading2"/>
+      </w:pPr>
+      <w:r>
+        <w:t>Reflect on the most revealing test</w:t>
+      </w:r>
+    </w:p>
+    <w:p>
+      <w:pPr>
+        <w:pStyle w:val="ListBullet"/>
+      </w:pPr>
+      <w:r>
+        <w:t>What did the hardest test teach you that the normal test did not?</w:t>
+      </w:r>
+    </w:p>
+    <w:p>
+      <w:pPr>
+        <w:pStyle w:val="Heading3"/>
+      </w:pPr>
+      <w:r>
+        <w:t>Write or draw your reasoning and evidence.</w:t>
+      </w:r>
+    </w:p>
+    <w:p>
+      <w:r>
+        <w:t>________________________________________________________________</w:t>
+      </w:r>
+    </w:p>
+    <w:p>
+      <w:r>
+        <w:t>________________________________________________________________</w:t>
+      </w:r>
+    </w:p>
+    <w:p>
+      <w:r>
+        <w:t>________________________________________________________________</w:t>
+      </w:r>
+    </w:p>
+    <w:p>
+      <w:r>
+        <w:t>________________________________________________________________</w:t>
+      </w:r>
+    </w:p>
+    <w:p>
+      <w:r>
+        <w:t>________________________________________________________________</w:t>
+      </w:r>
+    </w:p>
+    <w:p>
+      <w:pPr>
+        <w:pStyle w:val="ListBullet"/>
+      </w:pPr>
+      <w:r>
+        <w:t>Before trying: what do I expect, and why? While trying: which step could first go wrong? Afterwards: what did I actually observe, and what should change? Keep “not run” if you only traced the procedure.</w:t>
+      </w:r>
+    </w:p>
+    <w:p>
+      <w:pPr>
+        <w:pStyle w:val="Heading2"/>
+      </w:pPr>
+      <w:r>
+        <w:t>Earlier wording, alternatives and picture transcripts · reference / check after trying</w:t>
+      </w:r>
+    </w:p>
+    <w:p>
+      <w:pPr>
         <w:spacing w:line="336" w:lineRule="auto" w:after="180"/>
-        <w:shd w:fill="F5F1FB"/>
-      </w:pPr>
+      </w:pPr>
+      <w:r>
+        <w:rPr>
+          <w:b/>
+        </w:rPr>
+        <w:t>EVIDENCE</w:t>
+      </w:r>
       <w:r>
         <w:rPr>
           <w:b w:val="0"/>
         </w:rPr>
-        <w:t>What did the hardest test teach you that the normal test did not?</w:t>
+        <w:t xml:space="preserve"> LAB</w:t>
+      </w:r>
+    </w:p>
+    <w:p>
+      <w:pPr>
+        <w:spacing w:line="336" w:lineRule="auto" w:after="180"/>
+      </w:pPr>
+      <w:r>
+        <w:rPr>
+          <w:b w:val="0"/>
+        </w:rPr>
+        <w:t>Predict → Test → Record → Explain</w:t>
+      </w:r>
+    </w:p>
+    <w:p>
+      <w:pPr>
+        <w:spacing w:line="336" w:lineRule="auto" w:after="180"/>
+      </w:pPr>
+      <w:r>
+        <w:rPr>
+          <w:b w:val="0"/>
+        </w:rPr>
+        <w:t>Keep expected and actual results separate. Surprises are useful data when recorded honestly.</w:t>
+      </w:r>
+    </w:p>
+    <w:p>
+      <w:r>
+        <w:drawing>
+          <wp:inline xmlns:a="http://schemas.openxmlformats.org/drawingml/2006/main" xmlns:pic="http://schemas.openxmlformats.org/drawingml/2006/picture">
+            <wp:extent cx="5486400" cy="1901952"/>
+            <wp:docPr id="21" name="Picture 21" descr="Evidence lab graphic for Precision in Algorithms"/>
+            <wp:cNvGraphicFramePr>
+              <a:graphicFrameLocks noChangeAspect="1"/>
+            </wp:cNvGraphicFramePr>
+            <a:graphic>
+              <a:graphicData uri="http://schemas.openxmlformats.org/drawingml/2006/picture">
+                <pic:pic>
+                  <pic:nvPicPr>
+                    <pic:cNvPr id="0" name="f08dac0367fef1a6037e9881f9a5230eba0df4c99e0d727bb7819c861abd6e96.png"/>
+                    <pic:cNvPicPr/>
+                  </pic:nvPicPr>
+                  <pic:blipFill>
+                    <a:blip r:embed="rId24"/>
+                    <a:stretch>
+                      <a:fillRect/>
+                    </a:stretch>
+                  </pic:blipFill>
+                  <pic:spPr>
+                    <a:xfrm>
+                      <a:off x="0" y="0"/>
+                      <a:ext cx="5486400" cy="1901952"/>
+                    </a:xfrm>
+                    <a:prstGeom prst="rect"/>
+                  </pic:spPr>
+                </pic:pic>
+              </a:graphicData>
+            </a:graphic>
+          </wp:inline>
+        </w:drawing>
+      </w:r>
+    </w:p>
+    <w:p>
+      <w:pPr>
+        <w:spacing w:line="336" w:lineRule="auto" w:after="180"/>
+      </w:pPr>
+      <w:r>
+        <w:rPr>
+          <w:b w:val="0"/>
+        </w:rPr>
+        <w:t>Trade sandwich instructions, follow them literally, mark every place where two interpretations are possible, then repair one cause at a time.</w:t>
       </w:r>
     </w:p>
     <w:p>
@@ -4461,6 +4321,236 @@
         <w:pStyle w:val="Heading3"/>
       </w:pPr>
       <w:r>
+        <w:t>Plan → try → check</w:t>
+      </w:r>
+    </w:p>
+    <w:p>
+      <w:pPr>
+        <w:pStyle w:val="Heading1"/>
+      </w:pPr>
+      <w:r>
+        <w:t>14. Try alone: write and trace the tile script</w:t>
+      </w:r>
+    </w:p>
+    <w:p>
+      <w:r>
+        <w:t>Use trays and per_tray before feedback.</w:t>
+      </w:r>
+    </w:p>
+    <w:p>
+      <w:pPr>
+        <w:pStyle w:val="Heading2"/>
+      </w:pPr>
+      <w:r>
+        <w:t>The independent tile-count task</w:t>
+      </w:r>
+    </w:p>
+    <w:p>
+      <w:pPr>
+        <w:spacing w:line="336" w:lineRule="auto" w:after="180"/>
+      </w:pPr>
+      <w:r>
+        <w:rPr>
+          <w:b w:val="0"/>
+        </w:rPr>
+        <w:t xml:space="preserve">A fictional shelf has 3 trays of 7 tiles each. Write a four-line Python script using trays, per_tray and tiles. Predict its </w:t>
+      </w:r>
+      <w:r>
+        <w:rPr>
+          <w:b/>
+        </w:rPr>
+        <w:t>output</w:t>
+      </w:r>
+      <w:r>
+        <w:rPr>
+          <w:b w:val="0"/>
+        </w:rPr>
+        <w:t>. Then change only trays to 0 and predict again. Explain why adding the two quantities is wrong.</w:t>
+      </w:r>
+    </w:p>
+    <w:p>
+      <w:pPr>
+        <w:pStyle w:val="Heading2"/>
+      </w:pPr>
+      <w:r>
+        <w:t>Keep your first attempt</w:t>
+      </w:r>
+    </w:p>
+    <w:p>
+      <w:pPr>
+        <w:pStyle w:val="Heading3"/>
+      </w:pPr>
+      <w:r>
+        <w:t>My independent explanation, trace and limits</w:t>
+      </w:r>
+    </w:p>
+    <w:p>
+      <w:r>
+        <w:t>________________________________________________________________</w:t>
+      </w:r>
+    </w:p>
+    <w:p>
+      <w:r>
+        <w:t>________________________________________________________________</w:t>
+      </w:r>
+    </w:p>
+    <w:p>
+      <w:r>
+        <w:t>________________________________________________________________</w:t>
+      </w:r>
+    </w:p>
+    <w:p>
+      <w:r>
+        <w:t>________________________________________________________________</w:t>
+      </w:r>
+    </w:p>
+    <w:p>
+      <w:r>
+        <w:t>________________________________________________________________</w:t>
+      </w:r>
+    </w:p>
+    <w:p>
+      <w:r>
+        <w:t>________________________________________________________________</w:t>
+      </w:r>
+    </w:p>
+    <w:p>
+      <w:r>
+        <w:t>________________________________________________________________</w:t>
+      </w:r>
+    </w:p>
+    <w:p>
+      <w:pPr>
+        <w:spacing w:line="336" w:lineRule="auto" w:after="180"/>
+      </w:pPr>
+      <w:r>
+        <w:rPr>
+          <w:b w:val="0"/>
+        </w:rPr>
+        <w:t>Attempt this case before feedback. Record any help. Earlier examples below are further practice; a case already practised with feedback cannot establish fresh transfer.</w:t>
+      </w:r>
+    </w:p>
+    <w:p>
+      <w:pPr>
+        <w:spacing w:line="336" w:lineRule="auto" w:after="180"/>
+      </w:pPr>
+      <w:r>
+        <w:rPr>
+          <w:b w:val="0"/>
+        </w:rPr>
+        <w:t xml:space="preserve">Your teacher has the independent answer and scoring criteria. Complete the matching workbook week to keep your practice </w:t>
+      </w:r>
+      <w:r>
+        <w:rPr>
+          <w:b/>
+        </w:rPr>
+        <w:t>evidence</w:t>
+      </w:r>
+      <w:r>
+        <w:rPr>
+          <w:b w:val="0"/>
+        </w:rPr>
+        <w:t xml:space="preserve"> together.</w:t>
+      </w:r>
+    </w:p>
+    <w:p>
+      <w:pPr>
+        <w:pStyle w:val="Heading2"/>
+      </w:pPr>
+      <w:r>
+        <w:t>Use feedback afterwards</w:t>
+      </w:r>
+    </w:p>
+    <w:p>
+      <w:pPr>
+        <w:spacing w:line="336" w:lineRule="auto" w:after="180"/>
+      </w:pPr>
+      <w:r>
+        <w:rPr>
+          <w:b w:val="0"/>
+        </w:rPr>
+        <w:t>Attempt the independent case before hints. Record whether you worked alone, used a hint or followed a model. After feedback, fix the first unsupported step and explain why it changed.</w:t>
+      </w:r>
+    </w:p>
+    <w:p>
+      <w:pPr>
+        <w:spacing w:line="336" w:lineRule="auto" w:after="180"/>
+      </w:pPr>
+      <w:r>
+        <w:rPr>
+          <w:b w:val="0"/>
+        </w:rPr>
+        <w:t>A later check uses a changed case, not a copied answer.</w:t>
+      </w:r>
+    </w:p>
+    <w:p>
+      <w:pPr>
+        <w:pStyle w:val="Heading2"/>
+      </w:pPr>
+      <w:r>
+        <w:t>Earlier wording, alternatives and picture transcripts · reference / check after trying</w:t>
+      </w:r>
+    </w:p>
+    <w:p>
+      <w:pPr>
+        <w:pStyle w:val="Heading3"/>
+      </w:pPr>
+      <w:r>
+        <w:t>Independent case: Transfer the procedure independently</w:t>
+      </w:r>
+    </w:p>
+    <w:p>
+      <w:pPr>
+        <w:pStyle w:val="Heading3"/>
+      </w:pPr>
+      <w:r>
+        <w:t>Week 1 Independent application</w:t>
+      </w:r>
+    </w:p>
+    <w:p>
+      <w:pPr>
+        <w:spacing w:line="336" w:lineRule="auto" w:after="180"/>
+      </w:pPr>
+      <w:r>
+        <w:rPr>
+          <w:b w:val="0"/>
+        </w:rPr>
+        <w:t>Close the worked explanation. Apply the idea to this different question without copying.</w:t>
+      </w:r>
+    </w:p>
+    <w:p>
+      <w:pPr>
+        <w:spacing w:line="336" w:lineRule="auto" w:after="180"/>
+      </w:pPr>
+      <w:r>
+        <w:rPr>
+          <w:b w:val="0"/>
+        </w:rPr>
+        <w:t>A robot starts at square 0. Replace move a bit and stop nearby with instructions that put it exactly on square 3 using steps of one square.</w:t>
+      </w:r>
+    </w:p>
+    <w:p>
+      <w:pPr>
+        <w:spacing w:line="336" w:lineRule="auto" w:after="180"/>
+      </w:pPr>
+      <w:r>
+        <w:rPr>
+          <w:b w:val="0"/>
+        </w:rPr>
+        <w:t xml:space="preserve">My answer, with a trace, calculation or supporting </w:t>
+      </w:r>
+      <w:r>
+        <w:rPr>
+          <w:b/>
+        </w:rPr>
+        <w:t>evidence</w:t>
+      </w:r>
+    </w:p>
+    <w:p>
+      <w:pPr>
+        <w:pStyle w:val="Heading3"/>
+      </w:pPr>
+      <w:r>
         <w:t>Write or draw your reasoning and evidence.</w:t>
       </w:r>
     </w:p>
@@ -4494,7 +4584,7 @@
         <w:pStyle w:val="Heading3"/>
       </w:pPr>
       <w:r>
-        <w:t>Plan → try → check</w:t>
+        <w:t>Create and test</w:t>
       </w:r>
     </w:p>
     <w:p>
@@ -4505,7 +4595,232 @@
         <w:rPr>
           <w:b w:val="0"/>
         </w:rPr>
-        <w:t>Before trying: what do I expect, and why? While trying: which step could first go wrong? Afterwards: what did I actually observe, and what should change? Keep “not run” if you only traced the procedure.</w:t>
+        <w:t>Change one relevant detail. Predict the result before testing. Include a boundary or missing-information case when it helps reveal a limit.</w:t>
+      </w:r>
+    </w:p>
+    <w:p>
+      <w:pPr>
+        <w:spacing w:line="336" w:lineRule="auto" w:after="180"/>
+      </w:pPr>
+      <w:r>
+        <w:rPr>
+          <w:b w:val="0"/>
+        </w:rPr>
+        <w:t xml:space="preserve">My changed </w:t>
+      </w:r>
+      <w:r>
+        <w:rPr>
+          <w:b/>
+        </w:rPr>
+        <w:t>input</w:t>
+      </w:r>
+      <w:r>
+        <w:rPr>
+          <w:b w:val="0"/>
+        </w:rPr>
+        <w:t xml:space="preserve"> and expected result</w:t>
+      </w:r>
+    </w:p>
+    <w:p>
+      <w:pPr>
+        <w:pStyle w:val="Heading3"/>
+      </w:pPr>
+      <w:r>
+        <w:t>Write or draw your reasoning and evidence.</w:t>
+      </w:r>
+    </w:p>
+    <w:p>
+      <w:r>
+        <w:t>________________________________________________________________</w:t>
+      </w:r>
+    </w:p>
+    <w:p>
+      <w:r>
+        <w:t>________________________________________________________________</w:t>
+      </w:r>
+    </w:p>
+    <w:p>
+      <w:r>
+        <w:t>________________________________________________________________</w:t>
+      </w:r>
+    </w:p>
+    <w:p>
+      <w:r>
+        <w:t>________________________________________________________________</w:t>
+      </w:r>
+    </w:p>
+    <w:p>
+      <w:r>
+        <w:t>________________________________________________________________</w:t>
+      </w:r>
+    </w:p>
+    <w:p>
+      <w:pPr>
+        <w:pStyle w:val="Heading3"/>
+      </w:pPr>
+      <w:r>
+        <w:t>Connect to your project</w:t>
+      </w:r>
+    </w:p>
+    <w:p>
+      <w:pPr>
+        <w:spacing w:line="336" w:lineRule="auto" w:after="180"/>
+      </w:pPr>
+      <w:r>
+        <w:rPr>
+          <w:b w:val="0"/>
+        </w:rPr>
+        <w:t>Write exact scoring steps so two people rank the same book the same way.</w:t>
+      </w:r>
+    </w:p>
+    <w:p>
+      <w:pPr>
+        <w:spacing w:line="336" w:lineRule="auto" w:after="180"/>
+      </w:pPr>
+      <w:r>
+        <w:rPr>
+          <w:b w:val="0"/>
+        </w:rPr>
+        <w:t xml:space="preserve">The </w:t>
+      </w:r>
+      <w:r>
+        <w:rPr>
+          <w:b/>
+        </w:rPr>
+        <w:t>evidence</w:t>
+      </w:r>
+      <w:r>
+        <w:rPr>
+          <w:b w:val="0"/>
+        </w:rPr>
+        <w:t xml:space="preserve"> I will keep</w:t>
+      </w:r>
+    </w:p>
+    <w:p>
+      <w:pPr>
+        <w:pStyle w:val="Heading3"/>
+      </w:pPr>
+      <w:r>
+        <w:t>Write or draw your reasoning and evidence.</w:t>
+      </w:r>
+    </w:p>
+    <w:p>
+      <w:r>
+        <w:t>________________________________________________________________</w:t>
+      </w:r>
+    </w:p>
+    <w:p>
+      <w:r>
+        <w:t>________________________________________________________________</w:t>
+      </w:r>
+    </w:p>
+    <w:p>
+      <w:r>
+        <w:t>________________________________________________________________</w:t>
+      </w:r>
+    </w:p>
+    <w:p>
+      <w:r>
+        <w:t>________________________________________________________________</w:t>
+      </w:r>
+    </w:p>
+    <w:p>
+      <w:r>
+        <w:t>________________________________________________________________</w:t>
+      </w:r>
+    </w:p>
+    <w:p>
+      <w:pPr>
+        <w:pStyle w:val="Heading3"/>
+      </w:pPr>
+      <w:r>
+        <w:t>Transfer practice from the original programme</w:t>
+      </w:r>
+    </w:p>
+    <w:p>
+      <w:pPr>
+        <w:spacing w:line="336" w:lineRule="auto" w:after="180"/>
+      </w:pPr>
+      <w:r>
+        <w:rPr>
+          <w:b w:val="0"/>
+        </w:rPr>
+        <w:t xml:space="preserve">Write an </w:t>
+      </w:r>
+      <w:r>
+        <w:rPr>
+          <w:b/>
+        </w:rPr>
+        <w:t>algorithm</w:t>
+      </w:r>
+      <w:r>
+        <w:rPr>
+          <w:b w:val="0"/>
+        </w:rPr>
+        <w:t xml:space="preserve"> for borrowing a classroom book when the book may already be on loan. Include </w:t>
+      </w:r>
+      <w:r>
+        <w:rPr>
+          <w:b/>
+        </w:rPr>
+        <w:t>input</w:t>
+      </w:r>
+      <w:r>
+        <w:rPr>
+          <w:b w:val="0"/>
+        </w:rPr>
+        <w:t>s, a no-copy-available outcome and a check that prevents two borrowers receiving the same copy.</w:t>
+      </w:r>
+    </w:p>
+    <w:p>
+      <w:pPr>
+        <w:pStyle w:val="Heading3"/>
+      </w:pPr>
+      <w:r>
+        <w:t>Explain the mechanism, evidence and one limit.</w:t>
+      </w:r>
+    </w:p>
+    <w:p>
+      <w:r>
+        <w:t>________________________________________________________________</w:t>
+      </w:r>
+    </w:p>
+    <w:p>
+      <w:r>
+        <w:t>________________________________________________________________</w:t>
+      </w:r>
+    </w:p>
+    <w:p>
+      <w:r>
+        <w:t>________________________________________________________________</w:t>
+      </w:r>
+    </w:p>
+    <w:p>
+      <w:r>
+        <w:t>________________________________________________________________</w:t>
+      </w:r>
+    </w:p>
+    <w:p>
+      <w:r>
+        <w:t>________________________________________________________________</w:t>
+      </w:r>
+    </w:p>
+    <w:p>
+      <w:r>
+        <w:t>________________________________________________________________</w:t>
+      </w:r>
+    </w:p>
+    <w:p>
+      <w:r>
+        <w:t>________________________________________________________________</w:t>
+      </w:r>
+    </w:p>
+    <w:p>
+      <w:pPr>
+        <w:pStyle w:val="Heading3"/>
+      </w:pPr>
+      <w:r>
+        <w:t>Use feedback to improve</w:t>
       </w:r>
     </w:p>
     <w:p>
@@ -4513,12 +4828,20 @@
         <w:pStyle w:val="Heading1"/>
       </w:pPr>
       <w:r>
-        <w:t>10. Build your understanding</w:t>
-      </w:r>
-    </w:p>
-    <w:p>
-      <w:r>
-        <w:t>Move from recall to tracing, diagnosis and transfer in Precision in Algorithms. Explain why each step is justified.</w:t>
+        <w:t>11. Begin the Transparent Book Recommender portfolio</w:t>
+      </w:r>
+    </w:p>
+    <w:p>
+      <w:r>
+        <w:t>Carry forward precise instructions, minimal data and human choice.</w:t>
+      </w:r>
+    </w:p>
+    <w:p>
+      <w:pPr>
+        <w:pStyle w:val="Heading2"/>
+      </w:pPr>
+      <w:r>
+        <w:t>What this first week contributes</w:t>
       </w:r>
     </w:p>
     <w:p>
@@ -4527,7 +4850,1042 @@
       </w:pPr>
       <w:r>
         <w:rPr>
+          <w:b w:val="0"/>
+        </w:rPr>
+        <w:t>This year’s cumulative project is a Transparent Book Recommender. This first week contributes precise instructions and small arithmetic traces, not a finished scoring system. Use fictional books and a teacher-supplied scoring rule when one is introduced; do not invent scores or collect reader profiles to complete this checkpoint.</w:t>
+      </w:r>
+    </w:p>
+    <w:p>
+      <w:pPr>
+        <w:pStyle w:val="Heading2"/>
+      </w:pPr>
+      <w:r>
+        <w:t>The system map and project evidence</w:t>
+      </w:r>
+    </w:p>
+    <w:p>
+      <w:pPr>
+        <w:spacing w:line="336" w:lineRule="auto" w:after="180"/>
+      </w:pPr>
+      <w:r>
+        <w:rPr>
+          <w:b w:val="0"/>
+        </w:rPr>
+        <w:t>THIS WEEK’S CHECKPOINT  Write exact scoring steps so two people rank the same book the same way.</w:t>
+      </w:r>
+    </w:p>
+    <w:p>
+      <w:pPr>
+        <w:spacing w:line="336" w:lineRule="auto" w:after="180"/>
+      </w:pPr>
+      <w:r>
+        <w:rPr>
+          <w:b w:val="0"/>
+        </w:rPr>
+        <w:t xml:space="preserve">SYSTEM MAP  Reader need → allowed </w:t>
+      </w:r>
+      <w:r>
+        <w:rPr>
           <w:b/>
+        </w:rPr>
+        <w:t>input</w:t>
+      </w:r>
+      <w:r>
+        <w:rPr>
+          <w:b w:val="0"/>
+        </w:rPr>
+        <w:t xml:space="preserve">s → transparent rule or score → ranked candidates → explanation → test record → </w:t>
+      </w:r>
+      <w:r>
+        <w:rPr>
+          <w:b/>
+        </w:rPr>
+        <w:t>human decision</w:t>
+      </w:r>
+    </w:p>
+    <w:p>
+      <w:pPr>
+        <w:spacing w:line="336" w:lineRule="auto" w:after="180"/>
+      </w:pPr>
+      <w:r>
+        <w:rPr>
+          <w:b w:val="0"/>
+        </w:rPr>
+        <w:t>Use small predicted traces when translating the Transparent Book Recommender’s paper logic into code.</w:t>
+      </w:r>
+    </w:p>
+    <w:p>
+      <w:pPr>
+        <w:pStyle w:val="Heading2"/>
+      </w:pPr>
+      <w:r>
+        <w:t>Record the change and human-control boundary</w:t>
+      </w:r>
+    </w:p>
+    <w:p>
+      <w:pPr>
+        <w:pStyle w:val="ListBullet"/>
+      </w:pPr>
+      <w:r>
+        <w:t>What will you add, change, or verify in the project this week?</w:t>
+      </w:r>
+    </w:p>
+    <w:p>
+      <w:pPr>
+        <w:pStyle w:val="Heading3"/>
+      </w:pPr>
+      <w:r>
+        <w:t>Write or draw your reasoning and evidence.</w:t>
+      </w:r>
+    </w:p>
+    <w:p>
+      <w:r>
+        <w:t>________________________________________________________________</w:t>
+      </w:r>
+    </w:p>
+    <w:p>
+      <w:r>
+        <w:t>________________________________________________________________</w:t>
+      </w:r>
+    </w:p>
+    <w:p>
+      <w:r>
+        <w:t>________________________________________________________________</w:t>
+      </w:r>
+    </w:p>
+    <w:p>
+      <w:r>
+        <w:t>________________________________________________________________</w:t>
+      </w:r>
+    </w:p>
+    <w:p>
+      <w:r>
+        <w:t>________________________________________________________________</w:t>
+      </w:r>
+    </w:p>
+    <w:p>
+      <w:pPr>
+        <w:pStyle w:val="ListBullet"/>
+      </w:pPr>
+      <w:r>
+        <w:t>What should remain under human control?</w:t>
+      </w:r>
+    </w:p>
+    <w:p>
+      <w:pPr>
+        <w:pStyle w:val="Heading3"/>
+      </w:pPr>
+      <w:r>
+        <w:t>Write or draw your reasoning and evidence.</w:t>
+      </w:r>
+    </w:p>
+    <w:p>
+      <w:r>
+        <w:t>________________________________________________________________</w:t>
+      </w:r>
+    </w:p>
+    <w:p>
+      <w:r>
+        <w:t>________________________________________________________________</w:t>
+      </w:r>
+    </w:p>
+    <w:p>
+      <w:r>
+        <w:t>________________________________________________________________</w:t>
+      </w:r>
+    </w:p>
+    <w:p>
+      <w:r>
+        <w:t>________________________________________________________________</w:t>
+      </w:r>
+    </w:p>
+    <w:p>
+      <w:r>
+        <w:t>________________________________________________________________</w:t>
+      </w:r>
+    </w:p>
+    <w:p>
+      <w:pPr>
+        <w:pStyle w:val="Heading2"/>
+      </w:pPr>
+      <w:r>
+        <w:t>Keep privacy and ranking limits visible</w:t>
+      </w:r>
+    </w:p>
+    <w:p>
+      <w:pPr>
+        <w:spacing w:line="336" w:lineRule="auto" w:after="180"/>
+      </w:pPr>
+      <w:r>
+        <w:rPr>
+          <w:b w:val="0"/>
+        </w:rPr>
+        <w:t>RESPONSIBLE DESIGN  Collect only necessary information. Show uncertainty and limits. Never confuse a ranking with a fact about a person.</w:t>
+      </w:r>
+    </w:p>
+    <w:p>
+      <w:pPr>
+        <w:pStyle w:val="Heading2"/>
+      </w:pPr>
+      <w:r>
+        <w:t>Earlier wording, alternatives and picture transcripts · reference / check after trying</w:t>
+      </w:r>
+    </w:p>
+    <w:p>
+      <w:pPr>
+        <w:spacing w:line="336" w:lineRule="auto" w:after="180"/>
+      </w:pPr>
+      <w:r>
+        <w:rPr>
+          <w:b w:val="0"/>
+        </w:rPr>
+        <w:t>CUMULATIVE PROJECT</w:t>
+      </w:r>
+    </w:p>
+    <w:p>
+      <w:pPr>
+        <w:spacing w:line="336" w:lineRule="auto" w:after="180"/>
+      </w:pPr>
+      <w:r>
+        <w:rPr>
+          <w:b w:val="0"/>
+        </w:rPr>
+        <w:t>Transparent Book Recommender</w:t>
+      </w:r>
+    </w:p>
+    <w:p>
+      <w:pPr>
+        <w:spacing w:line="336" w:lineRule="auto" w:after="180"/>
+      </w:pPr>
+      <w:r>
+        <w:rPr>
+          <w:b w:val="0"/>
+        </w:rPr>
+        <w:t>Every week adds one inspectable piece. The system must show how it reached a result.</w:t>
+      </w:r>
+    </w:p>
+    <w:p>
+      <w:r>
+        <w:drawing>
+          <wp:inline xmlns:a="http://schemas.openxmlformats.org/drawingml/2006/main" xmlns:pic="http://schemas.openxmlformats.org/drawingml/2006/picture">
+            <wp:extent cx="5486400" cy="1901952"/>
+            <wp:docPr id="22" name="Picture 22" descr="Book recommender connection for Precision in Algorithms"/>
+            <wp:cNvGraphicFramePr>
+              <a:graphicFrameLocks noChangeAspect="1"/>
+            </wp:cNvGraphicFramePr>
+            <a:graphic>
+              <a:graphicData uri="http://schemas.openxmlformats.org/drawingml/2006/picture">
+                <pic:pic>
+                  <pic:nvPicPr>
+                    <pic:cNvPr id="0" name="25d4de9eb02bca7f141b3ef6466accab36aff0447d2964dc0a783c2344819f20.png"/>
+                    <pic:cNvPicPr/>
+                  </pic:nvPicPr>
+                  <pic:blipFill>
+                    <a:blip r:embed="rId25"/>
+                    <a:stretch>
+                      <a:fillRect/>
+                    </a:stretch>
+                  </pic:blipFill>
+                  <pic:spPr>
+                    <a:xfrm>
+                      <a:off x="0" y="0"/>
+                      <a:ext cx="5486400" cy="1901952"/>
+                    </a:xfrm>
+                    <a:prstGeom prst="rect"/>
+                  </pic:spPr>
+                </pic:pic>
+              </a:graphicData>
+            </a:graphic>
+          </wp:inline>
+        </w:drawing>
+      </w:r>
+    </w:p>
+    <w:p>
+      <w:pPr>
+        <w:pStyle w:val="Heading3"/>
+      </w:pPr>
+      <w:r>
+        <w:t>Evidence for your project</w:t>
+      </w:r>
+    </w:p>
+    <w:p>
+      <w:pPr>
+        <w:pStyle w:val="Heading1"/>
+      </w:pPr>
+      <w:r>
+        <w:t>16. Finish: explain assignment, order and displayed output</w:t>
+      </w:r>
+    </w:p>
+    <w:p>
+      <w:r>
+        <w:t>Close your notes and distinguish a prediction from an execution.</w:t>
+      </w:r>
+    </w:p>
+    <w:p>
+      <w:pPr>
+        <w:pStyle w:val="Heading2"/>
+      </w:pPr>
+      <w:r>
+        <w:t>Your exit explanation</w:t>
+      </w:r>
+    </w:p>
+    <w:p>
+      <w:pPr>
+        <w:pStyle w:val="ListBullet"/>
+      </w:pPr>
+      <w:r>
+        <w:t>Close your notes. Explain this goal in your own words: Translate a short paper calculation into a Python script</w:t>
+      </w:r>
+    </w:p>
+    <w:p>
+      <w:pPr>
+        <w:pStyle w:val="Heading3"/>
+      </w:pPr>
+      <w:r>
+        <w:t>My deciding step, evidence and one remaining question</w:t>
+      </w:r>
+    </w:p>
+    <w:p>
+      <w:r>
+        <w:t>________________________________________________________________</w:t>
+      </w:r>
+    </w:p>
+    <w:p>
+      <w:r>
+        <w:t>________________________________________________________________</w:t>
+      </w:r>
+    </w:p>
+    <w:p>
+      <w:r>
+        <w:t>________________________________________________________________</w:t>
+      </w:r>
+    </w:p>
+    <w:p>
+      <w:r>
+        <w:t>________________________________________________________________</w:t>
+      </w:r>
+    </w:p>
+    <w:p>
+      <w:r>
+        <w:t>________________________________________________________________</w:t>
+      </w:r>
+    </w:p>
+    <w:p>
+      <w:pPr>
+        <w:pStyle w:val="Heading2"/>
+      </w:pPr>
+      <w:r>
+        <w:t>Choose the next changed-case check</w:t>
+      </w:r>
+    </w:p>
+    <w:p>
+      <w:pPr>
+        <w:spacing w:line="336" w:lineRule="auto" w:after="180"/>
+      </w:pPr>
+      <w:r>
+        <w:rPr>
+          <w:b w:val="0"/>
+        </w:rPr>
+        <w:t xml:space="preserve">If you are unsure, return to the worked picture and explain one arrow. If you are ready, change an </w:t>
+      </w:r>
+      <w:r>
+        <w:rPr>
+          <w:b/>
+        </w:rPr>
+        <w:t>input</w:t>
+      </w:r>
+      <w:r>
+        <w:rPr>
+          <w:b w:val="0"/>
+        </w:rPr>
+        <w:t xml:space="preserve"> or </w:t>
+      </w:r>
+      <w:r>
+        <w:rPr>
+          <w:b/>
+        </w:rPr>
+        <w:t>assumption</w:t>
+      </w:r>
+      <w:r>
+        <w:rPr>
+          <w:b w:val="0"/>
+        </w:rPr>
+        <w:t xml:space="preserve"> and justify your </w:t>
+      </w:r>
+      <w:r>
+        <w:rPr>
+          <w:b/>
+        </w:rPr>
+        <w:t>prediction</w:t>
+      </w:r>
+      <w:r>
+        <w:rPr>
+          <w:b w:val="0"/>
+        </w:rPr>
+        <w:t>.</w:t>
+      </w:r>
+    </w:p>
+    <w:p>
+      <w:pPr>
+        <w:spacing w:line="336" w:lineRule="auto" w:after="180"/>
+      </w:pPr>
+      <w:r>
+        <w:rPr>
+          <w:b w:val="0"/>
+        </w:rPr>
+        <w:t xml:space="preserve">Save your workbook </w:t>
+      </w:r>
+      <w:r>
+        <w:rPr>
+          <w:b/>
+        </w:rPr>
+        <w:t>evidence</w:t>
+      </w:r>
+      <w:r>
+        <w:rPr>
+          <w:b w:val="0"/>
+        </w:rPr>
+        <w:t>. At the next review, try a different case before opening your old answer.</w:t>
+      </w:r>
+    </w:p>
+    <w:p>
+      <w:pPr>
+        <w:pStyle w:val="Heading1"/>
+      </w:pPr>
+      <w:r>
+        <w:t>Reference bank and extra practice</w:t>
+      </w:r>
+    </w:p>
+    <w:p>
+      <w:pPr>
+        <w:pStyle w:val="Heading1"/>
+      </w:pPr>
+      <w:r>
+        <w:t>05. Your quick word guide</w:t>
+      </w:r>
+    </w:p>
+    <w:p>
+      <w:r>
+        <w:t>Use the words to explain a particular step, record or limit.</w:t>
+      </w:r>
+    </w:p>
+    <w:p>
+      <w:pPr>
+        <w:pStyle w:val="Heading2"/>
+      </w:pPr>
+      <w:r>
+        <w:t>Core vocabulary</w:t>
+      </w:r>
+    </w:p>
+    <w:tbl>
+      <w:tblPr>
+        <w:tblStyle w:val="LightShading-Accent1"/>
+        <w:tblW w:type="auto" w:w="0"/>
+        <w:tblLook w:firstColumn="1" w:firstRow="1" w:lastColumn="0" w:lastRow="0" w:noHBand="0" w:noVBand="1" w:val="04A0"/>
+      </w:tblPr>
+      <w:tblGrid>
+        <w:gridCol w:w="3408"/>
+        <w:gridCol w:w="3408"/>
+        <w:gridCol w:w="3408"/>
+      </w:tblGrid>
+      <w:tr>
+        <w:trPr>
+          <w:tblHeader/>
+        </w:trPr>
+        <w:tc>
+          <w:tcPr>
+            <w:tcW w:type="dxa" w:w="3408"/>
+          </w:tcPr>
+          <w:p>
+            <w:r>
+              <w:t>Word</w:t>
+            </w:r>
+          </w:p>
+        </w:tc>
+        <w:tc>
+          <w:tcPr>
+            <w:tcW w:type="dxa" w:w="3408"/>
+          </w:tcPr>
+          <w:p>
+            <w:r>
+              <w:t>My own example</w:t>
+            </w:r>
+          </w:p>
+        </w:tc>
+        <w:tc>
+          <w:tcPr>
+            <w:tcW w:type="dxa" w:w="3408"/>
+          </w:tcPr>
+          <w:p>
+            <w:r>
+              <w:t>Not this / boundary</w:t>
+            </w:r>
+          </w:p>
+        </w:tc>
+      </w:tr>
+      <w:tr>
+        <w:tc>
+          <w:tcPr>
+            <w:tcW w:type="dxa" w:w="3408"/>
+          </w:tcPr>
+          <w:p>
+            <w:r>
+              <w:t>algorithm</w:t>
+            </w:r>
+          </w:p>
+        </w:tc>
+        <w:tc>
+          <w:tcPr>
+            <w:tcW w:type="dxa" w:w="3408"/>
+          </w:tcPr>
+          <w:p>
+            <w:r>
+              <w:t>A specified sequence of steps for performing a task or solving a class of problems.</w:t>
+            </w:r>
+          </w:p>
+        </w:tc>
+        <w:tc>
+          <w:tcPr>
+            <w:tcW w:type="dxa" w:w="3408"/>
+          </w:tcPr>
+          <w:p>
+            <w:r/>
+          </w:p>
+        </w:tc>
+      </w:tr>
+      <w:tr>
+        <w:tc>
+          <w:tcPr>
+            <w:tcW w:type="dxa" w:w="3408"/>
+          </w:tcPr>
+          <w:p>
+            <w:r>
+              <w:t>precise</w:t>
+            </w:r>
+          </w:p>
+        </w:tc>
+        <w:tc>
+          <w:tcPr>
+            <w:tcW w:type="dxa" w:w="3408"/>
+          </w:tcPr>
+          <w:p>
+            <w:r>
+              <w:t>Specific enough that a reader can distinguish the intended meaning or reproduce the action.</w:t>
+            </w:r>
+          </w:p>
+        </w:tc>
+        <w:tc>
+          <w:tcPr>
+            <w:tcW w:type="dxa" w:w="3408"/>
+          </w:tcPr>
+          <w:p>
+            <w:r/>
+          </w:p>
+        </w:tc>
+      </w:tr>
+      <w:tr>
+        <w:tc>
+          <w:tcPr>
+            <w:tcW w:type="dxa" w:w="3408"/>
+          </w:tcPr>
+          <w:p>
+            <w:r>
+              <w:t>assumption</w:t>
+            </w:r>
+          </w:p>
+        </w:tc>
+        <w:tc>
+          <w:tcPr>
+            <w:tcW w:type="dxa" w:w="3408"/>
+          </w:tcPr>
+          <w:p>
+            <w:r>
+              <w:t>Something treated as true for reasoning that has not been established by the supplied evidence.</w:t>
+            </w:r>
+          </w:p>
+        </w:tc>
+        <w:tc>
+          <w:tcPr>
+            <w:tcW w:type="dxa" w:w="3408"/>
+          </w:tcPr>
+          <w:p>
+            <w:r/>
+          </w:p>
+        </w:tc>
+      </w:tr>
+      <w:tr>
+        <w:tc>
+          <w:tcPr>
+            <w:tcW w:type="dxa" w:w="3408"/>
+          </w:tcPr>
+          <w:p>
+            <w:r>
+              <w:t>test case</w:t>
+            </w:r>
+          </w:p>
+        </w:tc>
+        <w:tc>
+          <w:tcPr>
+            <w:tcW w:type="dxa" w:w="3408"/>
+          </w:tcPr>
+          <w:p>
+            <w:r>
+              <w:t>A specified input and conditions with an expected result or measurement rule.</w:t>
+            </w:r>
+          </w:p>
+        </w:tc>
+        <w:tc>
+          <w:tcPr>
+            <w:tcW w:type="dxa" w:w="3408"/>
+          </w:tcPr>
+          <w:p>
+            <w:r/>
+          </w:p>
+        </w:tc>
+      </w:tr>
+    </w:tbl>
+    <w:p>
+      <w:pPr>
+        <w:pStyle w:val="Heading2"/>
+      </w:pPr>
+      <w:r>
+        <w:t>Terms for the connected explanation</w:t>
+      </w:r>
+    </w:p>
+    <w:tbl>
+      <w:tblPr>
+        <w:tblStyle w:val="LightShading-Accent1"/>
+        <w:tblW w:type="auto" w:w="0"/>
+        <w:tblLook w:firstColumn="1" w:firstRow="1" w:lastColumn="0" w:lastRow="0" w:noHBand="0" w:noVBand="1" w:val="04A0"/>
+      </w:tblPr>
+      <w:tblGrid>
+        <w:gridCol w:w="5112"/>
+        <w:gridCol w:w="5112"/>
+      </w:tblGrid>
+      <w:tr>
+        <w:trPr>
+          <w:tblHeader/>
+        </w:trPr>
+        <w:tc>
+          <w:tcPr>
+            <w:tcW w:type="dxa" w:w="5112"/>
+          </w:tcPr>
+          <w:p>
+            <w:r>
+              <w:t>Word</w:t>
+            </w:r>
+          </w:p>
+        </w:tc>
+        <w:tc>
+          <w:tcPr>
+            <w:tcW w:type="dxa" w:w="5112"/>
+          </w:tcPr>
+          <w:p>
+            <w:r>
+              <w:t>Meaning</w:t>
+            </w:r>
+          </w:p>
+        </w:tc>
+      </w:tr>
+      <w:tr>
+        <w:tc>
+          <w:tcPr>
+            <w:tcW w:type="dxa" w:w="5112"/>
+          </w:tcPr>
+          <w:p>
+            <w:r>
+              <w:t>Program</w:t>
+            </w:r>
+          </w:p>
+        </w:tc>
+        <w:tc>
+          <w:tcPr>
+            <w:tcW w:type="dxa" w:w="5112"/>
+          </w:tcPr>
+          <w:p>
+            <w:r>
+              <w:t>Instructions written in a language a computer can execute</w:t>
+            </w:r>
+          </w:p>
+        </w:tc>
+      </w:tr>
+      <w:tr>
+        <w:tc>
+          <w:tcPr>
+            <w:tcW w:type="dxa" w:w="5112"/>
+          </w:tcPr>
+          <w:p>
+            <w:r>
+              <w:t>Interpreter</w:t>
+            </w:r>
+          </w:p>
+        </w:tc>
+        <w:tc>
+          <w:tcPr>
+            <w:tcW w:type="dxa" w:w="5112"/>
+          </w:tcPr>
+          <w:p>
+            <w:r>
+              <w:t>Software that executes Python instructions</w:t>
+            </w:r>
+          </w:p>
+        </w:tc>
+      </w:tr>
+      <w:tr>
+        <w:tc>
+          <w:tcPr>
+            <w:tcW w:type="dxa" w:w="5112"/>
+          </w:tcPr>
+          <w:p>
+            <w:r>
+              <w:t>Assignment</w:t>
+            </w:r>
+          </w:p>
+        </w:tc>
+        <w:tc>
+          <w:tcPr>
+            <w:tcW w:type="dxa" w:w="5112"/>
+          </w:tcPr>
+          <w:p>
+            <w:r>
+              <w:t>Binding a name to the value of an expression</w:t>
+            </w:r>
+          </w:p>
+        </w:tc>
+      </w:tr>
+      <w:tr>
+        <w:tc>
+          <w:tcPr>
+            <w:tcW w:type="dxa" w:w="5112"/>
+          </w:tcPr>
+          <w:p>
+            <w:r>
+              <w:t>Output</w:t>
+            </w:r>
+          </w:p>
+        </w:tc>
+        <w:tc>
+          <w:tcPr>
+            <w:tcW w:type="dxa" w:w="5112"/>
+          </w:tcPr>
+          <w:p>
+            <w:r>
+              <w:t>Information a program displays or returns</w:t>
+            </w:r>
+          </w:p>
+        </w:tc>
+      </w:tr>
+    </w:tbl>
+    <w:p>
+      <w:pPr>
+        <w:pStyle w:val="Heading2"/>
+      </w:pPr>
+      <w:r>
+        <w:t>Earlier wording, alternatives and picture transcripts · reference / check after trying</w:t>
+      </w:r>
+    </w:p>
+    <w:p>
+      <w:pPr>
+        <w:spacing w:line="336" w:lineRule="auto" w:after="180"/>
+      </w:pPr>
+      <w:r>
+        <w:rPr>
+          <w:b w:val="0"/>
+        </w:rPr>
+        <w:t>VOCABULARY LAB</w:t>
+      </w:r>
+    </w:p>
+    <w:p>
+      <w:pPr>
+        <w:spacing w:line="336" w:lineRule="auto" w:after="180"/>
+      </w:pPr>
+      <w:r>
+        <w:rPr>
+          <w:b w:val="0"/>
+        </w:rPr>
+        <w:t>Words You Can Use to Reason</w:t>
+      </w:r>
+    </w:p>
+    <w:p>
+      <w:pPr>
+        <w:spacing w:line="336" w:lineRule="auto" w:after="180"/>
+      </w:pPr>
+      <w:r>
+        <w:rPr>
+          <w:b w:val="0"/>
+        </w:rPr>
+        <w:t>A definition matters when you can recognize the idea, use it, and contrast it with a near-miss.</w:t>
+      </w:r>
+    </w:p>
+    <w:p>
+      <w:r>
+        <w:drawing>
+          <wp:inline xmlns:a="http://schemas.openxmlformats.org/drawingml/2006/main" xmlns:pic="http://schemas.openxmlformats.org/drawingml/2006/picture">
+            <wp:extent cx="5486400" cy="3200400"/>
+            <wp:docPr id="23" name="Picture 23" descr="Vocabulary badge: algorithm"/>
+            <wp:cNvGraphicFramePr>
+              <a:graphicFrameLocks noChangeAspect="1"/>
+            </wp:cNvGraphicFramePr>
+            <a:graphic>
+              <a:graphicData uri="http://schemas.openxmlformats.org/drawingml/2006/picture">
+                <pic:pic>
+                  <pic:nvPicPr>
+                    <pic:cNvPr id="0" name="84670f83e07a1a1f0133c906003e7909185f9897a51115345e82b9176d951db1.png"/>
+                    <pic:cNvPicPr/>
+                  </pic:nvPicPr>
+                  <pic:blipFill>
+                    <a:blip r:embed="rId26"/>
+                    <a:stretch>
+                      <a:fillRect/>
+                    </a:stretch>
+                  </pic:blipFill>
+                  <pic:spPr>
+                    <a:xfrm>
+                      <a:off x="0" y="0"/>
+                      <a:ext cx="5486400" cy="3200400"/>
+                    </a:xfrm>
+                    <a:prstGeom prst="rect"/>
+                  </pic:spPr>
+                </pic:pic>
+              </a:graphicData>
+            </a:graphic>
+          </wp:inline>
+        </w:drawing>
+      </w:r>
+    </w:p>
+    <w:p>
+      <w:r>
+        <w:drawing>
+          <wp:inline xmlns:a="http://schemas.openxmlformats.org/drawingml/2006/main" xmlns:pic="http://schemas.openxmlformats.org/drawingml/2006/picture">
+            <wp:extent cx="5486400" cy="3200400"/>
+            <wp:docPr id="24" name="Picture 24" descr="Vocabulary badge: precise"/>
+            <wp:cNvGraphicFramePr>
+              <a:graphicFrameLocks noChangeAspect="1"/>
+            </wp:cNvGraphicFramePr>
+            <a:graphic>
+              <a:graphicData uri="http://schemas.openxmlformats.org/drawingml/2006/picture">
+                <pic:pic>
+                  <pic:nvPicPr>
+                    <pic:cNvPr id="0" name="8e0fbc3d3e0e8b48ff36406d745b2a52f4e6da25ce767fe318f49afd551a8bc6.png"/>
+                    <pic:cNvPicPr/>
+                  </pic:nvPicPr>
+                  <pic:blipFill>
+                    <a:blip r:embed="rId27"/>
+                    <a:stretch>
+                      <a:fillRect/>
+                    </a:stretch>
+                  </pic:blipFill>
+                  <pic:spPr>
+                    <a:xfrm>
+                      <a:off x="0" y="0"/>
+                      <a:ext cx="5486400" cy="3200400"/>
+                    </a:xfrm>
+                    <a:prstGeom prst="rect"/>
+                  </pic:spPr>
+                </pic:pic>
+              </a:graphicData>
+            </a:graphic>
+          </wp:inline>
+        </w:drawing>
+      </w:r>
+    </w:p>
+    <w:p>
+      <w:r>
+        <w:drawing>
+          <wp:inline xmlns:a="http://schemas.openxmlformats.org/drawingml/2006/main" xmlns:pic="http://schemas.openxmlformats.org/drawingml/2006/picture">
+            <wp:extent cx="5486400" cy="3200400"/>
+            <wp:docPr id="25" name="Picture 25" descr="Vocabulary badge: assumption"/>
+            <wp:cNvGraphicFramePr>
+              <a:graphicFrameLocks noChangeAspect="1"/>
+            </wp:cNvGraphicFramePr>
+            <a:graphic>
+              <a:graphicData uri="http://schemas.openxmlformats.org/drawingml/2006/picture">
+                <pic:pic>
+                  <pic:nvPicPr>
+                    <pic:cNvPr id="0" name="683bcca947e0474ff604b04a56ee122cd546f4d277a560f01c8934ad72cbfd9f.png"/>
+                    <pic:cNvPicPr/>
+                  </pic:nvPicPr>
+                  <pic:blipFill>
+                    <a:blip r:embed="rId28"/>
+                    <a:stretch>
+                      <a:fillRect/>
+                    </a:stretch>
+                  </pic:blipFill>
+                  <pic:spPr>
+                    <a:xfrm>
+                      <a:off x="0" y="0"/>
+                      <a:ext cx="5486400" cy="3200400"/>
+                    </a:xfrm>
+                    <a:prstGeom prst="rect"/>
+                  </pic:spPr>
+                </pic:pic>
+              </a:graphicData>
+            </a:graphic>
+          </wp:inline>
+        </w:drawing>
+      </w:r>
+    </w:p>
+    <w:p>
+      <w:r>
+        <w:drawing>
+          <wp:inline xmlns:a="http://schemas.openxmlformats.org/drawingml/2006/main" xmlns:pic="http://schemas.openxmlformats.org/drawingml/2006/picture">
+            <wp:extent cx="5486400" cy="3200400"/>
+            <wp:docPr id="26" name="Picture 26" descr="Vocabulary badge: test case"/>
+            <wp:cNvGraphicFramePr>
+              <a:graphicFrameLocks noChangeAspect="1"/>
+            </wp:cNvGraphicFramePr>
+            <a:graphic>
+              <a:graphicData uri="http://schemas.openxmlformats.org/drawingml/2006/picture">
+                <pic:pic>
+                  <pic:nvPicPr>
+                    <pic:cNvPr id="0" name="1c23ebfa30024d47e3d69079939cfa89c471a603f4f03d9761d80e7ccd1af396.png"/>
+                    <pic:cNvPicPr/>
+                  </pic:nvPicPr>
+                  <pic:blipFill>
+                    <a:blip r:embed="rId29"/>
+                    <a:stretch>
+                      <a:fillRect/>
+                    </a:stretch>
+                  </pic:blipFill>
+                  <pic:spPr>
+                    <a:xfrm>
+                      <a:off x="0" y="0"/>
+                      <a:ext cx="5486400" cy="3200400"/>
+                    </a:xfrm>
+                    <a:prstGeom prst="rect"/>
+                  </pic:spPr>
+                </pic:pic>
+              </a:graphicData>
+            </a:graphic>
+          </wp:inline>
+        </w:drawing>
+      </w:r>
+    </w:p>
+    <w:p>
+      <w:pPr>
+        <w:pStyle w:val="Heading3"/>
+      </w:pPr>
+      <w:r>
+        <w:t>Words used in the closer explanation</w:t>
+      </w:r>
+    </w:p>
+    <w:p>
+      <w:pPr>
+        <w:pStyle w:val="Heading1"/>
+      </w:pPr>
+      <w:r>
+        <w:t>10. Choose a stronger thinking challenge</w:t>
+      </w:r>
+    </w:p>
+    <w:p>
+      <w:r>
+        <w:t>Choose the next useful challenge rather than treating the whole ladder as compulsory.</w:t>
+      </w:r>
+    </w:p>
+    <w:p>
+      <w:pPr>
+        <w:pStyle w:val="Heading2"/>
+      </w:pPr>
+      <w:r>
+        <w:t>Pick your next step</w:t>
+      </w:r>
+    </w:p>
+    <w:p>
+      <w:pPr>
+        <w:pStyle w:val="ListBullet"/>
+      </w:pPr>
+      <w:r>
+        <w:t>1 • NAME: Define the concept without repeating the textbook.</w:t>
+      </w:r>
+    </w:p>
+    <w:p>
+      <w:pPr>
+        <w:pStyle w:val="ListBullet"/>
+      </w:pPr>
+      <w:r>
+        <w:t>2 • TRACE: Show the information, state, branch, calculation, or evidence path.</w:t>
+      </w:r>
+    </w:p>
+    <w:p>
+      <w:pPr>
+        <w:pStyle w:val="ListBullet"/>
+      </w:pPr>
+      <w:r>
+        <w:t>3 • APPLY: Solve a different example independently.</w:t>
+      </w:r>
+    </w:p>
+    <w:p>
+      <w:pPr>
+        <w:pStyle w:val="ListBullet"/>
+      </w:pPr>
+      <w:r>
+        <w:t>4 • CHALLENGE: Find a boundary case, counterexample, or unfair outcome.</w:t>
+      </w:r>
+    </w:p>
+    <w:p>
+      <w:pPr>
+        <w:pStyle w:val="ListBullet"/>
+      </w:pPr>
+      <w:r>
+        <w:t>5 • EXPLAIN LIMITS: Say when the result should not be trusted or used alone.</w:t>
+      </w:r>
+    </w:p>
+    <w:p>
+      <w:pPr>
+        <w:pStyle w:val="ListBullet"/>
+      </w:pPr>
+      <w:r>
+        <w:t>My strongest evidence of independent understanding:</w:t>
+      </w:r>
+    </w:p>
+    <w:p>
+      <w:pPr>
+        <w:pStyle w:val="Heading3"/>
+      </w:pPr>
+      <w:r>
+        <w:t>Write or draw your reasoning and evidence.</w:t>
+      </w:r>
+    </w:p>
+    <w:p>
+      <w:r>
+        <w:t>________________________________________________________________</w:t>
+      </w:r>
+    </w:p>
+    <w:p>
+      <w:r>
+        <w:t>________________________________________________________________</w:t>
+      </w:r>
+    </w:p>
+    <w:p>
+      <w:r>
+        <w:t>________________________________________________________________</w:t>
+      </w:r>
+    </w:p>
+    <w:p>
+      <w:r>
+        <w:t>________________________________________________________________</w:t>
+      </w:r>
+    </w:p>
+    <w:p>
+      <w:r>
+        <w:t>________________________________________________________________</w:t>
+      </w:r>
+    </w:p>
+    <w:p>
+      <w:pPr>
+        <w:pStyle w:val="Heading2"/>
+      </w:pPr>
+      <w:r>
+        <w:t>Earlier wording, alternatives and picture transcripts · reference / check after trying</w:t>
+      </w:r>
+    </w:p>
+    <w:p>
+      <w:pPr>
+        <w:spacing w:line="336" w:lineRule="auto" w:after="180"/>
+      </w:pPr>
+      <w:r>
+        <w:rPr>
+          <w:b w:val="0"/>
         </w:rPr>
         <w:t>MASTERY</w:t>
       </w:r>
@@ -4571,7 +5929,7 @@
         <w:drawing>
           <wp:inline xmlns:a="http://schemas.openxmlformats.org/drawingml/2006/main" xmlns:pic="http://schemas.openxmlformats.org/drawingml/2006/picture">
             <wp:extent cx="5486400" cy="1719072"/>
-            <wp:docPr id="19" name="Picture 19" descr="Mastery ladder for Precision in Algorithms"/>
+            <wp:docPr id="27" name="Picture 27" descr="Mastery ladder for Precision in Algorithms"/>
             <wp:cNvGraphicFramePr>
               <a:graphicFrameLocks noChangeAspect="1"/>
             </wp:cNvGraphicFramePr>
@@ -4583,7 +5941,7 @@
                     <pic:cNvPicPr/>
                   </pic:nvPicPr>
                   <pic:blipFill>
-                    <a:blip r:embed="rId26"/>
+                    <a:blip r:embed="rId30"/>
                     <a:stretch>
                       <a:fillRect/>
                     </a:stretch>
@@ -4604,13 +5962,164 @@
     </w:p>
     <w:p>
       <w:pPr>
+        <w:pStyle w:val="Heading1"/>
+      </w:pPr>
+      <w:r>
+        <w:t>12. Reference: check your explanation</w:t>
+      </w:r>
+    </w:p>
+    <w:p>
+      <w:r>
+        <w:t>Use after practice. Transfer the procedure independently is the selected independent case.</w:t>
+      </w:r>
+    </w:p>
+    <w:p>
+      <w:pPr>
+        <w:pStyle w:val="Heading2"/>
+      </w:pPr>
+      <w:r>
+        <w:t>Check the evidence and its limit</w:t>
+      </w:r>
+    </w:p>
+    <w:p>
+      <w:pPr>
+        <w:pStyle w:val="ListBullet"/>
+      </w:pPr>
+      <w:r>
+        <w:t>1. My fresh example, trace, calculation, or design:</w:t>
+      </w:r>
+    </w:p>
+    <w:p>
+      <w:pPr>
+        <w:pStyle w:val="Heading3"/>
+      </w:pPr>
+      <w:r>
+        <w:t>Write or draw your reasoning and evidence.</w:t>
+      </w:r>
+    </w:p>
+    <w:p>
+      <w:r>
+        <w:t>________________________________________________________________</w:t>
+      </w:r>
+    </w:p>
+    <w:p>
+      <w:r>
+        <w:t>________________________________________________________________</w:t>
+      </w:r>
+    </w:p>
+    <w:p>
+      <w:r>
+        <w:t>________________________________________________________________</w:t>
+      </w:r>
+    </w:p>
+    <w:p>
+      <w:r>
+        <w:t>________________________________________________________________</w:t>
+      </w:r>
+    </w:p>
+    <w:p>
+      <w:r>
+        <w:t>________________________________________________________________</w:t>
+      </w:r>
+    </w:p>
+    <w:p>
+      <w:pPr>
+        <w:pStyle w:val="ListBullet"/>
+      </w:pPr>
+      <w:r>
+        <w:t>2. My evidence that it works (include a boundary or missing-data case):</w:t>
+      </w:r>
+    </w:p>
+    <w:p>
+      <w:pPr>
+        <w:pStyle w:val="Heading3"/>
+      </w:pPr>
+      <w:r>
+        <w:t>Write or draw your reasoning and evidence.</w:t>
+      </w:r>
+    </w:p>
+    <w:p>
+      <w:r>
+        <w:t>________________________________________________________________</w:t>
+      </w:r>
+    </w:p>
+    <w:p>
+      <w:r>
+        <w:t>________________________________________________________________</w:t>
+      </w:r>
+    </w:p>
+    <w:p>
+      <w:r>
+        <w:t>________________________________________________________________</w:t>
+      </w:r>
+    </w:p>
+    <w:p>
+      <w:r>
+        <w:t>________________________________________________________________</w:t>
+      </w:r>
+    </w:p>
+    <w:p>
+      <w:r>
+        <w:t>________________________________________________________________</w:t>
+      </w:r>
+    </w:p>
+    <w:p>
+      <w:pPr>
+        <w:pStyle w:val="ListBullet"/>
+      </w:pPr>
+      <w:r>
+        <w:t>3. One limitation, fairness concern, or situation needing human review:</w:t>
+      </w:r>
+    </w:p>
+    <w:p>
+      <w:pPr>
+        <w:pStyle w:val="Heading2"/>
+      </w:pPr>
+      <w:r>
+        <w:t>Self-check and record</w:t>
+      </w:r>
+    </w:p>
+    <w:p>
+      <w:pPr>
         <w:spacing w:line="336" w:lineRule="auto" w:after="180"/>
       </w:pPr>
       <w:r>
         <w:rPr>
           <w:b w:val="0"/>
         </w:rPr>
-        <w:t>1 • NAME: Define the concept without repeating the textbook.</w:t>
+        <w:t xml:space="preserve">SELF-CHECK  □ I explained the </w:t>
+      </w:r>
+      <w:r>
+        <w:rPr>
+          <w:b/>
+        </w:rPr>
+        <w:t>mechanism</w:t>
+      </w:r>
+      <w:r>
+        <w:rPr>
+          <w:b w:val="0"/>
+        </w:rPr>
+        <w:t xml:space="preserve">  □ I used </w:t>
+      </w:r>
+      <w:r>
+        <w:rPr>
+          <w:b/>
+        </w:rPr>
+        <w:t>evidence</w:t>
+      </w:r>
+      <w:r>
+        <w:rPr>
+          <w:b w:val="0"/>
+        </w:rPr>
+        <w:t xml:space="preserve">  □ I tested a fresh case  □ I named a limitation  □ I can answer ‘why?’</w:t>
+      </w:r>
+    </w:p>
+    <w:p>
+      <w:pPr>
+        <w:pStyle w:val="Heading2"/>
+      </w:pPr>
+      <w:r>
+        <w:t>Earlier wording, alternatives and picture transcripts · reference / check after trying</w:t>
       </w:r>
     </w:p>
     <w:p>
@@ -4621,19 +6130,18 @@
         <w:rPr>
           <w:b w:val="0"/>
         </w:rPr>
-        <w:t xml:space="preserve">2 • TRACE: Show the information, state, branch, calculation, or </w:t>
-      </w:r>
-      <w:r>
-        <w:rPr>
-          <w:b/>
-        </w:rPr>
-        <w:t>evidence</w:t>
-      </w:r>
+        <w:t>INDEPENDENT MASTERY PROOF</w:t>
+      </w:r>
+    </w:p>
+    <w:p>
+      <w:pPr>
+        <w:spacing w:line="336" w:lineRule="auto" w:after="180"/>
+      </w:pPr>
       <w:r>
         <w:rPr>
           <w:b w:val="0"/>
         </w:rPr>
-        <w:t xml:space="preserve"> path.</w:t>
+        <w:t>Checklist for explaining this week’s idea</w:t>
       </w:r>
     </w:p>
     <w:p>
@@ -4644,131 +6152,7 @@
         <w:rPr>
           <w:b w:val="0"/>
         </w:rPr>
-        <w:t>3 • APPLY: Solve a different example independently.</w:t>
-      </w:r>
-    </w:p>
-    <w:p>
-      <w:pPr>
-        <w:spacing w:line="336" w:lineRule="auto" w:after="180"/>
-      </w:pPr>
-      <w:r>
-        <w:rPr>
-          <w:b w:val="0"/>
-        </w:rPr>
-        <w:t>4 • CHALLENGE: Find a boundary case, counterexample, or unfair outcome.</w:t>
-      </w:r>
-    </w:p>
-    <w:p>
-      <w:pPr>
-        <w:spacing w:line="336" w:lineRule="auto" w:after="180"/>
-      </w:pPr>
-      <w:r>
-        <w:rPr>
-          <w:b w:val="0"/>
-        </w:rPr>
-        <w:t>5 • EXPLAIN LIMITS: Say when the result should not be trusted or used alone.</w:t>
-      </w:r>
-    </w:p>
-    <w:p>
-      <w:pPr>
-        <w:spacing w:line="336" w:lineRule="auto" w:after="180"/>
-      </w:pPr>
-      <w:r>
-        <w:rPr>
-          <w:b w:val="0"/>
-        </w:rPr>
-        <w:t xml:space="preserve">My strongest </w:t>
-      </w:r>
-      <w:r>
-        <w:rPr>
-          <w:b/>
-        </w:rPr>
-        <w:t>evidence</w:t>
-      </w:r>
-      <w:r>
-        <w:rPr>
-          <w:b w:val="0"/>
-        </w:rPr>
-        <w:t xml:space="preserve"> of independent understanding:</w:t>
-      </w:r>
-    </w:p>
-    <w:p>
-      <w:pPr>
-        <w:pStyle w:val="Heading3"/>
-      </w:pPr>
-      <w:r>
-        <w:t>Write or draw your reasoning and evidence.</w:t>
-      </w:r>
-    </w:p>
-    <w:p>
-      <w:r>
-        <w:t>________________________________________________________________</w:t>
-      </w:r>
-    </w:p>
-    <w:p>
-      <w:r>
-        <w:t>________________________________________________________________</w:t>
-      </w:r>
-    </w:p>
-    <w:p>
-      <w:r>
-        <w:t>________________________________________________________________</w:t>
-      </w:r>
-    </w:p>
-    <w:p>
-      <w:r>
-        <w:t>________________________________________________________________</w:t>
-      </w:r>
-    </w:p>
-    <w:p>
-      <w:r>
-        <w:t>________________________________________________________________</w:t>
-      </w:r>
-    </w:p>
-    <w:p>
-      <w:pPr>
-        <w:pStyle w:val="Heading1"/>
-      </w:pPr>
-      <w:r>
-        <w:t>11. Connect your project</w:t>
-      </w:r>
-    </w:p>
-    <w:p>
-      <w:r>
-        <w:t>Apply this week’s idea to Transparent Book Recommender. Keep an annotated decision and the evidence supporting it.</w:t>
-      </w:r>
-    </w:p>
-    <w:p>
-      <w:pPr>
-        <w:spacing w:line="336" w:lineRule="auto" w:after="180"/>
-      </w:pPr>
-      <w:r>
-        <w:rPr>
-          <w:b/>
-        </w:rPr>
-        <w:t>CUMULATIVE PROJECT</w:t>
-      </w:r>
-    </w:p>
-    <w:p>
-      <w:pPr>
-        <w:spacing w:line="336" w:lineRule="auto" w:after="180"/>
-      </w:pPr>
-      <w:r>
-        <w:rPr>
-          <w:b w:val="0"/>
-        </w:rPr>
-        <w:t>Transparent Book Recommender</w:t>
-      </w:r>
-    </w:p>
-    <w:p>
-      <w:pPr>
-        <w:spacing w:line="336" w:lineRule="auto" w:after="180"/>
-      </w:pPr>
-      <w:r>
-        <w:rPr>
-          <w:b w:val="0"/>
-        </w:rPr>
-        <w:t>Every week adds one inspectable piece. The system must show how it reached a result.</w:t>
+        <w:t>Use after practice. Transfer the procedure independently is the selected independent case.</w:t>
       </w:r>
     </w:p>
     <w:p>
@@ -4776,7 +6160,7 @@
         <w:drawing>
           <wp:inline xmlns:a="http://schemas.openxmlformats.org/drawingml/2006/main" xmlns:pic="http://schemas.openxmlformats.org/drawingml/2006/picture">
             <wp:extent cx="5486400" cy="1901952"/>
-            <wp:docPr id="20" name="Picture 20" descr="Book recommender connection for Precision in Algorithms"/>
+            <wp:docPr id="28" name="Picture 28" descr="Independent proof graphic for Precision in Algorithms"/>
             <wp:cNvGraphicFramePr>
               <a:graphicFrameLocks noChangeAspect="1"/>
             </wp:cNvGraphicFramePr>
@@ -4784,11 +6168,11 @@
               <a:graphicData uri="http://schemas.openxmlformats.org/drawingml/2006/picture">
                 <pic:pic>
                   <pic:nvPicPr>
-                    <pic:cNvPr id="0" name="25d4de9eb02bca7f141b3ef6466accab36aff0447d2964dc0a783c2344819f20.png"/>
+                    <pic:cNvPr id="0" name="da6e59bbf8cef10d18b53418af9e009c6ab8562bac690d34191ed71b2ee61068.png"/>
                     <pic:cNvPicPr/>
                   </pic:nvPicPr>
                   <pic:blipFill>
-                    <a:blip r:embed="rId27"/>
+                    <a:blip r:embed="rId31"/>
                     <a:stretch>
                       <a:fillRect/>
                     </a:stretch>
@@ -4815,7 +6199,7 @@
         <w:rPr>
           <w:b w:val="0"/>
         </w:rPr>
-        <w:t>THIS WEEK’S CHECKPOINT  Write exact scoring steps so two people rank the same book the same way.</w:t>
+        <w:t>EXPLANATION CHECK  Write ordered statements, trace current values and displayed output, and retain predictions separately from observed runs.</w:t>
       </w:r>
     </w:p>
     <w:p>
@@ -4823,698 +6207,179 @@
         <w:pStyle w:val="Heading3"/>
       </w:pPr>
       <w:r>
-        <w:t>Trace the system</w:t>
+        <w:t>Write or draw your reasoning and evidence.</w:t>
+      </w:r>
+    </w:p>
+    <w:p>
+      <w:r>
+        <w:t>________________________________________________________________</w:t>
+      </w:r>
+    </w:p>
+    <w:p>
+      <w:r>
+        <w:t>________________________________________________________________</w:t>
+      </w:r>
+    </w:p>
+    <w:p>
+      <w:r>
+        <w:t>________________________________________________________________</w:t>
+      </w:r>
+    </w:p>
+    <w:p>
+      <w:r>
+        <w:t>________________________________________________________________</w:t>
+      </w:r>
+    </w:p>
+    <w:p>
+      <w:r>
+        <w:t>________________________________________________________________</w:t>
+      </w:r>
+    </w:p>
+    <w:p>
+      <w:pPr>
+        <w:pStyle w:val="Heading1"/>
+      </w:pPr>
+      <w:r>
+        <w:t>13. Extra practice: Make hidden instructions explicit</w:t>
+      </w:r>
+    </w:p>
+    <w:p>
+      <w:r>
+        <w:t>Try the question before opening its worked explanation.</w:t>
+      </w:r>
+    </w:p>
+    <w:p>
+      <w:pPr>
+        <w:pStyle w:val="Heading2"/>
+      </w:pPr>
+      <w:r>
+        <w:t>Read the supplied case and question</w:t>
       </w:r>
     </w:p>
     <w:p>
       <w:pPr>
         <w:spacing w:line="336" w:lineRule="auto" w:after="180"/>
-        <w:shd w:fill="EDF7F3"/>
       </w:pPr>
       <w:r>
         <w:rPr>
           <w:b w:val="0"/>
         </w:rPr>
-        <w:t xml:space="preserve">SYSTEM MAP  Reader need → allowed </w:t>
+        <w:t xml:space="preserve">A sandwich </w:t>
       </w:r>
       <w:r>
         <w:rPr>
           <w:b/>
         </w:rPr>
-        <w:t>input</w:t>
+        <w:t>algorithm</w:t>
       </w:r>
       <w:r>
         <w:rPr>
           <w:b w:val="0"/>
         </w:rPr>
-        <w:t xml:space="preserve">s → transparent rule or score → ranked candidates → explanation → test record → </w:t>
+        <w:t xml:space="preserve"> says add spread, close it, cut it, without stating materials or directions.</w:t>
+      </w:r>
+    </w:p>
+    <w:p>
+      <w:pPr>
+        <w:spacing w:line="336" w:lineRule="auto" w:after="180"/>
+      </w:pPr>
+      <w:r>
+        <w:rPr>
+          <w:b w:val="0"/>
+        </w:rPr>
+        <w:t xml:space="preserve">Expose </w:t>
       </w:r>
       <w:r>
         <w:rPr>
           <w:b/>
         </w:rPr>
-        <w:t>human decision</w:t>
+        <w:t>assumption</w:t>
+      </w:r>
+      <w:r>
+        <w:rPr>
+          <w:b w:val="0"/>
+        </w:rPr>
+        <w:t xml:space="preserve">s and write a </w:t>
+      </w:r>
+      <w:r>
+        <w:rPr>
+          <w:b/>
+        </w:rPr>
+        <w:t>precise</w:t>
+      </w:r>
+      <w:r>
+        <w:rPr>
+          <w:b w:val="0"/>
+        </w:rPr>
+        <w:t xml:space="preserve"> paper simulation.</w:t>
+      </w:r>
+    </w:p>
+    <w:p>
+      <w:pPr>
+        <w:pStyle w:val="Heading2"/>
+      </w:pPr>
+      <w:r>
+        <w:t>Your explanation</w:t>
+      </w:r>
+    </w:p>
+    <w:p>
+      <w:pPr>
+        <w:pStyle w:val="ListBullet"/>
+      </w:pPr>
+      <w:r>
+        <w:t>Which detail supports the answer, and why does it matter?</w:t>
+      </w:r>
+    </w:p>
+    <w:p>
+      <w:pPr>
+        <w:pStyle w:val="Heading3"/>
+      </w:pPr>
+      <w:r>
+        <w:t>Write or draw your reasoning and evidence.</w:t>
+      </w:r>
+    </w:p>
+    <w:p>
+      <w:r>
+        <w:t>________________________________________________________________</w:t>
+      </w:r>
+    </w:p>
+    <w:p>
+      <w:r>
+        <w:t>________________________________________________________________</w:t>
+      </w:r>
+    </w:p>
+    <w:p>
+      <w:r>
+        <w:t>________________________________________________________________</w:t>
+      </w:r>
+    </w:p>
+    <w:p>
+      <w:r>
+        <w:t>________________________________________________________________</w:t>
+      </w:r>
+    </w:p>
+    <w:p>
+      <w:r>
+        <w:t>________________________________________________________________</w:t>
+      </w:r>
+    </w:p>
+    <w:p>
+      <w:pPr>
+        <w:pStyle w:val="Heading2"/>
+      </w:pPr>
+      <w:r>
+        <w:t>Check after trying · reference / check after trying</w:t>
       </w:r>
     </w:p>
     <w:p>
       <w:pPr>
         <w:spacing w:line="336" w:lineRule="auto" w:after="180"/>
-        <w:shd w:fill="F5F1FB"/>
       </w:pPr>
       <w:r>
         <w:rPr>
           <w:b w:val="0"/>
         </w:rPr>
-        <w:t>What will you add, change, or verify in the project this week?</w:t>
-      </w:r>
-    </w:p>
-    <w:p>
-      <w:pPr>
-        <w:pStyle w:val="Heading3"/>
-      </w:pPr>
-      <w:r>
-        <w:t>Write or draw your reasoning and evidence.</w:t>
-      </w:r>
-    </w:p>
-    <w:p>
-      <w:r>
-        <w:t>________________________________________________________________</w:t>
-      </w:r>
-    </w:p>
-    <w:p>
-      <w:r>
-        <w:t>________________________________________________________________</w:t>
-      </w:r>
-    </w:p>
-    <w:p>
-      <w:r>
-        <w:t>________________________________________________________________</w:t>
-      </w:r>
-    </w:p>
-    <w:p>
-      <w:r>
-        <w:t>________________________________________________________________</w:t>
-      </w:r>
-    </w:p>
-    <w:p>
-      <w:r>
-        <w:t>________________________________________________________________</w:t>
-      </w:r>
-    </w:p>
-    <w:p>
-      <w:pPr>
-        <w:spacing w:line="336" w:lineRule="auto" w:after="180"/>
-        <w:shd w:fill="F5F1FB"/>
-      </w:pPr>
-      <w:r>
-        <w:rPr>
-          <w:b w:val="0"/>
-        </w:rPr>
-        <w:t xml:space="preserve">What should remain under </w:t>
-      </w:r>
-      <w:r>
-        <w:rPr>
-          <w:b/>
-        </w:rPr>
-        <w:t>human control</w:t>
-      </w:r>
-      <w:r>
-        <w:rPr>
-          <w:b w:val="0"/>
-        </w:rPr>
-        <w:t>?</w:t>
-      </w:r>
-    </w:p>
-    <w:p>
-      <w:pPr>
-        <w:pStyle w:val="Heading3"/>
-      </w:pPr>
-      <w:r>
-        <w:t>Write or draw your reasoning and evidence.</w:t>
-      </w:r>
-    </w:p>
-    <w:p>
-      <w:r>
-        <w:t>________________________________________________________________</w:t>
-      </w:r>
-    </w:p>
-    <w:p>
-      <w:r>
-        <w:t>________________________________________________________________</w:t>
-      </w:r>
-    </w:p>
-    <w:p>
-      <w:r>
-        <w:t>________________________________________________________________</w:t>
-      </w:r>
-    </w:p>
-    <w:p>
-      <w:r>
-        <w:t>________________________________________________________________</w:t>
-      </w:r>
-    </w:p>
-    <w:p>
-      <w:r>
-        <w:t>________________________________________________________________</w:t>
-      </w:r>
-    </w:p>
-    <w:p>
-      <w:pPr>
-        <w:pStyle w:val="Heading3"/>
-      </w:pPr>
-      <w:r>
-        <w:t>Responsible design</w:t>
-      </w:r>
-    </w:p>
-    <w:p>
-      <w:pPr>
-        <w:spacing w:line="336" w:lineRule="auto" w:after="180"/>
-        <w:shd w:fill="FFF5E6"/>
-      </w:pPr>
-      <w:r>
-        <w:rPr>
-          <w:b w:val="0"/>
-        </w:rPr>
-        <w:t>RESPONSIBLE DESIGN  Collect only necessary information. Show uncertainty and limits. Never confuse a ranking with a fact about a person.</w:t>
-      </w:r>
-    </w:p>
-    <w:p>
-      <w:pPr>
-        <w:pStyle w:val="Heading3"/>
-      </w:pPr>
-      <w:r>
-        <w:t>Evidence for your project</w:t>
-      </w:r>
-    </w:p>
-    <w:p>
-      <w:pPr>
-        <w:spacing w:line="336" w:lineRule="auto" w:after="180"/>
-      </w:pPr>
-      <w:r>
-        <w:rPr>
-          <w:b w:val="0"/>
-        </w:rPr>
-        <w:t>Use small predicted traces when translating the Transparent Book Recommender’s paper logic into code.</w:t>
-      </w:r>
-    </w:p>
-    <w:p>
-      <w:pPr>
-        <w:pStyle w:val="Heading1"/>
-      </w:pPr>
-      <w:r>
-        <w:t>12. Show what you know</w:t>
-      </w:r>
-    </w:p>
-    <w:p>
-      <w:r>
-        <w:t>Use a genuinely new case for independent evidence. Previously discussed examples remain practice; use the separately named independent case before feedback.</w:t>
-      </w:r>
-    </w:p>
-    <w:p>
-      <w:pPr>
-        <w:pStyle w:val="Heading3"/>
-      </w:pPr>
-      <w:r>
-        <w:t>Independent evidence</w:t>
-      </w:r>
-    </w:p>
-    <w:p>
-      <w:pPr>
-        <w:spacing w:line="336" w:lineRule="auto" w:after="180"/>
-        <w:shd w:fill="FFF5E6"/>
-      </w:pPr>
-      <w:r>
-        <w:rPr>
-          <w:b w:val="0"/>
-        </w:rPr>
-        <w:t>INDEPENDENT MASTERY PROOF</w:t>
-      </w:r>
-    </w:p>
-    <w:p>
-      <w:pPr>
-        <w:spacing w:line="336" w:lineRule="auto" w:after="180"/>
-      </w:pPr>
-      <w:r>
-        <w:rPr>
-          <w:b w:val="0"/>
-        </w:rPr>
-        <w:t>Explain • Transfer • Test • Defend</w:t>
-      </w:r>
-    </w:p>
-    <w:p>
-      <w:pPr>
-        <w:spacing w:line="336" w:lineRule="auto" w:after="180"/>
-      </w:pPr>
-      <w:r>
-        <w:rPr>
-          <w:b w:val="0"/>
-        </w:rPr>
-        <w:t>Complete this page without copying the worked example. Your reasoning matters more than decoration.</w:t>
-      </w:r>
-    </w:p>
-    <w:p>
-      <w:r>
-        <w:drawing>
-          <wp:inline xmlns:a="http://schemas.openxmlformats.org/drawingml/2006/main" xmlns:pic="http://schemas.openxmlformats.org/drawingml/2006/picture">
-            <wp:extent cx="5486400" cy="1901952"/>
-            <wp:docPr id="21" name="Picture 21" descr="Independent proof graphic for Precision in Algorithms"/>
-            <wp:cNvGraphicFramePr>
-              <a:graphicFrameLocks noChangeAspect="1"/>
-            </wp:cNvGraphicFramePr>
-            <a:graphic>
-              <a:graphicData uri="http://schemas.openxmlformats.org/drawingml/2006/picture">
-                <pic:pic>
-                  <pic:nvPicPr>
-                    <pic:cNvPr id="0" name="da6e59bbf8cef10d18b53418af9e009c6ab8562bac690d34191ed71b2ee61068.png"/>
-                    <pic:cNvPicPr/>
-                  </pic:nvPicPr>
-                  <pic:blipFill>
-                    <a:blip r:embed="rId28"/>
-                    <a:stretch>
-                      <a:fillRect/>
-                    </a:stretch>
-                  </pic:blipFill>
-                  <pic:spPr>
-                    <a:xfrm>
-                      <a:off x="0" y="0"/>
-                      <a:ext cx="5486400" cy="1901952"/>
-                    </a:xfrm>
-                    <a:prstGeom prst="rect"/>
-                  </pic:spPr>
-                </pic:pic>
-              </a:graphicData>
-            </a:graphic>
-          </wp:inline>
-        </w:drawing>
-      </w:r>
-    </w:p>
-    <w:p>
-      <w:pPr>
-        <w:pStyle w:val="Heading3"/>
-      </w:pPr>
-      <w:r>
-        <w:t>Try a more demanding case</w:t>
-      </w:r>
-    </w:p>
-    <w:p>
-      <w:pPr>
-        <w:spacing w:line="336" w:lineRule="auto" w:after="180"/>
-        <w:shd w:fill="F5F1FB"/>
-      </w:pPr>
-      <w:r>
-        <w:rPr>
-          <w:b w:val="0"/>
-        </w:rPr>
-        <w:t xml:space="preserve">CHALLENGE  Write two sandwich </w:t>
-      </w:r>
-      <w:r>
-        <w:rPr>
-          <w:b/>
-        </w:rPr>
-        <w:t>algorithm</w:t>
-      </w:r>
-      <w:r>
-        <w:rPr>
-          <w:b w:val="0"/>
-        </w:rPr>
-        <w:t xml:space="preserve">s; expose hidden </w:t>
-      </w:r>
-      <w:r>
-        <w:rPr>
-          <w:b/>
-        </w:rPr>
-        <w:t>assumption</w:t>
-      </w:r>
-      <w:r>
-        <w:rPr>
-          <w:b w:val="0"/>
-        </w:rPr>
-        <w:t>s.</w:t>
-      </w:r>
-    </w:p>
-    <w:p>
-      <w:pPr>
-        <w:spacing w:line="336" w:lineRule="auto" w:after="180"/>
-        <w:shd w:fill="F4F9FC"/>
-      </w:pPr>
-      <w:r>
-        <w:rPr>
-          <w:b w:val="0"/>
-        </w:rPr>
-        <w:t>1. My fresh example, trace, calculation, or design:</w:t>
-      </w:r>
-    </w:p>
-    <w:p>
-      <w:pPr>
-        <w:pStyle w:val="Heading3"/>
-      </w:pPr>
-      <w:r>
-        <w:t>Write or draw your reasoning and evidence.</w:t>
-      </w:r>
-    </w:p>
-    <w:p>
-      <w:r>
-        <w:t>________________________________________________________________</w:t>
-      </w:r>
-    </w:p>
-    <w:p>
-      <w:r>
-        <w:t>________________________________________________________________</w:t>
-      </w:r>
-    </w:p>
-    <w:p>
-      <w:r>
-        <w:t>________________________________________________________________</w:t>
-      </w:r>
-    </w:p>
-    <w:p>
-      <w:r>
-        <w:t>________________________________________________________________</w:t>
-      </w:r>
-    </w:p>
-    <w:p>
-      <w:r>
-        <w:t>________________________________________________________________</w:t>
-      </w:r>
-    </w:p>
-    <w:p>
-      <w:pPr>
-        <w:spacing w:line="336" w:lineRule="auto" w:after="180"/>
-        <w:shd w:fill="F4F9FC"/>
-      </w:pPr>
-      <w:r>
-        <w:rPr>
-          <w:b w:val="0"/>
-        </w:rPr>
-        <w:t xml:space="preserve">2. My </w:t>
-      </w:r>
-      <w:r>
-        <w:rPr>
-          <w:b/>
-        </w:rPr>
-        <w:t>evidence</w:t>
-      </w:r>
-      <w:r>
-        <w:rPr>
-          <w:b w:val="0"/>
-        </w:rPr>
-        <w:t xml:space="preserve"> that it works (include a boundary or missing-data case):</w:t>
-      </w:r>
-    </w:p>
-    <w:p>
-      <w:pPr>
-        <w:pStyle w:val="Heading3"/>
-      </w:pPr>
-      <w:r>
-        <w:t>Write or draw your reasoning and evidence.</w:t>
-      </w:r>
-    </w:p>
-    <w:p>
-      <w:r>
-        <w:t>________________________________________________________________</w:t>
-      </w:r>
-    </w:p>
-    <w:p>
-      <w:r>
-        <w:t>________________________________________________________________</w:t>
-      </w:r>
-    </w:p>
-    <w:p>
-      <w:r>
-        <w:t>________________________________________________________________</w:t>
-      </w:r>
-    </w:p>
-    <w:p>
-      <w:r>
-        <w:t>________________________________________________________________</w:t>
-      </w:r>
-    </w:p>
-    <w:p>
-      <w:r>
-        <w:t>________________________________________________________________</w:t>
-      </w:r>
-    </w:p>
-    <w:p>
-      <w:pPr>
-        <w:spacing w:line="336" w:lineRule="auto" w:after="180"/>
-        <w:shd w:fill="F4F9FC"/>
-      </w:pPr>
-      <w:r>
-        <w:rPr>
-          <w:b w:val="0"/>
-        </w:rPr>
-        <w:t>3. One limitation, fairness concern, or situation needing human review:</w:t>
-      </w:r>
-    </w:p>
-    <w:p>
-      <w:pPr>
-        <w:pStyle w:val="Heading3"/>
-      </w:pPr>
-      <w:r>
-        <w:t>Write or draw your reasoning and evidence.</w:t>
-      </w:r>
-    </w:p>
-    <w:p>
-      <w:r>
-        <w:t>________________________________________________________________</w:t>
-      </w:r>
-    </w:p>
-    <w:p>
-      <w:r>
-        <w:t>________________________________________________________________</w:t>
-      </w:r>
-    </w:p>
-    <w:p>
-      <w:r>
-        <w:t>________________________________________________________________</w:t>
-      </w:r>
-    </w:p>
-    <w:p>
-      <w:r>
-        <w:t>________________________________________________________________</w:t>
-      </w:r>
-    </w:p>
-    <w:p>
-      <w:r>
-        <w:t>________________________________________________________________</w:t>
-      </w:r>
-    </w:p>
-    <w:p>
-      <w:pPr>
-        <w:pStyle w:val="Heading3"/>
-      </w:pPr>
-      <w:r>
-        <w:t>Check your explanation</w:t>
-      </w:r>
-    </w:p>
-    <w:p>
-      <w:pPr>
-        <w:spacing w:line="336" w:lineRule="auto" w:after="180"/>
-        <w:shd w:fill="F5F1FB"/>
-      </w:pPr>
-      <w:r>
-        <w:rPr>
-          <w:b w:val="0"/>
-        </w:rPr>
-        <w:t xml:space="preserve">SELF-CHECK  □ I explained the </w:t>
-      </w:r>
-      <w:r>
-        <w:rPr>
-          <w:b/>
-        </w:rPr>
-        <w:t>mechanism</w:t>
-      </w:r>
-      <w:r>
-        <w:rPr>
-          <w:b w:val="0"/>
-        </w:rPr>
-        <w:t xml:space="preserve">  □ I used </w:t>
-      </w:r>
-      <w:r>
-        <w:rPr>
-          <w:b/>
-        </w:rPr>
-        <w:t>evidence</w:t>
-      </w:r>
-      <w:r>
-        <w:rPr>
-          <w:b w:val="0"/>
-        </w:rPr>
-        <w:t xml:space="preserve">  □ I tested a fresh case  □ I named a limitation  □ I can answer ‘why?’</w:t>
-      </w:r>
-    </w:p>
-    <w:p>
-      <w:pPr>
-        <w:pStyle w:val="Heading1"/>
-      </w:pPr>
-      <w:r>
-        <w:t>13. Study a complete case</w:t>
-      </w:r>
-    </w:p>
-    <w:p>
-      <w:r>
-        <w:t>Revisit the complete Precision in Algorithms case for supported practice. Repeated examples do not become fresh assessments.</w:t>
-      </w:r>
-    </w:p>
-    <w:p>
-      <w:pPr>
-        <w:pStyle w:val="Heading3"/>
-      </w:pPr>
-      <w:r>
-        <w:t>Week 1 Worked case</w:t>
-      </w:r>
-    </w:p>
-    <w:p>
-      <w:pPr>
-        <w:spacing w:line="336" w:lineRule="auto" w:after="180"/>
-      </w:pPr>
-      <w:r>
-        <w:rPr>
-          <w:b w:val="0"/>
-        </w:rPr>
-        <w:t>Use the supplied details to practise the weekly concept before attempting the independent question. This case extends the illustrated lesson.</w:t>
-      </w:r>
-    </w:p>
-    <w:p>
-      <w:pPr>
-        <w:pStyle w:val="Heading3"/>
-      </w:pPr>
-      <w:r>
-        <w:t>The situation</w:t>
-      </w:r>
-    </w:p>
-    <w:p>
-      <w:pPr>
-        <w:spacing w:line="336" w:lineRule="auto" w:after="180"/>
-      </w:pPr>
-      <w:r>
-        <w:rPr>
-          <w:b w:val="0"/>
-        </w:rPr>
-        <w:t xml:space="preserve">A sandwich </w:t>
-      </w:r>
-      <w:r>
-        <w:rPr>
-          <w:b/>
-        </w:rPr>
-        <w:t>algorithm</w:t>
-      </w:r>
-      <w:r>
-        <w:rPr>
-          <w:b w:val="0"/>
-        </w:rPr>
-        <w:t xml:space="preserve"> says add spread, close it, cut it, without stating materials or directions.</w:t>
-      </w:r>
-    </w:p>
-    <w:p>
-      <w:pPr>
-        <w:pStyle w:val="Heading3"/>
-      </w:pPr>
-      <w:r>
-        <w:t>The question</w:t>
-      </w:r>
-    </w:p>
-    <w:p>
-      <w:pPr>
-        <w:spacing w:line="336" w:lineRule="auto" w:after="180"/>
-      </w:pPr>
-      <w:r>
-        <w:rPr>
-          <w:b w:val="0"/>
-        </w:rPr>
-        <w:t xml:space="preserve">Expose </w:t>
-      </w:r>
-      <w:r>
-        <w:rPr>
-          <w:b/>
-        </w:rPr>
-        <w:t>assumption</w:t>
-      </w:r>
-      <w:r>
-        <w:rPr>
-          <w:b w:val="0"/>
-        </w:rPr>
-        <w:t xml:space="preserve">s and write a </w:t>
-      </w:r>
-      <w:r>
-        <w:rPr>
-          <w:b/>
-        </w:rPr>
-        <w:t>precise</w:t>
-      </w:r>
-      <w:r>
-        <w:rPr>
-          <w:b w:val="0"/>
-        </w:rPr>
-        <w:t xml:space="preserve"> paper simulation.</w:t>
-      </w:r>
-    </w:p>
-    <w:p>
-      <w:pPr>
-        <w:pStyle w:val="Heading3"/>
-      </w:pPr>
-      <w:r>
-        <w:t>Worked explanation</w:t>
-      </w:r>
-    </w:p>
-    <w:p>
-      <w:pPr>
-        <w:spacing w:line="336" w:lineRule="auto" w:after="180"/>
-      </w:pPr>
-      <w:r>
-        <w:rPr>
-          <w:b w:val="0"/>
-        </w:rPr>
         <w:t>Use two paper bread squares, mark a spoon-sized spread area on one, place the second on top and draw a diagonal cut. State materials and order. No real food or sharp tools are needed.</w:t>
-      </w:r>
-    </w:p>
-    <w:p>
-      <w:pPr>
-        <w:pStyle w:val="Heading3"/>
-      </w:pPr>
-      <w:r>
-        <w:t>Explain it in your own words</w:t>
-      </w:r>
-    </w:p>
-    <w:p>
-      <w:pPr>
-        <w:spacing w:line="336" w:lineRule="auto" w:after="180"/>
-        <w:shd w:fill="F5F1FB"/>
-      </w:pPr>
-      <w:r>
-        <w:rPr>
-          <w:b w:val="0"/>
-        </w:rPr>
-        <w:t>Which detail supports the answer, and why does it matter?</w:t>
-      </w:r>
-    </w:p>
-    <w:p>
-      <w:pPr>
-        <w:pStyle w:val="Heading3"/>
-      </w:pPr>
-      <w:r>
-        <w:t>Write or draw your reasoning and evidence.</w:t>
-      </w:r>
-    </w:p>
-    <w:p>
-      <w:r>
-        <w:t>________________________________________________________________</w:t>
-      </w:r>
-    </w:p>
-    <w:p>
-      <w:r>
-        <w:t>________________________________________________________________</w:t>
-      </w:r>
-    </w:p>
-    <w:p>
-      <w:r>
-        <w:t>________________________________________________________________</w:t>
-      </w:r>
-    </w:p>
-    <w:p>
-      <w:r>
-        <w:t>________________________________________________________________</w:t>
-      </w:r>
-    </w:p>
-    <w:p>
-      <w:r>
-        <w:t>________________________________________________________________</w:t>
-      </w:r>
-    </w:p>
-    <w:p>
-      <w:pPr>
-        <w:pStyle w:val="Heading3"/>
-      </w:pPr>
-      <w:r>
-        <w:t>Trace the supplied case visually</w:t>
-      </w:r>
-    </w:p>
-    <w:p>
-      <w:pPr>
-        <w:pStyle w:val="Heading3"/>
-      </w:pPr>
-      <w:r>
-        <w:t>Make hidden instructions explicit</w:t>
       </w:r>
     </w:p>
     <w:tbl>
@@ -5643,12 +6508,87 @@
     </w:tbl>
     <w:p>
       <w:pPr>
+        <w:pStyle w:val="Heading2"/>
+      </w:pPr>
+      <w:r>
+        <w:t>Earlier wording, alternatives and picture transcripts · reference / check after trying</w:t>
+      </w:r>
+    </w:p>
+    <w:p>
+      <w:pPr>
+        <w:pStyle w:val="Heading3"/>
+      </w:pPr>
+      <w:r>
+        <w:t>Week 1 Worked case</w:t>
+      </w:r>
+    </w:p>
+    <w:p>
+      <w:pPr>
         <w:spacing w:line="336" w:lineRule="auto" w:after="180"/>
       </w:pPr>
       <w:r>
         <w:rPr>
           <w:b w:val="0"/>
         </w:rPr>
+        <w:t>Use the supplied details to practise the weekly concept before attempting the independent question. This case extends the illustrated lesson.</w:t>
+      </w:r>
+    </w:p>
+    <w:p>
+      <w:pPr>
+        <w:pStyle w:val="Heading3"/>
+      </w:pPr>
+      <w:r>
+        <w:t>The situation</w:t>
+      </w:r>
+    </w:p>
+    <w:p>
+      <w:pPr>
+        <w:pStyle w:val="Heading3"/>
+      </w:pPr>
+      <w:r>
+        <w:t>The question</w:t>
+      </w:r>
+    </w:p>
+    <w:p>
+      <w:pPr>
+        <w:pStyle w:val="Heading3"/>
+      </w:pPr>
+      <w:r>
+        <w:t>Worked explanation</w:t>
+      </w:r>
+    </w:p>
+    <w:p>
+      <w:pPr>
+        <w:pStyle w:val="Heading3"/>
+      </w:pPr>
+      <w:r>
+        <w:t>Explain it in your own words</w:t>
+      </w:r>
+    </w:p>
+    <w:p>
+      <w:pPr>
+        <w:pStyle w:val="Heading3"/>
+      </w:pPr>
+      <w:r>
+        <w:t>Trace the supplied case visually</w:t>
+      </w:r>
+    </w:p>
+    <w:p>
+      <w:pPr>
+        <w:pStyle w:val="Heading3"/>
+      </w:pPr>
+      <w:r>
+        <w:t>Make hidden instructions explicit</w:t>
+      </w:r>
+    </w:p>
+    <w:p>
+      <w:pPr>
+        <w:spacing w:line="336" w:lineRule="auto" w:after="180"/>
+      </w:pPr>
+      <w:r>
+        <w:rPr>
+          <w:b w:val="0"/>
+        </w:rPr>
         <w:t xml:space="preserve">A sandwich </w:t>
       </w:r>
       <w:r>
@@ -5715,490 +6655,20 @@
         <w:pStyle w:val="Heading1"/>
       </w:pPr>
       <w:r>
-        <w:t>14. Try a new case independently</w:t>
-      </w:r>
-    </w:p>
-    <w:p>
-      <w:r>
-        <w:t>Attempt the reserved new case before feedback. Record support; the earlier examples below remain additional practice.</w:t>
-      </w:r>
-    </w:p>
-    <w:p>
-      <w:pPr>
-        <w:pStyle w:val="Heading3"/>
-      </w:pPr>
-      <w:r>
-        <w:t>Independent case: Transfer the procedure independently</w:t>
-      </w:r>
-    </w:p>
-    <w:p>
-      <w:pPr>
-        <w:spacing w:line="336" w:lineRule="auto" w:after="180"/>
-      </w:pPr>
-      <w:r>
-        <w:rPr>
-          <w:b w:val="0"/>
-        </w:rPr>
-        <w:t xml:space="preserve">A fictional shelf has 3 trays of 7 tiles each. Write a four-line Python script using trays, per_tray and tiles. Predict its </w:t>
-      </w:r>
-      <w:r>
-        <w:rPr>
-          <w:b/>
-        </w:rPr>
-        <w:t>output</w:t>
-      </w:r>
-      <w:r>
-        <w:rPr>
-          <w:b w:val="0"/>
-        </w:rPr>
-        <w:t>. Then change only trays to 0 and predict again. Explain why adding the two quantities is wrong.</w:t>
-      </w:r>
-    </w:p>
-    <w:p>
-      <w:pPr>
-        <w:pStyle w:val="Heading3"/>
-      </w:pPr>
-      <w:r>
-        <w:t>My independent explanation, trace and limits</w:t>
-      </w:r>
-    </w:p>
-    <w:p>
-      <w:r>
-        <w:t>________________________________________________________________</w:t>
-      </w:r>
-    </w:p>
-    <w:p>
-      <w:r>
-        <w:t>________________________________________________________________</w:t>
-      </w:r>
-    </w:p>
-    <w:p>
-      <w:r>
-        <w:t>________________________________________________________________</w:t>
-      </w:r>
-    </w:p>
-    <w:p>
-      <w:r>
-        <w:t>________________________________________________________________</w:t>
-      </w:r>
-    </w:p>
-    <w:p>
-      <w:r>
-        <w:t>________________________________________________________________</w:t>
-      </w:r>
-    </w:p>
-    <w:p>
-      <w:r>
-        <w:t>________________________________________________________________</w:t>
-      </w:r>
-    </w:p>
-    <w:p>
-      <w:r>
-        <w:t>________________________________________________________________</w:t>
-      </w:r>
-    </w:p>
-    <w:p>
-      <w:pPr>
-        <w:spacing w:line="336" w:lineRule="auto" w:after="180"/>
-      </w:pPr>
-      <w:r>
-        <w:rPr>
-          <w:b w:val="0"/>
-        </w:rPr>
-        <w:t>Attempt this case before feedback. Record any help. Earlier examples below are further practice; a case already practised with feedback cannot establish fresh transfer.</w:t>
-      </w:r>
-    </w:p>
-    <w:p>
-      <w:pPr>
-        <w:pStyle w:val="Heading3"/>
-      </w:pPr>
-      <w:r>
-        <w:t>Week 1 Independent application</w:t>
-      </w:r>
-    </w:p>
-    <w:p>
-      <w:pPr>
-        <w:spacing w:line="336" w:lineRule="auto" w:after="180"/>
-      </w:pPr>
-      <w:r>
-        <w:rPr>
-          <w:b w:val="0"/>
-        </w:rPr>
-        <w:t>Close the worked explanation. Apply the idea to this different question without copying.</w:t>
-      </w:r>
-    </w:p>
-    <w:p>
-      <w:pPr>
-        <w:spacing w:line="336" w:lineRule="auto" w:after="180"/>
-      </w:pPr>
-      <w:r>
-        <w:rPr>
-          <w:b w:val="0"/>
-        </w:rPr>
-        <w:t>A robot starts at square 0. Replace move a bit and stop nearby with instructions that put it exactly on square 3 using steps of one square.</w:t>
-      </w:r>
-    </w:p>
-    <w:p>
-      <w:pPr>
-        <w:spacing w:line="336" w:lineRule="auto" w:after="180"/>
-      </w:pPr>
-      <w:r>
-        <w:rPr>
-          <w:b w:val="0"/>
-        </w:rPr>
-        <w:t xml:space="preserve">My answer, with a trace, calculation or supporting </w:t>
-      </w:r>
-      <w:r>
-        <w:rPr>
-          <w:b/>
-        </w:rPr>
-        <w:t>evidence</w:t>
-      </w:r>
-    </w:p>
-    <w:p>
-      <w:pPr>
-        <w:pStyle w:val="Heading3"/>
-      </w:pPr>
-      <w:r>
-        <w:t>Write or draw your reasoning and evidence.</w:t>
-      </w:r>
-    </w:p>
-    <w:p>
-      <w:r>
-        <w:t>________________________________________________________________</w:t>
-      </w:r>
-    </w:p>
-    <w:p>
-      <w:r>
-        <w:t>________________________________________________________________</w:t>
-      </w:r>
-    </w:p>
-    <w:p>
-      <w:r>
-        <w:t>________________________________________________________________</w:t>
-      </w:r>
-    </w:p>
-    <w:p>
-      <w:r>
-        <w:t>________________________________________________________________</w:t>
-      </w:r>
-    </w:p>
-    <w:p>
-      <w:r>
-        <w:t>________________________________________________________________</w:t>
-      </w:r>
-    </w:p>
-    <w:p>
-      <w:pPr>
-        <w:pStyle w:val="Heading3"/>
-      </w:pPr>
-      <w:r>
-        <w:t>Create and test</w:t>
-      </w:r>
-    </w:p>
-    <w:p>
-      <w:pPr>
-        <w:spacing w:line="336" w:lineRule="auto" w:after="180"/>
-      </w:pPr>
-      <w:r>
-        <w:rPr>
-          <w:b w:val="0"/>
-        </w:rPr>
-        <w:t>Change one relevant detail. Predict the result before testing. Include a boundary or missing-information case when it helps reveal a limit.</w:t>
-      </w:r>
-    </w:p>
-    <w:p>
-      <w:pPr>
-        <w:spacing w:line="336" w:lineRule="auto" w:after="180"/>
-      </w:pPr>
-      <w:r>
-        <w:rPr>
-          <w:b w:val="0"/>
-        </w:rPr>
-        <w:t xml:space="preserve">My changed </w:t>
-      </w:r>
-      <w:r>
-        <w:rPr>
-          <w:b/>
-        </w:rPr>
-        <w:t>input</w:t>
-      </w:r>
-      <w:r>
-        <w:rPr>
-          <w:b w:val="0"/>
-        </w:rPr>
-        <w:t xml:space="preserve"> and expected result</w:t>
-      </w:r>
-    </w:p>
-    <w:p>
-      <w:pPr>
-        <w:pStyle w:val="Heading3"/>
-      </w:pPr>
-      <w:r>
-        <w:t>Write or draw your reasoning and evidence.</w:t>
-      </w:r>
-    </w:p>
-    <w:p>
-      <w:r>
-        <w:t>________________________________________________________________</w:t>
-      </w:r>
-    </w:p>
-    <w:p>
-      <w:r>
-        <w:t>________________________________________________________________</w:t>
-      </w:r>
-    </w:p>
-    <w:p>
-      <w:r>
-        <w:t>________________________________________________________________</w:t>
-      </w:r>
-    </w:p>
-    <w:p>
-      <w:r>
-        <w:t>________________________________________________________________</w:t>
-      </w:r>
-    </w:p>
-    <w:p>
-      <w:r>
-        <w:t>________________________________________________________________</w:t>
-      </w:r>
-    </w:p>
-    <w:p>
-      <w:pPr>
-        <w:pStyle w:val="Heading3"/>
-      </w:pPr>
-      <w:r>
-        <w:t>Connect to your project</w:t>
-      </w:r>
-    </w:p>
-    <w:p>
-      <w:pPr>
-        <w:spacing w:line="336" w:lineRule="auto" w:after="180"/>
-      </w:pPr>
-      <w:r>
-        <w:rPr>
-          <w:b w:val="0"/>
-        </w:rPr>
-        <w:t>Write exact scoring steps so two people rank the same book the same way.</w:t>
-      </w:r>
-    </w:p>
-    <w:p>
-      <w:pPr>
-        <w:spacing w:line="336" w:lineRule="auto" w:after="180"/>
-      </w:pPr>
-      <w:r>
-        <w:rPr>
-          <w:b w:val="0"/>
-        </w:rPr>
-        <w:t xml:space="preserve">The </w:t>
-      </w:r>
-      <w:r>
-        <w:rPr>
-          <w:b/>
-        </w:rPr>
-        <w:t>evidence</w:t>
-      </w:r>
-      <w:r>
-        <w:rPr>
-          <w:b w:val="0"/>
-        </w:rPr>
-        <w:t xml:space="preserve"> I will keep</w:t>
-      </w:r>
-    </w:p>
-    <w:p>
-      <w:pPr>
-        <w:pStyle w:val="Heading3"/>
-      </w:pPr>
-      <w:r>
-        <w:t>Write or draw your reasoning and evidence.</w:t>
-      </w:r>
-    </w:p>
-    <w:p>
-      <w:r>
-        <w:t>________________________________________________________________</w:t>
-      </w:r>
-    </w:p>
-    <w:p>
-      <w:r>
-        <w:t>________________________________________________________________</w:t>
-      </w:r>
-    </w:p>
-    <w:p>
-      <w:r>
-        <w:t>________________________________________________________________</w:t>
-      </w:r>
-    </w:p>
-    <w:p>
-      <w:r>
-        <w:t>________________________________________________________________</w:t>
-      </w:r>
-    </w:p>
-    <w:p>
-      <w:r>
-        <w:t>________________________________________________________________</w:t>
-      </w:r>
-    </w:p>
-    <w:p>
-      <w:pPr>
-        <w:spacing w:line="336" w:lineRule="auto" w:after="180"/>
-      </w:pPr>
-      <w:r>
-        <w:rPr>
-          <w:b w:val="0"/>
-        </w:rPr>
-        <w:t xml:space="preserve">Your teacher has the independent answer and scoring criteria. Complete the matching workbook week to keep your practice </w:t>
-      </w:r>
-      <w:r>
-        <w:rPr>
-          <w:b/>
-        </w:rPr>
-        <w:t>evidence</w:t>
-      </w:r>
-      <w:r>
-        <w:rPr>
-          <w:b w:val="0"/>
-        </w:rPr>
-        <w:t xml:space="preserve"> together.</w:t>
-      </w:r>
-    </w:p>
-    <w:p>
-      <w:pPr>
-        <w:pStyle w:val="Heading3"/>
-      </w:pPr>
-      <w:r>
-        <w:t>Transfer practice from the original programme</w:t>
-      </w:r>
-    </w:p>
-    <w:p>
-      <w:pPr>
-        <w:spacing w:line="336" w:lineRule="auto" w:after="180"/>
-      </w:pPr>
-      <w:r>
-        <w:rPr>
-          <w:b w:val="0"/>
-        </w:rPr>
-        <w:t xml:space="preserve">Write an </w:t>
-      </w:r>
-      <w:r>
-        <w:rPr>
-          <w:b/>
-        </w:rPr>
-        <w:t>algorithm</w:t>
-      </w:r>
-      <w:r>
-        <w:rPr>
-          <w:b w:val="0"/>
-        </w:rPr>
-        <w:t xml:space="preserve"> for borrowing a classroom book when the book may already be on loan. Include </w:t>
-      </w:r>
-      <w:r>
-        <w:rPr>
-          <w:b/>
-        </w:rPr>
-        <w:t>input</w:t>
-      </w:r>
-      <w:r>
-        <w:rPr>
-          <w:b w:val="0"/>
-        </w:rPr>
-        <w:t>s, a no-copy-available outcome and a check that prevents two borrowers receiving the same copy.</w:t>
-      </w:r>
-    </w:p>
-    <w:p>
-      <w:pPr>
-        <w:pStyle w:val="Heading3"/>
-      </w:pPr>
-      <w:r>
-        <w:t>Explain the mechanism, evidence and one limit.</w:t>
-      </w:r>
-    </w:p>
-    <w:p>
-      <w:r>
-        <w:t>________________________________________________________________</w:t>
-      </w:r>
-    </w:p>
-    <w:p>
-      <w:r>
-        <w:t>________________________________________________________________</w:t>
-      </w:r>
-    </w:p>
-    <w:p>
-      <w:r>
-        <w:t>________________________________________________________________</w:t>
-      </w:r>
-    </w:p>
-    <w:p>
-      <w:r>
-        <w:t>________________________________________________________________</w:t>
-      </w:r>
-    </w:p>
-    <w:p>
-      <w:r>
-        <w:t>________________________________________________________________</w:t>
-      </w:r>
-    </w:p>
-    <w:p>
-      <w:r>
-        <w:t>________________________________________________________________</w:t>
-      </w:r>
-    </w:p>
-    <w:p>
-      <w:r>
-        <w:t>________________________________________________________________</w:t>
-      </w:r>
-    </w:p>
-    <w:p>
-      <w:pPr>
-        <w:pStyle w:val="Heading3"/>
-      </w:pPr>
-      <w:r>
-        <w:t>Use feedback to improve</w:t>
-      </w:r>
-    </w:p>
-    <w:p>
-      <w:pPr>
-        <w:spacing w:line="336" w:lineRule="auto" w:after="180"/>
-      </w:pPr>
-      <w:r>
-        <w:rPr>
-          <w:b w:val="0"/>
-        </w:rPr>
-        <w:t>Attempt the independent case before hints. Record whether you worked alone, used a hint or followed a model. After feedback, fix the first unsupported step and explain why it changed.</w:t>
-      </w:r>
-    </w:p>
-    <w:p>
-      <w:pPr>
-        <w:spacing w:line="336" w:lineRule="auto" w:after="180"/>
-      </w:pPr>
-      <w:r>
-        <w:rPr>
-          <w:b w:val="0"/>
-        </w:rPr>
-        <w:t>A later check uses a changed case, not a copied answer.</w:t>
-      </w:r>
-    </w:p>
-    <w:p>
-      <w:pPr>
-        <w:pStyle w:val="Heading1"/>
-      </w:pPr>
-      <w:r>
-        <w:t>15. Your lesson route</w:t>
-      </w:r>
-    </w:p>
-    <w:p>
-      <w:r>
-        <w:t>Use this map to navigate Precision in Algorithms, connect the goals to tasks and keep one evidence record for each attempt.</w:t>
-      </w:r>
-    </w:p>
-    <w:p>
-      <w:pPr>
-        <w:spacing w:line="336" w:lineRule="auto" w:after="180"/>
-      </w:pPr>
-      <w:r>
-        <w:rPr>
-          <w:b w:val="0"/>
-        </w:rPr>
-        <w:t>Start with this question: A fictional book-box counter has three boxes with five books each and two loose books.</w:t>
+        <w:t>15. Reference: original lesson checklist</w:t>
+      </w:r>
+    </w:p>
+    <w:p>
+      <w:r>
+        <w:t>Use an additional checklist when it helps inspect your explanation.</w:t>
+      </w:r>
+    </w:p>
+    <w:p>
+      <w:pPr>
+        <w:pStyle w:val="Heading2"/>
+      </w:pPr>
+      <w:r>
+        <w:t>Targets and evidence</w:t>
       </w:r>
     </w:p>
     <w:tbl>
@@ -6305,6 +6775,14 @@
     </w:tbl>
     <w:p>
       <w:pPr>
+        <w:pStyle w:val="Heading2"/>
+      </w:pPr>
+      <w:r>
+        <w:t>Keep your route and first prediction</w:t>
+      </w:r>
+    </w:p>
+    <w:p>
+      <w:pPr>
         <w:spacing w:line="336" w:lineRule="auto" w:after="180"/>
       </w:pPr>
       <w:r>
@@ -6363,15 +6841,147 @@
     </w:p>
     <w:p>
       <w:pPr>
+        <w:pStyle w:val="Heading2"/>
+      </w:pPr>
+      <w:r>
+        <w:t>Earlier wording, alternatives and picture transcripts · reference / check after trying</w:t>
+      </w:r>
+    </w:p>
+    <w:p>
+      <w:pPr>
+        <w:spacing w:line="336" w:lineRule="auto" w:after="180"/>
+      </w:pPr>
+      <w:r>
+        <w:rPr>
+          <w:b w:val="0"/>
+        </w:rPr>
+        <w:t>Start with this question: A fictional book-box counter has three boxes with five books each and two loose books.</w:t>
+      </w:r>
+    </w:p>
+    <w:p>
+      <w:pPr>
         <w:pStyle w:val="Heading1"/>
       </w:pPr>
       <w:r>
-        <w:t>16. Finish and return</w:t>
-      </w:r>
-    </w:p>
-    <w:p>
-      <w:r>
-        <w:t>Explain Precision in Algorithms without notes, identify a remaining question and plan a later check with a changed case.</w:t>
+        <w:t>17. Extra practice: pictures, repair and feedback</w:t>
+      </w:r>
+    </w:p>
+    <w:p>
+      <w:r>
+        <w:t>Attempt each question before opening its explanation. Use one browser or paper copy.</w:t>
+      </w:r>
+    </w:p>
+    <w:p>
+      <w:pPr>
+        <w:pStyle w:val="Heading2"/>
+      </w:pPr>
+      <w:r>
+        <w:t>First supported question</w:t>
+      </w:r>
+    </w:p>
+    <w:p>
+      <w:pPr>
+        <w:pStyle w:val="ListBullet"/>
+      </w:pPr>
+      <w:r>
+        <w:t>A fictional book-box counter has three boxes with five books each and two loose books.</w:t>
+      </w:r>
+    </w:p>
+    <w:p>
+      <w:pPr>
+        <w:pStyle w:val="Heading3"/>
+      </w:pPr>
+      <w:r>
+        <w:t>Practice 1: explain the deciding evidence</w:t>
+      </w:r>
+    </w:p>
+    <w:p>
+      <w:pPr>
+        <w:pStyle w:val="ListBullet"/>
+      </w:pPr>
+      <w:r>
+        <w:t>Which labelled step matches this detail? The program prints 17 once.</w:t>
+      </w:r>
+    </w:p>
+    <w:p>
+      <w:pPr>
+        <w:pStyle w:val="ListBullet"/>
+      </w:pPr>
+      <w:r>
+        <w:t>1. Read input</w:t>
+      </w:r>
+    </w:p>
+    <w:p>
+      <w:pPr>
+        <w:pStyle w:val="ListBullet"/>
+      </w:pPr>
+      <w:r>
+        <w:t>2. Print</w:t>
+      </w:r>
+    </w:p>
+    <w:p>
+      <w:pPr>
+        <w:pStyle w:val="ListBullet"/>
+      </w:pPr>
+      <w:r>
+        <w:t>3. Multiply</w:t>
+      </w:r>
+    </w:p>
+    <w:p>
+      <w:pPr>
+        <w:pStyle w:val="ListBullet"/>
+      </w:pPr>
+      <w:r>
+        <w:t>4. Update total</w:t>
+      </w:r>
+    </w:p>
+    <w:p>
+      <w:pPr>
+        <w:pStyle w:val="Heading3"/>
+      </w:pPr>
+      <w:r>
+        <w:t>My selected conclusion, deciding fact and explanation</w:t>
+      </w:r>
+    </w:p>
+    <w:p>
+      <w:r>
+        <w:t>________________________________________________________________</w:t>
+      </w:r>
+    </w:p>
+    <w:p>
+      <w:r>
+        <w:t>________________________________________________________________</w:t>
+      </w:r>
+    </w:p>
+    <w:p>
+      <w:r>
+        <w:t>________________________________________________________________</w:t>
+      </w:r>
+    </w:p>
+    <w:p>
+      <w:r>
+        <w:t>________________________________________________________________</w:t>
+      </w:r>
+    </w:p>
+    <w:p>
+      <w:r>
+        <w:t>________________________________________________________________</w:t>
+      </w:r>
+    </w:p>
+    <w:p>
+      <w:pPr>
+        <w:pStyle w:val="ListBullet"/>
+      </w:pPr>
+      <w:r>
+        <w:t>Hint if needed: Read the steps in the pictorial case. Match the supplied detail to the stage that performs or records it.</w:t>
+      </w:r>
+    </w:p>
+    <w:p>
+      <w:pPr>
+        <w:pStyle w:val="Heading2"/>
+      </w:pPr>
+      <w:r>
+        <w:t>Check the first explanation · reference / check after trying</w:t>
       </w:r>
     </w:p>
     <w:p>
@@ -6382,7 +6992,73 @@
         <w:rPr>
           <w:b w:val="0"/>
         </w:rPr>
-        <w:t>Close your notes. Explain this goal in your own words: Translate a short paper calculation into a Python script</w:t>
+        <w:t xml:space="preserve">After your attempt, compare with the supported explanation: Print The </w:t>
+      </w:r>
+      <w:r>
+        <w:rPr>
+          <w:b/>
+        </w:rPr>
+        <w:t>program</w:t>
+      </w:r>
+      <w:r>
+        <w:rPr>
+          <w:b w:val="0"/>
+        </w:rPr>
+        <w:t xml:space="preserve"> prints 17 once. </w:t>
+      </w:r>
+      <w:r>
+        <w:rPr>
+          <w:b/>
+        </w:rPr>
+        <w:t>Assignment</w:t>
+      </w:r>
+      <w:r>
+        <w:rPr>
+          <w:b w:val="0"/>
+        </w:rPr>
+        <w:t xml:space="preserve"> replaces a variable’s stored value.</w:t>
+      </w:r>
+    </w:p>
+    <w:p>
+      <w:pPr>
+        <w:spacing w:line="336" w:lineRule="auto" w:after="180"/>
+      </w:pPr>
+      <w:r>
+        <w:rPr>
+          <w:b w:val="0"/>
+        </w:rPr>
+        <w:t>In total=total+2, Python first reads the current total on the right, calculates 17, then assigns that result to total on the left. The equal sign is an instruction here, not a claim that 15 and 17 are mathematically equal.</w:t>
+      </w:r>
+    </w:p>
+    <w:p>
+      <w:pPr>
+        <w:spacing w:line="336" w:lineRule="auto" w:after="180"/>
+      </w:pPr>
+      <w:r>
+        <w:rPr>
+          <w:b w:val="0"/>
+        </w:rPr>
+        <w:t xml:space="preserve">Predict </w:t>
+      </w:r>
+      <w:r>
+        <w:rPr>
+          <w:b/>
+        </w:rPr>
+        <w:t>output</w:t>
+      </w:r>
+      <w:r>
+        <w:rPr>
+          <w:b w:val="0"/>
+        </w:rPr>
+        <w:t xml:space="preserve"> before running.</w:t>
+      </w:r>
+    </w:p>
+    <w:p>
+      <w:pPr>
+        <w:pStyle w:val="Heading2"/>
+      </w:pPr>
+      <w:r>
+        <w:t>Changed-case question</w:t>
       </w:r>
     </w:p>
     <w:p>
@@ -6390,7 +7066,47 @@
         <w:pStyle w:val="Heading3"/>
       </w:pPr>
       <w:r>
-        <w:t>My deciding step, evidence and one remaining question</w:t>
+        <w:t>Practice 2: explain the deciding evidence</w:t>
+      </w:r>
+    </w:p>
+    <w:p>
+      <w:pPr>
+        <w:pStyle w:val="ListBullet"/>
+      </w:pPr>
+      <w:r>
+        <w:t>Changed-case practice: Set boxes=0, keeping the two loose books. Which conclusion is supported by the supplied facts?</w:t>
+      </w:r>
+    </w:p>
+    <w:p>
+      <w:pPr>
+        <w:pStyle w:val="ListBullet"/>
+      </w:pPr>
+      <w:r>
+        <w:t>1. This one example guarantees correct results for every future input.</w:t>
+      </w:r>
+    </w:p>
+    <w:p>
+      <w:pPr>
+        <w:pStyle w:val="ListBullet"/>
+      </w:pPr>
+      <w:r>
+        <w:t>2. The printed result is 2.</w:t>
+      </w:r>
+    </w:p>
+    <w:p>
+      <w:pPr>
+        <w:pStyle w:val="ListBullet"/>
+      </w:pPr>
+      <w:r>
+        <w:t>3. We can decide the result without examining the changed input or the procedure.</w:t>
+      </w:r>
+    </w:p>
+    <w:p>
+      <w:pPr>
+        <w:pStyle w:val="Heading3"/>
+      </w:pPr>
+      <w:r>
+        <w:t>My selected conclusion, deciding fact and explanation</w:t>
       </w:r>
     </w:p>
     <w:p>
@@ -6420,49 +7136,152 @@
     </w:p>
     <w:p>
       <w:pPr>
+        <w:pStyle w:val="ListBullet"/>
+      </w:pPr>
+      <w:r>
+        <w:t>Hint if needed: Use the changed condition and the deciding step in the pictorial trace. The answer must say what follows from those facts.</w:t>
+      </w:r>
+    </w:p>
+    <w:p>
+      <w:pPr>
+        <w:pStyle w:val="Heading2"/>
+      </w:pPr>
+      <w:r>
+        <w:t>Check the changed case · reference / check after trying</w:t>
+      </w:r>
+    </w:p>
+    <w:p>
+      <w:pPr>
         <w:spacing w:line="336" w:lineRule="auto" w:after="180"/>
       </w:pPr>
       <w:r>
         <w:rPr>
           <w:b w:val="0"/>
         </w:rPr>
-        <w:t xml:space="preserve">If you are unsure, return to the worked picture and explain one arrow. If you are ready, change an </w:t>
+        <w:t>After your attempt, compare with the supported explanation: The printed result is 2. 0×5+2=2; there is no rule saying zero boxes means zero loose books.</w:t>
+      </w:r>
+    </w:p>
+    <w:p>
+      <w:pPr>
+        <w:pStyle w:val="Heading2"/>
+      </w:pPr>
+      <w:r>
+        <w:t>Repair and save your work</w:t>
+      </w:r>
+    </w:p>
+    <w:p>
+      <w:pPr>
+        <w:spacing w:line="336" w:lineRule="auto" w:after="180"/>
+      </w:pPr>
+      <w:r>
+        <w:rPr>
+          <w:b w:val="0"/>
+        </w:rPr>
+        <w:t xml:space="preserve">Review Expo and Defense (ai-1/36). Goal: Evaluate a saved candidate and a manual baseline fairly. Short practice: Write one defensible success statement and one claim the </w:t>
       </w:r>
       <w:r>
         <w:rPr>
           <w:b/>
         </w:rPr>
+        <w:t>evidence</w:t>
+      </w:r>
+      <w:r>
+        <w:rPr>
+          <w:b w:val="0"/>
+        </w:rPr>
+        <w:t xml:space="preserve"> cannot support..</w:t>
+      </w:r>
+    </w:p>
+    <w:p>
+      <w:pPr>
+        <w:spacing w:line="336" w:lineRule="auto" w:after="180"/>
+      </w:pPr>
+      <w:r>
+        <w:rPr>
+          <w:b w:val="0"/>
+        </w:rPr>
+        <w:t>Return to this week and explain what you changed.</w:t>
+      </w:r>
+    </w:p>
+    <w:p>
+      <w:pPr>
+        <w:spacing w:line="336" w:lineRule="auto" w:after="180"/>
+      </w:pPr>
+      <w:r>
+        <w:rPr>
+          <w:b w:val="0"/>
+        </w:rPr>
+        <w:t xml:space="preserve">The browser lab lets you edit the supported Python examples already included in this lesson. Predict first, run, inspect the actual </w:t>
+      </w:r>
+      <w:r>
+        <w:rPr>
+          <w:b/>
+        </w:rPr>
+        <w:t>output</w:t>
+      </w:r>
+      <w:r>
+        <w:rPr>
+          <w:b w:val="0"/>
+        </w:rPr>
+        <w:t xml:space="preserve"> or error, change one </w:t>
+      </w:r>
+      <w:r>
+        <w:rPr>
+          <w:b/>
+        </w:rPr>
         <w:t>input</w:t>
       </w:r>
       <w:r>
         <w:rPr>
           <w:b w:val="0"/>
         </w:rPr>
-        <w:t xml:space="preserve"> or </w:t>
+        <w:t>, then run again.</w:t>
+      </w:r>
+    </w:p>
+    <w:p>
+      <w:pPr>
+        <w:spacing w:line="336" w:lineRule="auto" w:after="180"/>
+      </w:pPr>
+      <w:r>
+        <w:rPr>
+          <w:b w:val="0"/>
+        </w:rPr>
+        <w:t xml:space="preserve">Keep code, </w:t>
       </w:r>
       <w:r>
         <w:rPr>
           <w:b/>
         </w:rPr>
-        <w:t>assumption</w:t>
+        <w:t>prediction</w:t>
       </w:r>
       <w:r>
         <w:rPr>
           <w:b w:val="0"/>
         </w:rPr>
-        <w:t xml:space="preserve"> and justify your </w:t>
+        <w:t>s, actual results and a reasoned revision together. On paper, label your result as a trace rather than an execution.</w:t>
+      </w:r>
+    </w:p>
+    <w:p>
+      <w:pPr>
+        <w:spacing w:line="336" w:lineRule="auto" w:after="180"/>
+      </w:pPr>
+      <w:r>
+        <w:rPr>
+          <w:b w:val="0"/>
+        </w:rPr>
+        <w:t xml:space="preserve">Use Download completed work in the hosted lesson to export your answers, reflections, practice feedback and code-run </w:t>
       </w:r>
       <w:r>
         <w:rPr>
           <w:b/>
         </w:rPr>
-        <w:t>prediction</w:t>
+        <w:t>evidence</w:t>
       </w:r>
       <w:r>
         <w:rPr>
           <w:b w:val="0"/>
         </w:rPr>
-        <w:t>.</w:t>
+        <w:t>. Open the HTML copy to read or print it.</w:t>
       </w:r>
     </w:p>
     <w:p>
@@ -6473,19 +7292,50 @@
         <w:rPr>
           <w:b w:val="0"/>
         </w:rPr>
-        <w:t xml:space="preserve">Save your workbook </w:t>
-      </w:r>
-      <w:r>
-        <w:rPr>
-          <w:b/>
-        </w:rPr>
-        <w:t>evidence</w:t>
-      </w:r>
+        <w:t>Drafts stay in this browser when storage is available; clear drafts on a shared device.</w:t>
+      </w:r>
+    </w:p>
+    <w:p>
+      <w:pPr>
+        <w:pStyle w:val="Heading2"/>
+      </w:pPr>
+      <w:r>
+        <w:t>Earlier wording, alternatives and picture transcripts · reference / check after trying</w:t>
+      </w:r>
+    </w:p>
+    <w:p>
+      <w:pPr>
+        <w:spacing w:line="336" w:lineRule="auto" w:after="180"/>
+      </w:pPr>
       <w:r>
         <w:rPr>
           <w:b w:val="0"/>
         </w:rPr>
-        <w:t>. At the next review, try a different case before opening your old answer.</w:t>
+        <w:t>Use this supported practice once, in the browser or on paper. Keep the reserved independent assessment for a separate first attempt before teacher feedback.</w:t>
+      </w:r>
+    </w:p>
+    <w:p>
+      <w:pPr>
+        <w:pStyle w:val="Heading3"/>
+      </w:pPr>
+      <w:r>
+        <w:t>Repair a missing building block</w:t>
+      </w:r>
+    </w:p>
+    <w:p>
+      <w:pPr>
+        <w:pStyle w:val="Heading3"/>
+      </w:pPr>
+      <w:r>
+        <w:t>Predict, run and debug</w:t>
+      </w:r>
+    </w:p>
+    <w:p>
+      <w:pPr>
+        <w:pStyle w:val="Heading3"/>
+      </w:pPr>
+      <w:r>
+        <w:t>Keep your completed work</w:t>
       </w:r>
     </w:p>
     <w:p>
@@ -6493,581 +7343,17 @@
         <w:pStyle w:val="Heading1"/>
       </w:pPr>
       <w:r>
-        <w:t>17. Supported practice, repair and portfolio</w:t>
-      </w:r>
-    </w:p>
-    <w:p>
-      <w:r>
-        <w:t>Attempt supported questions before using hints or feedback. Review a missing building block, then keep the completed work.</w:t>
-      </w:r>
-    </w:p>
-    <w:p>
-      <w:pPr>
-        <w:spacing w:line="336" w:lineRule="auto" w:after="180"/>
-      </w:pPr>
-      <w:r>
-        <w:rPr>
-          <w:b w:val="0"/>
-        </w:rPr>
-        <w:t>Use this supported practice once, in the browser or on paper. Keep the reserved independent assessment for a separate first attempt before teacher feedback.</w:t>
-      </w:r>
-    </w:p>
-    <w:p>
-      <w:pPr>
-        <w:spacing w:line="336" w:lineRule="auto" w:after="180"/>
-      </w:pPr>
-      <w:r>
-        <w:rPr>
-          <w:b w:val="0"/>
-        </w:rPr>
-        <w:t>A fictional book-box counter has three boxes with five books each and two loose books.</w:t>
-      </w:r>
-    </w:p>
-    <w:p>
-      <w:pPr>
-        <w:pStyle w:val="Heading3"/>
-      </w:pPr>
-      <w:r>
-        <w:t>Practice 1: explain the deciding evidence</w:t>
-      </w:r>
-    </w:p>
-    <w:p>
-      <w:pPr>
-        <w:spacing w:line="336" w:lineRule="auto" w:after="180"/>
-      </w:pPr>
-      <w:r>
-        <w:rPr>
-          <w:b w:val="0"/>
-        </w:rPr>
-        <w:t xml:space="preserve">Which labelled step matches this detail? The </w:t>
-      </w:r>
-      <w:r>
-        <w:rPr>
-          <w:b/>
-        </w:rPr>
-        <w:t>program</w:t>
-      </w:r>
-      <w:r>
-        <w:rPr>
-          <w:b w:val="0"/>
-        </w:rPr>
-        <w:t xml:space="preserve"> prints 17 once.</w:t>
-      </w:r>
-    </w:p>
-    <w:p>
-      <w:pPr>
-        <w:spacing w:line="336" w:lineRule="auto" w:after="180"/>
-        <w:shd w:fill="F4F9FC"/>
-      </w:pPr>
-      <w:r>
-        <w:rPr>
-          <w:b w:val="0"/>
-        </w:rPr>
-        <w:t xml:space="preserve">1. Read </w:t>
-      </w:r>
-      <w:r>
-        <w:rPr>
-          <w:b/>
-        </w:rPr>
-        <w:t>input</w:t>
-      </w:r>
-    </w:p>
-    <w:p>
-      <w:pPr>
-        <w:spacing w:line="336" w:lineRule="auto" w:after="180"/>
-        <w:shd w:fill="F4F9FC"/>
-      </w:pPr>
-      <w:r>
-        <w:rPr>
-          <w:b w:val="0"/>
-        </w:rPr>
-        <w:t>2. Print</w:t>
-      </w:r>
-    </w:p>
-    <w:p>
-      <w:pPr>
-        <w:spacing w:line="336" w:lineRule="auto" w:after="180"/>
-        <w:shd w:fill="F4F9FC"/>
-      </w:pPr>
-      <w:r>
-        <w:rPr>
-          <w:b w:val="0"/>
-        </w:rPr>
-        <w:t>3. Multiply</w:t>
-      </w:r>
-    </w:p>
-    <w:p>
-      <w:pPr>
-        <w:spacing w:line="336" w:lineRule="auto" w:after="180"/>
-        <w:shd w:fill="F4F9FC"/>
-      </w:pPr>
-      <w:r>
-        <w:rPr>
-          <w:b w:val="0"/>
-        </w:rPr>
-        <w:t>4. Update total</w:t>
-      </w:r>
-    </w:p>
-    <w:p>
-      <w:pPr>
-        <w:pStyle w:val="Heading3"/>
-      </w:pPr>
-      <w:r>
-        <w:t>My selected conclusion, deciding fact and explanation</w:t>
-      </w:r>
-    </w:p>
-    <w:p>
-      <w:r>
-        <w:t>________________________________________________________________</w:t>
-      </w:r>
-    </w:p>
-    <w:p>
-      <w:r>
-        <w:t>________________________________________________________________</w:t>
-      </w:r>
-    </w:p>
-    <w:p>
-      <w:r>
-        <w:t>________________________________________________________________</w:t>
-      </w:r>
-    </w:p>
-    <w:p>
-      <w:r>
-        <w:t>________________________________________________________________</w:t>
-      </w:r>
-    </w:p>
-    <w:p>
-      <w:r>
-        <w:t>________________________________________________________________</w:t>
-      </w:r>
-    </w:p>
-    <w:p>
-      <w:pPr>
-        <w:pStyle w:val="Heading3"/>
-      </w:pPr>
-      <w:r>
-        <w:t>Hint · try first</w:t>
-      </w:r>
-    </w:p>
-    <w:p>
-      <w:pPr>
-        <w:spacing w:line="336" w:lineRule="auto" w:after="180"/>
-        <w:shd w:fill="F1F6F8"/>
-      </w:pPr>
-      <w:r>
-        <w:rPr>
-          <w:b w:val="0"/>
-        </w:rPr>
-        <w:t>Hint if needed: Read the steps in the pictorial case. Match the supplied detail to the stage that performs or records it.</w:t>
-      </w:r>
-    </w:p>
-    <w:p>
-      <w:pPr>
-        <w:pStyle w:val="Heading3"/>
-      </w:pPr>
-      <w:r>
-        <w:t>Feedback · compare after trying</w:t>
-      </w:r>
-    </w:p>
-    <w:p>
-      <w:pPr>
-        <w:spacing w:line="336" w:lineRule="auto" w:after="180"/>
-        <w:shd w:fill="F1F6FC"/>
-      </w:pPr>
-      <w:r>
-        <w:rPr>
-          <w:b w:val="0"/>
-        </w:rPr>
-        <w:t xml:space="preserve">After your attempt, compare with the supported explanation: Print The </w:t>
-      </w:r>
-      <w:r>
-        <w:rPr>
-          <w:b/>
-        </w:rPr>
-        <w:t>program</w:t>
-      </w:r>
-      <w:r>
-        <w:rPr>
-          <w:b w:val="0"/>
-        </w:rPr>
-        <w:t xml:space="preserve"> prints 17 once. </w:t>
-      </w:r>
-      <w:r>
-        <w:rPr>
-          <w:b/>
-        </w:rPr>
-        <w:t>Assignment</w:t>
-      </w:r>
-      <w:r>
-        <w:rPr>
-          <w:b w:val="0"/>
-        </w:rPr>
-        <w:t xml:space="preserve"> replaces a variable’s stored value.</w:t>
-      </w:r>
-    </w:p>
-    <w:p>
-      <w:pPr>
-        <w:spacing w:line="336" w:lineRule="auto" w:after="180"/>
-        <w:shd w:fill="F1F6FC"/>
-      </w:pPr>
-      <w:r>
-        <w:rPr>
-          <w:b w:val="0"/>
-        </w:rPr>
-        <w:t>In total=total+2, Python first reads the current total on the right, calculates 17, then assigns that result to total on the left. The equal sign is an instruction here, not a claim that 15 and 17 are mathematically equal.</w:t>
-      </w:r>
-    </w:p>
-    <w:p>
-      <w:pPr>
-        <w:spacing w:line="336" w:lineRule="auto" w:after="180"/>
-        <w:shd w:fill="F1F6FC"/>
-      </w:pPr>
-      <w:r>
-        <w:rPr>
-          <w:b w:val="0"/>
-        </w:rPr>
-        <w:t xml:space="preserve">Predict </w:t>
-      </w:r>
-      <w:r>
-        <w:rPr>
-          <w:b/>
-        </w:rPr>
-        <w:t>output</w:t>
-      </w:r>
-      <w:r>
-        <w:rPr>
-          <w:b w:val="0"/>
-        </w:rPr>
-        <w:t xml:space="preserve"> before running.</w:t>
-      </w:r>
-    </w:p>
-    <w:p>
-      <w:pPr>
-        <w:pStyle w:val="Heading3"/>
-      </w:pPr>
-      <w:r>
-        <w:t>Practice 2: explain the deciding evidence</w:t>
-      </w:r>
-    </w:p>
-    <w:p>
-      <w:pPr>
-        <w:pStyle w:val="Heading3"/>
-      </w:pPr>
-      <w:r>
-        <w:t>Changed case · predict first</w:t>
-      </w:r>
-    </w:p>
-    <w:p>
-      <w:pPr>
-        <w:spacing w:line="336" w:lineRule="auto" w:after="180"/>
-        <w:shd w:fill="F5F1FB"/>
-      </w:pPr>
-      <w:r>
-        <w:rPr>
-          <w:b w:val="0"/>
-        </w:rPr>
-        <w:t>Changed-case practice: Set boxes=0, keeping the two loose books. Which conclusion is supported by the supplied facts?</w:t>
-      </w:r>
-    </w:p>
-    <w:p>
-      <w:pPr>
-        <w:spacing w:line="336" w:lineRule="auto" w:after="180"/>
-        <w:shd w:fill="F4F9FC"/>
-      </w:pPr>
-      <w:r>
-        <w:rPr>
-          <w:b w:val="0"/>
-        </w:rPr>
-        <w:t xml:space="preserve">1. This one example guarantees correct results for every future </w:t>
-      </w:r>
-      <w:r>
-        <w:rPr>
-          <w:b/>
-        </w:rPr>
-        <w:t>input</w:t>
-      </w:r>
-      <w:r>
-        <w:rPr>
-          <w:b w:val="0"/>
-        </w:rPr>
-        <w:t>.</w:t>
-      </w:r>
-    </w:p>
-    <w:p>
-      <w:pPr>
-        <w:spacing w:line="336" w:lineRule="auto" w:after="180"/>
-        <w:shd w:fill="F4F9FC"/>
-      </w:pPr>
-      <w:r>
-        <w:rPr>
-          <w:b w:val="0"/>
-        </w:rPr>
-        <w:t>2. The printed result is 2.</w:t>
-      </w:r>
-    </w:p>
-    <w:p>
-      <w:pPr>
-        <w:spacing w:line="336" w:lineRule="auto" w:after="180"/>
-        <w:shd w:fill="F4F9FC"/>
-      </w:pPr>
-      <w:r>
-        <w:rPr>
-          <w:b w:val="0"/>
-        </w:rPr>
-        <w:t xml:space="preserve">3. We can decide the result without examining the changed </w:t>
-      </w:r>
-      <w:r>
-        <w:rPr>
-          <w:b/>
-        </w:rPr>
-        <w:t>input</w:t>
-      </w:r>
-      <w:r>
-        <w:rPr>
-          <w:b w:val="0"/>
-        </w:rPr>
-        <w:t xml:space="preserve"> or the procedure.</w:t>
-      </w:r>
-    </w:p>
-    <w:p>
-      <w:pPr>
-        <w:pStyle w:val="Heading3"/>
-      </w:pPr>
-      <w:r>
-        <w:t>My selected conclusion, deciding fact and explanation</w:t>
-      </w:r>
-    </w:p>
-    <w:p>
-      <w:r>
-        <w:t>________________________________________________________________</w:t>
-      </w:r>
-    </w:p>
-    <w:p>
-      <w:r>
-        <w:t>________________________________________________________________</w:t>
-      </w:r>
-    </w:p>
-    <w:p>
-      <w:r>
-        <w:t>________________________________________________________________</w:t>
-      </w:r>
-    </w:p>
-    <w:p>
-      <w:r>
-        <w:t>________________________________________________________________</w:t>
-      </w:r>
-    </w:p>
-    <w:p>
-      <w:r>
-        <w:t>________________________________________________________________</w:t>
-      </w:r>
-    </w:p>
-    <w:p>
-      <w:pPr>
-        <w:pStyle w:val="Heading3"/>
-      </w:pPr>
-      <w:r>
-        <w:t>Hint · try first</w:t>
-      </w:r>
-    </w:p>
-    <w:p>
-      <w:pPr>
-        <w:spacing w:line="336" w:lineRule="auto" w:after="180"/>
-        <w:shd w:fill="F1F6F8"/>
-      </w:pPr>
-      <w:r>
-        <w:rPr>
-          <w:b w:val="0"/>
-        </w:rPr>
-        <w:t>Hint if needed: Use the changed condition and the deciding step in the pictorial trace. The answer must say what follows from those facts.</w:t>
-      </w:r>
-    </w:p>
-    <w:p>
-      <w:pPr>
-        <w:pStyle w:val="Heading3"/>
-      </w:pPr>
-      <w:r>
-        <w:t>Feedback · compare after trying</w:t>
-      </w:r>
-    </w:p>
-    <w:p>
-      <w:pPr>
-        <w:spacing w:line="336" w:lineRule="auto" w:after="180"/>
-        <w:shd w:fill="F1F6FC"/>
-      </w:pPr>
-      <w:r>
-        <w:rPr>
-          <w:b w:val="0"/>
-        </w:rPr>
-        <w:t>After your attempt, compare with the supported explanation: The printed result is 2. 0×5+2=2; there is no rule saying zero boxes means zero loose books.</w:t>
-      </w:r>
-    </w:p>
-    <w:p>
-      <w:pPr>
-        <w:pStyle w:val="Heading3"/>
-      </w:pPr>
-      <w:r>
-        <w:t>Repair a missing building block</w:t>
-      </w:r>
-    </w:p>
-    <w:p>
-      <w:pPr>
-        <w:spacing w:line="336" w:lineRule="auto" w:after="180"/>
-      </w:pPr>
-      <w:r>
-        <w:rPr>
-          <w:b w:val="0"/>
-        </w:rPr>
-        <w:t xml:space="preserve">Review Expo and Defense (ai-1/36). Goal: Evaluate a saved candidate and a manual baseline fairly. Short practice: Write one defensible success statement and one claim the </w:t>
-      </w:r>
-      <w:r>
-        <w:rPr>
-          <w:b/>
-        </w:rPr>
-        <w:t>evidence</w:t>
-      </w:r>
-      <w:r>
-        <w:rPr>
-          <w:b w:val="0"/>
-        </w:rPr>
-        <w:t xml:space="preserve"> cannot support..</w:t>
-      </w:r>
-    </w:p>
-    <w:p>
-      <w:pPr>
-        <w:spacing w:line="336" w:lineRule="auto" w:after="180"/>
-      </w:pPr>
-      <w:r>
-        <w:rPr>
-          <w:b w:val="0"/>
-        </w:rPr>
-        <w:t>Return to this week and explain what you changed.</w:t>
-      </w:r>
-    </w:p>
-    <w:p>
-      <w:pPr>
-        <w:pStyle w:val="Heading3"/>
-      </w:pPr>
-      <w:r>
-        <w:t>Predict, run and debug</w:t>
-      </w:r>
-    </w:p>
-    <w:p>
-      <w:pPr>
-        <w:spacing w:line="336" w:lineRule="auto" w:after="180"/>
-      </w:pPr>
-      <w:r>
-        <w:rPr>
-          <w:b w:val="0"/>
-        </w:rPr>
-        <w:t xml:space="preserve">The browser lab lets you edit the supported Python examples already included in this lesson. Predict first, run, inspect the actual </w:t>
-      </w:r>
-      <w:r>
-        <w:rPr>
-          <w:b/>
-        </w:rPr>
-        <w:t>output</w:t>
-      </w:r>
-      <w:r>
-        <w:rPr>
-          <w:b w:val="0"/>
-        </w:rPr>
-        <w:t xml:space="preserve"> or error, change one </w:t>
-      </w:r>
-      <w:r>
-        <w:rPr>
-          <w:b/>
-        </w:rPr>
-        <w:t>input</w:t>
-      </w:r>
-      <w:r>
-        <w:rPr>
-          <w:b w:val="0"/>
-        </w:rPr>
-        <w:t>, then run again.</w:t>
-      </w:r>
-    </w:p>
-    <w:p>
-      <w:pPr>
-        <w:spacing w:line="336" w:lineRule="auto" w:after="180"/>
-      </w:pPr>
-      <w:r>
-        <w:rPr>
-          <w:b w:val="0"/>
-        </w:rPr>
-        <w:t xml:space="preserve">Keep code, </w:t>
-      </w:r>
-      <w:r>
-        <w:rPr>
-          <w:b/>
-        </w:rPr>
-        <w:t>prediction</w:t>
-      </w:r>
-      <w:r>
-        <w:rPr>
-          <w:b w:val="0"/>
-        </w:rPr>
-        <w:t>s, actual results and a reasoned revision together. On paper, label your result as a trace rather than an execution.</w:t>
-      </w:r>
-    </w:p>
-    <w:p>
-      <w:pPr>
-        <w:pStyle w:val="Heading3"/>
-      </w:pPr>
-      <w:r>
-        <w:t>Keep your completed work</w:t>
-      </w:r>
-    </w:p>
-    <w:p>
-      <w:pPr>
-        <w:spacing w:line="336" w:lineRule="auto" w:after="180"/>
-      </w:pPr>
-      <w:r>
-        <w:rPr>
-          <w:b w:val="0"/>
-        </w:rPr>
-        <w:t xml:space="preserve">Use Download completed work in the hosted lesson to export your answers, reflections, practice feedback and code-run </w:t>
-      </w:r>
-      <w:r>
-        <w:rPr>
-          <w:b/>
-        </w:rPr>
-        <w:t>evidence</w:t>
-      </w:r>
-      <w:r>
-        <w:rPr>
-          <w:b w:val="0"/>
-        </w:rPr>
-        <w:t>. Open the HTML copy to read or print it.</w:t>
-      </w:r>
-    </w:p>
-    <w:p>
-      <w:pPr>
-        <w:spacing w:line="336" w:lineRule="auto" w:after="180"/>
-      </w:pPr>
-      <w:r>
-        <w:rPr>
-          <w:b w:val="0"/>
-        </w:rPr>
-        <w:t>Drafts stay in this browser when storage is available; clear drafts on a shared device.</w:t>
-      </w:r>
-    </w:p>
-    <w:p>
-      <w:pPr>
-        <w:pStyle w:val="Heading1"/>
-      </w:pPr>
-      <w:r>
-        <w:t>18. Visual concept journey</w:t>
-      </w:r>
-    </w:p>
-    <w:p>
-      <w:r>
-        <w:t>Explain each Precision in Algorithms graphic using its labels, deciding evidence and relevant limitation.</w:t>
-      </w:r>
-    </w:p>
-    <w:p>
-      <w:pPr>
-        <w:pStyle w:val="Heading3"/>
+        <w:t>18. Reference: the six-picture journey</w:t>
+      </w:r>
+    </w:p>
+    <w:p>
+      <w:r>
+        <w:t>Revisit the picture that serves the current question; key diagrams already sit beside the main explanation.</w:t>
+      </w:r>
+    </w:p>
+    <w:p>
+      <w:pPr>
+        <w:pStyle w:val="Heading2"/>
       </w:pPr>
       <w:r>
         <w:t>01. Precision in Algorithms: the case</w:t>
@@ -7078,7 +7364,7 @@
         <w:drawing>
           <wp:inline xmlns:a="http://schemas.openxmlformats.org/drawingml/2006/main" xmlns:pic="http://schemas.openxmlformats.org/drawingml/2006/picture">
             <wp:extent cx="5486400" cy="2834640"/>
-            <wp:docPr id="22" name="Picture 22" descr="A fictional book-box counter has three boxes with five books each and two loose books. Supplied facts: Python instructions: boxes=3; total=boxes*5; total=total+2; print(total). Run the instructions in this order with ordinary integer arithmetic."/>
+            <wp:docPr id="29" name="Picture 29" descr="A fictional book-box counter has three boxes with five books each and two loose books. Supplied facts: Python instructions: boxes=3; total=boxes*5; total=total+2; print(total). Run the instructions in this order with ordinary integer arithmetic."/>
             <wp:cNvGraphicFramePr>
               <a:graphicFrameLocks noChangeAspect="1"/>
             </wp:cNvGraphicFramePr>
@@ -7090,7 +7376,7 @@
                     <pic:cNvPicPr/>
                   </pic:nvPicPr>
                   <pic:blipFill>
-                    <a:blip r:embed="rId29"/>
+                    <a:blip r:embed="rId32"/>
                     <a:stretch>
                       <a:fillRect/>
                     </a:stretch>
@@ -7134,7 +7420,6 @@
     <w:p>
       <w:pPr>
         <w:spacing w:line="336" w:lineRule="auto" w:after="180"/>
-        <w:shd w:fill="F5F1FB"/>
       </w:pPr>
       <w:r>
         <w:rPr>
@@ -7145,7 +7430,7 @@
     </w:p>
     <w:p>
       <w:pPr>
-        <w:pStyle w:val="Heading3"/>
+        <w:pStyle w:val="Heading2"/>
       </w:pPr>
       <w:r>
         <w:t>02. Follow the deciding steps</w:t>
@@ -7156,7 +7441,7 @@
         <w:drawing>
           <wp:inline xmlns:a="http://schemas.openxmlformats.org/drawingml/2006/main" xmlns:pic="http://schemas.openxmlformats.org/drawingml/2006/picture">
             <wp:extent cx="5486400" cy="4005072"/>
-            <wp:docPr id="23" name="Picture 23" descr="Read input: boxes is assigned 3. → Multiply: total becomes 3×5=15. → Update total: total becomes its current value 15 plus 2: 17. → Print: The program prints 17 once."/>
+            <wp:docPr id="30" name="Picture 30" descr="Read input: boxes is assigned 3. → Multiply: total becomes 3×5=15. → Update total: total becomes its current value 15 plus 2: 17. → Print: The program prints 17 once."/>
             <wp:cNvGraphicFramePr>
               <a:graphicFrameLocks noChangeAspect="1"/>
             </wp:cNvGraphicFramePr>
@@ -7168,7 +7453,7 @@
                     <pic:cNvPicPr/>
                   </pic:nvPicPr>
                   <pic:blipFill>
-                    <a:blip r:embed="rId30"/>
+                    <a:blip r:embed="rId18"/>
                     <a:stretch>
                       <a:fillRect/>
                     </a:stretch>
@@ -7225,7 +7510,6 @@
     <w:p>
       <w:pPr>
         <w:spacing w:line="336" w:lineRule="auto" w:after="180"/>
-        <w:shd w:fill="F5F1FB"/>
       </w:pPr>
       <w:r>
         <w:rPr>
@@ -7248,7 +7532,7 @@
     </w:p>
     <w:p>
       <w:pPr>
-        <w:pStyle w:val="Heading3"/>
+        <w:pStyle w:val="Heading2"/>
       </w:pPr>
       <w:r>
         <w:t>03. A calculation from paper to output</w:t>
@@ -7259,7 +7543,7 @@
         <w:drawing>
           <wp:inline xmlns:a="http://schemas.openxmlformats.org/drawingml/2006/main" xmlns:pic="http://schemas.openxmlformats.org/drawingml/2006/picture">
             <wp:extent cx="5486400" cy="2834640"/>
-            <wp:docPr id="24" name="Picture 24" descr="A calculation from paper to output. Record pack count | packs = 4 | Name holds 4. Multiply two quantities | total = packs * per_pack | Name holds product. Show the answer | print(total) | Displays the value"/>
+            <wp:docPr id="31" name="Picture 31" descr="A calculation from paper to output. Record pack count | packs = 4 | Name holds 4. Multiply two quantities | total = packs * per_pack | Name holds product. Show the answer | print(total) | Displays the value"/>
             <wp:cNvGraphicFramePr>
               <a:graphicFrameLocks noChangeAspect="1"/>
             </wp:cNvGraphicFramePr>
@@ -7271,7 +7555,7 @@
                     <pic:cNvPicPr/>
                   </pic:nvPicPr>
                   <pic:blipFill>
-                    <a:blip r:embed="rId31"/>
+                    <a:blip r:embed="rId17"/>
                     <a:stretch>
                       <a:fillRect/>
                     </a:stretch>
@@ -7316,7 +7600,6 @@
     <w:p>
       <w:pPr>
         <w:spacing w:line="336" w:lineRule="auto" w:after="180"/>
-        <w:shd w:fill="F5F1FB"/>
       </w:pPr>
       <w:r>
         <w:rPr>
@@ -7327,7 +7610,7 @@
     </w:p>
     <w:p>
       <w:pPr>
-        <w:pStyle w:val="Heading3"/>
+        <w:pStyle w:val="Heading2"/>
       </w:pPr>
       <w:r>
         <w:t>04. Change one thing. Trace what follows.</w:t>
@@ -7338,7 +7621,7 @@
         <w:drawing>
           <wp:inline xmlns:a="http://schemas.openxmlformats.org/drawingml/2006/main" xmlns:pic="http://schemas.openxmlformats.org/drawingml/2006/picture">
             <wp:extent cx="5486400" cy="3026664"/>
-            <wp:docPr id="25" name="Picture 25" descr="Original case: The program prints 17 once. Changed condition: Set boxes=0, keeping the two loose books. Expected result: The printed result is 2. Reason: 0×5+2=2; there is no rule saying zero boxes means zero loose books."/>
+            <wp:docPr id="32" name="Picture 32" descr="Original case: The program prints 17 once. Changed condition: Set boxes=0, keeping the two loose books. Expected result: The printed result is 2. Reason: 0×5+2=2; there is no rule saying zero boxes means zero loose books."/>
             <wp:cNvGraphicFramePr>
               <a:graphicFrameLocks noChangeAspect="1"/>
             </wp:cNvGraphicFramePr>
@@ -7350,7 +7633,7 @@
                     <pic:cNvPicPr/>
                   </pic:nvPicPr>
                   <pic:blipFill>
-                    <a:blip r:embed="rId32"/>
+                    <a:blip r:embed="rId19"/>
                     <a:stretch>
                       <a:fillRect/>
                     </a:stretch>
@@ -7395,7 +7678,6 @@
     <w:p>
       <w:pPr>
         <w:spacing w:line="336" w:lineRule="auto" w:after="180"/>
-        <w:shd w:fill="F5F1FB"/>
       </w:pPr>
       <w:r>
         <w:rPr>
@@ -7406,7 +7688,7 @@
     </w:p>
     <w:p>
       <w:pPr>
-        <w:pStyle w:val="Heading3"/>
+        <w:pStyle w:val="Heading2"/>
       </w:pPr>
       <w:r>
         <w:t>05. Connect the explanation to its limit</w:t>
@@ -7417,7 +7699,7 @@
         <w:drawing>
           <wp:inline xmlns:a="http://schemas.openxmlformats.org/drawingml/2006/main" xmlns:pic="http://schemas.openxmlformats.org/drawingml/2006/picture">
             <wp:extent cx="5486400" cy="2834640"/>
-            <wp:docPr id="26" name="Picture 26" descr="Assignment replaces a variable’s stored value. In total=total+2, Python first reads the current total on the right, calculates 17, then assigns that result to total on the left. The equal sign is an instruction here, not a claim that 15 and 17 are mathematically equal. Predict output before running. Limit: These statements count supplied books; they do not validate input types or infer stock from measurements."/>
+            <wp:docPr id="33" name="Picture 33" descr="Assignment replaces a variable’s stored value. In total=total+2, Python first reads the current total on the right, calculates 17, then assigns that result to total on the left. The equal sign is an instruction here, not a claim that 15 and 17 are mathematically equal. Predict output before running. Limit: These statements count supplied books; they do not validate input types or infer stock from measurements."/>
             <wp:cNvGraphicFramePr>
               <a:graphicFrameLocks noChangeAspect="1"/>
             </wp:cNvGraphicFramePr>
@@ -7514,7 +7796,6 @@
     <w:p>
       <w:pPr>
         <w:spacing w:line="336" w:lineRule="auto" w:after="180"/>
-        <w:shd w:fill="F5F1FB"/>
       </w:pPr>
       <w:r>
         <w:rPr>
@@ -7525,7 +7806,7 @@
     </w:p>
     <w:p>
       <w:pPr>
-        <w:pStyle w:val="Heading3"/>
+        <w:pStyle w:val="Heading2"/>
       </w:pPr>
       <w:r>
         <w:t>06. Make the idea visible in your project</w:t>
@@ -7536,7 +7817,7 @@
         <w:drawing>
           <wp:inline xmlns:a="http://schemas.openxmlformats.org/drawingml/2006/main" xmlns:pic="http://schemas.openxmlformats.org/drawingml/2006/picture">
             <wp:extent cx="5486400" cy="3380232"/>
-            <wp:docPr id="27" name="Picture 27" descr="Use small predicted traces when translating the Transparent Book Recommender’s paper logic into code. Draw your input, deciding step, result and limit. Supported question: If print(total) moves before total=total+2, what gets printed for the original input?"/>
+            <wp:docPr id="34" name="Picture 34" descr="Use small predicted traces when translating the Transparent Book Recommender’s paper logic into code. Draw your input, deciding step, result and limit. Supported question: If print(total) moves before total=total+2, what gets printed for the original input?"/>
             <wp:cNvGraphicFramePr>
               <a:graphicFrameLocks noChangeAspect="1"/>
             </wp:cNvGraphicFramePr>
@@ -7570,7 +7851,6 @@
     <w:p>
       <w:pPr>
         <w:spacing w:line="336" w:lineRule="auto" w:after="180"/>
-        <w:shd w:fill="F5F1FB"/>
       </w:pPr>
       <w:r>
         <w:rPr>
@@ -7594,7 +7874,6 @@
     <w:p>
       <w:pPr>
         <w:spacing w:line="336" w:lineRule="auto" w:after="180"/>
-        <w:shd w:fill="F5F1FB"/>
       </w:pPr>
       <w:r>
         <w:rPr>
@@ -7618,7 +7897,6 @@
     <w:p>
       <w:pPr>
         <w:spacing w:line="336" w:lineRule="auto" w:after="180"/>
-        <w:shd w:fill="F5F1FB"/>
       </w:pPr>
       <w:r>
         <w:rPr>
@@ -7637,6 +7915,62 @@
           <w:b w:val="0"/>
         </w:rPr>
         <w:t>.</w:t>
+      </w:r>
+    </w:p>
+    <w:p>
+      <w:pPr>
+        <w:pStyle w:val="Heading2"/>
+      </w:pPr>
+      <w:r>
+        <w:t>Earlier wording, alternatives and picture transcripts · reference / check after trying</w:t>
+      </w:r>
+    </w:p>
+    <w:p>
+      <w:pPr>
+        <w:pStyle w:val="Heading3"/>
+      </w:pPr>
+      <w:r>
+        <w:t>01. Precision in Algorithms: the case</w:t>
+      </w:r>
+    </w:p>
+    <w:p>
+      <w:pPr>
+        <w:pStyle w:val="Heading3"/>
+      </w:pPr>
+      <w:r>
+        <w:t>02. Follow the deciding steps</w:t>
+      </w:r>
+    </w:p>
+    <w:p>
+      <w:pPr>
+        <w:pStyle w:val="Heading3"/>
+      </w:pPr>
+      <w:r>
+        <w:t>03. A calculation from paper to output</w:t>
+      </w:r>
+    </w:p>
+    <w:p>
+      <w:pPr>
+        <w:pStyle w:val="Heading3"/>
+      </w:pPr>
+      <w:r>
+        <w:t>04. Change one thing. Trace what follows.</w:t>
+      </w:r>
+    </w:p>
+    <w:p>
+      <w:pPr>
+        <w:pStyle w:val="Heading3"/>
+      </w:pPr>
+      <w:r>
+        <w:t>05. Connect the explanation to its limit</w:t>
+      </w:r>
+    </w:p>
+    <w:p>
+      <w:pPr>
+        <w:pStyle w:val="Heading3"/>
+      </w:pPr>
+      <w:r>
+        <w:t>06. Make the idea visible in your project</w:t>
       </w:r>
     </w:p>
     <w:sectPr>
